--- a/Modelo TCC Engenharia de Software 2022.docx
+++ b/Modelo TCC Engenharia de Software 2022.docx
@@ -5987,7 +5987,77 @@
               <w:rPr>
                 <w:sz w:val="20"/>
               </w:rPr>
-              <w:t>Baseline Ridge e Random Forest; tuning do XGBoost com GroupKFold por município; modelo serializado</w:t>
+              <w:t>Módulos train.py e evaluate.py; baselines Ridge e Random Forest avaliados com GroupKFold por município e validação temporal; métricas registradas em CSV; melhor baseline serializado; tuning do XGBoost pendente</w:t>
+            </w:r>
+          </w:p>
+        </w:tc>
+        <w:tc>
+          <w:tcPr>
+            <w:tcW w:w="2268" w:type="dxa"/>
+          </w:tcPr>
+          <w:p>
+            <w:r>
+              <w:rPr>
+                <w:sz w:val="20"/>
+              </w:rPr>
+              <w:t>Em andamento (baselines concluídos)</w:t>
+            </w:r>
+          </w:p>
+        </w:tc>
+      </w:tr>
+      <w:tr>
+        <w:tblPrEx>
+          <w:tblBorders>
+            <w:top w:val="single" w:color="auto" w:sz="4" w:space="0"/>
+            <w:left w:val="single" w:color="auto" w:sz="4" w:space="0"/>
+            <w:bottom w:val="single" w:color="auto" w:sz="4" w:space="0"/>
+            <w:right w:val="single" w:color="auto" w:sz="4" w:space="0"/>
+            <w:insideH w:val="single" w:color="auto" w:sz="4" w:space="0"/>
+            <w:insideV w:val="single" w:color="auto" w:sz="4" w:space="0"/>
+          </w:tblBorders>
+          <w:tblCellMar>
+            <w:top w:w="0" w:type="dxa"/>
+            <w:left w:w="108" w:type="dxa"/>
+            <w:bottom w:w="0" w:type="dxa"/>
+            <w:right w:w="108" w:type="dxa"/>
+          </w:tblCellMar>
+        </w:tblPrEx>
+        <w:tc>
+          <w:tcPr>
+            <w:tcW w:w="2268" w:type="dxa"/>
+          </w:tcPr>
+          <w:p>
+            <w:r>
+              <w:rPr>
+                <w:sz w:val="20"/>
+              </w:rPr>
+              <w:t>5. Explicabilidade e análise de resíduos</w:t>
+            </w:r>
+          </w:p>
+        </w:tc>
+        <w:tc>
+          <w:tcPr>
+            <w:tcW w:w="2268" w:type="dxa"/>
+          </w:tcPr>
+          <w:p>
+            <w:r>
+              <w:rPr>
+                <w:sz w:val="20"/>
+              </w:rPr>
+              <w:t>Avaliação</w:t>
+            </w:r>
+          </w:p>
+        </w:tc>
+        <w:tc>
+          <w:tcPr>
+            <w:tcW w:w="2268" w:type="dxa"/>
+          </w:tcPr>
+          <w:p>
+            <w:r>
+              <w:rPr>
+                <w:sz w:val="20"/>
+              </w:rPr>
+              <w:t>Análise SHAP global e local; identificação de escolas com abandono acima/abaixo do esperado pelo perfil</w:t>
             </w:r>
           </w:p>
         </w:tc>
@@ -6031,76 +6101,6 @@
               <w:rPr>
                 <w:sz w:val="20"/>
               </w:rPr>
-              <w:t>5. Explicabilidade e análise de resíduos</w:t>
-            </w:r>
-          </w:p>
-        </w:tc>
-        <w:tc>
-          <w:tcPr>
-            <w:tcW w:w="2268" w:type="dxa"/>
-          </w:tcPr>
-          <w:p>
-            <w:r>
-              <w:rPr>
-                <w:sz w:val="20"/>
-              </w:rPr>
-              <w:t>Avaliação</w:t>
-            </w:r>
-          </w:p>
-        </w:tc>
-        <w:tc>
-          <w:tcPr>
-            <w:tcW w:w="2268" w:type="dxa"/>
-          </w:tcPr>
-          <w:p>
-            <w:r>
-              <w:rPr>
-                <w:sz w:val="20"/>
-              </w:rPr>
-              <w:t>Análise SHAP global e local; identificação de escolas com abandono acima/abaixo do esperado pelo perfil</w:t>
-            </w:r>
-          </w:p>
-        </w:tc>
-        <w:tc>
-          <w:tcPr>
-            <w:tcW w:w="2268" w:type="dxa"/>
-          </w:tcPr>
-          <w:p>
-            <w:r>
-              <w:rPr>
-                <w:sz w:val="20"/>
-              </w:rPr>
-              <w:t>Planejada</w:t>
-            </w:r>
-          </w:p>
-        </w:tc>
-      </w:tr>
-      <w:tr>
-        <w:tblPrEx>
-          <w:tblBorders>
-            <w:top w:val="single" w:color="auto" w:sz="4" w:space="0"/>
-            <w:left w:val="single" w:color="auto" w:sz="4" w:space="0"/>
-            <w:bottom w:val="single" w:color="auto" w:sz="4" w:space="0"/>
-            <w:right w:val="single" w:color="auto" w:sz="4" w:space="0"/>
-            <w:insideH w:val="single" w:color="auto" w:sz="4" w:space="0"/>
-            <w:insideV w:val="single" w:color="auto" w:sz="4" w:space="0"/>
-          </w:tblBorders>
-          <w:tblCellMar>
-            <w:top w:w="0" w:type="dxa"/>
-            <w:left w:w="108" w:type="dxa"/>
-            <w:bottom w:w="0" w:type="dxa"/>
-            <w:right w:w="108" w:type="dxa"/>
-          </w:tblCellMar>
-        </w:tblPrEx>
-        <w:tc>
-          <w:tcPr>
-            <w:tcW w:w="2268" w:type="dxa"/>
-          </w:tcPr>
-          <w:p>
-            <w:r>
-              <w:rPr>
-                <w:sz w:val="20"/>
-              </w:rPr>
               <w:t>6. Dashboard</w:t>
             </w:r>
           </w:p>
@@ -6223,6 +6223,29 @@
     </w:p>
     <w:p>
       <w:pPr>
+        <w:pStyle w:val="4"/>
+      </w:pPr>
+      <w:r>
+        <w:t>Modelagem Baseline</w:t>
+      </w:r>
+    </w:p>
+    <w:p>
+      <w:r>
+        <w:t>A quarta fase iniciou a etapa de modelagem com a construção dos modelos de referência previstos na metodologia, implementados nos módulos train.py e evaluate.py. O pipeline de pré-processamento, definido com o ColumnTransformer do scikit-learn, aplica imputação por mediana e padronização às variáveis numéricas e codificação one-hot à mesorregião, única variável categórica nominal. Três modelos foram avaliados: um DummyRegressor que prediz a média do treino, como piso trivial de referência; a regressão Ridge, como baseline linear; e o Random Forest, como baseline não-linear. Os hiperparâmetros foram selecionados por busca em grade com a própria validação cruzada agrupada (Ridge com alfa=100; Random Forest com 300 árvores, profundidade máxima 8 e mínimo de 5 observações por folha). Avaliaram-se ainda transformações do target (logaritmo e raiz quadrada), com efeito marginal sobre as métricas: a raiz quadrada beneficiou levemente o Ridge, e a ausência de transformação, o Random Forest.</w:t>
+      </w:r>
+    </w:p>
+    <w:p>
+      <w:r>
+        <w:t>A avaliação seguiu dois protocolos complementares. Na validação cruzada GroupKFold, com cinco folds agrupados por município para evitar vazamento de informação entre escolas vizinhas, ambos os baselines superaram com folga o piso trivial: RMSE de 2,70 pontos percentuais (Random Forest) e 2,74 (Ridge) contra 3,32 do Dummy, correlação de Spearman de 0,44 e 0,39, respectivamente, e Precision@K (K=10%) de aproximadamente 0,50 contra 0,07. Já na validação temporal — treino com o par 2022→2023 e teste com o par 2023→2024, simulando o uso real do sistema — observou-se deslocamento de distribuição entre os ciclos: nenhum modelo superou o piso trivial em RMSE (R² negativo), pois o nível médio de abandono mudou de um ano para o outro; as métricas de ranqueamento, contudo, mantiveram-se muito superiores ao piso (Spearman de 0,37 e Precision@K de 0,42 contra 0,09). O resultado indica que os modelos preservam a capacidade de identificar quais escolas terão abandono elevado, ainda que errem a magnitude — comportamento suficiente para a pergunta de pesquisa, formulada como problema de priorização, mas que deverá ser tratado na fase de tuning.</w:t>
+      </w:r>
+    </w:p>
+    <w:p>
+      <w:r>
+        <w:t>Uma análise preliminar de resíduos antecipou a pergunta secundária de pesquisa: escolas indígenas do Sertão de Itaparica apresentaram abandono real próximo de zero apesar de um perfil contextual associado a abandono elevado, enquanto escolas de referência da Região Metropolitana do Recife apresentaram abandono acima do esperado — casos que serão aprofundados na análise de resíduos com o modelo definitivo. O melhor baseline (Ridge com transformação raiz quadrada) foi serializado em models/baseline_ridge_v1.joblib, e todas as métricas foram registradas em arquivos CSV para comparação com o XGBoost. A fase está documentada no relatório técnico correspondente (relatorio_fase5_baselines.docx).</w:t>
+      </w:r>
+    </w:p>
+    <w:p>
+      <w:pPr>
         <w:pStyle w:val="3"/>
       </w:pPr>
       <w:r>
@@ -6241,7 +6264,7 @@
     </w:p>
     <w:p>
       <w:r>
-        <w:t>b) Testes automatizados: os módulos de ETL são cobertos por testes unitários com pytest (test_etl_filters.py, test_panel.py, test_taxas.py e test_build_target.py), que validam os filtros do universo, a integridade do painel longitudinal e o parser das Taxas de Rendimento, prevenindo regressões a cada alteração no pipeline;</w:t>
+        <w:t>b) Testes automatizados: os módulos de ETL e de modelagem são cobertos por testes unitários com pytest (test_etl_filters.py, test_panel.py, test_taxas.py, test_build_target.py e test_models.py), que validam os filtros do universo, a integridade do painel longitudinal, o parser das Taxas de Rendimento, a métrica Precision@K e o não-vazamento de municípios entre os folds da validação cruzada, prevenindo regressões a cada alteração no pipeline;</w:t>
       </w:r>
     </w:p>
     <w:p>
@@ -6269,7 +6292,7 @@
     </w:p>
     <w:p>
       <w:r>
-        <w:t>Com o dataset de modelagem concluído, as próximas fases compreendem: (i) o treinamento de modelos baseline (regressão Ridge e Random Forest) para estabelecer referências de desempenho; (ii) o tuning do XGBoost com validação cruzada GroupKFold agrupada por município, evitando vazamento de informação entre escolas vizinhas; (iii) a avaliação com métricas de regressão (RMSE, MAE e R²) e de ranqueamento (correlação de Spearman e Precision@K), alinhadas ao objetivo de priorização de intervenções; (iv) a análise de explicabilidade com SHAP e a análise de resíduos para identificar escolas com abandono acima ou abaixo do esperado pelo seu perfil contextual; e (v) a construção do dashboard interativo em Streamlit voltado aos gestores da Secretaria Estadual de Educação.</w:t>
+        <w:t>Com os baselines estabelecidos, as próximas fases compreendem: (i) o tuning do XGBoost com a mesma validação cruzada GroupKFold agrupada por município, tendo como referência superar o desempenho dos baselines (RMSE ≤ 2,70 e Spearman ≥ 0,44 na validação cruzada) e avaliando mitigações para o deslocamento de nível entre ciclos observado na validação temporal; (ii) a análise de explicabilidade com SHAP e a análise de resíduos para identificar escolas com abandono acima ou abaixo do esperado pelo seu perfil contextual; e (iii) a construção do dashboard interativo em Streamlit voltado aos gestores da Secretaria Estadual de Educação.</w:t>
       </w:r>
     </w:p>
     <w:p>

--- a/Modelo TCC Engenharia de Software 2022.docx
+++ b/Modelo TCC Engenharia de Software 2022.docx
@@ -6648,17 +6648,667 @@
       </w:pPr>
     </w:p>
     <w:p>
-      <w:pPr>
-        <w:ind w:firstLine="0"/>
-        <w:rPr>
-          <w:color w:val="auto"/>
-        </w:rPr>
-      </w:pPr>
-      <w:r>
-        <w:rPr>
-          <w:color w:val="2E75B6" w:themeColor="accent5" w:themeShade="BF"/>
-        </w:rPr>
-        <w:t>&lt;apresentar os resultados dos testes realizados (unitários, funcionais, integração e etc) e analisar os resultados obtidos&gt;</w:t>
+      <w:r>
+        <w:t>Este capítulo apresenta os testes realizados e os resultados obtidos até a conclusão da fase de modelagem baseline. A primeira seção descreve os testes de software que asseguram a corretude do pipeline de dados e de modelagem; as seções seguintes apresentam a avaliação experimental dos modelos preditivos, com ênfase na capacidade de priorização de escolas em risco — o propósito central do sistema. Os resultados do modelo definitivo (XGBoost) e da análise de explicabilidade (SHAP) serão incorporados ao término das fases subsequentes.</w:t>
+      </w:r>
+    </w:p>
+    <w:p>
+      <w:pPr>
+        <w:pStyle w:val="3"/>
+      </w:pPr>
+      <w:r>
+        <w:t>Testes de Software</w:t>
+      </w:r>
+    </w:p>
+    <w:p>
+      <w:r>
+        <w:t>A corretude do pipeline é assegurada por uma suíte de 55 testes unitários automatizados com pytest, executada integralmente a cada alteração — todos aprovados na última execução. Em sistemas de aprendizado de máquina, erros de engenharia de dados frequentemente não lançam exceções: produzem modelos silenciosamente inválidos. Por essa razão, os testes concentram-se nos riscos que comprometeriam a validade científica dos resultados, resumidos no quadro a seguir.</w:t>
+      </w:r>
+    </w:p>
+    <w:p>
+      <w:pPr>
+        <w:pStyle w:val="28"/>
+      </w:pPr>
+      <w:r>
+        <w:t>Quadro – Módulos de teste e riscos cobertos</w:t>
+      </w:r>
+    </w:p>
+    <w:tbl>
+      <w:tblPr>
+        <w:tblStyle w:val="33"/>
+        <w:tblW w:type="auto" w:w="0"/>
+        <w:tblLook w:firstColumn="1" w:firstRow="1" w:lastColumn="0" w:lastRow="0" w:noHBand="0" w:noVBand="1" w:val="04A0"/>
+      </w:tblPr>
+      <w:tblGrid>
+        <w:gridCol w:w="4535"/>
+        <w:gridCol w:w="4535"/>
+      </w:tblGrid>
+      <w:tr>
+        <w:tc>
+          <w:tcPr>
+            <w:tcW w:type="dxa" w:w="2551"/>
+          </w:tcPr>
+          <w:p>
+            <w:r>
+              <w:rPr>
+                <w:b/>
+                <w:sz w:val="20"/>
+              </w:rPr>
+              <w:t>Módulo</w:t>
+            </w:r>
+          </w:p>
+        </w:tc>
+        <w:tc>
+          <w:tcPr>
+            <w:tcW w:type="dxa" w:w="6236"/>
+          </w:tcPr>
+          <w:p>
+            <w:r>
+              <w:rPr>
+                <w:b/>
+                <w:sz w:val="20"/>
+              </w:rPr>
+              <w:t>Risco coberto</w:t>
+            </w:r>
+          </w:p>
+        </w:tc>
+      </w:tr>
+      <w:tr>
+        <w:tc>
+          <w:tcPr>
+            <w:tcW w:type="dxa" w:w="2551"/>
+          </w:tcPr>
+          <w:p>
+            <w:r>
+              <w:rPr>
+                <w:sz w:val="20"/>
+              </w:rPr>
+              <w:t>test_etl_filters.py</w:t>
+            </w:r>
+          </w:p>
+        </w:tc>
+        <w:tc>
+          <w:tcPr>
+            <w:tcW w:type="dxa" w:w="6236"/>
+          </w:tcPr>
+          <w:p>
+            <w:r>
+              <w:rPr>
+                <w:sz w:val="20"/>
+              </w:rPr>
+              <w:t>Filtros do universo de estudo (PE, rede estadual, escolas ativas com Ensino Médio)</w:t>
+            </w:r>
+          </w:p>
+        </w:tc>
+      </w:tr>
+      <w:tr>
+        <w:tc>
+          <w:tcPr>
+            <w:tcW w:type="dxa" w:w="2551"/>
+          </w:tcPr>
+          <w:p>
+            <w:r>
+              <w:rPr>
+                <w:sz w:val="20"/>
+              </w:rPr>
+              <w:t>test_panel.py</w:t>
+            </w:r>
+          </w:p>
+        </w:tc>
+        <w:tc>
+          <w:tcPr>
+            <w:tcW w:type="dxa" w:w="6236"/>
+          </w:tcPr>
+          <w:p>
+            <w:r>
+              <w:rPr>
+                <w:sz w:val="20"/>
+              </w:rPr>
+              <w:t>Integridade do painel longitudinal escola×ano</w:t>
+            </w:r>
+          </w:p>
+        </w:tc>
+      </w:tr>
+      <w:tr>
+        <w:tc>
+          <w:tcPr>
+            <w:tcW w:type="dxa" w:w="2551"/>
+          </w:tcPr>
+          <w:p>
+            <w:r>
+              <w:rPr>
+                <w:sz w:val="20"/>
+              </w:rPr>
+              <w:t>test_taxas.py</w:t>
+            </w:r>
+          </w:p>
+        </w:tc>
+        <w:tc>
+          <w:tcPr>
+            <w:tcW w:type="dxa" w:w="6236"/>
+          </w:tcPr>
+          <w:p>
+            <w:r>
+              <w:rPr>
+                <w:sz w:val="20"/>
+              </w:rPr>
+              <w:t>Parser das Taxas de Rendimento do INEP (cabeçalhos não padronizados e células sentinela '--')</w:t>
+            </w:r>
+          </w:p>
+        </w:tc>
+      </w:tr>
+      <w:tr>
+        <w:tc>
+          <w:tcPr>
+            <w:tcW w:type="dxa" w:w="2551"/>
+          </w:tcPr>
+          <w:p>
+            <w:r>
+              <w:rPr>
+                <w:sz w:val="20"/>
+              </w:rPr>
+              <w:t>test_build_target.py</w:t>
+            </w:r>
+          </w:p>
+        </w:tc>
+        <w:tc>
+          <w:tcPr>
+            <w:tcW w:type="dxa" w:w="6236"/>
+          </w:tcPr>
+          <w:p>
+            <w:r>
+              <w:rPr>
+                <w:sz w:val="20"/>
+              </w:rPr>
+              <w:t>Join temporal do target: features do ano t casadas com o abandono de t+1 — um erro de deslocamento de um ano produziria um modelo sem valor preditivo, sem qualquer sintoma em tempo de execução</w:t>
+            </w:r>
+          </w:p>
+        </w:tc>
+      </w:tr>
+      <w:tr>
+        <w:tc>
+          <w:tcPr>
+            <w:tcW w:type="dxa" w:w="2551"/>
+          </w:tcPr>
+          <w:p>
+            <w:r>
+              <w:rPr>
+                <w:sz w:val="20"/>
+              </w:rPr>
+              <w:t>test_models.py</w:t>
+            </w:r>
+          </w:p>
+        </w:tc>
+        <w:tc>
+          <w:tcPr>
+            <w:tcW w:type="dxa" w:w="6236"/>
+          </w:tcPr>
+          <w:p>
+            <w:r>
+              <w:rPr>
+                <w:sz w:val="20"/>
+              </w:rPr>
+              <w:t>Métrica Precision@K; não-vazamento de municípios entre treino e teste na validação cruzada; partição temporal sem sobreposição; predições na escala original sob transformação do target</w:t>
+            </w:r>
+          </w:p>
+        </w:tc>
+      </w:tr>
+    </w:tbl>
+    <w:p>
+      <w:pPr>
+        <w:pStyle w:val="28"/>
+      </w:pPr>
+      <w:r>
+        <w:t>Fonte: elaborado pelo autor.</w:t>
+      </w:r>
+    </w:p>
+    <w:p>
+      <w:pPr>
+        <w:pStyle w:val="3"/>
+      </w:pPr>
+      <w:r>
+        <w:t>Protocolo de Avaliação Experimental</w:t>
+      </w:r>
+    </w:p>
+    <w:p>
+      <w:r>
+        <w:t>Os modelos foram avaliados sob dois protocolos complementares. O primeiro é a validação cruzada agrupada por município (GroupKFold com cinco folds), repetida em vinte partições aleatórias distintas (GroupShuffleSplit com 20% dos municípios em teste) para estimar o erro padrão e intervalos de confiança de 95% das métricas. O agrupamento por município impede que escolas vizinhas apareçam simultaneamente em treino e teste, mitigando o risco de autocorrelação espacial inflar as métricas. O segundo protocolo é a validação temporal, que simula o uso real do sistema: o modelo é treinado com o par 2022→2023 (797 observações) e testado no par 2023→2024 (789 observações), nunca vistas no treino.</w:t>
+      </w:r>
+    </w:p>
+    <w:p>
+      <w:r>
+        <w:t>As métricas seguem a metodologia: RMSE, MAE e R² medem o erro de magnitude da taxa predita; a correlação de Spearman e a Precision@K (K = 10% das escolas) medem a qualidade do ordenamento — dimensão diretamente alinhada à pergunta de pesquisa, formulada como problema de priorização. Três modelos foram comparados: um DummyRegressor que prediz a média do treino (piso trivial), a regressão Ridge (alfa=100, target em raiz quadrada) e o Random Forest (300 árvores, profundidade máxima 8, mínimo de 5 observações por folha), com hiperparâmetros selecionados por busca em grade sob a mesma validação agrupada.</w:t>
+      </w:r>
+    </w:p>
+    <w:p>
+      <w:pPr>
+        <w:pStyle w:val="3"/>
+      </w:pPr>
+      <w:r>
+        <w:t>Desempenho dos Modelos Baseline</w:t>
+      </w:r>
+    </w:p>
+    <w:p>
+      <w:r>
+        <w:t>O quadro a seguir apresenta as métricas centrais sob validação cruzada repetida (média e intervalo de confiança de 95% das vinte repetições). Ambos os baselines superam o piso trivial com folga em todas as métricas.</w:t>
+      </w:r>
+    </w:p>
+    <w:p>
+      <w:pPr>
+        <w:pStyle w:val="28"/>
+      </w:pPr>
+      <w:r>
+        <w:t>Quadro – Métricas em validação cruzada agrupada repetida (20 repetições, IC 95%)</w:t>
+      </w:r>
+    </w:p>
+    <w:tbl>
+      <w:tblPr>
+        <w:tblStyle w:val="33"/>
+        <w:tblW w:type="auto" w:w="0"/>
+        <w:tblLook w:firstColumn="1" w:firstRow="1" w:lastColumn="0" w:lastRow="0" w:noHBand="0" w:noVBand="1" w:val="04A0"/>
+      </w:tblPr>
+      <w:tblGrid>
+        <w:gridCol w:w="2268"/>
+        <w:gridCol w:w="2268"/>
+        <w:gridCol w:w="2268"/>
+        <w:gridCol w:w="2268"/>
+      </w:tblGrid>
+      <w:tr>
+        <w:tc>
+          <w:tcPr>
+            <w:tcW w:type="dxa" w:w="1984"/>
+          </w:tcPr>
+          <w:p>
+            <w:r>
+              <w:rPr>
+                <w:b/>
+                <w:sz w:val="20"/>
+              </w:rPr>
+              <w:t>Modelo</w:t>
+            </w:r>
+          </w:p>
+        </w:tc>
+        <w:tc>
+          <w:tcPr>
+            <w:tcW w:type="dxa" w:w="2268"/>
+          </w:tcPr>
+          <w:p>
+            <w:r>
+              <w:rPr>
+                <w:b/>
+                <w:sz w:val="20"/>
+              </w:rPr>
+              <w:t>RMSE (p.p.)</w:t>
+            </w:r>
+          </w:p>
+        </w:tc>
+        <w:tc>
+          <w:tcPr>
+            <w:tcW w:type="dxa" w:w="2268"/>
+          </w:tcPr>
+          <w:p>
+            <w:r>
+              <w:rPr>
+                <w:b/>
+                <w:sz w:val="20"/>
+              </w:rPr>
+              <w:t>Spearman</w:t>
+            </w:r>
+          </w:p>
+        </w:tc>
+        <w:tc>
+          <w:tcPr>
+            <w:tcW w:type="dxa" w:w="2268"/>
+          </w:tcPr>
+          <w:p>
+            <w:r>
+              <w:rPr>
+                <w:b/>
+                <w:sz w:val="20"/>
+              </w:rPr>
+              <w:t>Precision@K</w:t>
+            </w:r>
+          </w:p>
+        </w:tc>
+      </w:tr>
+      <w:tr>
+        <w:tc>
+          <w:tcPr>
+            <w:tcW w:type="dxa" w:w="1984"/>
+          </w:tcPr>
+          <w:p>
+            <w:r>
+              <w:rPr>
+                <w:sz w:val="20"/>
+              </w:rPr>
+              <w:t>Dummy (média)</w:t>
+            </w:r>
+          </w:p>
+        </w:tc>
+        <w:tc>
+          <w:tcPr>
+            <w:tcW w:type="dxa" w:w="2268"/>
+          </w:tcPr>
+          <w:p>
+            <w:r>
+              <w:rPr>
+                <w:sz w:val="20"/>
+              </w:rPr>
+              <w:t>3,154 [2,730; 3,577]</w:t>
+            </w:r>
+          </w:p>
+        </w:tc>
+        <w:tc>
+          <w:tcPr>
+            <w:tcW w:type="dxa" w:w="2268"/>
+          </w:tcPr>
+          <w:p>
+            <w:r>
+              <w:rPr>
+                <w:sz w:val="20"/>
+              </w:rPr>
+              <w:t>—</w:t>
+            </w:r>
+          </w:p>
+        </w:tc>
+        <w:tc>
+          <w:tcPr>
+            <w:tcW w:type="dxa" w:w="2268"/>
+          </w:tcPr>
+          <w:p>
+            <w:r>
+              <w:rPr>
+                <w:sz w:val="20"/>
+              </w:rPr>
+              <w:t>0,068 [0,040; 0,096]</w:t>
+            </w:r>
+          </w:p>
+        </w:tc>
+      </w:tr>
+      <w:tr>
+        <w:tc>
+          <w:tcPr>
+            <w:tcW w:type="dxa" w:w="1984"/>
+          </w:tcPr>
+          <w:p>
+            <w:r>
+              <w:rPr>
+                <w:sz w:val="20"/>
+              </w:rPr>
+              <w:t>Ridge</w:t>
+            </w:r>
+          </w:p>
+        </w:tc>
+        <w:tc>
+          <w:tcPr>
+            <w:tcW w:type="dxa" w:w="2268"/>
+          </w:tcPr>
+          <w:p>
+            <w:r>
+              <w:rPr>
+                <w:sz w:val="20"/>
+              </w:rPr>
+              <w:t>2,627 [2,348; 2,905]</w:t>
+            </w:r>
+          </w:p>
+        </w:tc>
+        <w:tc>
+          <w:tcPr>
+            <w:tcW w:type="dxa" w:w="2268"/>
+          </w:tcPr>
+          <w:p>
+            <w:r>
+              <w:rPr>
+                <w:sz w:val="20"/>
+              </w:rPr>
+              <w:t>0,426 [0,391; 0,461]</w:t>
+            </w:r>
+          </w:p>
+        </w:tc>
+        <w:tc>
+          <w:tcPr>
+            <w:tcW w:type="dxa" w:w="2268"/>
+          </w:tcPr>
+          <w:p>
+            <w:r>
+              <w:rPr>
+                <w:sz w:val="20"/>
+              </w:rPr>
+              <w:t>0,516 [0,477; 0,556]</w:t>
+            </w:r>
+          </w:p>
+        </w:tc>
+      </w:tr>
+      <w:tr>
+        <w:tc>
+          <w:tcPr>
+            <w:tcW w:type="dxa" w:w="1984"/>
+          </w:tcPr>
+          <w:p>
+            <w:r>
+              <w:rPr>
+                <w:sz w:val="20"/>
+              </w:rPr>
+              <w:t>Random Forest</w:t>
+            </w:r>
+          </w:p>
+        </w:tc>
+        <w:tc>
+          <w:tcPr>
+            <w:tcW w:type="dxa" w:w="2268"/>
+          </w:tcPr>
+          <w:p>
+            <w:r>
+              <w:rPr>
+                <w:sz w:val="20"/>
+              </w:rPr>
+              <w:t>2,546 [2,281; 2,812]</w:t>
+            </w:r>
+          </w:p>
+        </w:tc>
+        <w:tc>
+          <w:tcPr>
+            <w:tcW w:type="dxa" w:w="2268"/>
+          </w:tcPr>
+          <w:p>
+            <w:r>
+              <w:rPr>
+                <w:sz w:val="20"/>
+              </w:rPr>
+              <w:t>0,431 [0,399; 0,463]</w:t>
+            </w:r>
+          </w:p>
+        </w:tc>
+        <w:tc>
+          <w:tcPr>
+            <w:tcW w:type="dxa" w:w="2268"/>
+          </w:tcPr>
+          <w:p>
+            <w:r>
+              <w:rPr>
+                <w:sz w:val="20"/>
+              </w:rPr>
+              <w:t>0,500 [0,457; 0,544]</w:t>
+            </w:r>
+          </w:p>
+        </w:tc>
+      </w:tr>
+    </w:tbl>
+    <w:p>
+      <w:pPr>
+        <w:pStyle w:val="28"/>
+      </w:pPr>
+      <w:r>
+        <w:t>Fonte: elaborado pelo autor.</w:t>
+      </w:r>
+    </w:p>
+    <w:p>
+      <w:r>
+        <w:t>A comparação pareada entre os dois baselines, calculada repetição a repetição, mostra que o Random Forest é significativamente melhor que o Ridge em RMSE (diferença de −0,080 com IC 95% de ±0,065, que exclui zero), mas que os dois estão estatisticamente empatados em qualidade de ranking (diferença de Spearman de +0,005 ± 0,023). As transformações do target (logaritmo e raiz quadrada) tiveram efeito marginal, com leve trade-off: comprimem a cauda e melhoram o ranking, mas pioram a calibração das escolas de abandono mais alto.</w:t>
+      </w:r>
+    </w:p>
+    <w:p>
+      <w:r>
+        <w:t>Na validação temporal emergiu o achado mais relevante desta etapa: houve deslocamento de distribuição entre os ciclos — o abandono médio caiu de 2023 para 2024 — e, em consequência, nenhum modelo superou o piso trivial em RMSE (R² negativo), pois todos erram sistematicamente o nível da taxa. As métricas de ordenamento, contudo, mantiveram-se muito superiores ao piso: Spearman de 0,370 e Precision@K de 0,418, contra 0,089 do Dummy. O modelo continua identificando corretamente quais escolas terão abandono elevado, ainda que erre a magnitude. Para o propósito do sistema — priorizar intervenções — é a capacidade de ordenamento que importa; a limitação de magnitude, decorrente da janela curta de dados (dois pares de anos), será tratada na fase de tuning e está registrada como limitação do estudo.</w:t>
+      </w:r>
+    </w:p>
+    <w:p>
+      <w:pPr>
+        <w:pStyle w:val="3"/>
+      </w:pPr>
+      <w:r>
+        <w:t>Capacidade de Priorização de Escolas em Risco</w:t>
+      </w:r>
+    </w:p>
+    <w:p>
+      <w:r>
+        <w:t>Do ponto de vista do usuário-alvo — o gestor da Secretaria Estadual de Educação — a pergunta operacional é: intervindo em K escolas indicadas pelo sistema, quantas das escolas realmente críticas são alcançadas? A análise de ranking flexível responde a essa pergunta variando K sem retreinar o modelo, propriedade que motivou a escolha por regressão. Definindo como críticas as escolas do decil superior de abandono em 2024, a priorização das top-50 escolas indicadas alcança de 28% a 30% das críticas — cinco vezes mais que uma seleção aleatória (6%); com as top-150, cerca de dois terços das escolas críticas são alcançados.</w:t>
+      </w:r>
+    </w:p>
+    <w:p>
+      <w:pPr>
+        <w:pStyle w:val="28"/>
+      </w:pPr>
+      <w:r>
+        <w:t>Figura – Precision@K e captura de escolas críticas por tamanho da lista de priorização (teste temporal 2023→2024)</w:t>
+      </w:r>
+    </w:p>
+    <w:p>
+      <w:pPr>
+        <w:jc w:val="center"/>
+      </w:pPr>
+      <w:r>
+        <w:drawing>
+          <wp:inline xmlns:a="http://schemas.openxmlformats.org/drawingml/2006/main" xmlns:pic="http://schemas.openxmlformats.org/drawingml/2006/picture">
+            <wp:extent cx="5400000" cy="2066184"/>
+            <wp:docPr id="5" name="Picture 5"/>
+            <wp:cNvGraphicFramePr>
+              <a:graphicFrameLocks noChangeAspect="1"/>
+            </wp:cNvGraphicFramePr>
+            <a:graphic>
+              <a:graphicData uri="http://schemas.openxmlformats.org/drawingml/2006/picture">
+                <pic:pic>
+                  <pic:nvPicPr>
+                    <pic:cNvPr id="0" name="M5_precision_por_k.png"/>
+                    <pic:cNvPicPr/>
+                  </pic:nvPicPr>
+                  <pic:blipFill>
+                    <a:blip r:embed="rId15"/>
+                    <a:stretch>
+                      <a:fillRect/>
+                    </a:stretch>
+                  </pic:blipFill>
+                  <pic:spPr>
+                    <a:xfrm>
+                      <a:off x="0" y="0"/>
+                      <a:ext cx="5400000" cy="2066184"/>
+                    </a:xfrm>
+                    <a:prstGeom prst="rect"/>
+                  </pic:spPr>
+                </pic:pic>
+              </a:graphicData>
+            </a:graphic>
+          </wp:inline>
+        </w:drawing>
+      </w:r>
+    </w:p>
+    <w:p>
+      <w:pPr>
+        <w:pStyle w:val="28"/>
+      </w:pPr>
+      <w:r>
+        <w:t>Fonte: elaborado pelo autor.</w:t>
+      </w:r>
+    </w:p>
+    <w:p>
+      <w:r>
+        <w:t>Para permitir comparação com a literatura — que majoritariamente trata evasão como classificação binária — realizou-se avaliação binarizada pós-hoc, usando as predições contínuas como scores de risco. Os baselines alcançaram ROC-AUC de 0,812 (Ridge) e 0,829 (Random Forest), valores na faixa tipicamente reportada em estudos de predição de evasão (AUC ≈ 0,80), e PR-AUC de 0,34 — 3,4 vezes a prevalência de 10%. Trata-se de referência externa de qualidade obtida antes mesmo do tuning do modelo principal.</w:t>
+      </w:r>
+    </w:p>
+    <w:p>
+      <w:pPr>
+        <w:pStyle w:val="3"/>
+      </w:pPr>
+      <w:r>
+        <w:t>Análise de Resíduos e Equidade do Modelo</w:t>
+      </w:r>
+    </w:p>
+    <w:p>
+      <w:r>
+        <w:t>A análise de resíduos (real − predito) no teste temporal antecipa a pergunta secundária de pesquisa e revelou um achado com implicação direta de equidade: o modelo apresenta viés sistemático por grupo. Escolas urbanas têm abandono levemente subpredito (resíduo médio de +0,42 ponto percentual), escolas rurais têm abandono superpredito (−1,02 p.p.) e, de forma acentuada, escolas em localização diferenciada — terras indígenas e comunidades quilombolas — têm superpredição de −4,09 p.p. (n=41): seu perfil contextual (rural, nível socioeconômico baixo, distorção idade-série alta) está associado a abandono elevado, mas o abandono observado é próximo de zero.</w:t>
+      </w:r>
+    </w:p>
+    <w:p>
+      <w:pPr>
+        <w:pStyle w:val="28"/>
+      </w:pPr>
+      <w:r>
+        <w:t>Figura – Distribuição dos resíduos por mesorregião e por tipo de localização (Ridge, teste temporal)</w:t>
+      </w:r>
+    </w:p>
+    <w:p>
+      <w:pPr>
+        <w:jc w:val="center"/>
+      </w:pPr>
+      <w:r>
+        <w:drawing>
+          <wp:inline xmlns:a="http://schemas.openxmlformats.org/drawingml/2006/main" xmlns:pic="http://schemas.openxmlformats.org/drawingml/2006/picture">
+            <wp:extent cx="5400000" cy="2072191"/>
+            <wp:docPr id="6" name="Picture 6"/>
+            <wp:cNvGraphicFramePr>
+              <a:graphicFrameLocks noChangeAspect="1"/>
+            </wp:cNvGraphicFramePr>
+            <a:graphic>
+              <a:graphicData uri="http://schemas.openxmlformats.org/drawingml/2006/picture">
+                <pic:pic>
+                  <pic:nvPicPr>
+                    <pic:cNvPr id="0" name="M8_residuos_grupos.png"/>
+                    <pic:cNvPicPr/>
+                  </pic:nvPicPr>
+                  <pic:blipFill>
+                    <a:blip r:embed="rId16"/>
+                    <a:stretch>
+                      <a:fillRect/>
+                    </a:stretch>
+                  </pic:blipFill>
+                  <pic:spPr>
+                    <a:xfrm>
+                      <a:off x="0" y="0"/>
+                      <a:ext cx="5400000" cy="2072191"/>
+                    </a:xfrm>
+                    <a:prstGeom prst="rect"/>
+                  </pic:spPr>
+                </pic:pic>
+              </a:graphicData>
+            </a:graphic>
+          </wp:inline>
+        </w:drawing>
+      </w:r>
+    </w:p>
+    <w:p>
+      <w:pPr>
+        <w:pStyle w:val="28"/>
+      </w:pPr>
+      <w:r>
+        <w:t>Fonte: elaborado pelo autor.</w:t>
+      </w:r>
+    </w:p>
+    <w:p>
+      <w:r>
+        <w:t>A interpretação provável é a existência de fatores protetivos de vínculo comunitário não capturados pelas variáveis disponíveis, consistente com a limitação declarada na metodologia sobre vieses não controlados. A consequência prática é que, sem correção, um sistema de priorização alocaria atenção excessiva a escolas indígenas e quilombolas que não estão de fato em risco. As vinte escolas com maior resíduo em cada direção foram persistidas como artefato para inspeção qualitativa na fase de explicabilidade, e a reavaliação desse viés após o tuning do XGBoost está registrada como encaminhamento obrigatório.</w:t>
+      </w:r>
+    </w:p>
+    <w:p>
+      <w:pPr>
+        <w:pStyle w:val="3"/>
+      </w:pPr>
+      <w:r>
+        <w:t>Síntese dos Resultados</w:t>
+      </w:r>
+    </w:p>
+    <w:p>
+      <w:r>
+        <w:t>Os resultados obtidos até esta etapa sustentam parcialmente a pergunta principal de pesquisa: é possível, a partir de indicadores institucionais e contextuais do ano t, ordenar as escolas estaduais de Ensino Médio de Pernambuco por risco de abandono em t+1 com qualidade útil para priorização (Spearman ≈ 0,43; captura de críticas cinco vezes superior à seleção aleatória; ROC-AUC ≈ 0,83 na leitura binarizada), embora a predição da magnitude da taxa não generalize entre ciclos com apenas dois pares de anos disponíveis. Ficam estabelecidos os patamares que o XGBoost deverá superar — RMSE ≤ 2,55, Spearman ≥ 0,43 e ROC-AUC ≥ 0,83 — e dois temas obrigatórios para as fases seguintes: a mitigação do deslocamento de nível entre anos e o viés de superpredição em escolas de localização diferenciada.</w:t>
       </w:r>
     </w:p>
     <w:p>

--- a/Modelo TCC Engenharia de Software 2022.docx
+++ b/Modelo TCC Engenharia de Software 2022.docx
@@ -5984,10 +5984,7 @@
           </w:tcPr>
           <w:p>
             <w:r>
-              <w:rPr>
-                <w:sz w:val="20"/>
-              </w:rPr>
-              <w:t>Módulos train.py e evaluate.py; baselines Ridge e Random Forest avaliados com GroupKFold por município e validação temporal; métricas registradas em CSV; melhor baseline serializado; tuning do XGBoost pendente</w:t>
+              <w:t>Módulos train.py e evaluate.py; baselines Ridge e Random Forest e modelo principal XGBoost avaliados com GroupKFold por município e validação temporal; tuning do XGBoost por busca em grade; métricas registradas em CSV; modelos serializados (baseline_ridge_v1.joblib e xgboost_v1.joblib)</w:t>
             </w:r>
           </w:p>
         </w:tc>
@@ -5997,10 +5994,7 @@
           </w:tcPr>
           <w:p>
             <w:r>
-              <w:rPr>
-                <w:sz w:val="20"/>
-              </w:rPr>
-              <w:t>Em andamento (baselines concluídos)</w:t>
+              <w:t>Concluída</w:t>
             </w:r>
           </w:p>
         </w:tc>
@@ -6246,6 +6240,20 @@
     </w:p>
     <w:p>
       <w:pPr>
+        <w:pStyle w:val="4"/>
+      </w:pPr>
+      <w:r>
+        <w:t>Tuning do XGBoost</w:t>
+      </w:r>
+    </w:p>
+    <w:p>
+      <w:pPr/>
+      <w:r>
+        <w:t>A quinta fase realizou o tuning do modelo principal. O XGBoost foi otimizado por busca em grade (GridSearchCV) sob a mesma validação cruzada agrupada por município empregada nos baselines, varrendo o número de árvores, a profundidade, a taxa de aprendizagem, o peso mínimo por folha e a regularização L2 — quarenta e oito combinações ao todo —, com o RMSE como critério de seleção. O pipeline de pré-processamento da fase anterior foi reaproveitado integralmente, garantindo comparabilidade direta com os baselines. A configuração selecionada — trezentas árvores rasas (profundidade dois), taxa de aprendizagem 0,02, peso mínimo por folha cinco e regularização L2 igual a cinco, com o target em raiz quadrada — privilegia árvores rasas e regularização forte, coerente com o tamanho reduzido da amostra de treino (797 observações), em que modelos complexos sobreajustam facilmente. O modelo definitivo foi serializado em models/xgboost_v1.joblib, e os resultados quantitativos são apresentados no capítulo de Testes e Análise dos Resultados.</w:t>
+      </w:r>
+    </w:p>
+    <w:p>
+      <w:pPr>
         <w:pStyle w:val="3"/>
       </w:pPr>
       <w:r>
@@ -6292,7 +6300,7 @@
     </w:p>
     <w:p>
       <w:r>
-        <w:t>Com os baselines estabelecidos, as próximas fases compreendem: (i) o tuning do XGBoost com a mesma validação cruzada GroupKFold agrupada por município, tendo como referência superar o desempenho dos baselines (RMSE ≤ 2,70 e Spearman ≥ 0,44 na validação cruzada) e avaliando mitigações para o deslocamento de nível entre ciclos observado na validação temporal; (ii) a análise de explicabilidade com SHAP e a análise de resíduos para identificar escolas com abandono acima ou abaixo do esperado pelo seu perfil contextual; e (iii) a construção do dashboard interativo em Streamlit voltado aos gestores da Secretaria Estadual de Educação.</w:t>
+        <w:t>Concluído o tuning do modelo principal, as próximas fases compreendem: (i) a análise de explicabilidade com SHAP, decompondo as predições do XGBoost em contribuições por variável, em nível global e por escola; (ii) o aprofundamento da análise de resíduos para identificar escolas com abandono acima ou abaixo do esperado pelo seu perfil contextual — a pergunta secundária de pesquisa —, com reavaliação do viés de superpredição observado nas escolas de localização diferenciada; e (iii) a construção do dashboard interativo em Streamlit voltado aos gestores da Secretaria Estadual de Educação.</w:t>
       </w:r>
     </w:p>
     <w:p>
@@ -6649,7 +6657,7 @@
     </w:p>
     <w:p>
       <w:r>
-        <w:t>Este capítulo apresenta os testes realizados e os resultados obtidos até a conclusão da fase de modelagem baseline. A primeira seção descreve os testes de software que asseguram a corretude do pipeline de dados e de modelagem; as seções seguintes apresentam a avaliação experimental dos modelos preditivos, com ênfase na capacidade de priorização de escolas em risco — o propósito central do sistema. Os resultados do modelo definitivo (XGBoost) e da análise de explicabilidade (SHAP) serão incorporados ao término das fases subsequentes.</w:t>
+        <w:t>Este capítulo apresenta os testes realizados e os resultados obtidos até a conclusão do tuning do modelo principal. A primeira seção descreve os testes de software que asseguram a corretude do pipeline de dados e de modelagem; as seções seguintes apresentam a avaliação experimental dos modelos preditivos — dos baselines ao XGBoost definitivo —, com ênfase na capacidade de priorização de escolas em risco, o propósito central do sistema. Os resultados da análise de explicabilidade (SHAP) serão incorporados ao término da fase subsequente.</w:t>
       </w:r>
     </w:p>
     <w:p>
@@ -6890,7 +6898,7 @@
     </w:p>
     <w:p>
       <w:r>
-        <w:t>O quadro a seguir apresenta as métricas centrais sob validação cruzada repetida (média e intervalo de confiança de 95% das vinte repetições). Ambos os baselines superam o piso trivial com folga em todas as métricas.</w:t>
+        <w:t>O quadro a seguir apresenta as métricas centrais sob validação cruzada repetida (média e intervalo de confiança de 95% das vinte repetições), já incluindo o XGBoost definitivo. Os três modelos superam o piso trivial com folga em todas as métricas; o XGBoost obtém a maior correlação de Spearman, enquanto o Random Forest mantém o menor RMSE.</w:t>
       </w:r>
     </w:p>
     <w:p>
@@ -7129,6 +7137,60 @@
                 <w:sz w:val="20"/>
               </w:rPr>
               <w:t>0,500 [0,457; 0,544]</w:t>
+            </w:r>
+          </w:p>
+        </w:tc>
+      </w:tr>
+      <w:tr>
+        <w:tc>
+          <w:tcPr>
+            <w:tcW w:type="dxa" w:w="2268"/>
+          </w:tcPr>
+          <w:p>
+            <w:r>
+              <w:rPr>
+                <w:sz w:val="20"/>
+              </w:rPr>
+              <w:t>XGBoost</w:t>
+            </w:r>
+          </w:p>
+        </w:tc>
+        <w:tc>
+          <w:tcPr>
+            <w:tcW w:type="dxa" w:w="2268"/>
+          </w:tcPr>
+          <w:p>
+            <w:r>
+              <w:rPr>
+                <w:sz w:val="20"/>
+              </w:rPr>
+              <w:t>2,695 [2,397; 2,992]</w:t>
+            </w:r>
+          </w:p>
+        </w:tc>
+        <w:tc>
+          <w:tcPr>
+            <w:tcW w:type="dxa" w:w="2268"/>
+          </w:tcPr>
+          <w:p>
+            <w:r>
+              <w:rPr>
+                <w:sz w:val="20"/>
+              </w:rPr>
+              <w:t>0,458 [0,428; 0,488]</w:t>
+            </w:r>
+          </w:p>
+        </w:tc>
+        <w:tc>
+          <w:tcPr>
+            <w:tcW w:type="dxa" w:w="2268"/>
+          </w:tcPr>
+          <w:p>
+            <w:r>
+              <w:rPr>
+                <w:sz w:val="20"/>
+              </w:rPr>
+              <w:t>0,499 [0,463; 0,535]</w:t>
             </w:r>
           </w:p>
         </w:tc>
@@ -7303,12 +7365,93 @@
         <w:pStyle w:val="3"/>
       </w:pPr>
       <w:r>
+        <w:t>Tuning e Desempenho do Modelo XGBoost</w:t>
+      </w:r>
+    </w:p>
+    <w:p>
+      <w:pPr/>
+      <w:r>
+        <w:t>O modelo definitivo do sistema é um XGBoost, obtido por busca em grade sob a mesma validação cruzada agrupada por município descrita no protocolo, com a configuração e o procedimento detalhados no capítulo de método. Sob a validação cruzada repetida apresentada anteriormente, o XGBoost obteve a maior correlação de Spearman entre todos os modelos (0,458, ante 0,431 do Random Forest e 0,426 do Ridge) e erro absoluto médio equivalente ao do melhor baseline, mas não reduziu o RMSE em relação ao Random Forest (2,695 contra 2,546). O ganho do modelo principal concentra-se, portanto, nas dimensões diretamente ligadas à priorização — a qualidade do ordenamento —, e não na magnitude do erro, captada pelo RMSE: comportamento esperado para uma amostra pequena, em que o XGBoost regularizado aprende a ordenar as escolas melhor do que a calibrar o nível absoluto da taxa.</w:t>
+      </w:r>
+    </w:p>
+    <w:p>
+      <w:pPr/>
+      <w:r>
+        <w:t>Na validação temporal — o protocolo que simula o uso real do sistema —, o XGBoost foi o melhor entre todos os modelos: RMSE de 2,62 pontos percentuais, erro absoluto médio de 0,95, correlação de Spearman de 0,390 e ROC-AUC de 0,830 na leitura binarizada pós-hoc, atingindo a meta de ROC-AUC ≥ 0,83 estabelecida a partir dos baselines. O R² permaneceu negativo (−0,10), porém o menos negativo entre os modelos avaliados: o tuning atenuou, sem eliminar, o deslocamento de nível entre ciclos identificado na fase baseline — a previsão da magnitude da taxa continua limitada pela janela curta de dois pares de anos, limitação registrada entre as limitações do estudo.</w:t>
+      </w:r>
+    </w:p>
+    <w:p>
+      <w:pPr/>
+      <w:r>
+        <w:t>A importância das variáveis por ganho, apresentada na figura a seguir, confirma os achados das fases anteriores: os preditores dominantes são a localização diferenciada da escola, o lag da taxa de abandono e a adequação da formação docente, seguidos da distorção idade-série — em consonância com as correlações observadas na integração dos indicadores. Os resíduos do XGBoost no teste temporal mantêm média próxima de zero (0,22 ponto percentual) e desvio-padrão de 2,61, sem padrão acentuado de heterocedasticidade; a reavaliação do viés de superpredição por grupo — em especial nas escolas de localização diferenciada, que figuram como a variável de maior importância e cujo abandono observado é próximo de zero — será aprofundada na fase de explicabilidade com SHAP.</w:t>
+      </w:r>
+    </w:p>
+    <w:p>
+      <w:pPr>
+        <w:pStyle w:val="28"/>
+      </w:pPr>
+      <w:r>
+        <w:t>Figura – Importância das variáveis (ganho) e resíduos do XGBoost na validação temporal</w:t>
+      </w:r>
+    </w:p>
+    <w:p>
+      <w:pPr>
+        <w:jc w:val="center"/>
+      </w:pPr>
+      <w:r>
+        <w:drawing>
+          <wp:inline xmlns:a="http://schemas.openxmlformats.org/drawingml/2006/main" xmlns:pic="http://schemas.openxmlformats.org/drawingml/2006/picture">
+            <wp:extent cx="5580000" cy="1984060"/>
+            <wp:docPr id="7" name="Picture 7"/>
+            <wp:cNvGraphicFramePr>
+              <a:graphicFrameLocks noChangeAspect="1"/>
+            </wp:cNvGraphicFramePr>
+            <a:graphic>
+              <a:graphicData uri="http://schemas.openxmlformats.org/drawingml/2006/picture">
+                <pic:pic>
+                  <pic:nvPicPr>
+                    <pic:cNvPr id="0" name="X5_importancia_residuos.png"/>
+                    <pic:cNvPicPr/>
+                  </pic:nvPicPr>
+                  <pic:blipFill>
+                    <a:blip r:embed="rId17"/>
+                    <a:stretch>
+                      <a:fillRect/>
+                    </a:stretch>
+                  </pic:blipFill>
+                  <pic:spPr>
+                    <a:xfrm>
+                      <a:off x="0" y="0"/>
+                      <a:ext cx="5580000" cy="1984060"/>
+                    </a:xfrm>
+                    <a:prstGeom prst="rect"/>
+                  </pic:spPr>
+                </pic:pic>
+              </a:graphicData>
+            </a:graphic>
+          </wp:inline>
+        </w:drawing>
+      </w:r>
+    </w:p>
+    <w:p>
+      <w:pPr>
+        <w:pStyle w:val="28"/>
+      </w:pPr>
+      <w:r>
+        <w:t>Fonte: elaborado pelo autor.</w:t>
+      </w:r>
+    </w:p>
+    <w:p>
+      <w:pPr>
+        <w:pStyle w:val="3"/>
+      </w:pPr>
+      <w:r>
         <w:t>Síntese dos Resultados</w:t>
       </w:r>
     </w:p>
     <w:p>
       <w:r>
-        <w:t>Os resultados obtidos até esta etapa sustentam parcialmente a pergunta principal de pesquisa: é possível, a partir de indicadores institucionais e contextuais do ano t, ordenar as escolas estaduais de Ensino Médio de Pernambuco por risco de abandono em t+1 com qualidade útil para priorização (Spearman ≈ 0,43; captura de críticas cinco vezes superior à seleção aleatória; ROC-AUC ≈ 0,83 na leitura binarizada), embora a predição da magnitude da taxa não generalize entre ciclos com apenas dois pares de anos disponíveis. Ficam estabelecidos os patamares que o XGBoost deverá superar — RMSE ≤ 2,55, Spearman ≥ 0,43 e ROC-AUC ≥ 0,83 — e dois temas obrigatórios para as fases seguintes: a mitigação do deslocamento de nível entre anos e o viés de superpredição em escolas de localização diferenciada.</w:t>
+        <w:t>Os resultados obtidos até esta etapa sustentam parcialmente a pergunta principal de pesquisa: é possível, a partir de indicadores institucionais e contextuais do ano t, ordenar as escolas estaduais de Ensino Médio de Pernambuco por risco de abandono em t+1 com qualidade útil para priorização. O XGBoost, modelo definitivo, confirmou-se o melhor nas dimensões alinhadas a esse objetivo: a maior correlação de Spearman (0,458 em validação cruzada repetida e 0,390 na validação temporal), o menor erro absoluto médio e ROC-AUC de 0,830 na validação temporal, atingindo as metas de ROC-AUC ≥ 0,83 e de Spearman ≥ 0,43 fixadas a partir dos baselines. A meta de RMSE, em contrapartida, não foi superada: o XGBoost não reduziu o RMSE em relação ao Random Forest, e a magnitude da taxa não generaliza entre ciclos (R² negativo na validação temporal) com apenas dois pares de anos disponíveis — limitação que o tuning atenuou, mas não eliminou. Permanecem como encaminhamentos para as fases seguintes a explicabilidade com SHAP e a reavaliação, sobre o modelo definitivo, do viés de superpredição nas escolas de localização diferenciada.</w:t>
       </w:r>
     </w:p>
     <w:p>

--- a/Modelo TCC Engenharia de Software 2022.docx
+++ b/Modelo TCC Engenharia de Software 2022.docx
@@ -5317,7 +5317,7 @@
         </w:rPr>
       </w:pPr>
       <w:r>
-        <w:t>Este trabalho está organizado em sete capítulos. O Capítulo 1 — Introdução — contextualiza o problema da evasão escolar no Ensino Médio público de Pernambuco, define os objetivos e delimita o escopo. O Capítulo 2 — Revisão Bibliográfica — apresenta a fundamentação teórica sobre evasão escolar e aprendizado de máquina aplicado à educação, além dos trabalhos relacionados. O Capítulo 3 — Método de Desenvolvimento — descreve o pipeline de ciência de dados adotado, da coleta ao modelo. O Capítulo 4 — Arquitetura do Software — detalha os componentes do sistema (ETL, modelagem e visualização). O Capítulo 5 — Tecnologias e Implementação — apresenta as ferramentas utilizadas (Python, pandas, XGBoost, SHAP, Streamlit). O Capítulo 6 — Testes e Resultados — reporta os resultados das análises exploratórias, do feature engineering e do modelo preditivo. O Capítulo 7 — Conclusões — sintetiza as contribuições e aponta trabalhos futuros.</w:t>
+        <w:t>Este trabalho está organizado em sete capítulos. O Capítulo 1 — Introdução — contextualiza o problema da evasão escolar no Ensino Médio público de Pernambuco, define os objetivos e delimita o escopo. O Capítulo 2 — Revisão Bibliográfica — apresenta a fundamentação teórica sobre evasão escolar e aprendizado de máquina aplicado à educação, além dos trabalhos relacionados. O Capítulo 3 — Método de Desenvolvimento — descreve o pipeline de ciência de dados adotado, da coleta ao modelo. O Capítulo 4 — Arquitetura do Software — detalha os componentes do sistema (ETL, modelagem e visualização). O Capítulo 5 — Tecnologias e Implementação — apresenta as ferramentas utilizadas (Python, pandas, XGBoost, SHAP, Streamlit). O Capítulo 6 — Testes e Resultados — reporta os resultados das análises exploratórias, do feature engineering, do modelo preditivo e da explicabilidade do modelo com SHAP. O Capítulo 7 — Conclusões — sintetiza as contribuições e aponta trabalhos futuros.</w:t>
       </w:r>
     </w:p>
     <w:p>
@@ -5350,7 +5350,7 @@
         </w:rPr>
       </w:pPr>
       <w:r>
-        <w:t>Principais resultados obtidos até o momento: (i) painel longitudinal estável com 806 escolas únicas, 2.392 linhas e 97,4% de cobertura nos três anos analisados; (ii) dataset final de modelagem com 1.586 observações, 30 features e 0% de missing após imputação por média de mesorregião×ano; (iii) infraestrutura significativamente inferior nas escolas rurais (índice médio 0,52 vs. 0,71 nas urbanas; p&lt;0,0001); (iv) crescimento do ensino integral de 56,7% em 2022 para 64,9% em 2024, com 50% das escolas operando em regime 100% integral em 2024; (v) correlações Spearman mais fortes com a taxa de abandono futura: lag de abandono (r≈+0,80), distorção idade-série (r≈+0,55) e nível socioeconômico (INSE, r≈−0,40); (vi) concentração de risco nos municípios da mesorregião do São Francisco Pernambucano, que acumula menores índices de IRD e INSE e maiores taxas de abandono e distorção idade-série.</w:t>
+        <w:t>Principais resultados obtidos até o momento: (i) painel longitudinal estável com 806 escolas únicas, 2.392 linhas e 97,4% de cobertura nos três anos analisados; (ii) dataset final de modelagem com 1.586 observações, 30 features e 0% de missing após imputação por média de mesorregião×ano; (iii) infraestrutura significativamente inferior nas escolas rurais (índice médio 0,52 vs. 0,71 nas urbanas; p&lt;0,0001); (iv) crescimento do ensino integral de 56,7% em 2022 para 64,9% em 2024, com 50% das escolas operando em regime 100% integral em 2024; (v) correlações Spearman mais fortes com a taxa de abandono futura: lag de abandono (r≈+0,80), distorção idade-série (r≈+0,55) e nível socioeconômico (INSE, r≈−0,40); (vi) concentração de risco nos municípios da mesorregião do São Francisco Pernambucano, que acumula menores índices de IRD e INSE e maiores taxas de abandono e distorção idade-série. (vii) explicabilidade do modelo definitivo com SHAP, que confirmou o lag de abandono, a reprovação e a distorção idade-série como os principais determinantes do risco previsto, com direções coerentes com a teoria (abandono, reprovação e distorção elevam o risco; nível socioeconômico elevado o reduz); (viii) diagnóstico de equidade: o modelo definitivo mantém superpredição sistemática do abandono nas escolas de localização diferenciada (resíduo médio de −3,99 pontos percentuais na validação temporal), indício de fatores protetivos de vínculo comunitário não capturados pelas variáveis disponíveis.</w:t>
       </w:r>
     </w:p>
     <w:p>
@@ -6254,6 +6254,20 @@
     </w:p>
     <w:p>
       <w:pPr>
+        <w:pStyle w:val="4"/>
+      </w:pPr>
+      <w:r>
+        <w:t>Explicabilidade e Diagnóstico do Modelo</w:t>
+      </w:r>
+    </w:p>
+    <w:p>
+      <w:pPr/>
+      <w:r>
+        <w:t>A sexta fase de implementação dedicou-se à explicabilidade do modelo definitivo e ao diagnóstico das escolas fora do padrão — a pergunta secundária de pesquisa. Sobre o XGBoost serializado foi montado um explicador baseado em valores de Shapley (TreeExplainer da biblioteca SHAP), encapsulado no módulo explain.py, que decompõe cada predição na soma das contribuições de cada variável. Como o modelo final emprega transformação raiz quadrada no alvo, os valores SHAP são expressos em unidades de raiz da taxa de abandono — escala em que o sinal e a ordenação das contribuições permanecem válidos, por ser a raiz uma função monótona —, enquanto as predições e os resíduos são reportados na escala original, em pontos percentuais. A fase produziu a importância global das variáveis, a direção de seu efeito, explicações locais por escola e a reavaliação do viés de superpredição por grupo de localização sobre o modelo definitivo, com resultados apresentados no capítulo de Testes e Análise dos Resultados. Todo o procedimento é coberto por testes automatizados que verificam, entre outras propriedades, a aditividade dos valores SHAP em relação à predição do modelo.</w:t>
+      </w:r>
+    </w:p>
+    <w:p>
+      <w:pPr>
         <w:pStyle w:val="3"/>
       </w:pPr>
       <w:r>
@@ -6272,7 +6286,7 @@
     </w:p>
     <w:p>
       <w:r>
-        <w:t>b) Testes automatizados: os módulos de ETL e de modelagem são cobertos por testes unitários com pytest (test_etl_filters.py, test_panel.py, test_taxas.py, test_build_target.py e test_models.py), que validam os filtros do universo, a integridade do painel longitudinal, o parser das Taxas de Rendimento, a métrica Precision@K e o não-vazamento de municípios entre os folds da validação cruzada, prevenindo regressões a cada alteração no pipeline;</w:t>
+        <w:t>b) Testes automatizados: os módulos de ETL e de modelagem são cobertos por testes unitários com pytest (test_etl_filters.py, test_panel.py, test_taxas.py, test_build_target.py, test_models.py e test_explain.py), que validam os filtros do universo, a integridade do painel longitudinal, o parser das Taxas de Rendimento, a métrica Precision@K e o não-vazamento de municípios entre os folds da validação cruzada e a aditividade dos valores SHAP, prevenindo regressões a cada alteração no pipeline;</w:t>
       </w:r>
     </w:p>
     <w:p>
@@ -6300,7 +6314,7 @@
     </w:p>
     <w:p>
       <w:r>
-        <w:t>Concluído o tuning do modelo principal, as próximas fases compreendem: (i) a análise de explicabilidade com SHAP, decompondo as predições do XGBoost em contribuições por variável, em nível global e por escola; (ii) o aprofundamento da análise de resíduos para identificar escolas com abandono acima ou abaixo do esperado pelo seu perfil contextual — a pergunta secundária de pesquisa —, com reavaliação do viés de superpredição observado nas escolas de localização diferenciada; e (iii) a construção do dashboard interativo em Streamlit voltado aos gestores da Secretaria Estadual de Educação.</w:t>
+        <w:t>Concluídas a modelagem e a explicabilidade do modelo, resta como fase subsequente a construção do dashboard interativo em Streamlit voltado aos gestores da Secretaria Estadual de Educação, que consumirá o modelo serializado para produzir o ranking de risco e as explicações por escola, seguida do empacotamento da aplicação em contêiner para implantação. Os encaminhamentos de modelagem identificados ao longo do projeto — em especial o tratamento do viés de superpredição nas escolas de localização diferenciada e a ampliação da janela temporal à medida que novas edições do Censo sejam publicadas — são retomados no capítulo de conclusões.</w:t>
       </w:r>
     </w:p>
     <w:p>
@@ -6657,7 +6671,7 @@
     </w:p>
     <w:p>
       <w:r>
-        <w:t>Este capítulo apresenta os testes realizados e os resultados obtidos até a conclusão do tuning do modelo principal. A primeira seção descreve os testes de software que asseguram a corretude do pipeline de dados e de modelagem; as seções seguintes apresentam a avaliação experimental dos modelos preditivos — dos baselines ao XGBoost definitivo —, com ênfase na capacidade de priorização de escolas em risco, o propósito central do sistema. Os resultados da análise de explicabilidade (SHAP) serão incorporados ao término da fase subsequente.</w:t>
+        <w:t>Este capítulo apresenta os testes realizados e os resultados obtidos até a conclusão do tuning do modelo principal. A primeira seção descreve os testes de software que asseguram a corretude do pipeline de dados e de modelagem; as seções seguintes apresentam a avaliação experimental dos modelos preditivos — dos baselines ao XGBoost definitivo —, com ênfase na capacidade de priorização de escolas em risco, o propósito central do sistema. A última seção apresenta a explicabilidade do modelo com SHAP e o diagnóstico de equidade sobre o modelo definitivo.</w:t>
       </w:r>
     </w:p>
     <w:p>
@@ -6670,7 +6684,7 @@
     </w:p>
     <w:p>
       <w:r>
-        <w:t>A corretude do pipeline é assegurada por uma suíte de 55 testes unitários automatizados com pytest, executada integralmente a cada alteração — todos aprovados na última execução. Em sistemas de aprendizado de máquina, erros de engenharia de dados frequentemente não lançam exceções: produzem modelos silenciosamente inválidos. Por essa razão, os testes concentram-se nos riscos que comprometeriam a validade científica dos resultados, resumidos no quadro a seguir.</w:t>
+        <w:t>A corretude do pipeline é assegurada por uma suíte de 66 testes unitários automatizados com pytest, executada integralmente a cada alteração — todos aprovados na última execução. Em sistemas de aprendizado de máquina, erros de engenharia de dados frequentemente não lançam exceções: produzem modelos silenciosamente inválidos. Por essa razão, os testes concentram-se nos riscos que comprometeriam a validade científica dos resultados, resumidos no quadro a seguir.</w:t>
       </w:r>
     </w:p>
     <w:p>
@@ -7357,7 +7371,7 @@
     </w:p>
     <w:p>
       <w:r>
-        <w:t>A interpretação provável é a existência de fatores protetivos de vínculo comunitário não capturados pelas variáveis disponíveis, consistente com a limitação declarada na metodologia sobre vieses não controlados. A consequência prática é que, sem correção, um sistema de priorização alocaria atenção excessiva a escolas indígenas e quilombolas que não estão de fato em risco. As vinte escolas com maior resíduo em cada direção foram persistidas como artefato para inspeção qualitativa na fase de explicabilidade, e a reavaliação desse viés após o tuning do XGBoost está registrada como encaminhamento obrigatório.</w:t>
+        <w:t>A interpretação provável é a existência de fatores protetivos de vínculo comunitário não capturados pelas variáveis disponíveis, consistente com a limitação declarada na metodologia sobre vieses não controlados. A consequência prática é que, sem correção, um sistema de priorização alocaria atenção excessiva a escolas indígenas e quilombolas que não estão de fato em risco. As vinte escolas com maior resíduo em cada direção foram persistidas como artefato para inspeção qualitativa na fase de explicabilidade, e a reavaliação desse viés sobre o modelo definitivo é apresentada na seção de explicabilidade, ao final deste capítulo.</w:t>
       </w:r>
     </w:p>
     <w:p>
@@ -7446,12 +7460,264 @@
         <w:pStyle w:val="3"/>
       </w:pPr>
       <w:r>
+        <w:t>Explicabilidade e Diagnóstico do Modelo com SHAP</w:t>
+      </w:r>
+    </w:p>
+    <w:p>
+      <w:pPr/>
+      <w:r>
+        <w:t>Enquanto a importância por ganho da seção anterior mede quanto cada variável reduz o erro nos pontos de divisão das árvores, a explicabilidade por valores de Shapley (SHAP) mede a contribuição média de cada variável para a predição de cada escola, permitindo ler não apenas a magnitude, mas a direção do efeito. A figura a seguir resume essa decomposição para todo o conjunto: o lag da taxa de abandono (abnd_t, |SHAP| médio de 0,148 na escala de raiz) é, de longe, o principal determinante do risco previsto, seguido do abandono da 2ª série (0,098) e da 1ª série (0,050), do nível socioeconômico (INSE, 0,041), da reprovação (0,041) e da distorção idade-série (0,030).</w:t>
+      </w:r>
+    </w:p>
+    <w:p>
+      <w:pPr>
+        <w:pStyle w:val="28"/>
+      </w:pPr>
+      <w:r>
+        <w:t>Figura – Decomposição SHAP global das predições do XGBoost (beeswarm)</w:t>
+      </w:r>
+    </w:p>
+    <w:p>
+      <w:pPr>
+        <w:jc w:val="center"/>
+      </w:pPr>
+      <w:r>
+        <w:drawing>
+          <wp:inline xmlns:a="http://schemas.openxmlformats.org/drawingml/2006/main" xmlns:pic="http://schemas.openxmlformats.org/drawingml/2006/picture">
+            <wp:extent cx="4937760" cy="4692353"/>
+            <wp:docPr id="8" name="Picture 8"/>
+            <wp:cNvGraphicFramePr>
+              <a:graphicFrameLocks noChangeAspect="1"/>
+            </wp:cNvGraphicFramePr>
+            <a:graphic>
+              <a:graphicData uri="http://schemas.openxmlformats.org/drawingml/2006/picture">
+                <pic:pic>
+                  <pic:nvPicPr>
+                    <pic:cNvPr id="0" name="S1_shap_beeswarm.png"/>
+                    <pic:cNvPicPr/>
+                  </pic:nvPicPr>
+                  <pic:blipFill>
+                    <a:blip r:embed="rId18"/>
+                    <a:stretch>
+                      <a:fillRect/>
+                    </a:stretch>
+                  </pic:blipFill>
+                  <pic:spPr>
+                    <a:xfrm>
+                      <a:off x="0" y="0"/>
+                      <a:ext cx="4937760" cy="4692353"/>
+                    </a:xfrm>
+                    <a:prstGeom prst="rect"/>
+                  </pic:spPr>
+                </pic:pic>
+              </a:graphicData>
+            </a:graphic>
+          </wp:inline>
+        </w:drawing>
+      </w:r>
+    </w:p>
+    <w:p>
+      <w:pPr>
+        <w:pStyle w:val="28"/>
+      </w:pPr>
+      <w:r>
+        <w:t>Fonte: elaborado pelo autor.</w:t>
+      </w:r>
+    </w:p>
+    <w:p>
+      <w:pPr/>
+      <w:r>
+        <w:t>As cores do gráfico de dispersão confirmam que as direções dos efeitos são coerentes com a literatura: valores altos das taxas de abandono e reprovação defasadas e da distorção idade-série empurram a predição para cima (maior risco), ao passo que valores altos do INSE a empurram para baixo — a correlação entre o valor do INSE e sua contribuição SHAP é de −0,74. A figura seguinte ordena as variáveis por |SHAP| médio e codifica essa direção por cor. Cabe registrar uma divergência metodológica relevante em relação à importância por ganho: a variável binária de localização diferenciada, apontada como a de maior ganho, não figura entre as mais influentes pela métrica SHAP. A razão é que essa variável marca um número reduzido de escolas e, quando usada em uma divisão, separa grupos muito homogêneos — o que infla o ganho por divisão —, mas, por afetar poucas observações, contribui pouco para a predição média do conjunto. As duas métricas são, portanto, complementares: o ganho destaca variáveis de alta pureza local, e o SHAP, as de maior contribuição média global.</w:t>
+      </w:r>
+    </w:p>
+    <w:p>
+      <w:pPr>
+        <w:pStyle w:val="28"/>
+      </w:pPr>
+      <w:r>
+        <w:t>Figura – Importância e direção das variáveis por |SHAP| médio</w:t>
+      </w:r>
+    </w:p>
+    <w:p>
+      <w:pPr>
+        <w:jc w:val="center"/>
+      </w:pPr>
+      <w:r>
+        <w:drawing>
+          <wp:inline xmlns:a="http://schemas.openxmlformats.org/drawingml/2006/main" xmlns:pic="http://schemas.openxmlformats.org/drawingml/2006/picture">
+            <wp:extent cx="5394960" cy="3552187"/>
+            <wp:docPr id="9" name="Picture 9"/>
+            <wp:cNvGraphicFramePr>
+              <a:graphicFrameLocks noChangeAspect="1"/>
+            </wp:cNvGraphicFramePr>
+            <a:graphic>
+              <a:graphicData uri="http://schemas.openxmlformats.org/drawingml/2006/picture">
+                <pic:pic>
+                  <pic:nvPicPr>
+                    <pic:cNvPr id="0" name="S2_shap_direcao.png"/>
+                    <pic:cNvPicPr/>
+                  </pic:nvPicPr>
+                  <pic:blipFill>
+                    <a:blip r:embed="rId19"/>
+                    <a:stretch>
+                      <a:fillRect/>
+                    </a:stretch>
+                  </pic:blipFill>
+                  <pic:spPr>
+                    <a:xfrm>
+                      <a:off x="0" y="0"/>
+                      <a:ext cx="5394960" cy="3552187"/>
+                    </a:xfrm>
+                    <a:prstGeom prst="rect"/>
+                  </pic:spPr>
+                </pic:pic>
+              </a:graphicData>
+            </a:graphic>
+          </wp:inline>
+        </w:drawing>
+      </w:r>
+    </w:p>
+    <w:p>
+      <w:pPr>
+        <w:pStyle w:val="28"/>
+      </w:pPr>
+      <w:r>
+        <w:t>Fonte: elaborado pelo autor.</w:t>
+      </w:r>
+    </w:p>
+    <w:p>
+      <w:pPr/>
+      <w:r>
+        <w:t>A decomposição é também local: para qualquer escola, é possível mostrar como cada variável afastou sua predição do valor médio. A figura a seguir ilustra o caso da escola de maior risco previsto — uma escola estadual indígena no município de Jatobá, com 23,9% de abandono previsto e 39,1% observado em 2022. Partindo da predição média do conjunto (E[f(x)] = 0,49 na escala de raiz), as maiores contribuições positivas vêm do lag de abandono (+0,74), da distorção idade-série (+0,64) e do abandono da 2ª série (+0,41), que somadas constroem o escore elevado de risco. Esse tipo de explicação por escola é o insumo que o dashboard apresentará ao gestor para justificar cada indicação de prioridade.</w:t>
+      </w:r>
+    </w:p>
+    <w:p>
+      <w:pPr>
+        <w:pStyle w:val="28"/>
+      </w:pPr>
+      <w:r>
+        <w:t>Figura – Explicação local (waterfall) da escola de maior risco previsto</w:t>
+      </w:r>
+    </w:p>
+    <w:p>
+      <w:pPr>
+        <w:jc w:val="center"/>
+      </w:pPr>
+      <w:r>
+        <w:drawing>
+          <wp:inline xmlns:a="http://schemas.openxmlformats.org/drawingml/2006/main" xmlns:pic="http://schemas.openxmlformats.org/drawingml/2006/picture">
+            <wp:extent cx="5120640" cy="4734662"/>
+            <wp:docPr id="10" name="Picture 10"/>
+            <wp:cNvGraphicFramePr>
+              <a:graphicFrameLocks noChangeAspect="1"/>
+            </wp:cNvGraphicFramePr>
+            <a:graphic>
+              <a:graphicData uri="http://schemas.openxmlformats.org/drawingml/2006/picture">
+                <pic:pic>
+                  <pic:nvPicPr>
+                    <pic:cNvPr id="0" name="S3_waterfall_alto_risco.png"/>
+                    <pic:cNvPicPr/>
+                  </pic:nvPicPr>
+                  <pic:blipFill>
+                    <a:blip r:embed="rId20"/>
+                    <a:stretch>
+                      <a:fillRect/>
+                    </a:stretch>
+                  </pic:blipFill>
+                  <pic:spPr>
+                    <a:xfrm>
+                      <a:off x="0" y="0"/>
+                      <a:ext cx="5120640" cy="4734662"/>
+                    </a:xfrm>
+                    <a:prstGeom prst="rect"/>
+                  </pic:spPr>
+                </pic:pic>
+              </a:graphicData>
+            </a:graphic>
+          </wp:inline>
+        </w:drawing>
+      </w:r>
+    </w:p>
+    <w:p>
+      <w:pPr>
+        <w:pStyle w:val="28"/>
+      </w:pPr>
+      <w:r>
+        <w:t>Fonte: elaborado pelo autor.</w:t>
+      </w:r>
+    </w:p>
+    <w:p>
+      <w:pPr/>
+      <w:r>
+        <w:t>Por fim, a análise de resíduos foi reavaliada sobre o modelo definitivo, cumprindo o encaminhamento registrado anteriormente. A figura a seguir apresenta o resíduo (real − previsto) do XGBoost por grupo de localização na validação temporal. O viés sistemático identificado nos baselines persiste após o tuning: as escolas urbanas e rurais têm resíduo médio próximo de zero (+0,42 e +0,71 ponto percentual, respectivamente), enquanto as escolas de localização diferenciada — terras indígenas e comunidades quilombolas — mantêm superpredição acentuada (resíduo médio de −3,99 pontos percentuais, n = 41), praticamente idêntica à observada com o Ridge (−4,09). O modelo prevê para essas escolas um abandono elevado, condizente com seu perfil contextual (rural, baixo INSE, alta distorção idade-série), mas o abandono observado é próximo de zero. O achado reforça a hipótese de fatores protetivos de vínculo comunitário não capturados pelas variáveis disponíveis e tem consequência prática direta: um ranking de priorização não corrigido alocaria atenção excessiva a essas escolas. Recomenda-se, por isso, exibir o resíduo ao gestor como sinal de cautela e tratar a correção desse viés como trabalho futuro.</w:t>
+      </w:r>
+    </w:p>
+    <w:p>
+      <w:pPr>
+        <w:pStyle w:val="28"/>
+      </w:pPr>
+      <w:r>
+        <w:t>Figura – Resíduo do XGBoost por grupo de localização (validação temporal)</w:t>
+      </w:r>
+    </w:p>
+    <w:p>
+      <w:pPr>
+        <w:jc w:val="center"/>
+      </w:pPr>
+      <w:r>
+        <w:drawing>
+          <wp:inline xmlns:a="http://schemas.openxmlformats.org/drawingml/2006/main" xmlns:pic="http://schemas.openxmlformats.org/drawingml/2006/picture">
+            <wp:extent cx="5577840" cy="2137114"/>
+            <wp:docPr id="11" name="Picture 11"/>
+            <wp:cNvGraphicFramePr>
+              <a:graphicFrameLocks noChangeAspect="1"/>
+            </wp:cNvGraphicFramePr>
+            <a:graphic>
+              <a:graphicData uri="http://schemas.openxmlformats.org/drawingml/2006/picture">
+                <pic:pic>
+                  <pic:nvPicPr>
+                    <pic:cNvPr id="0" name="S5_equidade_grupos.png"/>
+                    <pic:cNvPicPr/>
+                  </pic:nvPicPr>
+                  <pic:blipFill>
+                    <a:blip r:embed="rId21"/>
+                    <a:stretch>
+                      <a:fillRect/>
+                    </a:stretch>
+                  </pic:blipFill>
+                  <pic:spPr>
+                    <a:xfrm>
+                      <a:off x="0" y="0"/>
+                      <a:ext cx="5577840" cy="2137114"/>
+                    </a:xfrm>
+                    <a:prstGeom prst="rect"/>
+                  </pic:spPr>
+                </pic:pic>
+              </a:graphicData>
+            </a:graphic>
+          </wp:inline>
+        </w:drawing>
+      </w:r>
+    </w:p>
+    <w:p>
+      <w:pPr>
+        <w:pStyle w:val="28"/>
+      </w:pPr>
+      <w:r>
+        <w:t>Fonte: elaborado pelo autor.</w:t>
+      </w:r>
+    </w:p>
+    <w:p>
+      <w:pPr>
+        <w:pStyle w:val="3"/>
+      </w:pPr>
+      <w:r>
         <w:t>Síntese dos Resultados</w:t>
       </w:r>
     </w:p>
     <w:p>
       <w:r>
-        <w:t>Os resultados obtidos até esta etapa sustentam parcialmente a pergunta principal de pesquisa: é possível, a partir de indicadores institucionais e contextuais do ano t, ordenar as escolas estaduais de Ensino Médio de Pernambuco por risco de abandono em t+1 com qualidade útil para priorização. O XGBoost, modelo definitivo, confirmou-se o melhor nas dimensões alinhadas a esse objetivo: a maior correlação de Spearman (0,458 em validação cruzada repetida e 0,390 na validação temporal), o menor erro absoluto médio e ROC-AUC de 0,830 na validação temporal, atingindo as metas de ROC-AUC ≥ 0,83 e de Spearman ≥ 0,43 fixadas a partir dos baselines. A meta de RMSE, em contrapartida, não foi superada: o XGBoost não reduziu o RMSE em relação ao Random Forest, e a magnitude da taxa não generaliza entre ciclos (R² negativo na validação temporal) com apenas dois pares de anos disponíveis — limitação que o tuning atenuou, mas não eliminou. Permanecem como encaminhamentos para as fases seguintes a explicabilidade com SHAP e a reavaliação, sobre o modelo definitivo, do viés de superpredição nas escolas de localização diferenciada.</w:t>
+        <w:t>Os resultados obtidos até esta etapa sustentam parcialmente a pergunta principal de pesquisa: é possível, a partir de indicadores institucionais e contextuais do ano t, ordenar as escolas estaduais de Ensino Médio de Pernambuco por risco de abandono em t+1 com qualidade útil para priorização. O XGBoost, modelo definitivo, confirmou-se o melhor nas dimensões alinhadas a esse objetivo: a maior correlação de Spearman (0,458 em validação cruzada repetida e 0,390 na validação temporal), o menor erro absoluto médio e ROC-AUC de 0,830 na validação temporal, atingindo as metas de ROC-AUC ≥ 0,83 e de Spearman ≥ 0,43 fixadas a partir dos baselines. A meta de RMSE, em contrapartida, não foi superada: o XGBoost não reduziu o RMSE em relação ao Random Forest, e a magnitude da taxa não generaliza entre ciclos (R² negativo na validação temporal) com apenas dois pares de anos disponíveis — limitação que o tuning atenuou, mas não eliminou. A explicabilidade com SHAP confirmou o lag de abandono, a reprovação e a distorção idade-série como os principais determinantes do risco previsto, com direções coerentes com a teoria, e a reavaliação dos resíduos sobre o modelo definitivo confirmou a persistência do viés de superpredição nas escolas de localização diferenciada (−3,99 pontos percentuais na validação temporal). Permanece como encaminhamento para a fase seguinte a construção do dashboard de priorização, além da correção desse viés e da ampliação da janela temporal, discutidas nas conclusões.</w:t>
       </w:r>
     </w:p>
     <w:p>

--- a/Modelo TCC Engenharia de Software 2022.docx
+++ b/Modelo TCC Engenharia de Software 2022.docx
@@ -6367,36 +6367,7 @@
         </w:rPr>
       </w:pPr>
       <w:r>
-        <w:rPr>
-          <w:color w:val="2E75B6" w:themeColor="accent5" w:themeShade="BF"/>
-        </w:rPr>
-        <w:t>&lt;apresentar a arquitetura do software desenvolvido. Utilizar algum framework de representação arquitetural. A sugestão de subseções abaixo segue o modelo “4+1” de Kruchten</w:t>
-      </w:r>
-      <w:r>
-        <w:rPr>
-          <w:rStyle w:val="16"/>
-          <w:color w:val="2E75B6" w:themeColor="accent5" w:themeShade="BF"/>
-        </w:rPr>
-        <w:footnoteReference w:id="0"/>
-      </w:r>
-      <w:r>
-        <w:rPr>
-          <w:color w:val="2E75B6" w:themeColor="accent5" w:themeShade="BF"/>
-        </w:rPr>
-        <w:t>. Dependendo do tipo de projeto outro modelo ou padrão de arquitetural poderá ser utilizado. Uma linguagem de descrição arquitetural (ADL</w:t>
-      </w:r>
-      <w:r>
-        <w:rPr>
-          <w:rStyle w:val="16"/>
-          <w:color w:val="2E75B6" w:themeColor="accent5" w:themeShade="BF"/>
-        </w:rPr>
-        <w:footnoteReference w:id="1"/>
-      </w:r>
-      <w:r>
-        <w:rPr>
-          <w:color w:val="2E75B6" w:themeColor="accent5" w:themeShade="BF"/>
-        </w:rPr>
-        <w:t>, Architecture description language) deverá ser usada para apresentar as visões arquiteturais do sistema de software&gt;</w:t>
+        <w:t>A arquitetura do sistema é descrita segundo o modelo de visões 4+1 de Kruchten, adaptado à natureza do software: trata-se de um pipeline de ciência de dados cujo núcleo são módulos de transformação de dados e de modelagem, e não um sistema orientado a objetos com hierarquias de classes. Por essa razão, a visão lógica é apresentada por meio de diagramas de pacotes e de componentes — que refletem fielmente a organização do código em camadas — em vez de um diagrama de classes. As visões são expressas em notação UML. O sistema organiza-se em quatro camadas de responsabilidade única — aquisição e preparação de dados (src.data), engenharia de atributos (src.features), modelagem e explicabilidade (src.models) e recomendação/visualização (src.recommend) —, sustentadas por uma camada transversal de configuração (config) e por convenções de persistência em disco (raw → interim → processed e modelos serializados). As subseções seguintes detalham os aspectos funcionais e não funcionais e as visões estrutural, comportamental e de implantação.</w:t>
       </w:r>
     </w:p>
     <w:p>
@@ -6433,10 +6404,68 @@
         </w:rPr>
       </w:pPr>
       <w:r>
-        <w:rPr>
-          <w:color w:val="2E75B6" w:themeColor="accent5" w:themeShade="BF"/>
-        </w:rPr>
-        <w:t>&lt;discussão dos principais requisitos funcionais e não funcionais do sistema proposto. Recomenda-se usar o diagrama de casos de uso UML&gt;</w:t>
+        <w:t>Os requisitos funcionais do sistema decorrem diretamente das perguntas de pesquisa e do usuário-alvo, o gestor da Secretaria Estadual de Educação. A figura a seguir apresenta o diagrama de casos de uso. O caso de uso central é consultar o ranking de risco de abandono das escolas para o ano t+1 (RF1); a ele somam-se visualizar a explicação individual de cada escola por valores SHAP (RF2) e inspecionar o diagnóstico de resíduos, que sinaliza escolas cujo abandono observado diverge do previsto pelo seu perfil (RF3). Esses três casos atendem ao gestor. Um segundo ator, o analista ou pesquisador, responde pelos casos de uso de manutenção do sistema: executar o pipeline de dados, da extração à geração do conjunto de modelagem (RF4), e treinar ou atualizar o modelo preditivo (RF5). O INEP figura como ator de apoio, fornecedor dos microdados que alimentam o pipeline.</w:t>
+      </w:r>
+    </w:p>
+    <w:p>
+      <w:pPr>
+        <w:pStyle w:val="28"/>
+      </w:pPr>
+      <w:r>
+        <w:t>Figura – Diagrama de casos de uso</w:t>
+      </w:r>
+    </w:p>
+    <w:p>
+      <w:pPr>
+        <w:jc w:val="center"/>
+      </w:pPr>
+      <w:r>
+        <w:drawing>
+          <wp:inline xmlns:a="http://schemas.openxmlformats.org/drawingml/2006/main" xmlns:pic="http://schemas.openxmlformats.org/drawingml/2006/picture">
+            <wp:extent cx="5394960" cy="3391503"/>
+            <wp:docPr id="12" name="Picture 12"/>
+            <wp:cNvGraphicFramePr>
+              <a:graphicFrameLocks noChangeAspect="1"/>
+            </wp:cNvGraphicFramePr>
+            <a:graphic>
+              <a:graphicData uri="http://schemas.openxmlformats.org/drawingml/2006/picture">
+                <pic:pic>
+                  <pic:nvPicPr>
+                    <pic:cNvPr id="0" name="arq1_casos_uso.png"/>
+                    <pic:cNvPicPr/>
+                  </pic:nvPicPr>
+                  <pic:blipFill>
+                    <a:blip r:embed="rId22"/>
+                    <a:stretch>
+                      <a:fillRect/>
+                    </a:stretch>
+                  </pic:blipFill>
+                  <pic:spPr>
+                    <a:xfrm>
+                      <a:off x="0" y="0"/>
+                      <a:ext cx="5394960" cy="3391503"/>
+                    </a:xfrm>
+                    <a:prstGeom prst="rect"/>
+                  </pic:spPr>
+                </pic:pic>
+              </a:graphicData>
+            </a:graphic>
+          </wp:inline>
+        </w:drawing>
+      </w:r>
+    </w:p>
+    <w:p>
+      <w:pPr>
+        <w:pStyle w:val="28"/>
+      </w:pPr>
+      <w:r>
+        <w:t>Fonte: elaborado pelo autor.</w:t>
+      </w:r>
+    </w:p>
+    <w:p>
+      <w:pPr/>
+      <w:r>
+        <w:t>Entre os requisitos não funcionais, destacam-se: (i) reprodutibilidade — qualquer resultado deve ser reconstruível a partir dos dados brutos imutáveis, com ambiente e dependências fixados; (ii) interpretabilidade — o modelo precisa justificar cada indicação de prioridade, requisito que orientou a escolha por um modelo baseado em árvores acompanhado de explicações SHAP, em vez de uma caixa-preta; (iii) ausência de vazamento de dados — a validação deve respeitar a estrutura temporal (features de t, alvo em t+1) e espacial (agrupamento por município), sob pena de métricas otimistas; (iv) testabilidade — cada módulo do pipeline é coberto por testes automatizados; e (v) portabilidade — a aplicação de visualização deve ser empacotável em contêiner para implantação sem dependência do ambiente de desenvolvimento. Esses requisitos permeiam as decisões arquiteturais discutidas a seguir.</w:t>
       </w:r>
     </w:p>
     <w:p>
@@ -6481,10 +6510,123 @@
         </w:rPr>
       </w:pPr>
       <w:r>
-        <w:rPr>
-          <w:color w:val="2E75B6" w:themeColor="accent5" w:themeShade="BF"/>
-        </w:rPr>
-        <w:t>&lt;visão estrutural do software. Recomenda-se usar os seguintes diagramas da UML: diagrama de pacotes, diagrama de componentes e diagrama de classes&gt;</w:t>
+        <w:t>A visão estrutural é apresentada em dois níveis. No nível de código-fonte, a figura a seguir exibe o diagrama de pacotes. A dependência flui em sentido único, das camadas superiores para as inferiores, sem ciclos: src.features depende de src.data; src.models depende de src.features; e src.recommend — a aplicação de visualização, planejada — depende de src.models. O pacote src.data.config é transversal, importado pelas demais camadas para centralizar caminhos e anos de referência. Os pacotes notebooks e tests consomem as camadas de src — os primeiros como scripts de análise que orquestram o pipeline, os segundos como verificação automatizada —, mas nenhuma camada de produção depende deles. Essa orientação acíclica das dependências é o que garante que cada camada possa ser testada e reexecutada isoladamente.</w:t>
+      </w:r>
+    </w:p>
+    <w:p>
+      <w:pPr>
+        <w:pStyle w:val="28"/>
+      </w:pPr>
+      <w:r>
+        <w:t>Figura – Diagrama de pacotes (visão estrutural)</w:t>
+      </w:r>
+    </w:p>
+    <w:p>
+      <w:pPr>
+        <w:jc w:val="center"/>
+      </w:pPr>
+      <w:r>
+        <w:drawing>
+          <wp:inline xmlns:a="http://schemas.openxmlformats.org/drawingml/2006/main" xmlns:pic="http://schemas.openxmlformats.org/drawingml/2006/picture">
+            <wp:extent cx="4572000" cy="3412495"/>
+            <wp:docPr id="13" name="Picture 13"/>
+            <wp:cNvGraphicFramePr>
+              <a:graphicFrameLocks noChangeAspect="1"/>
+            </wp:cNvGraphicFramePr>
+            <a:graphic>
+              <a:graphicData uri="http://schemas.openxmlformats.org/drawingml/2006/picture">
+                <pic:pic>
+                  <pic:nvPicPr>
+                    <pic:cNvPr id="0" name="arq2_pacotes.png"/>
+                    <pic:cNvPicPr/>
+                  </pic:nvPicPr>
+                  <pic:blipFill>
+                    <a:blip r:embed="rId23"/>
+                    <a:stretch>
+                      <a:fillRect/>
+                    </a:stretch>
+                  </pic:blipFill>
+                  <pic:spPr>
+                    <a:xfrm>
+                      <a:off x="0" y="0"/>
+                      <a:ext cx="4572000" cy="3412495"/>
+                    </a:xfrm>
+                    <a:prstGeom prst="rect"/>
+                  </pic:spPr>
+                </pic:pic>
+              </a:graphicData>
+            </a:graphic>
+          </wp:inline>
+        </w:drawing>
+      </w:r>
+    </w:p>
+    <w:p>
+      <w:pPr>
+        <w:pStyle w:val="28"/>
+      </w:pPr>
+      <w:r>
+        <w:t>Fonte: elaborado pelo autor.</w:t>
+      </w:r>
+    </w:p>
+    <w:p>
+      <w:pPr/>
+      <w:r>
+        <w:t>No nível de execução, a figura seguinte apresenta o diagrama de componentes e o fluxo de dados que os conecta. O componente de ETL (src.data) lê os microdados brutos do INEP e grava produtos intermediários padronizados em data/interim; o componente de engenharia de atributos (src.features) os consome e materializa o conjunto final em data/processed; o componente de modelagem (src.models, módulos train e evaluate) treina e avalia o modelo, serializando-o em models/; e os componentes de explicabilidade (módulo explain) e de dashboard (src.recommend) carregam o modelo serializado para, respectivamente, produzir as explicações SHAP e apresentar o ranking ao gestor. A comunicação entre componentes se dá sempre por artefatos persistidos em disco (Parquet e joblib), e não por chamadas diretas — um acoplamento fraco que permite reexecutar qualquer etapa a partir do artefato da etapa anterior.</w:t>
+      </w:r>
+    </w:p>
+    <w:p>
+      <w:pPr>
+        <w:pStyle w:val="28"/>
+      </w:pPr>
+      <w:r>
+        <w:t>Figura – Diagrama de componentes e fluxo de dados</w:t>
+      </w:r>
+    </w:p>
+    <w:p>
+      <w:pPr>
+        <w:jc w:val="center"/>
+      </w:pPr>
+      <w:r>
+        <w:drawing>
+          <wp:inline xmlns:a="http://schemas.openxmlformats.org/drawingml/2006/main" xmlns:pic="http://schemas.openxmlformats.org/drawingml/2006/picture">
+            <wp:extent cx="5669280" cy="3467450"/>
+            <wp:docPr id="14" name="Picture 14"/>
+            <wp:cNvGraphicFramePr>
+              <a:graphicFrameLocks noChangeAspect="1"/>
+            </wp:cNvGraphicFramePr>
+            <a:graphic>
+              <a:graphicData uri="http://schemas.openxmlformats.org/drawingml/2006/picture">
+                <pic:pic>
+                  <pic:nvPicPr>
+                    <pic:cNvPr id="0" name="arq3_componentes.png"/>
+                    <pic:cNvPicPr/>
+                  </pic:nvPicPr>
+                  <pic:blipFill>
+                    <a:blip r:embed="rId24"/>
+                    <a:stretch>
+                      <a:fillRect/>
+                    </a:stretch>
+                  </pic:blipFill>
+                  <pic:spPr>
+                    <a:xfrm>
+                      <a:off x="0" y="0"/>
+                      <a:ext cx="5669280" cy="3467450"/>
+                    </a:xfrm>
+                    <a:prstGeom prst="rect"/>
+                  </pic:spPr>
+                </pic:pic>
+              </a:graphicData>
+            </a:graphic>
+          </wp:inline>
+        </w:drawing>
+      </w:r>
+    </w:p>
+    <w:p>
+      <w:pPr>
+        <w:pStyle w:val="28"/>
+      </w:pPr>
+      <w:r>
+        <w:t>Fonte: elaborado pelo autor.</w:t>
       </w:r>
     </w:p>
     <w:p>
@@ -6521,10 +6663,62 @@
         </w:rPr>
       </w:pPr>
       <w:r>
-        <w:rPr>
-          <w:color w:val="2E75B6" w:themeColor="accent5" w:themeShade="BF"/>
-        </w:rPr>
-        <w:t>&lt;visão comportamental do software. Recomenda-se usar os seguintes diagramas da UML: diagrama de interação, diagrama de atividades e diagrama de estados&gt;</w:t>
+        <w:t>A visão comportamental descreve a ordem de execução do pipeline, da aquisição dos dados à disponibilização do ranking. A figura a seguir apresenta o diagrama de atividades. O fluxo é essencialmente sequencial, refletindo as dependências de dados entre as etapas: a carga dos microdados precede a filtragem do universo (escolas estaduais ativas de Ensino Médio em Pernambuco), que precede a montagem do painel longitudinal escola×ano; sobre o painel são integrados os indicadores complementares (Taxas de Rendimento, INSE, IRD, TDI e AFD) e, em seguida, construídas as features do ano t associadas ao alvo do ano t+1. A etapa de modelagem treina os baselines e realiza o tuning do XGBoost, avalia-o sob validação cruzada agrupada e validação temporal, e serializa o modelo definitivo; por fim, a etapa de explicabilidade decompõe as predições com SHAP e diagnostica os resíduos. A atividade final — servir o ranking e as explicações no dashboard — está planejada para a fase subsequente. Cada atividade corresponde a um módulo testável do pacote src, e sua conclusão produz um artefato verificável, o que permite retomar o fluxo a partir de qualquer ponto.</w:t>
+      </w:r>
+    </w:p>
+    <w:p>
+      <w:pPr>
+        <w:pStyle w:val="28"/>
+      </w:pPr>
+      <w:r>
+        <w:t>Figura – Diagrama de atividades do pipeline</w:t>
+      </w:r>
+    </w:p>
+    <w:p>
+      <w:pPr>
+        <w:jc w:val="center"/>
+      </w:pPr>
+      <w:r>
+        <w:drawing>
+          <wp:inline xmlns:a="http://schemas.openxmlformats.org/drawingml/2006/main" xmlns:pic="http://schemas.openxmlformats.org/drawingml/2006/picture">
+            <wp:extent cx="3657600" cy="6178449"/>
+            <wp:docPr id="15" name="Picture 15"/>
+            <wp:cNvGraphicFramePr>
+              <a:graphicFrameLocks noChangeAspect="1"/>
+            </wp:cNvGraphicFramePr>
+            <a:graphic>
+              <a:graphicData uri="http://schemas.openxmlformats.org/drawingml/2006/picture">
+                <pic:pic>
+                  <pic:nvPicPr>
+                    <pic:cNvPr id="0" name="arq4_atividades.png"/>
+                    <pic:cNvPicPr/>
+                  </pic:nvPicPr>
+                  <pic:blipFill>
+                    <a:blip r:embed="rId25"/>
+                    <a:stretch>
+                      <a:fillRect/>
+                    </a:stretch>
+                  </pic:blipFill>
+                  <pic:spPr>
+                    <a:xfrm>
+                      <a:off x="0" y="0"/>
+                      <a:ext cx="3657600" cy="6178449"/>
+                    </a:xfrm>
+                    <a:prstGeom prst="rect"/>
+                  </pic:spPr>
+                </pic:pic>
+              </a:graphicData>
+            </a:graphic>
+          </wp:inline>
+        </w:drawing>
+      </w:r>
+    </w:p>
+    <w:p>
+      <w:pPr>
+        <w:pStyle w:val="28"/>
+      </w:pPr>
+      <w:r>
+        <w:t>Fonte: elaborado pelo autor.</w:t>
       </w:r>
     </w:p>
     <w:p>
@@ -6561,10 +6755,62 @@
         </w:rPr>
       </w:pPr>
       <w:r>
-        <w:rPr>
-          <w:color w:val="2E75B6" w:themeColor="accent5" w:themeShade="BF"/>
-        </w:rPr>
-        <w:t>&lt;visão da implementação dos componentes de software e sua distribuição em diferentes nós da rede (implantação). Recomenda-se usar o diagrama de implantação UML&gt;</w:t>
+        <w:t>A figura a seguir apresenta o diagrama de implantação. No ambiente atual, todo o pipeline executa em uma única estação de desenvolvimento, sobre um ambiente Python isolado em virtualenv com dependências fixadas; os dados, nas três camadas raw, interim e processed, e os modelos serializados residem no sistema de arquivos local, em Parquet e joblib, respectivamente. A implantação prevista para a aplicação de visualização adota um contêiner Docker que encapsula a aplicação Streamlit (src.recommend) e o modelo serializado, eliminando a dependência do ambiente de desenvolvimento e atendendo ao requisito de portabilidade; o gestor acessa o dashboard pelo navegador, via HTTP. A separação entre o ambiente de treino — onde o modelo é produzido e versionado como artefato — e o ambiente de execução — que apenas carrega o artefato para inferência e visualização — é deliberada: permite atualizar o modelo sem alterar a aplicação e vice-versa.</w:t>
+      </w:r>
+    </w:p>
+    <w:p>
+      <w:pPr>
+        <w:pStyle w:val="28"/>
+      </w:pPr>
+      <w:r>
+        <w:t>Figura – Diagrama de implantação</w:t>
+      </w:r>
+    </w:p>
+    <w:p>
+      <w:pPr>
+        <w:jc w:val="center"/>
+      </w:pPr>
+      <w:r>
+        <w:drawing>
+          <wp:inline xmlns:a="http://schemas.openxmlformats.org/drawingml/2006/main" xmlns:pic="http://schemas.openxmlformats.org/drawingml/2006/picture">
+            <wp:extent cx="5577840" cy="3382402"/>
+            <wp:docPr id="16" name="Picture 16"/>
+            <wp:cNvGraphicFramePr>
+              <a:graphicFrameLocks noChangeAspect="1"/>
+            </wp:cNvGraphicFramePr>
+            <a:graphic>
+              <a:graphicData uri="http://schemas.openxmlformats.org/drawingml/2006/picture">
+                <pic:pic>
+                  <pic:nvPicPr>
+                    <pic:cNvPr id="0" name="arq5_implantacao.png"/>
+                    <pic:cNvPicPr/>
+                  </pic:nvPicPr>
+                  <pic:blipFill>
+                    <a:blip r:embed="rId26"/>
+                    <a:stretch>
+                      <a:fillRect/>
+                    </a:stretch>
+                  </pic:blipFill>
+                  <pic:spPr>
+                    <a:xfrm>
+                      <a:off x="0" y="0"/>
+                      <a:ext cx="5577840" cy="3382402"/>
+                    </a:xfrm>
+                    <a:prstGeom prst="rect"/>
+                  </pic:spPr>
+                </pic:pic>
+              </a:graphicData>
+            </a:graphic>
+          </wp:inline>
+        </w:drawing>
+      </w:r>
+    </w:p>
+    <w:p>
+      <w:pPr>
+        <w:pStyle w:val="28"/>
+      </w:pPr>
+      <w:r>
+        <w:t>Fonte: elaborado pelo autor.</w:t>
       </w:r>
     </w:p>
     <w:p>

--- a/Modelo TCC Engenharia de Software 2022.docx
+++ b/Modelo TCC Engenharia de Software 2022.docx
@@ -5328,7 +5328,7 @@
         </w:rPr>
       </w:pPr>
       <w:r>
-        <w:t>Principais decisões metodológicas adotadas: (i) a unidade de análise é a escola — não o aluno —, pois os dados públicos do Censo estão disponíveis nesse nível e o volume (~800 obs./ano) é adequado para ML interpretável; (ii) a variável-alvo é a taxa de abandono do ano t+1, construída com shift temporal nas Taxas de Rendimento do INEP, criando uma lógica genuinamente preditiva; (iii) os indicadores INSE, IRD, TDI e AFD foram incorporados para capturar dimensões ausentes no Censo (nível socioeconômico, qualidade docente e distorção etária); (iv) o INSE foi tratado como variável estática (edição 2021), pois não há versão posterior disponível em nível de escola; (v) QT_TUR_MED e QT_DOC_MED foram excluídas por colinearidade com QT_MAT_MED (r&gt;0,85); (vi) TAXA_APROV_MED foi excluída por identidade aritmética com reprovação e abandono (aprov + reprov + abnd = 100%).</w:t>
+        <w:t>Principais decisões metodológicas: (i) a unidade de análise é a escola — não o aluno —, pelos dados públicos disponíveis nesse nível e pelo volume adequado a aprendizado de máquina interpretável; (ii) o alvo é a taxa de abandono em t+1, obtida por deslocamento temporal das Taxas de Rendimento, o que torna o problema genuinamente preditivo; (iii) INSE, IRD, TDI e AFD foram incorporados para cobrir dimensões ausentes no Censo (nível socioeconômico, qualidade docente e distorção etária); (iv) o INSE, sem edição posterior a 2021 em nível de escola, foi tratado como variável estática; (v) QT_TUR_MED e QT_DOC_MED foram excluídas por colinearidade com QT_MAT_MED, e TAXA_APROV_MED por identidade aritmética com reprovação e abandono.</w:t>
       </w:r>
     </w:p>
     <w:p>
@@ -5339,7 +5339,7 @@
         </w:rPr>
       </w:pPr>
       <w:r>
-        <w:t>Problemas encontrados durante o desenvolvimento: (i) inconsistência no código de mesorregião entre o Censo de 2022 (escala 1–5) e o de 2023 (código IBGE 2601–2605), corrigida com mapeamento explícito no ETL; (ii) a coluna QT_MAT_MED_NM apresentou 100% de missing em 2022, sendo descartada da análise; (iii) o INSE 2021 cobre 94,8% das escolas do painel, com os 5,2% restantes imputados por média de mesorregião; (iv) as Taxas de Rendimento são fornecidas em formato Excel com cabeçalho de 8 linhas e células '--' para escolas sem oferta da série, exigindo parser especializado no ETL; (v) os arquivos de IRD, TDI e AFD são distribuídos por dependência administrativa em arquivos separados, exigindo filtros e joins cuidadosos para isolar as escolas estaduais de Ensino Médio de Pernambuco.</w:t>
+        <w:t>Principais problemas enfrentados: (i) o código de mesorregião diverge entre o Censo 2022 (escala 1–5) e 2023 (IBGE 2601–2605), corrigido por mapeamento no ETL; (ii) QT_MAT_MED_NM, 100% ausente em 2022, foi descartada; (iii) o INSE 2021 cobre 94,8% do painel, com o restante imputado por mesorregião; (iv) as Taxas de Rendimento vêm em Excel com cabeçalho de oito linhas e células '--', exigindo parser dedicado; (v) IRD, TDI e AFD são distribuídos por dependência administrativa, exigindo filtros e joins cuidadosos.</w:t>
       </w:r>
     </w:p>
     <w:p>
@@ -5350,7 +5350,7 @@
         </w:rPr>
       </w:pPr>
       <w:r>
-        <w:t>Principais resultados obtidos até o momento: (i) painel longitudinal estável com 806 escolas únicas, 2.392 linhas e 97,4% de cobertura nos três anos analisados; (ii) dataset final de modelagem com 1.586 observações, 30 features e 0% de missing após imputação por média de mesorregião×ano; (iii) infraestrutura significativamente inferior nas escolas rurais (índice médio 0,52 vs. 0,71 nas urbanas; p&lt;0,0001); (iv) crescimento do ensino integral de 56,7% em 2022 para 64,9% em 2024, com 50% das escolas operando em regime 100% integral em 2024; (v) correlações Spearman mais fortes com a taxa de abandono futura: lag de abandono (r≈+0,80), distorção idade-série (r≈+0,55) e nível socioeconômico (INSE, r≈−0,40); (vi) concentração de risco nos municípios da mesorregião do São Francisco Pernambucano, que acumula menores índices de IRD e INSE e maiores taxas de abandono e distorção idade-série. (vii) explicabilidade do modelo definitivo com SHAP, que confirmou o lag de abandono, a reprovação e a distorção idade-série como os principais determinantes do risco previsto, com direções coerentes com a teoria (abandono, reprovação e distorção elevam o risco; nível socioeconômico elevado o reduz); (viii) diagnóstico de equidade: o modelo definitivo mantém superpredição sistemática do abandono nas escolas de localização diferenciada (resíduo médio de −3,99 pontos percentuais na validação temporal), indício de fatores protetivos de vínculo comunitário não capturados pelas variáveis disponíveis.</w:t>
+        <w:t>Principais resultados até o momento: (i) painel estável com 806 escolas, 2.392 linhas e 97,4% de cobertura nos três anos; (ii) dataset final com 1.586 observações, 30 features e 0% de ausentes; (iii) infraestrutura significativamente menor nas escolas rurais (0,52 vs. 0,71; p&lt;0,0001); (iv) crescimento do tempo integral de 56,7% (2022) para 64,9% (2024); (v) correlações mais fortes com o abandono futuro: lag de abandono (≈+0,80), distorção idade-série (≈+0,55) e INSE (≈−0,40); (vi) risco concentrado na mesorregião do São Francisco Pernambucano; (vii) SHAP confirmou o lag de abandono, a reprovação e a distorção como principais determinantes, com direções coerentes com a teoria; (viii) diagnóstico de equidade: superpredição persistente nas escolas de localização diferenciada (resíduo médio −3,99 p.p. na validação temporal).</w:t>
       </w:r>
     </w:p>
     <w:p>
@@ -6158,7 +6158,7 @@
     </w:p>
     <w:p>
       <w:r>
-        <w:t>A fase inicial consolidou as decisões estruturantes do projeto em um documento de decisões mantido sob controle de versão. Definiu-se a escola — e não o aluno — como unidade de análise, uma vez que os dados públicos do INEP estão disponíveis nesse nível, o usuário-alvo (gestor da Secretaria Estadual de Educação) decide em nível de escola e o volume resultante (~800 escolas/ano) é adequado para aprendizado de máquina interpretável. O universo foi delimitado às escolas estaduais ativas com oferta de Ensino Médio regular em Pernambuco, e o problema foi formulado como regressão: predizer a taxa de abandono do Ensino Médio no ano t+1 a partir de indicadores institucionais e contextuais do ano t. Nessa fase também foram selecionadas as fontes de dados (microdados do Censo Escolar 2022–2024, Taxas de Rendimento, INSE, IRD, TDI e AFD) e a stack tecnológica (Python, pandas, scikit-learn, XGBoost, SHAP e Streamlit).</w:t>
+        <w:t>A fase inicial consolidou as decisões estruturantes em documento versionado. Definiu-se a escola — não o aluno — como unidade de análise, pois os dados públicos do INEP estão nesse nível, o gestor decide nesse nível e o volume resultante (~800 escolas/ano) é adequado a aprendizado de máquina interpretável. O universo foi delimitado às escolas estaduais ativas com Ensino Médio regular em Pernambuco, e o problema formulado como regressão: predizer a taxa de abandono em t+1 a partir de indicadores do ano t. Selecionaram-se também as fontes (Censo Escolar 2022–2024, Taxas de Rendimento, INSE, IRD, TDI e AFD) e a stack (Python, pandas, scikit-learn, XGBoost, SHAP e Streamlit).</w:t>
       </w:r>
     </w:p>
     <w:p>
@@ -6171,12 +6171,12 @@
     </w:p>
     <w:p>
       <w:r>
-        <w:t>A primeira fase de implementação construiu o pipeline de extração, transformação e carga dos microdados do Censo Escolar. O módulo load.py realiza a carga dos arquivos CSV de cada ano com busca heurística pelos nomes de arquivo (o INEP não mantém nomenclatura consistente entre edições); o módulo filter_pe_estadual_em.py aplica, em sequência auditável, os filtros de UF (SG_UF = 'PE'), dependência administrativa estadual (TP_DEPENDENCIA = 2), situação de funcionamento ativa e oferta de Ensino Médio; e o módulo build_school_panel.py empilha os três anos em um painel longitudinal escola×ano. O resultado é um painel com 2.392 linhas e 34 colunas, cobrindo 806 escolas únicas — 97,4% delas presentes nos três anos, o que caracteriza um painel estável.</w:t>
-      </w:r>
-    </w:p>
-    <w:p>
-      <w:r>
-        <w:t>Sobre esse painel foram executadas dez análises descritivas, com figuras geradas programaticamente, que caracterizaram o universo de estudo: 185 municípios atendidos; 86% das escolas em área urbana; mediana de aproximadamente 350 matrículas de Ensino Médio por escola; índice médio de infraestrutura de 0,68, com diferença significativa entre escolas rurais (0,52) e urbanas (0,71; p&lt;0,0001); e crescimento da oferta de tempo integral de 56,7% em 2022 para 64,9% em 2024. A fase também identificou problemas de qualidade de dados que orientaram decisões posteriores, como o descarte da coluna QT_MAT_MED_NM (100% de valores ausentes em 2022) e a inconsistência do código de mesorregião entre as edições 2022 e 2023 do Censo, corrigida com mapeamento explícito no ETL.</w:t>
+        <w:t>A primeira fase de implementação construiu o ETL dos microdados do Censo. O módulo load.py faz a carga dos CSV anuais com busca heurística pelos nomes de arquivo (o INEP varia a nomenclatura entre edições); filter_pe_estadual_em.py aplica, em sequência auditável, os filtros de UF, dependência estadual, funcionamento ativo e oferta de Ensino Médio; e build_school_panel.py empilha os três anos em um painel escola×ano. O resultado é um painel estável com 2.392 linhas e 806 escolas únicas, 97,4% delas presentes nos três anos.</w:t>
+      </w:r>
+    </w:p>
+    <w:p>
+      <w:r>
+        <w:t>Dez análises descritivas, com figuras geradas por script, caracterizaram o universo: 185 municípios, 86% das escolas urbanas, mediana de ~350 matrículas de Ensino Médio e índice de infraestrutura significativamente menor nas rurais (0,52 vs. 0,71; p&lt;0,0001). A fase também expôs problemas de qualidade que orientaram decisões posteriores, como o descarte de QT_MAT_MED_NM (100% ausente em 2022) e a inconsistência do código de mesorregião entre 2022 e 2023, corrigida por mapeamento explícito.</w:t>
       </w:r>
     </w:p>
     <w:p>
@@ -6189,12 +6189,12 @@
     </w:p>
     <w:p>
       <w:r>
-        <w:t>A segunda fase incorporou ao painel cinco fontes complementares do INEP, cada uma com um módulo de ETL dedicado: Taxas de Rendimento Escolar (aprovação, reprovação e abandono, por série e total do Ensino Médio), Indicador de Nível Socioeconômico (INSE), Indicador de Regularidade Docente (IRD), Taxa de Distorção Idade-Série (TDI) e Adequação da Formação Docente (AFD). As Taxas de Rendimento exigiram um parser especializado, pois o INEP as distribui em planilhas Excel com cabeçalho de oito linhas e células '--' para escolas sem oferta da série, convertidas para valores ausentes. O ETL resultou em parquets intermediários padronizados por escola e ano, validados por testes automatizados.</w:t>
-      </w:r>
-    </w:p>
-    <w:p>
-      <w:r>
-        <w:t>As análises desta fase estabeleceram a viabilidade do problema preditivo: a taxa de abandono do ano anterior apresentou correlação de Spearman de aproximadamente +0,80 com a do ano seguinte, seguida pela distorção idade-série (r≈+0,55) e pelo nível socioeconômico (r≈−0,40). Identificou-se ainda a concentração de risco na mesorregião do São Francisco Pernambucano, que acumula os menores índices de IRD e INSE e as maiores taxas de abandono e distorção. Como o INSE não possui edição posterior a 2021 em nível de escola, decidiu-se tratá-lo como variável estática, com cobertura de 94,8% do painel e imputação por média de mesorregião para as escolas restantes.</w:t>
+        <w:t>A segunda fase incorporou cinco fontes complementares do INEP, cada uma com módulo de ETL próprio: Taxas de Rendimento (aprovação, reprovação e abandono, por série e total), INSE, IRD, TDI e AFD. As Taxas de Rendimento exigiram parser especializado, pois vêm em planilhas Excel com cabeçalho de oito linhas e células '--' (escolas sem oferta da série) convertidas em ausentes. O resultado foram parquets intermediários padronizados por escola e ano, validados por testes.</w:t>
+      </w:r>
+    </w:p>
+    <w:p>
+      <w:r>
+        <w:t>As análises confirmaram a viabilidade preditiva: o abandono do ano anterior correlaciona-se fortemente com o do ano seguinte (Spearman ≈ +0,80), seguido da distorção idade-série (≈ +0,55) e do INSE (≈ −0,40). O risco concentra-se na mesorregião do São Francisco Pernambucano, que reúne os menores INSE e IRD e as maiores taxas de abandono e distorção. Sem edição posterior a 2021 em nível de escola, o INSE foi tratado como variável estática (cobertura de 94,8%; restante imputado por média de mesorregião).</w:t>
       </w:r>
     </w:p>
     <w:p>
@@ -6207,12 +6207,12 @@
     </w:p>
     <w:p>
       <w:r>
-        <w:t>A terceira fase construiu o dataset final de modelagem por meio do módulo build_features.py, que materializa a lógica temporal preditiva do projeto: para cada escola e cada ano t ∈ {2022, 2023}, as features são os atributos da escola no ano t e o target é a taxa de abandono do Ensino Médio observada no ano t+1. O ano de 2024 não entra como ano-feature por não haver dados de rendimento de 2025. As features combinam atributos do Censo (matrículas, infraestrutura, conectividade, tempo integral), os quatro indicadores complementares e lags das taxas de reprovação e abandono por série.</w:t>
-      </w:r>
-    </w:p>
-    <w:p>
-      <w:r>
-        <w:t>Decisões de engenharia tomadas nesta fase incluem: exclusão de QT_TUR_MED e QT_DOC_MED por colinearidade com QT_MAT_MED (r&gt;0,85); exclusão de TAXA_APROV_MED por identidade aritmética com reprovação e abandono (as três taxas somam 100%); exclusão das taxas da 4ª série e do não seriado por alto percentual de valores ausentes; e imputação dos valores ausentes restantes por média de mesorregião×ano. O dataset final contém 1.586 observações e 30 features, sem valores ausentes após a imputação. Uma análise preliminar de importância de variáveis com XGBoost confirmou o lag de abandono, a distorção idade-série e o INSE como os preditores mais relevantes, em consonância com as correlações observadas na fase anterior.</w:t>
+        <w:t>A terceira fase materializou o dataset de modelagem no módulo build_features.py, que implementa a lógica temporal: para cada escola e cada ano t ∈ {2022, 2023}, as features são os atributos de t e o alvo é a taxa de abandono em t+1 (2024 não entra como ano-feature por faltar rendimento de 2025). As features reúnem atributos do Censo (matrículas, infraestrutura, conectividade, tempo integral), os quatro indicadores complementares e lags das taxas de reprovação e abandono por série.</w:t>
+      </w:r>
+    </w:p>
+    <w:p>
+      <w:r>
+        <w:t>As principais decisões de engenharia foram: exclusão de QT_TUR_MED e QT_DOC_MED por colinearidade com QT_MAT_MED (r&gt;0,85); de TAXA_APROV_MED por identidade aritmética (as três taxas somam 100%); e das taxas da 4ª série e do não seriado por excesso de ausentes; os valores ausentes restantes foram imputados por média de mesorregião×ano. O dataset final tem 1.586 observações e 30 features, sem ausentes. Uma importância preliminar por XGBoost já apontava o lag de abandono, a distorção idade-série e o INSE como principais preditores.</w:t>
       </w:r>
     </w:p>
     <w:p>
@@ -6225,17 +6225,17 @@
     </w:p>
     <w:p>
       <w:r>
-        <w:t>A quarta fase iniciou a etapa de modelagem com a construção dos modelos de referência previstos na metodologia, implementados nos módulos train.py e evaluate.py. O pipeline de pré-processamento, definido com o ColumnTransformer do scikit-learn, aplica imputação por mediana e padronização às variáveis numéricas e codificação one-hot à mesorregião, única variável categórica nominal. Três modelos foram avaliados: um DummyRegressor que prediz a média do treino, como piso trivial de referência; a regressão Ridge, como baseline linear; e o Random Forest, como baseline não-linear. Os hiperparâmetros foram selecionados por busca em grade com a própria validação cruzada agrupada (Ridge com alfa=100; Random Forest com 300 árvores, profundidade máxima 8 e mínimo de 5 observações por folha). Avaliaram-se ainda transformações do target (logaritmo e raiz quadrada), com efeito marginal sobre as métricas: a raiz quadrada beneficiou levemente o Ridge, e a ausência de transformação, o Random Forest.</w:t>
-      </w:r>
-    </w:p>
-    <w:p>
-      <w:r>
-        <w:t>A avaliação seguiu dois protocolos complementares. Na validação cruzada GroupKFold, com cinco folds agrupados por município para evitar vazamento de informação entre escolas vizinhas, ambos os baselines superaram com folga o piso trivial: RMSE de 2,70 pontos percentuais (Random Forest) e 2,74 (Ridge) contra 3,32 do Dummy, correlação de Spearman de 0,44 e 0,39, respectivamente, e Precision@K (K=10%) de aproximadamente 0,50 contra 0,07. Já na validação temporal — treino com o par 2022→2023 e teste com o par 2023→2024, simulando o uso real do sistema — observou-se deslocamento de distribuição entre os ciclos: nenhum modelo superou o piso trivial em RMSE (R² negativo), pois o nível médio de abandono mudou de um ano para o outro; as métricas de ranqueamento, contudo, mantiveram-se muito superiores ao piso (Spearman de 0,37 e Precision@K de 0,42 contra 0,09). O resultado indica que os modelos preservam a capacidade de identificar quais escolas terão abandono elevado, ainda que errem a magnitude — comportamento suficiente para a pergunta de pesquisa, formulada como problema de priorização, mas que deverá ser tratado na fase de tuning.</w:t>
-      </w:r>
-    </w:p>
-    <w:p>
-      <w:r>
-        <w:t>Uma análise preliminar de resíduos antecipou a pergunta secundária de pesquisa: escolas indígenas do Sertão de Itaparica apresentaram abandono real próximo de zero apesar de um perfil contextual associado a abandono elevado, enquanto escolas de referência da Região Metropolitana do Recife apresentaram abandono acima do esperado — casos que serão aprofundados na análise de resíduos com o modelo definitivo. O melhor baseline (Ridge com transformação raiz quadrada) foi serializado em models/baseline_ridge_v1.joblib, e todas as métricas foram registradas em arquivos CSV para comparação com o XGBoost. A fase está documentada no relatório técnico correspondente (relatorio_fase5_baselines.docx).</w:t>
+        <w:t>A quarta fase iniciou a modelagem com os modelos de referência (módulos train.py e evaluate.py). O pré-processamento, via ColumnTransformer, imputa por mediana e padroniza as numéricas e aplica one-hot à mesorregião (única categórica nominal). Avaliaram-se três modelos: DummyRegressor (média do treino, piso trivial), Ridge (baseline linear) e Random Forest (baseline não-linear), com hiperparâmetros por busca em grade sob a validação agrupada. Testaram-se ainda transformações do alvo (logaritmo e raiz quadrada), de efeito apenas marginal.</w:t>
+      </w:r>
+    </w:p>
+    <w:p>
+      <w:r>
+        <w:t>A avaliação seguiu dois protocolos: validação cruzada GroupKFold (cinco folds por município, contra vazamento espacial) e validação temporal (treino 2022→2023, teste 2023→2024, simulando o uso real). Ambos os baselines superaram com folga o piso trivial nas métricas de ordenamento; na validação temporal, porém, o deslocamento do nível de abandono entre os ciclos manteve o R² negativo — o modelo ordena bem as escolas, mas erra a magnitude. Os valores detalhados constam no Capítulo 6.</w:t>
+      </w:r>
+    </w:p>
+    <w:p>
+      <w:r>
+        <w:t>Uma análise preliminar de resíduos antecipou a pergunta secundária: escolas de localização diferenciada apresentaram abandono próximo de zero apesar de perfil contextual de risco, enquanto algumas escolas de referência abandonaram acima do esperado — casos aprofundados com o modelo definitivo no Capítulo 6. O melhor baseline (Ridge com raiz quadrada) foi serializado em models/baseline_ridge_v1.joblib.</w:t>
       </w:r>
     </w:p>
     <w:p>
@@ -6249,7 +6249,7 @@
     <w:p>
       <w:pPr/>
       <w:r>
-        <w:t>A quinta fase realizou o tuning do modelo principal. O XGBoost foi otimizado por busca em grade (GridSearchCV) sob a mesma validação cruzada agrupada por município empregada nos baselines, varrendo o número de árvores, a profundidade, a taxa de aprendizagem, o peso mínimo por folha e a regularização L2 — quarenta e oito combinações ao todo —, com o RMSE como critério de seleção. O pipeline de pré-processamento da fase anterior foi reaproveitado integralmente, garantindo comparabilidade direta com os baselines. A configuração selecionada — trezentas árvores rasas (profundidade dois), taxa de aprendizagem 0,02, peso mínimo por folha cinco e regularização L2 igual a cinco, com o target em raiz quadrada — privilegia árvores rasas e regularização forte, coerente com o tamanho reduzido da amostra de treino (797 observações), em que modelos complexos sobreajustam facilmente. O modelo definitivo foi serializado em models/xgboost_v1.joblib, e os resultados quantitativos são apresentados no capítulo de Testes e Análise dos Resultados.</w:t>
+        <w:t>A quinta fase tunou o modelo principal. O XGBoost foi otimizado por GridSearchCV sob a mesma validação agrupada, varrendo número de árvores, profundidade, taxa de aprendizagem, peso mínimo por folha e regularização L2 (48 combinações), com RMSE como critério; o pré-processamento foi reaproveitado, garantindo comparabilidade com os baselines. A configuração escolhida — 300 árvores rasas (profundidade 2), taxa 0,02, peso mínimo 5 e L2 igual a 5, com alvo em raiz quadrada — privilegia regularização forte, coerente com a amostra pequena de treino (797 observações). O modelo definitivo foi serializado em models/xgboost_v1.joblib; os resultados estão no Capítulo 6.</w:t>
       </w:r>
     </w:p>
     <w:p>
@@ -6263,7 +6263,7 @@
     <w:p>
       <w:pPr/>
       <w:r>
-        <w:t>A sexta fase de implementação dedicou-se à explicabilidade do modelo definitivo e ao diagnóstico das escolas fora do padrão — a pergunta secundária de pesquisa. Sobre o XGBoost serializado foi montado um explicador baseado em valores de Shapley (TreeExplainer da biblioteca SHAP), encapsulado no módulo explain.py, que decompõe cada predição na soma das contribuições de cada variável. Como o modelo final emprega transformação raiz quadrada no alvo, os valores SHAP são expressos em unidades de raiz da taxa de abandono — escala em que o sinal e a ordenação das contribuições permanecem válidos, por ser a raiz uma função monótona —, enquanto as predições e os resíduos são reportados na escala original, em pontos percentuais. A fase produziu a importância global das variáveis, a direção de seu efeito, explicações locais por escola e a reavaliação do viés de superpredição por grupo de localização sobre o modelo definitivo, com resultados apresentados no capítulo de Testes e Análise dos Resultados. Todo o procedimento é coberto por testes automatizados que verificam, entre outras propriedades, a aditividade dos valores SHAP em relação à predição do modelo.</w:t>
+        <w:t>A sexta fase dedicou-se à explicabilidade e ao diagnóstico das escolas fora do padrão (pergunta secundária). Sobre o XGBoost serializado montou-se um explicador SHAP (TreeExplainer), no módulo explain.py, que decompõe cada predição em contribuições por variável. Como o alvo usa raiz quadrada, os valores SHAP ficam em unidades de raiz da taxa — escala que preserva sinal e ordenação, por ser a raiz monótona —, enquanto predições e resíduos são reportados em pontos percentuais. A fase produziu a importância global, a direção dos efeitos, explicações locais por escola e a reavaliação do viés por grupo, detalhadas no Capítulo 6, com a aditividade dos valores SHAP coberta por teste automatizado.</w:t>
       </w:r>
     </w:p>
     <w:p>
@@ -6286,7 +6286,7 @@
     </w:p>
     <w:p>
       <w:r>
-        <w:t>b) Testes automatizados: os módulos de ETL e de modelagem são cobertos por testes unitários com pytest (test_etl_filters.py, test_panel.py, test_taxas.py, test_build_target.py, test_models.py e test_explain.py), que validam os filtros do universo, a integridade do painel longitudinal, o parser das Taxas de Rendimento, a métrica Precision@K e o não-vazamento de municípios entre os folds da validação cruzada e a aditividade dos valores SHAP, prevenindo regressões a cada alteração no pipeline;</w:t>
+        <w:t>b) Testes automatizados: os módulos de ETL e de modelagem têm testes unitários com pytest (test_etl_filters.py, test_panel.py, test_taxas.py, test_build_target.py, test_models.py e test_explain.py), que validam os filtros do universo, a integridade do painel, o parser das Taxas de Rendimento, a métrica Precision@K, o não-vazamento de municípios entre os folds e a aditividade dos valores SHAP, prevenindo regressões a cada alteração no pipeline;</w:t>
       </w:r>
     </w:p>
     <w:p>
@@ -6917,7 +6917,7 @@
     </w:p>
     <w:p>
       <w:r>
-        <w:t>Este capítulo apresenta os testes realizados e os resultados obtidos até a conclusão do tuning do modelo principal. A primeira seção descreve os testes de software que asseguram a corretude do pipeline de dados e de modelagem; as seções seguintes apresentam a avaliação experimental dos modelos preditivos — dos baselines ao XGBoost definitivo —, com ênfase na capacidade de priorização de escolas em risco, o propósito central do sistema. A última seção apresenta a explicabilidade do modelo com SHAP e o diagnóstico de equidade sobre o modelo definitivo.</w:t>
+        <w:t>Este capítulo apresenta os testes e os resultados obtidos até a fase de explicabilidade. A primeira seção descreve os testes de software que asseguram a corretude do pipeline; as seguintes apresentam a avaliação experimental dos modelos — dos baselines ao XGBoost definitivo —, com ênfase na priorização de escolas em risco, propósito central do sistema; a última traz a explicabilidade com SHAP e o diagnóstico de equidade sobre o modelo definitivo.</w:t>
       </w:r>
     </w:p>
     <w:p>
@@ -7643,7 +7643,7 @@
     <w:p>
       <w:pPr/>
       <w:r>
-        <w:t>A importância das variáveis por ganho, apresentada na figura a seguir, confirma os achados das fases anteriores: os preditores dominantes são a localização diferenciada da escola, o lag da taxa de abandono e a adequação da formação docente, seguidos da distorção idade-série — em consonância com as correlações observadas na integração dos indicadores. Os resíduos do XGBoost no teste temporal mantêm média próxima de zero (0,22 ponto percentual) e desvio-padrão de 2,61, sem padrão acentuado de heterocedasticidade; a reavaliação do viés de superpredição por grupo — em especial nas escolas de localização diferenciada, que figuram como a variável de maior importância e cujo abandono observado é próximo de zero — será aprofundada na fase de explicabilidade com SHAP.</w:t>
+        <w:t>A importância por ganho (figura a seguir) confirma os achados anteriores: dominam a localização diferenciada da escola, o lag de abandono e a adequação da formação docente, seguidos da distorção idade-série. Os resíduos do XGBoost no teste temporal têm média próxima de zero (0,22 p.p.) e desvio-padrão de 2,61, sem heterocedasticidade acentuada; a reavaliação do viés de superpredição por grupo — sobretudo nas escolas de localização diferenciada — é aprofundada na seção seguinte, com SHAP.</w:t>
       </w:r>
     </w:p>
     <w:p>
@@ -7963,7 +7963,7 @@
     </w:p>
     <w:p>
       <w:r>
-        <w:t>Os resultados obtidos até esta etapa sustentam parcialmente a pergunta principal de pesquisa: é possível, a partir de indicadores institucionais e contextuais do ano t, ordenar as escolas estaduais de Ensino Médio de Pernambuco por risco de abandono em t+1 com qualidade útil para priorização. O XGBoost, modelo definitivo, confirmou-se o melhor nas dimensões alinhadas a esse objetivo: a maior correlação de Spearman (0,458 em validação cruzada repetida e 0,390 na validação temporal), o menor erro absoluto médio e ROC-AUC de 0,830 na validação temporal, atingindo as metas de ROC-AUC ≥ 0,83 e de Spearman ≥ 0,43 fixadas a partir dos baselines. A meta de RMSE, em contrapartida, não foi superada: o XGBoost não reduziu o RMSE em relação ao Random Forest, e a magnitude da taxa não generaliza entre ciclos (R² negativo na validação temporal) com apenas dois pares de anos disponíveis — limitação que o tuning atenuou, mas não eliminou. A explicabilidade com SHAP confirmou o lag de abandono, a reprovação e a distorção idade-série como os principais determinantes do risco previsto, com direções coerentes com a teoria, e a reavaliação dos resíduos sobre o modelo definitivo confirmou a persistência do viés de superpredição nas escolas de localização diferenciada (−3,99 pontos percentuais na validação temporal). Permanece como encaminhamento para a fase seguinte a construção do dashboard de priorização, além da correção desse viés e da ampliação da janela temporal, discutidas nas conclusões.</w:t>
+        <w:t>Os resultados sustentam parcialmente a pergunta principal: é possível ordenar as escolas estaduais de Ensino Médio de Pernambuco por risco de abandono em t+1, a partir de indicadores do ano t, com qualidade útil para priorização. O XGBoost foi o melhor nas dimensões alinhadas a esse objetivo — maior correlação de Spearman (0,458 em validação cruzada repetida e 0,390 na temporal), menor erro absoluto médio e ROC-AUC de 0,830 na validação temporal —, atingindo as metas de ROC-AUC ≥ 0,83 e de Spearman ≥ 0,43 (esta em validação cruzada). A meta de RMSE não foi superada: o XGBoost não reduziu o RMSE ante o Random Forest e a magnitude da taxa não generaliza entre ciclos (R² negativo na validação temporal), limitação atenuada, mas não eliminada, pela janela curta de dois pares de anos. A explicabilidade com SHAP confirmou o lag de abandono, a reprovação e a distorção idade-série como principais determinantes, com direções coerentes com a teoria, e a reavaliação dos resíduos confirmou a persistência do viés de superpredição nas escolas de localização diferenciada (−3,99 p.p.). Restam para as fases seguintes o dashboard de priorização e, como trabalho futuro, a correção desse viés e a ampliação da janela temporal.</w:t>
       </w:r>
     </w:p>
     <w:p>

--- a/Modelo TCC Engenharia de Software 2022.docx
+++ b/Modelo TCC Engenharia de Software 2022.docx
@@ -3269,6 +3269,12 @@
             <w:insideH w:val="none" w:color="auto" w:sz="0" w:space="0"/>
             <w:insideV w:val="none" w:color="auto" w:sz="0" w:space="0"/>
           </w:tblBorders>
+          <w:tblCellMar>
+            <w:top w:w="0" w:type="dxa"/>
+            <w:left w:w="108" w:type="dxa"/>
+            <w:bottom w:w="0" w:type="dxa"/>
+            <w:right w:w="108" w:type="dxa"/>
+          </w:tblCellMar>
         </w:tblPrEx>
         <w:tc>
           <w:tcPr>
@@ -5507,12 +5513,35 @@
     </w:p>
     <w:p>
       <w:r>
-        <w:t xml:space="preserve">Este capítulo descreve o método de desenvolvimento adotado no projeto, as fases executadas </w:t>
+        <w:t>Este capítulo descreve o método de desenvolvimento adotado no projeto, as fases executadas e as práticas de engenharia de software aplicadas ao longo do processo. Por se tratar de um sistema cujo núcleo é um pipeline de ciência de dados, o método combina o processo CRISP-DM (Cross-Industry Standard Process for Data Mining) com um ciclo de desenvolvimento iterativo e incremental, no qual cada fase produz artefatos verificáveis — código testado, dados intermediários versionáveis e relatórios técnicos — antes do avanço para a fase seguinte.</w:t>
+      </w:r>
+    </w:p>
+    <w:p>
+      <w:pPr>
+        <w:pStyle w:val="3"/>
+      </w:pPr>
+      <w:r>
+        <w:t>Processo de Desenvolvimento Adotado</w:t>
+      </w:r>
+    </w:p>
+    <w:p>
+      <w:pPr>
+        <w:rPr>
+          <w:highlight w:val="yellow"/>
+        </w:rPr>
+      </w:pPr>
+      <w:r>
+        <w:t xml:space="preserve">O CRISP-DM organiza projetos de mineração de dados em seis etapas: entendimento do negócio, entendimento dos dados, preparação dos dados, modelagem, avaliação e implantação. </w:t>
+      </w:r>
+    </w:p>
+    <w:p>
+      <w:r>
+        <w:t>O desenvolvimento segue ainda uma separação explícita entre código de produção e código de an</w:t>
       </w:r>
       <w:bookmarkStart w:id="34" w:name="_GoBack"/>
       <w:bookmarkEnd w:id="34"/>
       <w:r>
-        <w:t>e as práticas de engenharia de software aplicadas ao longo do processo. Por se tratar de um sistema cujo núcleo é um pipeline de ciência de dados, o método combina o processo CRISP-DM (Cross-Industry Standard Process for Data Mining) com um ciclo de desenvolvimento iterativo e incremental, no qual cada fase produz artefatos verificáveis — código testado, dados intermediários versionáveis e relatórios técnicos — antes do avanço para a fase seguinte.</w:t>
+        <w:t>álise: os módulos reutilizáveis do pipeline residem no pacote src/ (subpacotes src/data, src/features, src/models e src/recommend), enquanto os scripts analíticos numerados residem em notebooks/ e consomem os módulos de src/. Os dados seguem a convenção raw → interim → processed: os arquivos originais do INEP permanecem imutáveis em data/raw/, os produtos intermediários de ETL são gravados em data/interim/ no formato Parquet e o dataset final de modelagem é gravado em data/processed/. Essa organização garante reprodutibilidade — qualquer etapa pode ser reexecutada a partir dos dados originais — e testabilidade, pois cada módulo de src/ é coberto por testes unitários.</w:t>
       </w:r>
     </w:p>
     <w:p>
@@ -5520,17 +5549,745 @@
         <w:pStyle w:val="3"/>
       </w:pPr>
       <w:r>
-        <w:t>Processo de Desenvolvimento Adotado</w:t>
-      </w:r>
-    </w:p>
-    <w:p>
-      <w:r>
-        <w:t>O CRISP-DM organiza projetos de mineração de dados em seis etapas: entendimento do negócio, entendimento dos dados, preparação dos dados, modelagem, avaliação e implantação. Essas etapas foram mapeadas para fases do projeto com critérios de saída explícitos, executadas de forma incremental: cada fase é concluída com um commit identificado no controle de versão e com um relatório técnico que documenta decisões, problemas encontrados e resultados obtidos. Esse arranjo permite retornar a fases anteriores quando novas evidências surgem — característica essencial em projetos de ciência de dados, nos quais a qualidade dos dados só é plenamente conhecida durante a exploração.</w:t>
-      </w:r>
-    </w:p>
-    <w:p>
-      <w:r>
-        <w:t>O desenvolvimento segue ainda uma separação explícita entre código de produção e código de análise: os módulos reutilizáveis do pipeline residem no pacote src/ (subpacotes src/data, src/features, src/models e src/recommend), enquanto os scripts analíticos numerados residem em notebooks/ e consomem os módulos de src/. Os dados seguem a convenção raw → interim → processed: os arquivos originais do INEP permanecem imutáveis em data/raw/, os produtos intermediários de ETL são gravados em data/interim/ no formato Parquet e o dataset final de modelagem é gravado em data/processed/. Essa organização garante reprodutibilidade — qualquer etapa pode ser reexecutada a partir dos dados originais — e testabilidade, pois cada módulo de src/ é coberto por testes unitários.</w:t>
+        <w:t>Fases Executadas</w:t>
+      </w:r>
+    </w:p>
+    <w:p>
+      <w:r>
+        <w:t>O Quadro a seguir resume as fases do método, os principais artefatos produzidos e a situação de cada uma no momento da escrita deste texto.</w:t>
+      </w:r>
+    </w:p>
+    <w:p>
+      <w:pPr>
+        <w:pStyle w:val="28"/>
+      </w:pPr>
+    </w:p>
+    <w:p>
+      <w:pPr>
+        <w:pStyle w:val="28"/>
+      </w:pPr>
+    </w:p>
+    <w:p>
+      <w:pPr>
+        <w:pStyle w:val="28"/>
+      </w:pPr>
+      <w:r>
+        <w:t>Quadro – Fases do método de desenvolvimento e artefatos produzidos</w:t>
+      </w:r>
+    </w:p>
+    <w:tbl>
+      <w:tblPr>
+        <w:tblStyle w:val="33"/>
+        <w:tblW w:w="0" w:type="auto"/>
+        <w:tblInd w:w="0" w:type="dxa"/>
+        <w:tblBorders>
+          <w:top w:val="single" w:color="auto" w:sz="4" w:space="0"/>
+          <w:left w:val="single" w:color="auto" w:sz="4" w:space="0"/>
+          <w:bottom w:val="single" w:color="auto" w:sz="4" w:space="0"/>
+          <w:right w:val="single" w:color="auto" w:sz="4" w:space="0"/>
+          <w:insideH w:val="single" w:color="auto" w:sz="4" w:space="0"/>
+          <w:insideV w:val="single" w:color="auto" w:sz="4" w:space="0"/>
+        </w:tblBorders>
+        <w:tblLayout w:type="autofit"/>
+        <w:tblCellMar>
+          <w:top w:w="0" w:type="dxa"/>
+          <w:left w:w="108" w:type="dxa"/>
+          <w:bottom w:w="0" w:type="dxa"/>
+          <w:right w:w="108" w:type="dxa"/>
+        </w:tblCellMar>
+      </w:tblPr>
+      <w:tblGrid>
+        <w:gridCol w:w="2032"/>
+        <w:gridCol w:w="2223"/>
+        <w:gridCol w:w="2872"/>
+        <w:gridCol w:w="2160"/>
+      </w:tblGrid>
+      <w:tr>
+        <w:tblPrEx>
+          <w:tblBorders>
+            <w:top w:val="single" w:color="auto" w:sz="4" w:space="0"/>
+            <w:left w:val="single" w:color="auto" w:sz="4" w:space="0"/>
+            <w:bottom w:val="single" w:color="auto" w:sz="4" w:space="0"/>
+            <w:right w:val="single" w:color="auto" w:sz="4" w:space="0"/>
+            <w:insideH w:val="single" w:color="auto" w:sz="4" w:space="0"/>
+            <w:insideV w:val="single" w:color="auto" w:sz="4" w:space="0"/>
+          </w:tblBorders>
+          <w:tblCellMar>
+            <w:top w:w="0" w:type="dxa"/>
+            <w:left w:w="108" w:type="dxa"/>
+            <w:bottom w:w="0" w:type="dxa"/>
+            <w:right w:w="108" w:type="dxa"/>
+          </w:tblCellMar>
+        </w:tblPrEx>
+        <w:tc>
+          <w:tcPr>
+            <w:tcW w:w="2268" w:type="dxa"/>
+          </w:tcPr>
+          <w:p>
+            <w:r>
+              <w:rPr>
+                <w:b/>
+                <w:sz w:val="20"/>
+              </w:rPr>
+              <w:t>Fase</w:t>
+            </w:r>
+          </w:p>
+        </w:tc>
+        <w:tc>
+          <w:tcPr>
+            <w:tcW w:w="2268" w:type="dxa"/>
+          </w:tcPr>
+          <w:p>
+            <w:r>
+              <w:rPr>
+                <w:b/>
+                <w:sz w:val="20"/>
+              </w:rPr>
+              <w:t>Etapa CRISP-DM</w:t>
+            </w:r>
+          </w:p>
+        </w:tc>
+        <w:tc>
+          <w:tcPr>
+            <w:tcW w:w="2268" w:type="dxa"/>
+          </w:tcPr>
+          <w:p>
+            <w:r>
+              <w:rPr>
+                <w:b/>
+                <w:sz w:val="20"/>
+              </w:rPr>
+              <w:t>Principais artefatos</w:t>
+            </w:r>
+          </w:p>
+        </w:tc>
+        <w:tc>
+          <w:tcPr>
+            <w:tcW w:w="2268" w:type="dxa"/>
+          </w:tcPr>
+          <w:p>
+            <w:r>
+              <w:rPr>
+                <w:b/>
+                <w:sz w:val="20"/>
+              </w:rPr>
+              <w:t>Situação</w:t>
+            </w:r>
+          </w:p>
+        </w:tc>
+      </w:tr>
+      <w:tr>
+        <w:tblPrEx>
+          <w:tblBorders>
+            <w:top w:val="single" w:color="auto" w:sz="4" w:space="0"/>
+            <w:left w:val="single" w:color="auto" w:sz="4" w:space="0"/>
+            <w:bottom w:val="single" w:color="auto" w:sz="4" w:space="0"/>
+            <w:right w:val="single" w:color="auto" w:sz="4" w:space="0"/>
+            <w:insideH w:val="single" w:color="auto" w:sz="4" w:space="0"/>
+            <w:insideV w:val="single" w:color="auto" w:sz="4" w:space="0"/>
+          </w:tblBorders>
+          <w:tblCellMar>
+            <w:top w:w="0" w:type="dxa"/>
+            <w:left w:w="108" w:type="dxa"/>
+            <w:bottom w:w="0" w:type="dxa"/>
+            <w:right w:w="108" w:type="dxa"/>
+          </w:tblCellMar>
+        </w:tblPrEx>
+        <w:tc>
+          <w:tcPr>
+            <w:tcW w:w="2268" w:type="dxa"/>
+          </w:tcPr>
+          <w:p>
+            <w:r>
+              <w:rPr>
+                <w:sz w:val="20"/>
+              </w:rPr>
+              <w:t>0. Planejamento e decisões metodológicas</w:t>
+            </w:r>
+          </w:p>
+        </w:tc>
+        <w:tc>
+          <w:tcPr>
+            <w:tcW w:w="2268" w:type="dxa"/>
+          </w:tcPr>
+          <w:p>
+            <w:r>
+              <w:rPr>
+                <w:sz w:val="20"/>
+              </w:rPr>
+              <w:t>Entendimento do negócio</w:t>
+            </w:r>
+          </w:p>
+        </w:tc>
+        <w:tc>
+          <w:tcPr>
+            <w:tcW w:w="2268" w:type="dxa"/>
+          </w:tcPr>
+          <w:p>
+            <w:r>
+              <w:rPr>
+                <w:sz w:val="20"/>
+              </w:rPr>
+              <w:t>Documento de decisões do projeto (perguntas de pesquisa, unidade de análise, target, fontes de dados, stack tecnológica)</w:t>
+            </w:r>
+          </w:p>
+        </w:tc>
+        <w:tc>
+          <w:tcPr>
+            <w:tcW w:w="2268" w:type="dxa"/>
+          </w:tcPr>
+          <w:p>
+            <w:r>
+              <w:rPr>
+                <w:sz w:val="20"/>
+              </w:rPr>
+              <w:t>Concluída</w:t>
+            </w:r>
+          </w:p>
+        </w:tc>
+      </w:tr>
+      <w:tr>
+        <w:tblPrEx>
+          <w:tblBorders>
+            <w:top w:val="single" w:color="auto" w:sz="4" w:space="0"/>
+            <w:left w:val="single" w:color="auto" w:sz="4" w:space="0"/>
+            <w:bottom w:val="single" w:color="auto" w:sz="4" w:space="0"/>
+            <w:right w:val="single" w:color="auto" w:sz="4" w:space="0"/>
+            <w:insideH w:val="single" w:color="auto" w:sz="4" w:space="0"/>
+            <w:insideV w:val="single" w:color="auto" w:sz="4" w:space="0"/>
+          </w:tblBorders>
+          <w:tblCellMar>
+            <w:top w:w="0" w:type="dxa"/>
+            <w:left w:w="108" w:type="dxa"/>
+            <w:bottom w:w="0" w:type="dxa"/>
+            <w:right w:w="108" w:type="dxa"/>
+          </w:tblCellMar>
+        </w:tblPrEx>
+        <w:tc>
+          <w:tcPr>
+            <w:tcW w:w="2268" w:type="dxa"/>
+          </w:tcPr>
+          <w:p>
+            <w:r>
+              <w:rPr>
+                <w:sz w:val="20"/>
+              </w:rPr>
+              <w:t>1. ETL do Censo Escolar e análise exploratória</w:t>
+            </w:r>
+          </w:p>
+        </w:tc>
+        <w:tc>
+          <w:tcPr>
+            <w:tcW w:w="2268" w:type="dxa"/>
+          </w:tcPr>
+          <w:p>
+            <w:r>
+              <w:rPr>
+                <w:sz w:val="20"/>
+              </w:rPr>
+              <w:t>Entendimento e preparação dos dados</w:t>
+            </w:r>
+          </w:p>
+        </w:tc>
+        <w:tc>
+          <w:tcPr>
+            <w:tcW w:w="2268" w:type="dxa"/>
+          </w:tcPr>
+          <w:p>
+            <w:r>
+              <w:rPr>
+                <w:sz w:val="20"/>
+              </w:rPr>
+              <w:t>Módulos load.py, filter_pe_estadual_em.py e build_school_panel.py; painel escola×ano (2.392 linhas, 806 escolas); 10 análises descritivas com figuras; relatório técnico da Fase 1</w:t>
+            </w:r>
+          </w:p>
+        </w:tc>
+        <w:tc>
+          <w:tcPr>
+            <w:tcW w:w="2268" w:type="dxa"/>
+          </w:tcPr>
+          <w:p>
+            <w:r>
+              <w:rPr>
+                <w:sz w:val="20"/>
+              </w:rPr>
+              <w:t>Concluída</w:t>
+            </w:r>
+          </w:p>
+        </w:tc>
+      </w:tr>
+      <w:tr>
+        <w:tblPrEx>
+          <w:tblBorders>
+            <w:top w:val="single" w:color="auto" w:sz="4" w:space="0"/>
+            <w:left w:val="single" w:color="auto" w:sz="4" w:space="0"/>
+            <w:bottom w:val="single" w:color="auto" w:sz="4" w:space="0"/>
+            <w:right w:val="single" w:color="auto" w:sz="4" w:space="0"/>
+            <w:insideH w:val="single" w:color="auto" w:sz="4" w:space="0"/>
+            <w:insideV w:val="single" w:color="auto" w:sz="4" w:space="0"/>
+          </w:tblBorders>
+          <w:tblCellMar>
+            <w:top w:w="0" w:type="dxa"/>
+            <w:left w:w="108" w:type="dxa"/>
+            <w:bottom w:w="0" w:type="dxa"/>
+            <w:right w:w="108" w:type="dxa"/>
+          </w:tblCellMar>
+        </w:tblPrEx>
+        <w:tc>
+          <w:tcPr>
+            <w:tcW w:w="2268" w:type="dxa"/>
+          </w:tcPr>
+          <w:p>
+            <w:r>
+              <w:rPr>
+                <w:sz w:val="20"/>
+              </w:rPr>
+              <w:t>2. Integração dos indicadores complementares</w:t>
+            </w:r>
+          </w:p>
+        </w:tc>
+        <w:tc>
+          <w:tcPr>
+            <w:tcW w:w="2268" w:type="dxa"/>
+          </w:tcPr>
+          <w:p>
+            <w:r>
+              <w:rPr>
+                <w:sz w:val="20"/>
+              </w:rPr>
+              <w:t>Preparação dos dados</w:t>
+            </w:r>
+          </w:p>
+        </w:tc>
+        <w:tc>
+          <w:tcPr>
+            <w:tcW w:w="2268" w:type="dxa"/>
+          </w:tcPr>
+          <w:p>
+            <w:r>
+              <w:rPr>
+                <w:sz w:val="20"/>
+              </w:rPr>
+              <w:t>ETLs das Taxas de Rendimento, INSE, IRD, TDI e AFD; parquets intermediários por indicador; análises B1–B10 e C1–C6; relatório de indicadores</w:t>
+            </w:r>
+          </w:p>
+        </w:tc>
+        <w:tc>
+          <w:tcPr>
+            <w:tcW w:w="2268" w:type="dxa"/>
+          </w:tcPr>
+          <w:p>
+            <w:r>
+              <w:rPr>
+                <w:sz w:val="20"/>
+              </w:rPr>
+              <w:t>Concluída</w:t>
+            </w:r>
+          </w:p>
+        </w:tc>
+      </w:tr>
+      <w:tr>
+        <w:tblPrEx>
+          <w:tblBorders>
+            <w:top w:val="single" w:color="auto" w:sz="4" w:space="0"/>
+            <w:left w:val="single" w:color="auto" w:sz="4" w:space="0"/>
+            <w:bottom w:val="single" w:color="auto" w:sz="4" w:space="0"/>
+            <w:right w:val="single" w:color="auto" w:sz="4" w:space="0"/>
+            <w:insideH w:val="single" w:color="auto" w:sz="4" w:space="0"/>
+            <w:insideV w:val="single" w:color="auto" w:sz="4" w:space="0"/>
+          </w:tblBorders>
+          <w:tblCellMar>
+            <w:top w:w="0" w:type="dxa"/>
+            <w:left w:w="108" w:type="dxa"/>
+            <w:bottom w:w="0" w:type="dxa"/>
+            <w:right w:w="108" w:type="dxa"/>
+          </w:tblCellMar>
+        </w:tblPrEx>
+        <w:tc>
+          <w:tcPr>
+            <w:tcW w:w="2268" w:type="dxa"/>
+          </w:tcPr>
+          <w:p>
+            <w:r>
+              <w:rPr>
+                <w:sz w:val="20"/>
+              </w:rPr>
+              <w:t>3. Feature engineering</w:t>
+            </w:r>
+          </w:p>
+        </w:tc>
+        <w:tc>
+          <w:tcPr>
+            <w:tcW w:w="2268" w:type="dxa"/>
+          </w:tcPr>
+          <w:p>
+            <w:r>
+              <w:rPr>
+                <w:sz w:val="20"/>
+              </w:rPr>
+              <w:t>Preparação dos dados</w:t>
+            </w:r>
+          </w:p>
+        </w:tc>
+        <w:tc>
+          <w:tcPr>
+            <w:tcW w:w="2268" w:type="dxa"/>
+          </w:tcPr>
+          <w:p>
+            <w:r>
+              <w:rPr>
+                <w:sz w:val="20"/>
+              </w:rPr>
+              <w:t>Módulo build_features.py; dataset final com 1.586 observações e 30 features (features do ano t, target taxa de abandono em t+1); análises F1–F6</w:t>
+            </w:r>
+          </w:p>
+        </w:tc>
+        <w:tc>
+          <w:tcPr>
+            <w:tcW w:w="2268" w:type="dxa"/>
+          </w:tcPr>
+          <w:p>
+            <w:r>
+              <w:rPr>
+                <w:sz w:val="20"/>
+              </w:rPr>
+              <w:t>Concluída</w:t>
+            </w:r>
+          </w:p>
+        </w:tc>
+      </w:tr>
+      <w:tr>
+        <w:tblPrEx>
+          <w:tblBorders>
+            <w:top w:val="single" w:color="auto" w:sz="4" w:space="0"/>
+            <w:left w:val="single" w:color="auto" w:sz="4" w:space="0"/>
+            <w:bottom w:val="single" w:color="auto" w:sz="4" w:space="0"/>
+            <w:right w:val="single" w:color="auto" w:sz="4" w:space="0"/>
+            <w:insideH w:val="single" w:color="auto" w:sz="4" w:space="0"/>
+            <w:insideV w:val="single" w:color="auto" w:sz="4" w:space="0"/>
+          </w:tblBorders>
+          <w:tblCellMar>
+            <w:top w:w="0" w:type="dxa"/>
+            <w:left w:w="108" w:type="dxa"/>
+            <w:bottom w:w="0" w:type="dxa"/>
+            <w:right w:w="108" w:type="dxa"/>
+          </w:tblCellMar>
+        </w:tblPrEx>
+        <w:tc>
+          <w:tcPr>
+            <w:tcW w:w="2268" w:type="dxa"/>
+          </w:tcPr>
+          <w:p>
+            <w:r>
+              <w:rPr>
+                <w:sz w:val="20"/>
+              </w:rPr>
+              <w:t>4. Modelagem baseline e XGBoost</w:t>
+            </w:r>
+          </w:p>
+        </w:tc>
+        <w:tc>
+          <w:tcPr>
+            <w:tcW w:w="2268" w:type="dxa"/>
+          </w:tcPr>
+          <w:p>
+            <w:r>
+              <w:rPr>
+                <w:sz w:val="20"/>
+              </w:rPr>
+              <w:t>Modelagem</w:t>
+            </w:r>
+          </w:p>
+        </w:tc>
+        <w:tc>
+          <w:tcPr>
+            <w:tcW w:w="2268" w:type="dxa"/>
+          </w:tcPr>
+          <w:p>
+            <w:r>
+              <w:t>Módulos train.py e evaluate.py; baselines Ridge e Random Forest e modelo principal XGBoost avaliados com GroupKFold por município e validação temporal; tuning do XGBoost por busca em grade; métricas registradas em CSV; modelos serializados (baseline_ridge_v1.joblib e xgboost_v1.joblib)</w:t>
+            </w:r>
+          </w:p>
+        </w:tc>
+        <w:tc>
+          <w:tcPr>
+            <w:tcW w:w="2268" w:type="dxa"/>
+          </w:tcPr>
+          <w:p>
+            <w:r>
+              <w:t>Concluída</w:t>
+            </w:r>
+          </w:p>
+        </w:tc>
+      </w:tr>
+      <w:tr>
+        <w:tblPrEx>
+          <w:tblBorders>
+            <w:top w:val="single" w:color="auto" w:sz="4" w:space="0"/>
+            <w:left w:val="single" w:color="auto" w:sz="4" w:space="0"/>
+            <w:bottom w:val="single" w:color="auto" w:sz="4" w:space="0"/>
+            <w:right w:val="single" w:color="auto" w:sz="4" w:space="0"/>
+            <w:insideH w:val="single" w:color="auto" w:sz="4" w:space="0"/>
+            <w:insideV w:val="single" w:color="auto" w:sz="4" w:space="0"/>
+          </w:tblBorders>
+          <w:tblCellMar>
+            <w:top w:w="0" w:type="dxa"/>
+            <w:left w:w="108" w:type="dxa"/>
+            <w:bottom w:w="0" w:type="dxa"/>
+            <w:right w:w="108" w:type="dxa"/>
+          </w:tblCellMar>
+        </w:tblPrEx>
+        <w:tc>
+          <w:tcPr>
+            <w:tcW w:w="2268" w:type="dxa"/>
+          </w:tcPr>
+          <w:p>
+            <w:r>
+              <w:rPr>
+                <w:sz w:val="20"/>
+              </w:rPr>
+              <w:t>5. Explicabilidade e análise de resíduos</w:t>
+            </w:r>
+          </w:p>
+        </w:tc>
+        <w:tc>
+          <w:tcPr>
+            <w:tcW w:w="2268" w:type="dxa"/>
+          </w:tcPr>
+          <w:p>
+            <w:r>
+              <w:rPr>
+                <w:sz w:val="20"/>
+              </w:rPr>
+              <w:t>Avaliação</w:t>
+            </w:r>
+          </w:p>
+        </w:tc>
+        <w:tc>
+          <w:tcPr>
+            <w:tcW w:w="2268" w:type="dxa"/>
+          </w:tcPr>
+          <w:p>
+            <w:r>
+              <w:rPr>
+                <w:sz w:val="20"/>
+              </w:rPr>
+              <w:t>Análise SHAP global e local; identificação de escolas com abandono acima/abaixo do esperado pelo perfil</w:t>
+            </w:r>
+          </w:p>
+        </w:tc>
+        <w:tc>
+          <w:tcPr>
+            <w:tcW w:w="2268" w:type="dxa"/>
+          </w:tcPr>
+          <w:p>
+            <w:r>
+              <w:rPr>
+                <w:sz w:val="20"/>
+              </w:rPr>
+              <w:t>Planejada</w:t>
+            </w:r>
+          </w:p>
+        </w:tc>
+      </w:tr>
+      <w:tr>
+        <w:tblPrEx>
+          <w:tblBorders>
+            <w:top w:val="single" w:color="auto" w:sz="4" w:space="0"/>
+            <w:left w:val="single" w:color="auto" w:sz="4" w:space="0"/>
+            <w:bottom w:val="single" w:color="auto" w:sz="4" w:space="0"/>
+            <w:right w:val="single" w:color="auto" w:sz="4" w:space="0"/>
+            <w:insideH w:val="single" w:color="auto" w:sz="4" w:space="0"/>
+            <w:insideV w:val="single" w:color="auto" w:sz="4" w:space="0"/>
+          </w:tblBorders>
+          <w:tblCellMar>
+            <w:top w:w="0" w:type="dxa"/>
+            <w:left w:w="108" w:type="dxa"/>
+            <w:bottom w:w="0" w:type="dxa"/>
+            <w:right w:w="108" w:type="dxa"/>
+          </w:tblCellMar>
+        </w:tblPrEx>
+        <w:tc>
+          <w:tcPr>
+            <w:tcW w:w="2268" w:type="dxa"/>
+          </w:tcPr>
+          <w:p>
+            <w:r>
+              <w:rPr>
+                <w:sz w:val="20"/>
+              </w:rPr>
+              <w:t>6. Dashboard</w:t>
+            </w:r>
+          </w:p>
+        </w:tc>
+        <w:tc>
+          <w:tcPr>
+            <w:tcW w:w="2268" w:type="dxa"/>
+          </w:tcPr>
+          <w:p>
+            <w:r>
+              <w:rPr>
+                <w:sz w:val="20"/>
+              </w:rPr>
+              <w:t>Implantação</w:t>
+            </w:r>
+          </w:p>
+        </w:tc>
+        <w:tc>
+          <w:tcPr>
+            <w:tcW w:w="2268" w:type="dxa"/>
+          </w:tcPr>
+          <w:p>
+            <w:r>
+              <w:rPr>
+                <w:sz w:val="20"/>
+              </w:rPr>
+              <w:t>Aplicação Streamlit com ranking de risco, detalhe por escola e visualizações SHAP</w:t>
+            </w:r>
+          </w:p>
+        </w:tc>
+        <w:tc>
+          <w:tcPr>
+            <w:tcW w:w="2268" w:type="dxa"/>
+          </w:tcPr>
+          <w:p>
+            <w:r>
+              <w:rPr>
+                <w:sz w:val="20"/>
+              </w:rPr>
+              <w:t>Planejada</w:t>
+            </w:r>
+          </w:p>
+        </w:tc>
+      </w:tr>
+    </w:tbl>
+    <w:p>
+      <w:pPr>
+        <w:pStyle w:val="28"/>
+      </w:pPr>
+      <w:r>
+        <w:t>Fonte: elaborado pelo autor.</w:t>
+      </w:r>
+    </w:p>
+    <w:p>
+      <w:pPr>
+        <w:pStyle w:val="4"/>
+      </w:pPr>
+      <w:r>
+        <w:t>Planejamento e Decisões Metodológicas</w:t>
+      </w:r>
+    </w:p>
+    <w:p>
+      <w:r>
+        <w:t>A fase inicial consolidou as decisões estruturantes em documento versionado. Definiu-se a escola — não o aluno — como unidade de análise, pois os dados públicos do INEP estão nesse nível, o gestor decide nesse nível e o volume resultante (~800 escolas/ano) é adequado a aprendizado de máquina interpretável. O universo foi delimitado às escolas estaduais ativas com Ensino Médio regular em Pernambuco, e o problema formulado como regressão: predizer a taxa de abandono em t+1 a partir de indicadores do ano t. Selecionaram-se também as fontes (Censo Escolar 2022–2024, Taxas de Rendimento, INSE, IRD, TDI e AFD) e a stack (Python, pandas, scikit-learn, XGBoost, SHAP e Streamlit).</w:t>
+      </w:r>
+    </w:p>
+    <w:p>
+      <w:pPr>
+        <w:pStyle w:val="4"/>
+      </w:pPr>
+      <w:r>
+        <w:t>ETL do Censo Escolar e Análise Exploratória</w:t>
+      </w:r>
+    </w:p>
+    <w:p>
+      <w:r>
+        <w:t>A primeira fase de implementação construiu o ETL dos microdados do Censo. O módulo load.py faz a carga dos CSV anuais com busca heurística pelos nomes de arquivo (o INEP varia a nomenclatura entre edições); filter_pe_estadual_em.py aplica, em sequência auditável, os filtros de UF, dependência estadual, funcionamento ativo e oferta de Ensino Médio; e build_school_panel.py empilha os três anos em um painel escola×ano. O resultado é um painel estável com 2.392 linhas e 806 escolas únicas, 97,4% delas presentes nos três anos.</w:t>
+      </w:r>
+    </w:p>
+    <w:p>
+      <w:r>
+        <w:t>Dez análises descritivas, com figuras geradas por script, caracterizaram o universo: 185 municípios, 86% das escolas urbanas, mediana de ~350 matrículas de Ensino Médio e índice de infraestrutura significativamente menor nas rurais (0,52 vs. 0,71; p&lt;0,0001). A fase também expôs problemas de qualidade que orientaram decisões posteriores, como o descarte de QT_MAT_MED_NM (100% ausente em 2022) e a inconsistência do código de mesorregião entre 2022 e 2023, corrigida por mapeamento explícito.</w:t>
+      </w:r>
+    </w:p>
+    <w:p>
+      <w:pPr>
+        <w:pStyle w:val="4"/>
+      </w:pPr>
+      <w:r>
+        <w:t>Integração dos Indicadores Complementares</w:t>
+      </w:r>
+    </w:p>
+    <w:p>
+      <w:r>
+        <w:t>A segunda fase incorporou cinco fontes complementares do INEP, cada uma com módulo de ETL próprio: Taxas de Rendimento (aprovação, reprovação e abandono, por série e total), INSE, IRD, TDI e AFD. As Taxas de Rendimento exigiram parser especializado, pois vêm em planilhas Excel com cabeçalho de oito linhas e células '--' (escolas sem oferta da série) convertidas em ausentes. O resultado foram parquets intermediários padronizados por escola e ano, validados por testes.</w:t>
+      </w:r>
+    </w:p>
+    <w:p>
+      <w:r>
+        <w:t>As análises confirmaram a viabilidade preditiva: o abandono do ano anterior correlaciona-se fortemente com o do ano seguinte (Spearman ≈ +0,80), seguido da distorção idade-série (≈ +0,55) e do INSE (≈ −0,40). O risco concentra-se na mesorregião do São Francisco Pernambucano, que reúne os menores INSE e IRD e as maiores taxas de abandono e distorção. Sem edição posterior a 2021 em nível de escola, o INSE foi tratado como variável estática (cobertura de 94,8%; restante imputado por média de mesorregião).</w:t>
+      </w:r>
+    </w:p>
+    <w:p>
+      <w:r>
+        <w:t>Em uma extensão posterior, dois indicadores adicionais do INEP foram processados com módulo de ETL próprio: o Indicador de Esforço Docente (IED) e o Indicador de Complexidade de Gestão da Escola (ICG). O processamento seguiu o mesmo padrão das demais fontes - leitura das planilhas Excel com dez linhas de cabeçalho institucional, conversão das células de sentinela em ausentes e recorte por Pernambuco e rede estadual. Do IED extraíram-se os percentuais de docentes nos seis níveis de esforço e um índice escalar resumido (média ponderada do nível pelo percentual, na escala 1 a 6); do ICG, o nível ordinal de complexidade de gestão (1 a 6) obtido do rótulo textual “Nível N”. Cada ETL gera um parquet por escola e ano, coberto por quinze testes unitários. Diferentemente dos quatro indicadores anteriores, o IED e o ICG foram tratados como candidatos a features e submetidos a uma avaliação empírica de contribuição preditiva, descrita no Capítulo 6; por não agregarem desempenho ao modelo, não foram incorporados, permanecendo apenas como caracterização descritiva da rede.</w:t>
+      </w:r>
+    </w:p>
+    <w:p>
+      <w:pPr>
+        <w:pStyle w:val="4"/>
+      </w:pPr>
+      <w:r>
+        <w:t>Feature Engineering</w:t>
+      </w:r>
+    </w:p>
+    <w:p>
+      <w:r>
+        <w:t>A terceira fase materializou o dataset de modelagem no módulo build_features.py, que implementa a lógica temporal: para cada escola e cada ano t ∈ {2022, 2023}, as features são os atributos de t e o alvo é a taxa de abandono em t+1 (2024 não entra como ano-feature por faltar rendimento de 2025). As features reúnem atributos do Censo (matrículas, infraestrutura, conectividade, tempo integral), os quatro indicadores complementares e lags das taxas de reprovação e abandono por série.</w:t>
+      </w:r>
+    </w:p>
+    <w:p>
+      <w:r>
+        <w:t>As principais decisões de engenharia foram: exclusão de QT_TUR_MED e QT_DOC_MED por colinearidade com QT_MAT_MED (r&gt;0,85); de TAXA_APROV_MED por identidade aritmética (as três taxas somam 100%); e das taxas da 4ª série e do não seriado por excesso de ausentes; os valores ausentes restantes foram imputados por média de mesorregião×ano. O dataset final tem 1.586 observações e 30 features, sem ausentes. Uma importância preliminar por XGBoost já apontava o lag de abandono, a distorção idade-série e o INSE como principais preditores. Os indicadores IED e ICG, processados em extensão posterior, foram avaliados como candidatos, mas não incorporados às features: uma ablação controlada (Capítulo 6) não revelou ganho preditivo e o ICG mostrou-se colinear com a distorção idade-série já presente.</w:t>
+      </w:r>
+    </w:p>
+    <w:p>
+      <w:pPr>
+        <w:pStyle w:val="4"/>
+      </w:pPr>
+      <w:r>
+        <w:t>Modelagem Baseline</w:t>
+      </w:r>
+    </w:p>
+    <w:p>
+      <w:r>
+        <w:t>A quarta fase iniciou a modelagem com os modelos de referência (módulos train.py e evaluate.py). O pré-processamento, via ColumnTransformer, imputa por mediana e padroniza as numéricas e aplica one-hot à mesorregião (única categórica nominal). Avaliaram-se três modelos: DummyRegressor (média do treino, piso trivial), Ridge (baseline linear) e Random Forest (baseline não-linear), com hiperparâmetros por busca em grade sob a validação agrupada. Testaram-se ainda transformações do alvo (logaritmo e raiz quadrada), de efeito apenas marginal.</w:t>
+      </w:r>
+    </w:p>
+    <w:p>
+      <w:r>
+        <w:t>A avaliação seguiu dois protocolos: validação cruzada GroupKFold (cinco folds por município, contra vazamento espacial) e validação temporal (treino 2022→2023, teste 2023→2024, simulando o uso real). Ambos os baselines superaram com folga o piso trivial nas métricas de ordenamento; na validação temporal, porém, o deslocamento do nível de abandono entre os ciclos manteve o R² negativo — o modelo ordena bem as escolas, mas erra a magnitude. Os valores detalhados constam no Capítulo 6.</w:t>
+      </w:r>
+    </w:p>
+    <w:p>
+      <w:r>
+        <w:t>Uma análise preliminar de resíduos antecipou a pergunta secundária: escolas de localização diferenciada apresentaram abandono próximo de zero apesar de perfil contextual de risco, enquanto algumas escolas de referência abandonaram acima do esperado — casos aprofundados com o modelo definitivo no Capítulo 6. O melhor baseline (Ridge com raiz quadrada) foi serializado em models/baseline_ridge_v1.joblib.</w:t>
+      </w:r>
+    </w:p>
+    <w:p>
+      <w:pPr>
+        <w:pStyle w:val="4"/>
+      </w:pPr>
+      <w:r>
+        <w:t>Tuning do XGBoost</w:t>
+      </w:r>
+    </w:p>
+    <w:p>
+      <w:r>
+        <w:t>A quinta fase tunou o modelo principal. O XGBoost foi otimizado por GridSearchCV sob a mesma validação agrupada, varrendo número de árvores, profundidade, taxa de aprendizagem, peso mínimo por folha e regularização L2 (48 combinações), com RMSE como critério; o pré-processamento foi reaproveitado, garantindo comparabilidade com os baselines. A configuração escolhida — 300 árvores rasas (profundidade 2), taxa 0,02, peso mínimo 5 e L2 igual a 5, com alvo em raiz quadrada — privilegia regularização forte, coerente com a amostra pequena de treino (797 observações). O modelo definitivo foi serializado em models/xgboost_v1.joblib; os resultados estão no Capítulo 6.</w:t>
+      </w:r>
+    </w:p>
+    <w:p>
+      <w:pPr>
+        <w:pStyle w:val="4"/>
+      </w:pPr>
+      <w:r>
+        <w:t>Explicabilidade e Diagnóstico do Modelo</w:t>
+      </w:r>
+    </w:p>
+    <w:p>
+      <w:r>
+        <w:t>A sexta fase dedicou-se à explicabilidade e ao diagnóstico das escolas fora do padrão (pergunta secundária). Sobre o XGBoost serializado montou-se um explicador SHAP (TreeExplainer), no módulo explain.py, que decompõe cada predição em contribuições por variável. Como o alvo usa raiz quadrada, os valores SHAP ficam em unidades de raiz da taxa — escala que preserva sinal e ordenação, por ser a raiz monótona —, enquanto predições e resíduos são reportados em pontos percentuais. A fase produziu a importância global, a direção dos efeitos, explicações locais por escola e a reavaliação do viés por grupo, detalhadas no Capítulo 6, com a aditividade dos valores SHAP coberta por teste automatizado.</w:t>
       </w:r>
     </w:p>
     <w:p>
@@ -5538,20 +6295,1067 @@
         <w:pStyle w:val="3"/>
       </w:pPr>
       <w:r>
-        <w:t>Fases Executadas</w:t>
-      </w:r>
-    </w:p>
-    <w:p>
-      <w:r>
-        <w:t>O Quadro a seguir resume as fases do método, os principais artefatos produzidos e a situação de cada uma no momento da escrita deste texto.</w:t>
-      </w:r>
+        <w:t>Práticas de Engenharia de Software Aplicadas</w:t>
+      </w:r>
+    </w:p>
+    <w:p>
+      <w:r>
+        <w:t>Ao longo de todas as fases foram aplicadas práticas de engenharia de software que sustentam a qualidade e a reprodutibilidade do pipeline:</w:t>
+      </w:r>
+    </w:p>
+    <w:p>
+      <w:r>
+        <w:t>a) Controle de versão: todo o código, os scripts de análise e os relatórios técnicos são versionados com Git e hospedados no GitHub, com commits que marcam a conclusão de cada fase e branches para frentes de trabalho específicas;</w:t>
+      </w:r>
+    </w:p>
+    <w:p>
+      <w:r>
+        <w:t>b) Testes automatizados: os módulos de ETL e de modelagem têm testes unitários com pytest (test_etl_filters.py, test_panel.py, test_taxas.py, test_build_target.py, test_models.py e test_explain.py), que validam os filtros do universo, a integridade do painel, o parser das Taxas de Rendimento, a métrica Precision@K, o não-vazamento de municípios entre os folds e a aditividade dos valores SHAP, prevenindo regressões a cada alteração no pipeline;</w:t>
+      </w:r>
+    </w:p>
+    <w:p>
+      <w:r>
+        <w:t>c) Configuração centralizada: caminhos de dados, anos de referência e constantes do projeto são definidos em um único módulo (config.py), eliminando duplicação e facilitando a reexecução do pipeline em outros ambientes;</w:t>
+      </w:r>
+    </w:p>
+    <w:p>
+      <w:r>
+        <w:t>d) Reprodutibilidade: o ambiente é isolado em um virtualenv com dependências fixadas em requirements.txt; os dados intermediários são persistidos em Parquet, permitindo reexecutar qualquer etapa isoladamente; e as figuras das análises são geradas por scripts determinísticos, e não manualmente;</w:t>
+      </w:r>
+    </w:p>
+    <w:p>
+      <w:r>
+        <w:t>e) Documentação contínua: cada fase produz um relatório técnico (em Markdown e DOCX) que registra decisões, problemas encontrados e resultados, servindo de insumo direto para a redação desta monografia.</w:t>
+      </w:r>
+    </w:p>
+    <w:p>
+      <w:pPr>
+        <w:ind w:firstLine="0"/>
+        <w:rPr>
+          <w:color w:val="2E75B6" w:themeColor="accent5" w:themeShade="BF"/>
+        </w:rPr>
+      </w:pPr>
+    </w:p>
+    <w:p>
+      <w:pPr>
+        <w:ind w:firstLine="0"/>
+        <w:rPr>
+          <w:color w:val="2E75B6" w:themeColor="accent5" w:themeShade="BF"/>
+        </w:rPr>
+      </w:pPr>
+    </w:p>
+    <w:p>
+      <w:pPr>
+        <w:ind w:firstLine="0"/>
+        <w:rPr>
+          <w:color w:val="2E75B6" w:themeColor="accent5" w:themeShade="BF"/>
+        </w:rPr>
+      </w:pPr>
+    </w:p>
+    <w:p>
+      <w:pPr>
+        <w:ind w:firstLine="0"/>
+        <w:rPr>
+          <w:color w:val="auto"/>
+        </w:rPr>
+      </w:pPr>
+    </w:p>
+    <w:p>
+      <w:pPr>
+        <w:pStyle w:val="2"/>
+      </w:pPr>
+      <w:bookmarkStart w:id="12" w:name="_Toc112914773"/>
+      <w:r>
+        <w:t>ARQUITETURA DO SOFTWARE</w:t>
+      </w:r>
+      <w:bookmarkEnd w:id="12"/>
+    </w:p>
+    <w:p>
+      <w:pPr>
+        <w:ind w:firstLine="0"/>
+        <w:rPr>
+          <w:color w:val="auto"/>
+        </w:rPr>
+      </w:pPr>
+    </w:p>
+    <w:p>
+      <w:pPr>
+        <w:ind w:firstLine="0"/>
+        <w:rPr>
+          <w:color w:val="auto"/>
+        </w:rPr>
+      </w:pPr>
+      <w:r>
+        <w:t>A arquitetura do sistema é descrita segundo o modelo de visões 4+1 de Kruchten, adaptado à natureza do software: trata-se de um pipeline de ciência de dados cujo núcleo são módulos de transformação de dados e de modelagem, e não um sistema orientado a objetos com hierarquias de classes. Por essa razão, a visão lógica é apresentada por meio de diagramas de pacotes e de componentes — que refletem fielmente a organização do código em camadas — em vez de um diagrama de classes. As visões são expressas em notação UML. O sistema organiza-se em quatro camadas de responsabilidade única — aquisição e preparação de dados (src.data), engenharia de atributos (src.features), modelagem e explicabilidade (src.models) e recomendação/visualização (src.recommend) —, sustentadas por uma camada transversal de configuração (config) e por convenções de persistência em disco (raw → interim → processed e modelos serializados). As subseções seguintes detalham os aspectos funcionais e não funcionais e as visões estrutural, comportamental e de implantação.</w:t>
+      </w:r>
+    </w:p>
+    <w:p>
+      <w:pPr>
+        <w:ind w:firstLine="0"/>
+        <w:rPr>
+          <w:color w:val="auto"/>
+        </w:rPr>
+      </w:pPr>
+    </w:p>
+    <w:p>
+      <w:pPr>
+        <w:pStyle w:val="3"/>
+      </w:pPr>
+      <w:bookmarkStart w:id="13" w:name="_Toc112914774"/>
+      <w:r>
+        <w:t>Aspectos Funcionais e Não-Funcionais</w:t>
+      </w:r>
+      <w:bookmarkEnd w:id="13"/>
+    </w:p>
+    <w:p>
+      <w:pPr>
+        <w:ind w:firstLine="0"/>
+        <w:rPr>
+          <w:color w:val="auto"/>
+        </w:rPr>
+      </w:pPr>
+    </w:p>
+    <w:p>
+      <w:pPr>
+        <w:ind w:firstLine="0"/>
+      </w:pPr>
+      <w:r>
+        <w:t>Os requisitos funcionais do sistema decorrem diretamente das perguntas de pesquisa e do usuário-alvo, o gestor da Secretaria Estadual de Educação. A figura a seguir apresenta o diagrama de casos de uso. O caso de uso central é consultar o ranking de risco de abandono das escolas para o ano t+1 (RF1); a ele somam-se visualizar a explicação individual de cada escola por valores SHAP (RF2) e inspecionar o diagnóstico de resíduos, que sinaliza escolas cujo abandono observado diverge do previsto pelo seu perfil (RF3). Esses três casos atendem ao gestor. Um segundo ator, o analista ou pesquisador, responde pelos casos de uso de manutenção do sistema: executar o pipeline de dados, da extração à geração do conjunto de modelagem (RF4), e treinar ou atualizar o modelo preditivo (RF5). O INEP figura como ator de apoio, fornecedor dos microdados que alimentam o pipeline.</w:t>
+      </w:r>
+    </w:p>
+    <w:p>
+      <w:pPr>
+        <w:ind w:firstLine="0"/>
+      </w:pPr>
+    </w:p>
+    <w:p>
+      <w:pPr>
+        <w:ind w:firstLine="0"/>
+      </w:pPr>
+    </w:p>
+    <w:p>
+      <w:pPr>
+        <w:ind w:firstLine="0"/>
+      </w:pPr>
     </w:p>
     <w:p>
       <w:pPr>
         <w:pStyle w:val="28"/>
       </w:pPr>
       <w:r>
-        <w:t>Quadro – Fases do método de desenvolvimento e artefatos produzidos</w:t>
+        <w:t>Figura – Diagrama de casos de uso</w:t>
+      </w:r>
+    </w:p>
+    <w:p>
+      <w:pPr>
+        <w:jc w:val="center"/>
+      </w:pPr>
+      <w:r>
+        <w:drawing>
+          <wp:inline distT="0" distB="0" distL="114300" distR="114300">
+            <wp:extent cx="5394960" cy="3390900"/>
+            <wp:effectExtent l="0" t="0" r="2540" b="0"/>
+            <wp:docPr id="12" name="Picture 12"/>
+            <wp:cNvGraphicFramePr>
+              <a:graphicFrameLocks xmlns:a="http://schemas.openxmlformats.org/drawingml/2006/main" noChangeAspect="1"/>
+            </wp:cNvGraphicFramePr>
+            <a:graphic xmlns:a="http://schemas.openxmlformats.org/drawingml/2006/main">
+              <a:graphicData uri="http://schemas.openxmlformats.org/drawingml/2006/picture">
+                <pic:pic xmlns:pic="http://schemas.openxmlformats.org/drawingml/2006/picture">
+                  <pic:nvPicPr>
+                    <pic:cNvPr id="12" name="Picture 12"/>
+                    <pic:cNvPicPr>
+                      <a:picLocks noChangeAspect="1"/>
+                    </pic:cNvPicPr>
+                  </pic:nvPicPr>
+                  <pic:blipFill>
+                    <a:blip r:embed="rId8"/>
+                    <a:stretch>
+                      <a:fillRect/>
+                    </a:stretch>
+                  </pic:blipFill>
+                  <pic:spPr>
+                    <a:xfrm>
+                      <a:off x="0" y="0"/>
+                      <a:ext cx="5394960" cy="3391503"/>
+                    </a:xfrm>
+                    <a:prstGeom prst="rect">
+                      <a:avLst/>
+                    </a:prstGeom>
+                  </pic:spPr>
+                </pic:pic>
+              </a:graphicData>
+            </a:graphic>
+          </wp:inline>
+        </w:drawing>
+      </w:r>
+    </w:p>
+    <w:p>
+      <w:pPr>
+        <w:pStyle w:val="28"/>
+      </w:pPr>
+      <w:r>
+        <w:t>Fonte: elaborado pelo autor.</w:t>
+      </w:r>
+    </w:p>
+    <w:p>
+      <w:r>
+        <w:t>Entre os requisitos não funcionais, destacam-se: (i) reprodutibilidade — qualquer resultado deve ser reconstruível a partir dos dados brutos imutáveis, com ambiente e dependências fixados; (ii) interpretabilidade — o modelo precisa justificar cada indicação de prioridade, requisito que orientou a escolha por um modelo baseado em árvores acompanhado de explicações SHAP, em vez de uma caixa-preta; (iii) ausência de vazamento de dados — a validação deve respeitar a estrutura temporal (features de t, alvo em t+1) e espacial (agrupamento por município), sob pena de métricas otimistas; (iv) testabilidade — cada módulo do pipeline é coberto por testes automatizados; e (v) portabilidade — a aplicação de visualização deve ser empacotável em contêiner para implantação sem dependência do ambiente de desenvolvimento. Esses requisitos permeiam as decisões arquiteturais discutidas a seguir.</w:t>
+      </w:r>
+    </w:p>
+    <w:p>
+      <w:pPr>
+        <w:ind w:firstLine="0"/>
+        <w:rPr>
+          <w:color w:val="auto"/>
+        </w:rPr>
+      </w:pPr>
+    </w:p>
+    <w:p>
+      <w:pPr>
+        <w:ind w:firstLine="0"/>
+        <w:rPr>
+          <w:color w:val="auto"/>
+        </w:rPr>
+      </w:pPr>
+    </w:p>
+    <w:p>
+      <w:pPr>
+        <w:ind w:firstLine="0"/>
+        <w:rPr>
+          <w:color w:val="auto"/>
+        </w:rPr>
+      </w:pPr>
+    </w:p>
+    <w:p>
+      <w:pPr>
+        <w:ind w:firstLine="0"/>
+        <w:rPr>
+          <w:color w:val="auto"/>
+        </w:rPr>
+      </w:pPr>
+    </w:p>
+    <w:p>
+      <w:pPr>
+        <w:ind w:firstLine="0"/>
+        <w:rPr>
+          <w:color w:val="auto"/>
+        </w:rPr>
+      </w:pPr>
+    </w:p>
+    <w:p>
+      <w:pPr>
+        <w:pStyle w:val="3"/>
+      </w:pPr>
+      <w:bookmarkStart w:id="14" w:name="_Toc112914775"/>
+      <w:r>
+        <w:t>Visão Estrutural</w:t>
+      </w:r>
+      <w:bookmarkEnd w:id="14"/>
+    </w:p>
+    <w:p>
+      <w:pPr>
+        <w:ind w:firstLine="0"/>
+        <w:rPr>
+          <w:color w:val="auto"/>
+        </w:rPr>
+      </w:pPr>
+    </w:p>
+    <w:p>
+      <w:pPr>
+        <w:ind w:firstLine="0"/>
+        <w:rPr>
+          <w:color w:val="auto"/>
+        </w:rPr>
+      </w:pPr>
+      <w:r>
+        <w:t>A visão estrutural é apresentada em dois níveis. No nível de código-fonte, a figura a seguir exibe o diagrama de pacotes. A dependência flui em sentido único, das camadas superiores para as inferiores, sem ciclos: src.features depende de src.data; src.models depende de src.features; e src.recommend — a aplicação de visualização, planejada — depende de src.models. O pacote src.data.config é transversal, importado pelas demais camadas para centralizar caminhos e anos de referência. Os pacotes notebooks e tests consomem as camadas de src — os primeiros como scripts de análise que orquestram o pipeline, os segundos como verificação automatizada —, mas nenhuma camada de produção depende deles. Essa orientação acíclica das dependências é o que garante que cada camada possa ser testada e reexecutada isoladamente.</w:t>
+      </w:r>
+    </w:p>
+    <w:p>
+      <w:pPr>
+        <w:pStyle w:val="28"/>
+      </w:pPr>
+      <w:r>
+        <w:t>Figura – Diagrama de pacotes (visão estrutural)</w:t>
+      </w:r>
+    </w:p>
+    <w:p>
+      <w:pPr>
+        <w:jc w:val="center"/>
+      </w:pPr>
+      <w:r>
+        <w:drawing>
+          <wp:inline distT="0" distB="0" distL="114300" distR="114300">
+            <wp:extent cx="4572000" cy="3412490"/>
+            <wp:effectExtent l="0" t="0" r="0" b="3810"/>
+            <wp:docPr id="13" name="Picture 13"/>
+            <wp:cNvGraphicFramePr>
+              <a:graphicFrameLocks xmlns:a="http://schemas.openxmlformats.org/drawingml/2006/main" noChangeAspect="1"/>
+            </wp:cNvGraphicFramePr>
+            <a:graphic xmlns:a="http://schemas.openxmlformats.org/drawingml/2006/main">
+              <a:graphicData uri="http://schemas.openxmlformats.org/drawingml/2006/picture">
+                <pic:pic xmlns:pic="http://schemas.openxmlformats.org/drawingml/2006/picture">
+                  <pic:nvPicPr>
+                    <pic:cNvPr id="13" name="Picture 13"/>
+                    <pic:cNvPicPr>
+                      <a:picLocks noChangeAspect="1"/>
+                    </pic:cNvPicPr>
+                  </pic:nvPicPr>
+                  <pic:blipFill>
+                    <a:blip r:embed="rId9"/>
+                    <a:stretch>
+                      <a:fillRect/>
+                    </a:stretch>
+                  </pic:blipFill>
+                  <pic:spPr>
+                    <a:xfrm>
+                      <a:off x="0" y="0"/>
+                      <a:ext cx="4572000" cy="3412495"/>
+                    </a:xfrm>
+                    <a:prstGeom prst="rect">
+                      <a:avLst/>
+                    </a:prstGeom>
+                  </pic:spPr>
+                </pic:pic>
+              </a:graphicData>
+            </a:graphic>
+          </wp:inline>
+        </w:drawing>
+      </w:r>
+    </w:p>
+    <w:p>
+      <w:pPr>
+        <w:pStyle w:val="28"/>
+      </w:pPr>
+      <w:r>
+        <w:t>Fonte: elaborado pelo autor.</w:t>
+      </w:r>
+    </w:p>
+    <w:p>
+      <w:r>
+        <w:t>No nível de execução, a figura seguinte apresenta o diagrama de componentes e o fluxo de dados que os conecta. O componente de ETL (src.data) lê os microdados brutos do INEP e grava produtos intermediários padronizados em data/interim; o componente de engenharia de atributos (src.features) os consome e materializa o conjunto final em data/processed; o componente de modelagem (src.models, módulos train e evaluate) treina e avalia o modelo, serializando-o em models/; e os componentes de explicabilidade (módulo explain) e de dashboard (src.recommend) carregam o modelo serializado para, respectivamente, produzir as explicações SHAP e apresentar o ranking ao gestor. A comunicação entre componentes se dá sempre por artefatos persistidos em disco (Parquet e joblib), e não por chamadas diretas — um acoplamento fraco que permite reexecutar qualquer etapa a partir do artefato da etapa anterior.</w:t>
+      </w:r>
+    </w:p>
+    <w:p>
+      <w:pPr>
+        <w:pStyle w:val="28"/>
+      </w:pPr>
+      <w:r>
+        <w:t>Figura – Diagrama de componentes e fluxo de dados</w:t>
+      </w:r>
+    </w:p>
+    <w:p>
+      <w:pPr>
+        <w:jc w:val="center"/>
+      </w:pPr>
+      <w:r>
+        <w:drawing>
+          <wp:inline distT="0" distB="0" distL="114300" distR="114300">
+            <wp:extent cx="5669280" cy="3467100"/>
+            <wp:effectExtent l="0" t="0" r="7620" b="0"/>
+            <wp:docPr id="14" name="Picture 14"/>
+            <wp:cNvGraphicFramePr>
+              <a:graphicFrameLocks xmlns:a="http://schemas.openxmlformats.org/drawingml/2006/main" noChangeAspect="1"/>
+            </wp:cNvGraphicFramePr>
+            <a:graphic xmlns:a="http://schemas.openxmlformats.org/drawingml/2006/main">
+              <a:graphicData uri="http://schemas.openxmlformats.org/drawingml/2006/picture">
+                <pic:pic xmlns:pic="http://schemas.openxmlformats.org/drawingml/2006/picture">
+                  <pic:nvPicPr>
+                    <pic:cNvPr id="14" name="Picture 14"/>
+                    <pic:cNvPicPr>
+                      <a:picLocks noChangeAspect="1"/>
+                    </pic:cNvPicPr>
+                  </pic:nvPicPr>
+                  <pic:blipFill>
+                    <a:blip r:embed="rId10"/>
+                    <a:stretch>
+                      <a:fillRect/>
+                    </a:stretch>
+                  </pic:blipFill>
+                  <pic:spPr>
+                    <a:xfrm>
+                      <a:off x="0" y="0"/>
+                      <a:ext cx="5669280" cy="3467450"/>
+                    </a:xfrm>
+                    <a:prstGeom prst="rect">
+                      <a:avLst/>
+                    </a:prstGeom>
+                  </pic:spPr>
+                </pic:pic>
+              </a:graphicData>
+            </a:graphic>
+          </wp:inline>
+        </w:drawing>
+      </w:r>
+    </w:p>
+    <w:p>
+      <w:pPr>
+        <w:pStyle w:val="28"/>
+      </w:pPr>
+      <w:r>
+        <w:t>Fonte: elaborado pelo autor.</w:t>
+      </w:r>
+    </w:p>
+    <w:p>
+      <w:pPr>
+        <w:ind w:firstLine="0"/>
+        <w:rPr>
+          <w:color w:val="auto"/>
+        </w:rPr>
+      </w:pPr>
+    </w:p>
+    <w:p>
+      <w:pPr>
+        <w:pStyle w:val="3"/>
+      </w:pPr>
+      <w:bookmarkStart w:id="15" w:name="_Toc112914776"/>
+      <w:r>
+        <w:t>Visão Comportamental</w:t>
+      </w:r>
+      <w:bookmarkEnd w:id="15"/>
+    </w:p>
+    <w:p>
+      <w:pPr>
+        <w:ind w:firstLine="0"/>
+        <w:rPr>
+          <w:color w:val="auto"/>
+        </w:rPr>
+      </w:pPr>
+    </w:p>
+    <w:p>
+      <w:pPr>
+        <w:ind w:firstLine="0"/>
+        <w:rPr>
+          <w:color w:val="auto"/>
+        </w:rPr>
+      </w:pPr>
+      <w:r>
+        <w:t>A visão comportamental descreve a ordem de execução do pipeline, da aquisição dos dados à disponibilização do ranking. A figura a seguir apresenta o diagrama de atividades. O fluxo é essencialmente sequencial, refletindo as dependências de dados entre as etapas: a carga dos microdados precede a filtragem do universo (escolas estaduais ativas de Ensino Médio em Pernambuco), que precede a montagem do painel longitudinal escola×ano; sobre o painel são integrados os indicadores complementares (Taxas de Rendimento, INSE, IRD, TDI e AFD) e, em seguida, construídas as features do ano t associadas ao alvo do ano t+1. A etapa de modelagem treina os baselines e realiza o tuning do XGBoost, avalia-o sob validação cruzada agrupada e validação temporal, e serializa o modelo definitivo; por fim, a etapa de explicabilidade decompõe as predições com SHAP e diagnostica os resíduos. A atividade final — servir o ranking e as explicações no dashboard — está planejada para a fase subsequente. Cada atividade corresponde a um módulo testável do pacote src, e sua conclusão produz um artefato verificável, o que permite retomar o fluxo a partir de qualquer ponto.</w:t>
+      </w:r>
+    </w:p>
+    <w:p>
+      <w:pPr>
+        <w:pStyle w:val="28"/>
+      </w:pPr>
+      <w:r>
+        <w:t>Figura – Diagrama de atividades do pipeline</w:t>
+      </w:r>
+    </w:p>
+    <w:p>
+      <w:pPr>
+        <w:jc w:val="center"/>
+      </w:pPr>
+      <w:r>
+        <w:drawing>
+          <wp:inline distT="0" distB="0" distL="114300" distR="114300">
+            <wp:extent cx="3657600" cy="6177915"/>
+            <wp:effectExtent l="0" t="0" r="0" b="6985"/>
+            <wp:docPr id="15" name="Picture 15"/>
+            <wp:cNvGraphicFramePr>
+              <a:graphicFrameLocks xmlns:a="http://schemas.openxmlformats.org/drawingml/2006/main" noChangeAspect="1"/>
+            </wp:cNvGraphicFramePr>
+            <a:graphic xmlns:a="http://schemas.openxmlformats.org/drawingml/2006/main">
+              <a:graphicData uri="http://schemas.openxmlformats.org/drawingml/2006/picture">
+                <pic:pic xmlns:pic="http://schemas.openxmlformats.org/drawingml/2006/picture">
+                  <pic:nvPicPr>
+                    <pic:cNvPr id="15" name="Picture 15"/>
+                    <pic:cNvPicPr>
+                      <a:picLocks noChangeAspect="1"/>
+                    </pic:cNvPicPr>
+                  </pic:nvPicPr>
+                  <pic:blipFill>
+                    <a:blip r:embed="rId11"/>
+                    <a:stretch>
+                      <a:fillRect/>
+                    </a:stretch>
+                  </pic:blipFill>
+                  <pic:spPr>
+                    <a:xfrm>
+                      <a:off x="0" y="0"/>
+                      <a:ext cx="3657600" cy="6178449"/>
+                    </a:xfrm>
+                    <a:prstGeom prst="rect">
+                      <a:avLst/>
+                    </a:prstGeom>
+                  </pic:spPr>
+                </pic:pic>
+              </a:graphicData>
+            </a:graphic>
+          </wp:inline>
+        </w:drawing>
+      </w:r>
+    </w:p>
+    <w:p>
+      <w:pPr>
+        <w:pStyle w:val="28"/>
+      </w:pPr>
+      <w:r>
+        <w:t>Fonte: elaborado pelo autor.</w:t>
+      </w:r>
+    </w:p>
+    <w:p>
+      <w:pPr>
+        <w:ind w:firstLine="0"/>
+        <w:rPr>
+          <w:color w:val="auto"/>
+        </w:rPr>
+      </w:pPr>
+    </w:p>
+    <w:p>
+      <w:pPr>
+        <w:pStyle w:val="3"/>
+      </w:pPr>
+      <w:bookmarkStart w:id="16" w:name="_Toc112914777"/>
+      <w:r>
+        <w:t>Visão de Implementação e Implantação</w:t>
+      </w:r>
+      <w:bookmarkEnd w:id="16"/>
+    </w:p>
+    <w:p>
+      <w:pPr>
+        <w:ind w:firstLine="0"/>
+        <w:rPr>
+          <w:color w:val="auto"/>
+        </w:rPr>
+      </w:pPr>
+    </w:p>
+    <w:p>
+      <w:pPr>
+        <w:ind w:firstLine="0"/>
+        <w:rPr>
+          <w:color w:val="auto"/>
+        </w:rPr>
+      </w:pPr>
+      <w:r>
+        <w:t>A figura a seguir apresenta o diagrama de implantação. No ambiente atual, todo o pipeline executa em uma única estação de desenvolvimento, sobre um ambiente Python isolado em virtualenv com dependências fixadas; os dados, nas três camadas raw, interim e processed, e os modelos serializados residem no sistema de arquivos local, em Parquet e joblib, respectivamente. A implantação prevista para a aplicação de visualização adota um contêiner Docker que encapsula a aplicação Streamlit (src.recommend) e o modelo serializado, eliminando a dependência do ambiente de desenvolvimento e atendendo ao requisito de portabilidade; o gestor acessa o dashboard pelo navegador, via HTTP. A separação entre o ambiente de treino — onde o modelo é produzido e versionado como artefato — e o ambiente de execução — que apenas carrega o artefato para inferência e visualização — é deliberada: permite atualizar o modelo sem alterar a aplicação e vice-versa.</w:t>
+      </w:r>
+    </w:p>
+    <w:p>
+      <w:pPr>
+        <w:pStyle w:val="28"/>
+      </w:pPr>
+      <w:r>
+        <w:t>Figura – Diagrama de implantação</w:t>
+      </w:r>
+    </w:p>
+    <w:p>
+      <w:pPr>
+        <w:jc w:val="center"/>
+      </w:pPr>
+      <w:r>
+        <w:drawing>
+          <wp:inline distT="0" distB="0" distL="114300" distR="114300">
+            <wp:extent cx="5577840" cy="3382010"/>
+            <wp:effectExtent l="0" t="0" r="10160" b="8890"/>
+            <wp:docPr id="16" name="Picture 16"/>
+            <wp:cNvGraphicFramePr>
+              <a:graphicFrameLocks xmlns:a="http://schemas.openxmlformats.org/drawingml/2006/main" noChangeAspect="1"/>
+            </wp:cNvGraphicFramePr>
+            <a:graphic xmlns:a="http://schemas.openxmlformats.org/drawingml/2006/main">
+              <a:graphicData uri="http://schemas.openxmlformats.org/drawingml/2006/picture">
+                <pic:pic xmlns:pic="http://schemas.openxmlformats.org/drawingml/2006/picture">
+                  <pic:nvPicPr>
+                    <pic:cNvPr id="16" name="Picture 16"/>
+                    <pic:cNvPicPr>
+                      <a:picLocks noChangeAspect="1"/>
+                    </pic:cNvPicPr>
+                  </pic:nvPicPr>
+                  <pic:blipFill>
+                    <a:blip r:embed="rId12"/>
+                    <a:stretch>
+                      <a:fillRect/>
+                    </a:stretch>
+                  </pic:blipFill>
+                  <pic:spPr>
+                    <a:xfrm>
+                      <a:off x="0" y="0"/>
+                      <a:ext cx="5577840" cy="3382402"/>
+                    </a:xfrm>
+                    <a:prstGeom prst="rect">
+                      <a:avLst/>
+                    </a:prstGeom>
+                  </pic:spPr>
+                </pic:pic>
+              </a:graphicData>
+            </a:graphic>
+          </wp:inline>
+        </w:drawing>
+      </w:r>
+    </w:p>
+    <w:p>
+      <w:pPr>
+        <w:pStyle w:val="28"/>
+      </w:pPr>
+      <w:r>
+        <w:t>Fonte: elaborado pelo autor.</w:t>
+      </w:r>
+    </w:p>
+    <w:p>
+      <w:pPr>
+        <w:pStyle w:val="2"/>
+      </w:pPr>
+      <w:bookmarkStart w:id="17" w:name="_Toc112914778"/>
+      <w:r>
+        <w:t>TECNOLOGIAS E ASPECTOS DE IMPLEMENTAÇÃO</w:t>
+      </w:r>
+      <w:bookmarkEnd w:id="17"/>
+    </w:p>
+    <w:p>
+      <w:pPr>
+        <w:ind w:firstLine="0"/>
+        <w:rPr>
+          <w:color w:val="auto"/>
+        </w:rPr>
+      </w:pPr>
+    </w:p>
+    <w:p>
+      <w:pPr>
+        <w:ind w:firstLine="0"/>
+        <w:rPr>
+          <w:color w:val="auto"/>
+        </w:rPr>
+      </w:pPr>
+      <w:r>
+        <w:rPr>
+          <w:color w:val="2E75B6" w:themeColor="accent5" w:themeShade="BF"/>
+        </w:rPr>
+        <w:t>&lt;descrever as soluções tecnológicas e os aspectos de implementação do protótipo funcional desenvolvido durante o projeto.&gt;</w:t>
+      </w:r>
+    </w:p>
+    <w:p>
+      <w:pPr>
+        <w:ind w:firstLine="0"/>
+        <w:rPr>
+          <w:color w:val="auto"/>
+        </w:rPr>
+      </w:pPr>
+    </w:p>
+    <w:p>
+      <w:pPr>
+        <w:pStyle w:val="3"/>
+      </w:pPr>
+      <w:bookmarkStart w:id="18" w:name="_Toc112914779"/>
+      <w:r>
+        <w:t>Soluções de Tecnologia</w:t>
+      </w:r>
+      <w:bookmarkEnd w:id="18"/>
+    </w:p>
+    <w:p>
+      <w:pPr>
+        <w:ind w:firstLine="0"/>
+        <w:rPr>
+          <w:color w:val="auto"/>
+        </w:rPr>
+      </w:pPr>
+    </w:p>
+    <w:p>
+      <w:pPr>
+        <w:ind w:firstLine="0"/>
+        <w:rPr>
+          <w:color w:val="auto"/>
+        </w:rPr>
+      </w:pPr>
+    </w:p>
+    <w:p>
+      <w:pPr>
+        <w:ind w:firstLine="0"/>
+        <w:rPr>
+          <w:color w:val="auto"/>
+        </w:rPr>
+      </w:pPr>
+    </w:p>
+    <w:p>
+      <w:pPr>
+        <w:pStyle w:val="3"/>
+      </w:pPr>
+      <w:bookmarkStart w:id="19" w:name="_Toc112914780"/>
+      <w:r>
+        <w:t>Aspectos de Implementação</w:t>
+      </w:r>
+      <w:bookmarkEnd w:id="19"/>
+    </w:p>
+    <w:p>
+      <w:pPr>
+        <w:pStyle w:val="2"/>
+      </w:pPr>
+      <w:bookmarkStart w:id="20" w:name="_Toc112914781"/>
+      <w:r>
+        <w:t>TESTES E ANÁLISE DOS RESULTADOS</w:t>
+      </w:r>
+      <w:bookmarkEnd w:id="20"/>
+    </w:p>
+    <w:p>
+      <w:pPr>
+        <w:ind w:firstLine="0"/>
+        <w:rPr>
+          <w:color w:val="auto"/>
+        </w:rPr>
+      </w:pPr>
+    </w:p>
+    <w:p>
+      <w:r>
+        <w:t>Este capítulo apresenta os testes e os resultados obtidos até a fase de explicabilidade. A primeira seção descreve os testes de software que asseguram a corretude do pipeline; em seguida, uma seção sintetiza a caracterização descritiva dos indicadores complementares e a avaliação empírica que motivou a exclusão do IED e do ICG do modelo; as seções seguintes apresentam a avaliação experimental dos modelos - dos baselines ao XGBoost definitivo -, com ênfase na priorização de escolas em risco, propósito central do sistema; a última traz a explicabilidade com SHAP e o diagnóstico de equidade sobre o modelo definitivo.</w:t>
+      </w:r>
+    </w:p>
+    <w:p>
+      <w:pPr>
+        <w:pStyle w:val="3"/>
+      </w:pPr>
+      <w:r>
+        <w:t>Testes de Software</w:t>
+      </w:r>
+    </w:p>
+    <w:p>
+      <w:r>
+        <w:t>A corretude do pipeline é assegurada por uma suíte de 66 testes unitários automatizados com pytest, executada integralmente a cada alteração — todos aprovados na última execução. Em sistemas de aprendizado de máquina, erros de engenharia de dados frequentemente não lançam exceções: produzem modelos silenciosamente inválidos. Por essa razão, os testes concentram-se nos riscos que comprometeriam a validade científica dos resultados, resumidos no quadro a seguir.</w:t>
+      </w:r>
+    </w:p>
+    <w:p>
+      <w:pPr>
+        <w:pStyle w:val="28"/>
+      </w:pPr>
+      <w:r>
+        <w:t>Quadro – Módulos de teste e riscos cobertos</w:t>
+      </w:r>
+    </w:p>
+    <w:tbl>
+      <w:tblPr>
+        <w:tblStyle w:val="33"/>
+        <w:tblW w:w="0" w:type="auto"/>
+        <w:tblInd w:w="0" w:type="dxa"/>
+        <w:tblBorders>
+          <w:top w:val="single" w:color="auto" w:sz="4" w:space="0"/>
+          <w:left w:val="single" w:color="auto" w:sz="4" w:space="0"/>
+          <w:bottom w:val="single" w:color="auto" w:sz="4" w:space="0"/>
+          <w:right w:val="single" w:color="auto" w:sz="4" w:space="0"/>
+          <w:insideH w:val="single" w:color="auto" w:sz="4" w:space="0"/>
+          <w:insideV w:val="single" w:color="auto" w:sz="4" w:space="0"/>
+        </w:tblBorders>
+        <w:tblLayout w:type="autofit"/>
+        <w:tblCellMar>
+          <w:top w:w="0" w:type="dxa"/>
+          <w:left w:w="108" w:type="dxa"/>
+          <w:bottom w:w="0" w:type="dxa"/>
+          <w:right w:w="108" w:type="dxa"/>
+        </w:tblCellMar>
+      </w:tblPr>
+      <w:tblGrid>
+        <w:gridCol w:w="2671"/>
+        <w:gridCol w:w="6236"/>
+      </w:tblGrid>
+      <w:tr>
+        <w:tblPrEx>
+          <w:tblBorders>
+            <w:top w:val="single" w:color="auto" w:sz="4" w:space="0"/>
+            <w:left w:val="single" w:color="auto" w:sz="4" w:space="0"/>
+            <w:bottom w:val="single" w:color="auto" w:sz="4" w:space="0"/>
+            <w:right w:val="single" w:color="auto" w:sz="4" w:space="0"/>
+            <w:insideH w:val="single" w:color="auto" w:sz="4" w:space="0"/>
+            <w:insideV w:val="single" w:color="auto" w:sz="4" w:space="0"/>
+          </w:tblBorders>
+          <w:tblCellMar>
+            <w:top w:w="0" w:type="dxa"/>
+            <w:left w:w="108" w:type="dxa"/>
+            <w:bottom w:w="0" w:type="dxa"/>
+            <w:right w:w="108" w:type="dxa"/>
+          </w:tblCellMar>
+        </w:tblPrEx>
+        <w:tc>
+          <w:tcPr>
+            <w:tcW w:w="2551" w:type="dxa"/>
+          </w:tcPr>
+          <w:p>
+            <w:r>
+              <w:rPr>
+                <w:b/>
+                <w:sz w:val="20"/>
+              </w:rPr>
+              <w:t>Módulo</w:t>
+            </w:r>
+          </w:p>
+        </w:tc>
+        <w:tc>
+          <w:tcPr>
+            <w:tcW w:w="6236" w:type="dxa"/>
+          </w:tcPr>
+          <w:p>
+            <w:r>
+              <w:rPr>
+                <w:b/>
+                <w:sz w:val="20"/>
+              </w:rPr>
+              <w:t>Risco coberto</w:t>
+            </w:r>
+          </w:p>
+        </w:tc>
+      </w:tr>
+      <w:tr>
+        <w:tblPrEx>
+          <w:tblBorders>
+            <w:top w:val="single" w:color="auto" w:sz="4" w:space="0"/>
+            <w:left w:val="single" w:color="auto" w:sz="4" w:space="0"/>
+            <w:bottom w:val="single" w:color="auto" w:sz="4" w:space="0"/>
+            <w:right w:val="single" w:color="auto" w:sz="4" w:space="0"/>
+            <w:insideH w:val="single" w:color="auto" w:sz="4" w:space="0"/>
+            <w:insideV w:val="single" w:color="auto" w:sz="4" w:space="0"/>
+          </w:tblBorders>
+          <w:tblCellMar>
+            <w:top w:w="0" w:type="dxa"/>
+            <w:left w:w="108" w:type="dxa"/>
+            <w:bottom w:w="0" w:type="dxa"/>
+            <w:right w:w="108" w:type="dxa"/>
+          </w:tblCellMar>
+        </w:tblPrEx>
+        <w:tc>
+          <w:tcPr>
+            <w:tcW w:w="2551" w:type="dxa"/>
+          </w:tcPr>
+          <w:p>
+            <w:r>
+              <w:rPr>
+                <w:sz w:val="20"/>
+              </w:rPr>
+              <w:t>test_etl_filters.py</w:t>
+            </w:r>
+          </w:p>
+        </w:tc>
+        <w:tc>
+          <w:tcPr>
+            <w:tcW w:w="6236" w:type="dxa"/>
+          </w:tcPr>
+          <w:p>
+            <w:r>
+              <w:rPr>
+                <w:sz w:val="20"/>
+              </w:rPr>
+              <w:t>Filtros do universo de estudo (PE, rede estadual, escolas ativas com Ensino Médio)</w:t>
+            </w:r>
+          </w:p>
+        </w:tc>
+      </w:tr>
+      <w:tr>
+        <w:tblPrEx>
+          <w:tblBorders>
+            <w:top w:val="single" w:color="auto" w:sz="4" w:space="0"/>
+            <w:left w:val="single" w:color="auto" w:sz="4" w:space="0"/>
+            <w:bottom w:val="single" w:color="auto" w:sz="4" w:space="0"/>
+            <w:right w:val="single" w:color="auto" w:sz="4" w:space="0"/>
+            <w:insideH w:val="single" w:color="auto" w:sz="4" w:space="0"/>
+            <w:insideV w:val="single" w:color="auto" w:sz="4" w:space="0"/>
+          </w:tblBorders>
+          <w:tblCellMar>
+            <w:top w:w="0" w:type="dxa"/>
+            <w:left w:w="108" w:type="dxa"/>
+            <w:bottom w:w="0" w:type="dxa"/>
+            <w:right w:w="108" w:type="dxa"/>
+          </w:tblCellMar>
+        </w:tblPrEx>
+        <w:tc>
+          <w:tcPr>
+            <w:tcW w:w="2551" w:type="dxa"/>
+          </w:tcPr>
+          <w:p>
+            <w:r>
+              <w:rPr>
+                <w:sz w:val="20"/>
+              </w:rPr>
+              <w:t>test_panel.py</w:t>
+            </w:r>
+          </w:p>
+        </w:tc>
+        <w:tc>
+          <w:tcPr>
+            <w:tcW w:w="6236" w:type="dxa"/>
+          </w:tcPr>
+          <w:p>
+            <w:r>
+              <w:rPr>
+                <w:sz w:val="20"/>
+              </w:rPr>
+              <w:t>Integridade do painel longitudinal escola×ano</w:t>
+            </w:r>
+          </w:p>
+        </w:tc>
+      </w:tr>
+      <w:tr>
+        <w:tblPrEx>
+          <w:tblBorders>
+            <w:top w:val="single" w:color="auto" w:sz="4" w:space="0"/>
+            <w:left w:val="single" w:color="auto" w:sz="4" w:space="0"/>
+            <w:bottom w:val="single" w:color="auto" w:sz="4" w:space="0"/>
+            <w:right w:val="single" w:color="auto" w:sz="4" w:space="0"/>
+            <w:insideH w:val="single" w:color="auto" w:sz="4" w:space="0"/>
+            <w:insideV w:val="single" w:color="auto" w:sz="4" w:space="0"/>
+          </w:tblBorders>
+          <w:tblCellMar>
+            <w:top w:w="0" w:type="dxa"/>
+            <w:left w:w="108" w:type="dxa"/>
+            <w:bottom w:w="0" w:type="dxa"/>
+            <w:right w:w="108" w:type="dxa"/>
+          </w:tblCellMar>
+        </w:tblPrEx>
+        <w:tc>
+          <w:tcPr>
+            <w:tcW w:w="2551" w:type="dxa"/>
+          </w:tcPr>
+          <w:p>
+            <w:r>
+              <w:rPr>
+                <w:sz w:val="20"/>
+              </w:rPr>
+              <w:t>test_taxas.py</w:t>
+            </w:r>
+          </w:p>
+        </w:tc>
+        <w:tc>
+          <w:tcPr>
+            <w:tcW w:w="6236" w:type="dxa"/>
+          </w:tcPr>
+          <w:p>
+            <w:r>
+              <w:rPr>
+                <w:sz w:val="20"/>
+              </w:rPr>
+              <w:t>Parser das Taxas de Rendimento do INEP (cabeçalhos não padronizados e células sentinela '--')</w:t>
+            </w:r>
+          </w:p>
+        </w:tc>
+      </w:tr>
+      <w:tr>
+        <w:tblPrEx>
+          <w:tblBorders>
+            <w:top w:val="single" w:color="auto" w:sz="4" w:space="0"/>
+            <w:left w:val="single" w:color="auto" w:sz="4" w:space="0"/>
+            <w:bottom w:val="single" w:color="auto" w:sz="4" w:space="0"/>
+            <w:right w:val="single" w:color="auto" w:sz="4" w:space="0"/>
+            <w:insideH w:val="single" w:color="auto" w:sz="4" w:space="0"/>
+            <w:insideV w:val="single" w:color="auto" w:sz="4" w:space="0"/>
+          </w:tblBorders>
+          <w:tblCellMar>
+            <w:top w:w="0" w:type="dxa"/>
+            <w:left w:w="108" w:type="dxa"/>
+            <w:bottom w:w="0" w:type="dxa"/>
+            <w:right w:w="108" w:type="dxa"/>
+          </w:tblCellMar>
+        </w:tblPrEx>
+        <w:tc>
+          <w:tcPr>
+            <w:tcW w:w="2551" w:type="dxa"/>
+          </w:tcPr>
+          <w:p>
+            <w:r>
+              <w:rPr>
+                <w:sz w:val="20"/>
+              </w:rPr>
+              <w:t>test_build_target.py</w:t>
+            </w:r>
+          </w:p>
+        </w:tc>
+        <w:tc>
+          <w:tcPr>
+            <w:tcW w:w="6236" w:type="dxa"/>
+          </w:tcPr>
+          <w:p>
+            <w:r>
+              <w:rPr>
+                <w:sz w:val="20"/>
+              </w:rPr>
+              <w:t>Join temporal do target: features do ano t casadas com o abandono de t+1 — um erro de deslocamento de um ano produziria um modelo sem valor preditivo, sem qualquer sintoma em tempo de execução</w:t>
+            </w:r>
+          </w:p>
+        </w:tc>
+      </w:tr>
+      <w:tr>
+        <w:tblPrEx>
+          <w:tblBorders>
+            <w:top w:val="single" w:color="auto" w:sz="4" w:space="0"/>
+            <w:left w:val="single" w:color="auto" w:sz="4" w:space="0"/>
+            <w:bottom w:val="single" w:color="auto" w:sz="4" w:space="0"/>
+            <w:right w:val="single" w:color="auto" w:sz="4" w:space="0"/>
+            <w:insideH w:val="single" w:color="auto" w:sz="4" w:space="0"/>
+            <w:insideV w:val="single" w:color="auto" w:sz="4" w:space="0"/>
+          </w:tblBorders>
+          <w:tblCellMar>
+            <w:top w:w="0" w:type="dxa"/>
+            <w:left w:w="108" w:type="dxa"/>
+            <w:bottom w:w="0" w:type="dxa"/>
+            <w:right w:w="108" w:type="dxa"/>
+          </w:tblCellMar>
+        </w:tblPrEx>
+        <w:tc>
+          <w:tcPr>
+            <w:tcW w:w="2551" w:type="dxa"/>
+          </w:tcPr>
+          <w:p>
+            <w:r>
+              <w:rPr>
+                <w:sz w:val="20"/>
+              </w:rPr>
+              <w:t>test_models.py</w:t>
+            </w:r>
+          </w:p>
+        </w:tc>
+        <w:tc>
+          <w:tcPr>
+            <w:tcW w:w="6236" w:type="dxa"/>
+          </w:tcPr>
+          <w:p>
+            <w:r>
+              <w:rPr>
+                <w:sz w:val="20"/>
+              </w:rPr>
+              <w:t>Métrica Precision@K; não-vazamento de municípios entre treino e teste na validação cruzada; partição temporal sem sobreposição; predições na escala original sob transformação do target</w:t>
+            </w:r>
+          </w:p>
+        </w:tc>
+      </w:tr>
+    </w:tbl>
+    <w:p>
+      <w:pPr>
+        <w:pStyle w:val="28"/>
+      </w:pPr>
+      <w:r>
+        <w:t>Fonte: elaborado pelo autor.</w:t>
+      </w:r>
+    </w:p>
+    <w:p>
+      <w:pPr>
+        <w:pStyle w:val="3"/>
+      </w:pPr>
+      <w:r>
+        <w:t>Protocolo de Avaliação Experimental</w:t>
+      </w:r>
+    </w:p>
+    <w:p>
+      <w:r>
+        <w:t>Os modelos foram avaliados sob dois protocolos complementares. O primeiro é a validação cruzada agrupada por município (GroupKFold com cinco folds), repetida em vinte partições aleatórias distintas (GroupShuffleSplit com 20% dos municípios em teste) para estimar o erro padrão e intervalos de confiança de 95% das métricas. O agrupamento por município impede que escolas vizinhas apareçam simultaneamente em treino e teste, mitigando o risco de autocorrelação espacial inflar as métricas. O segundo protocolo é a validação temporal, que simula o uso real do sistema: o modelo é treinado com o par 2022→2023 (797 observações) e testado no par 2023→2024 (789 observações), nunca vistas no treino.</w:t>
+      </w:r>
+    </w:p>
+    <w:p>
+      <w:r>
+        <w:t>As métricas seguem a metodologia: RMSE, MAE e R² medem o erro de magnitude da taxa predita; a correlação de Spearman e a Precision@K (K = 10% das escolas) medem a qualidade do ordenamento — dimensão diretamente alinhada à pergunta de pesquisa, formulada como problema de priorização. Três modelos foram comparados: um DummyRegressor que prediz a média do treino (piso trivial), a regressão Ridge (alfa=100, target em raiz quadrada) e o Random Forest (300 árvores, profundidade máxima 8, mínimo de 5 observações por folha), com hiperparâmetros selecionados por busca em grade sob a mesma validação agrupada.</w:t>
+      </w:r>
+    </w:p>
+    <w:p>
+      <w:pPr>
+        <w:pStyle w:val="3"/>
+      </w:pPr>
+      <w:r>
+        <w:t>Análise Descritiva dos Indicadores e Avaliação de IED e ICG</w:t>
+      </w:r>
+    </w:p>
+    <w:p>
+      <w:r>
+        <w:t>Além do desempenho dos modelos, esta seção sintetiza a caracterização descritiva dos seis indicadores complementares do INEP na rede estadual de Ensino Médio de Pernambuco (2022 a 2024) e detalha a avaliação que motivou a exclusão de dois deles - o IED e o ICG - do modelo preditivo. O Quadro a seguir reúne os principais pontos de cada indicador.</w:t>
+      </w:r>
+    </w:p>
+    <w:p>
+      <w:pPr>
+        <w:pStyle w:val="28"/>
+      </w:pPr>
+      <w:r>
+        <w:t>Quadro - Síntese descritiva dos indicadores complementares (rede estadual de EM em PE, 2022 a 2024)</w:t>
       </w:r>
     </w:p>
     <w:tbl>
@@ -5578,7 +7382,7 @@
       <w:tblGrid>
         <w:gridCol w:w="2268"/>
         <w:gridCol w:w="2268"/>
-        <w:gridCol w:w="2451"/>
+        <w:gridCol w:w="2268"/>
         <w:gridCol w:w="2268"/>
       </w:tblGrid>
       <w:tr>
@@ -5604,11 +7408,7 @@
           </w:tcPr>
           <w:p>
             <w:r>
-              <w:rPr>
-                <w:b/>
-                <w:sz w:val="20"/>
-              </w:rPr>
-              <w:t>Fase</w:t>
+              <w:t>Indicador</w:t>
             </w:r>
           </w:p>
         </w:tc>
@@ -5618,11 +7418,7 @@
           </w:tcPr>
           <w:p>
             <w:r>
-              <w:rPr>
-                <w:b/>
-                <w:sz w:val="20"/>
-              </w:rPr>
-              <w:t>Etapa CRISP-DM</w:t>
+              <w:t>Escala</w:t>
             </w:r>
           </w:p>
         </w:tc>
@@ -5632,11 +7428,7 @@
           </w:tcPr>
           <w:p>
             <w:r>
-              <w:rPr>
-                <w:b/>
-                <w:sz w:val="20"/>
-              </w:rPr>
-              <w:t>Principais artefatos</w:t>
+              <w:t>Valor típico (2024)</w:t>
             </w:r>
           </w:p>
         </w:tc>
@@ -5646,11 +7438,7 @@
           </w:tcPr>
           <w:p>
             <w:r>
-              <w:rPr>
-                <w:b/>
-                <w:sz w:val="20"/>
-              </w:rPr>
-              <w:t>Situação</w:t>
+              <w:t>Principal achado</w:t>
             </w:r>
           </w:p>
         </w:tc>
@@ -5678,10 +7466,7 @@
           </w:tcPr>
           <w:p>
             <w:r>
-              <w:rPr>
-                <w:sz w:val="20"/>
-              </w:rPr>
-              <w:t>0. Planejamento e decisões metodológicas</w:t>
+              <w:t>IRD - Regularidade Docente</w:t>
             </w:r>
           </w:p>
         </w:tc>
@@ -5691,10 +7476,7 @@
           </w:tcPr>
           <w:p>
             <w:r>
-              <w:rPr>
-                <w:sz w:val="20"/>
-              </w:rPr>
-              <w:t>Entendimento do negócio</w:t>
+              <w:t>0 a 5</w:t>
             </w:r>
           </w:p>
         </w:tc>
@@ -5704,10 +7486,7 @@
           </w:tcPr>
           <w:p>
             <w:r>
-              <w:rPr>
-                <w:sz w:val="20"/>
-              </w:rPr>
-              <w:t>Documento de decisões do projeto (perguntas de pesquisa, unidade de análise, target, fontes de dados, stack tecnológica)</w:t>
+              <w:t>3,44</w:t>
             </w:r>
           </w:p>
         </w:tc>
@@ -5717,10 +7496,7 @@
           </w:tcPr>
           <w:p>
             <w:r>
-              <w:rPr>
-                <w:sz w:val="20"/>
-              </w:rPr>
-              <w:t>Concluída</w:t>
+              <w:t>Estável no triênio; rural levemente superior (3,62 vs 3,36).</w:t>
             </w:r>
           </w:p>
         </w:tc>
@@ -5748,10 +7524,7 @@
           </w:tcPr>
           <w:p>
             <w:r>
-              <w:rPr>
-                <w:sz w:val="20"/>
-              </w:rPr>
-              <w:t>1. ETL do Censo Escolar e análise exploratória</w:t>
+              <w:t>INSE - Nível Socioeconômico</w:t>
             </w:r>
           </w:p>
         </w:tc>
@@ -5761,10 +7534,7 @@
           </w:tcPr>
           <w:p>
             <w:r>
-              <w:rPr>
-                <w:sz w:val="20"/>
-              </w:rPr>
-              <w:t>Entendimento e preparação dos dados</w:t>
+              <w:t>I a VII</w:t>
             </w:r>
           </w:p>
         </w:tc>
@@ -5774,10 +7544,7 @@
           </w:tcPr>
           <w:p>
             <w:r>
-              <w:rPr>
-                <w:sz w:val="20"/>
-              </w:rPr>
-              <w:t>Módulos load.py, filter_pe_estadual_em.py e build_school_panel.py; painel escola×ano (2.392 linhas, 806 escolas); 10 análises descritivas com figuras; relatório técnico da Fase 1</w:t>
+              <w:t>4,49</w:t>
             </w:r>
           </w:p>
         </w:tc>
@@ -5787,10 +7554,7 @@
           </w:tcPr>
           <w:p>
             <w:r>
-              <w:rPr>
-                <w:sz w:val="20"/>
-              </w:rPr>
-              <w:t>Concluída</w:t>
+              <w:t>Estático (só 2021); 92% nos níveis III-IV; urbana &gt; rural.</w:t>
             </w:r>
           </w:p>
         </w:tc>
@@ -5818,10 +7582,7 @@
           </w:tcPr>
           <w:p>
             <w:r>
-              <w:rPr>
-                <w:sz w:val="20"/>
-              </w:rPr>
-              <w:t>2. Integração dos indicadores complementares</w:t>
+              <w:t>TDI - Distorção Idade-Série</w:t>
             </w:r>
           </w:p>
         </w:tc>
@@ -5831,10 +7592,7 @@
           </w:tcPr>
           <w:p>
             <w:r>
-              <w:rPr>
-                <w:sz w:val="20"/>
-              </w:rPr>
-              <w:t>Preparação dos dados</w:t>
+              <w:t>%</w:t>
             </w:r>
           </w:p>
         </w:tc>
@@ -5844,10 +7602,7 @@
           </w:tcPr>
           <w:p>
             <w:r>
-              <w:rPr>
-                <w:sz w:val="20"/>
-              </w:rPr>
-              <w:t>ETLs das Taxas de Rendimento, INSE, IRD, TDI e AFD; parquets intermediários por indicador; análises B1–B10 e C1–C6; relatório de indicadores</w:t>
+              <w:t>21,6%</w:t>
             </w:r>
           </w:p>
         </w:tc>
@@ -5857,10 +7612,7 @@
           </w:tcPr>
           <w:p>
             <w:r>
-              <w:rPr>
-                <w:sz w:val="20"/>
-              </w:rPr>
-              <w:t>Concluída</w:t>
+              <w:t>Em queda (24,1% para 21,6%); rural muito maior (32% vs 20%); pior na 1a série.</w:t>
             </w:r>
           </w:p>
         </w:tc>
@@ -5888,10 +7640,7 @@
           </w:tcPr>
           <w:p>
             <w:r>
-              <w:rPr>
-                <w:sz w:val="20"/>
-              </w:rPr>
-              <w:t>3. Feature engineering</w:t>
+              <w:t>AFD G1 - Formação Ideal</w:t>
             </w:r>
           </w:p>
         </w:tc>
@@ -5901,10 +7650,7 @@
           </w:tcPr>
           <w:p>
             <w:r>
-              <w:rPr>
-                <w:sz w:val="20"/>
-              </w:rPr>
-              <w:t>Preparação dos dados</w:t>
+              <w:t>%</w:t>
             </w:r>
           </w:p>
         </w:tc>
@@ -5914,10 +7660,7 @@
           </w:tcPr>
           <w:p>
             <w:r>
-              <w:rPr>
-                <w:sz w:val="20"/>
-              </w:rPr>
-              <w:t>Módulo build_features.py; dataset final com 1.586 observações e 30 features (features do ano t, target taxa de abandono em t+1); análises F1–F6</w:t>
+              <w:t>61,9%</w:t>
             </w:r>
           </w:p>
         </w:tc>
@@ -5927,10 +7670,7 @@
           </w:tcPr>
           <w:p>
             <w:r>
-              <w:rPr>
-                <w:sz w:val="20"/>
-              </w:rPr>
-              <w:t>Concluída</w:t>
+              <w:t>Em alta (52,6% para 61,9%); rural bem menor (43% vs 65%).</w:t>
             </w:r>
           </w:p>
         </w:tc>
@@ -5958,10 +7698,7 @@
           </w:tcPr>
           <w:p>
             <w:r>
-              <w:rPr>
-                <w:sz w:val="20"/>
-              </w:rPr>
-              <w:t>4. Modelagem baseline e XGBoost</w:t>
+              <w:t>IED - Esforço Docente</w:t>
             </w:r>
           </w:p>
         </w:tc>
@@ -5971,10 +7708,7 @@
           </w:tcPr>
           <w:p>
             <w:r>
-              <w:rPr>
-                <w:sz w:val="20"/>
-              </w:rPr>
-              <w:t>Modelagem</w:t>
+              <w:t>1 a 6</w:t>
             </w:r>
           </w:p>
         </w:tc>
@@ -5984,7 +7718,7 @@
           </w:tcPr>
           <w:p>
             <w:r>
-              <w:t>Módulos train.py e evaluate.py; baselines Ridge e Random Forest e modelo principal XGBoost avaliados com GroupKFold por município e validação temporal; tuning do XGBoost por busca em grade; métricas registradas em CSV; modelos serializados (baseline_ridge_v1.joblib e xgboost_v1.joblib)</w:t>
+              <w:t>3,68</w:t>
             </w:r>
           </w:p>
         </w:tc>
@@ -5994,7 +7728,7 @@
           </w:tcPr>
           <w:p>
             <w:r>
-              <w:t>Concluída</w:t>
+              <w:t>Estável; cerca de 81% nos níveis 3-4; sem diferença urbana/rural (p=0,15).</w:t>
             </w:r>
           </w:p>
         </w:tc>
@@ -6022,10 +7756,326 @@
           </w:tcPr>
           <w:p>
             <w:r>
-              <w:rPr>
+              <w:t>ICG - Complexidade de Gestão</w:t>
+            </w:r>
+          </w:p>
+        </w:tc>
+        <w:tc>
+          <w:tcPr>
+            <w:tcW w:w="2268" w:type="dxa"/>
+          </w:tcPr>
+          <w:p>
+            <w:r>
+              <w:t>1 a 6</w:t>
+            </w:r>
+          </w:p>
+        </w:tc>
+        <w:tc>
+          <w:tcPr>
+            <w:tcW w:w="2268" w:type="dxa"/>
+          </w:tcPr>
+          <w:p>
+            <w:r>
+              <w:t>3,84</w:t>
+            </w:r>
+          </w:p>
+        </w:tc>
+        <w:tc>
+          <w:tcPr>
+            <w:tcW w:w="2268" w:type="dxa"/>
+          </w:tcPr>
+          <w:p>
+            <w:r>
+              <w:t>Nível 4 modal (38%); rural mais complexo (4,46 vs 3,74); colinear com TDI (r=+0,52).</w:t>
+            </w:r>
+          </w:p>
+        </w:tc>
+      </w:tr>
+    </w:tbl>
+    <w:p>
+      <w:pPr>
+        <w:pStyle w:val="28"/>
+      </w:pPr>
+      <w:r>
+        <w:t>Fonte: elaborado pelo autor.</w:t>
+      </w:r>
+    </w:p>
+    <w:p>
+      <w:r>
+        <w:t>O Indicador de Esforço Docente manteve-se estável no triênio (índice médio de 3,64 a 3,68 na escala de 1 a 6), com as docências concentradas nos níveis intermediários 3 e 4 (cerca de 81% em 2024) e parcela menor nos níveis de maior esforço 5 e 6 (15%). Não houve diferença estatisticamente significativa entre escolas urbanas e rurais (Mann-Whitney, p=0,15), sugerindo que o esforço docente é relativamente homogêneo na rede estadual.</w:t>
+      </w:r>
+    </w:p>
+    <w:p>
+      <w:pPr>
+        <w:pStyle w:val="28"/>
+      </w:pPr>
+      <w:r>
+        <w:t>Figura - Distribuição e composição do Indicador de Esforço Docente (IED) no Ensino Médio</w:t>
+      </w:r>
+    </w:p>
+    <w:p>
+      <w:pPr>
+        <w:jc w:val="center"/>
+      </w:pPr>
+      <w:r>
+        <w:drawing>
+          <wp:inline distT="0" distB="0" distL="114300" distR="114300">
+            <wp:extent cx="5399405" cy="1435735"/>
+            <wp:effectExtent l="0" t="0" r="10795" b="12065"/>
+            <wp:docPr id="17" name="Picture 17"/>
+            <wp:cNvGraphicFramePr>
+              <a:graphicFrameLocks xmlns:a="http://schemas.openxmlformats.org/drawingml/2006/main" noChangeAspect="1"/>
+            </wp:cNvGraphicFramePr>
+            <a:graphic xmlns:a="http://schemas.openxmlformats.org/drawingml/2006/main">
+              <a:graphicData uri="http://schemas.openxmlformats.org/drawingml/2006/picture">
+                <pic:pic xmlns:pic="http://schemas.openxmlformats.org/drawingml/2006/picture">
+                  <pic:nvPicPr>
+                    <pic:cNvPr id="17" name="Picture 17"/>
+                    <pic:cNvPicPr>
+                      <a:picLocks noChangeAspect="1"/>
+                    </pic:cNvPicPr>
+                  </pic:nvPicPr>
+                  <pic:blipFill>
+                    <a:blip r:embed="rId13"/>
+                    <a:stretch>
+                      <a:fillRect/>
+                    </a:stretch>
+                  </pic:blipFill>
+                  <pic:spPr>
+                    <a:xfrm>
+                      <a:off x="0" y="0"/>
+                      <a:ext cx="5400000" cy="1435810"/>
+                    </a:xfrm>
+                    <a:prstGeom prst="rect">
+                      <a:avLst/>
+                    </a:prstGeom>
+                  </pic:spPr>
+                </pic:pic>
+              </a:graphicData>
+            </a:graphic>
+          </wp:inline>
+        </w:drawing>
+      </w:r>
+    </w:p>
+    <w:p>
+      <w:pPr>
+        <w:pStyle w:val="28"/>
+      </w:pPr>
+      <w:r>
+        <w:t>Fonte: elaborado pelo autor.</w:t>
+      </w:r>
+    </w:p>
+    <w:p>
+      <w:r>
+        <w:t>O Indicador de Complexidade de Gestão concentra-se no nível 4 (modal, com 38% das observações) e mantém média estável em torno de 3,84. As escolas rurais apresentam complexidade média superior às urbanas (4,46 contra 3,74 em 2024) e o indicador cresce de forma consistente com a distorção idade-série, com a qual exibe forte correlação de Spearman (r=+0,52) - sinal de sobreposição informacional com uma variável já presente no modelo.</w:t>
+      </w:r>
+    </w:p>
+    <w:p>
+      <w:pPr>
+        <w:pStyle w:val="28"/>
+      </w:pPr>
+      <w:r>
+        <w:t>Figura - Distribuição do Indicador de Complexidade de Gestão (ICG) e sua sobreposição com a TDI</w:t>
+      </w:r>
+    </w:p>
+    <w:p>
+      <w:pPr>
+        <w:jc w:val="center"/>
+      </w:pPr>
+      <w:r>
+        <w:drawing>
+          <wp:inline distT="0" distB="0" distL="114300" distR="114300">
+            <wp:extent cx="5399405" cy="1433195"/>
+            <wp:effectExtent l="0" t="0" r="10795" b="1905"/>
+            <wp:docPr id="18" name="Picture 18"/>
+            <wp:cNvGraphicFramePr>
+              <a:graphicFrameLocks xmlns:a="http://schemas.openxmlformats.org/drawingml/2006/main" noChangeAspect="1"/>
+            </wp:cNvGraphicFramePr>
+            <a:graphic xmlns:a="http://schemas.openxmlformats.org/drawingml/2006/main">
+              <a:graphicData uri="http://schemas.openxmlformats.org/drawingml/2006/picture">
+                <pic:pic xmlns:pic="http://schemas.openxmlformats.org/drawingml/2006/picture">
+                  <pic:nvPicPr>
+                    <pic:cNvPr id="18" name="Picture 18"/>
+                    <pic:cNvPicPr>
+                      <a:picLocks noChangeAspect="1"/>
+                    </pic:cNvPicPr>
+                  </pic:nvPicPr>
+                  <pic:blipFill>
+                    <a:blip r:embed="rId14"/>
+                    <a:stretch>
+                      <a:fillRect/>
+                    </a:stretch>
+                  </pic:blipFill>
+                  <pic:spPr>
+                    <a:xfrm>
+                      <a:off x="0" y="0"/>
+                      <a:ext cx="5400000" cy="1433393"/>
+                    </a:xfrm>
+                    <a:prstGeom prst="rect">
+                      <a:avLst/>
+                    </a:prstGeom>
+                  </pic:spPr>
+                </pic:pic>
+              </a:graphicData>
+            </a:graphic>
+          </wp:inline>
+        </w:drawing>
+      </w:r>
+    </w:p>
+    <w:p>
+      <w:pPr>
+        <w:pStyle w:val="28"/>
+      </w:pPr>
+      <w:r>
+        <w:t>Fonte: elaborado pelo autor.</w:t>
+      </w:r>
+    </w:p>
+    <w:p>
+      <w:r>
+        <w:t>Como o IED e o ICG não constavam do conjunto original de indicadores, avaliou-se empiricamente se deveriam ser incorporados ao modelo. A correlação com a taxa de abandono foi fraca para o IED (Spearman r=+0,10) e apenas moderada para o ICG (r=+0,23); este, contudo, é redundante, dada sua forte associação com a distorção idade-série. Uma ablação controlada - o mesmo XGBoost tunado, sob os mesmos folds (GroupKFold por município) e hiperparâmetros, com e sem os dois indicadores - confirmou a ausência de ganho: o coeficiente de Spearman em validação cruzada ficou em 0,455 sem os indicadores e 0,454 com eles, e o RMSE foi inclusive ligeiramente pior com a inclusão (2,768 ante 2,751 ponto percentual). Houve apenas um aumento marginal de Precision@K (0,512 ante 0,487), insuficiente para compensar o acréscimo de complexidade e o risco de colinearidade.</w:t>
+      </w:r>
+    </w:p>
+    <w:p>
+      <w:pPr>
+        <w:pStyle w:val="28"/>
+      </w:pPr>
+      <w:r>
+        <w:t>Figura - Ablação do XGBoost com e sem os indicadores IED e ICG em validação cruzada</w:t>
+      </w:r>
+    </w:p>
+    <w:p>
+      <w:pPr>
+        <w:jc w:val="center"/>
+      </w:pPr>
+      <w:r>
+        <w:drawing>
+          <wp:inline distT="0" distB="0" distL="114300" distR="114300">
+            <wp:extent cx="5399405" cy="1634490"/>
+            <wp:effectExtent l="0" t="0" r="10795" b="3810"/>
+            <wp:docPr id="19" name="Picture 19"/>
+            <wp:cNvGraphicFramePr>
+              <a:graphicFrameLocks xmlns:a="http://schemas.openxmlformats.org/drawingml/2006/main" noChangeAspect="1"/>
+            </wp:cNvGraphicFramePr>
+            <a:graphic xmlns:a="http://schemas.openxmlformats.org/drawingml/2006/main">
+              <a:graphicData uri="http://schemas.openxmlformats.org/drawingml/2006/picture">
+                <pic:pic xmlns:pic="http://schemas.openxmlformats.org/drawingml/2006/picture">
+                  <pic:nvPicPr>
+                    <pic:cNvPr id="19" name="Picture 19"/>
+                    <pic:cNvPicPr>
+                      <a:picLocks noChangeAspect="1"/>
+                    </pic:cNvPicPr>
+                  </pic:nvPicPr>
+                  <pic:blipFill>
+                    <a:blip r:embed="rId15"/>
+                    <a:stretch>
+                      <a:fillRect/>
+                    </a:stretch>
+                  </pic:blipFill>
+                  <pic:spPr>
+                    <a:xfrm>
+                      <a:off x="0" y="0"/>
+                      <a:ext cx="5400000" cy="1634862"/>
+                    </a:xfrm>
+                    <a:prstGeom prst="rect">
+                      <a:avLst/>
+                    </a:prstGeom>
+                  </pic:spPr>
+                </pic:pic>
+              </a:graphicData>
+            </a:graphic>
+          </wp:inline>
+        </w:drawing>
+      </w:r>
+    </w:p>
+    <w:p>
+      <w:pPr>
+        <w:pStyle w:val="28"/>
+      </w:pPr>
+      <w:r>
+        <w:t>Fonte: elaborado pelo autor.</w:t>
+      </w:r>
+    </w:p>
+    <w:p>
+      <w:r>
+        <w:t>Em decorrência dessa avaliação, decidiu-se que os indicadores IED e ICG não integram a engenharia de features, o modelo XGBoost nem a análise de explicabilidade por SHAP. Eles permanecem no projeto exclusivamente como caracterização descritiva da rede estadual de Ensino Médio, podendo ser reavaliados em trabalhos futuros - por exemplo, com séries históricas mais longas ou em formulações de classificação do risco.</w:t>
+      </w:r>
+    </w:p>
+    <w:p>
+      <w:pPr>
+        <w:pStyle w:val="3"/>
+      </w:pPr>
+      <w:r>
+        <w:t>Desempenho dos Modelos Baseline</w:t>
+      </w:r>
+    </w:p>
+    <w:p>
+      <w:r>
+        <w:t>O quadro a seguir apresenta as métricas centrais sob validação cruzada repetida (média e intervalo de confiança de 95% das vinte repetições), já incluindo o XGBoost definitivo. Os três modelos superam o piso trivial com folga em todas as métricas; o XGBoost obtém a maior correlação de Spearman, enquanto o Random Forest mantém o menor RMSE.</w:t>
+      </w:r>
+    </w:p>
+    <w:p>
+      <w:pPr>
+        <w:pStyle w:val="28"/>
+      </w:pPr>
+      <w:r>
+        <w:t>Quadro – Métricas em validação cruzada agrupada repetida (20 repetições, IC 95%)</w:t>
+      </w:r>
+    </w:p>
+    <w:tbl>
+      <w:tblPr>
+        <w:tblStyle w:val="33"/>
+        <w:tblW w:w="0" w:type="auto"/>
+        <w:tblInd w:w="0" w:type="dxa"/>
+        <w:tblBorders>
+          <w:top w:val="single" w:color="auto" w:sz="4" w:space="0"/>
+          <w:left w:val="single" w:color="auto" w:sz="4" w:space="0"/>
+          <w:bottom w:val="single" w:color="auto" w:sz="4" w:space="0"/>
+          <w:right w:val="single" w:color="auto" w:sz="4" w:space="0"/>
+          <w:insideH w:val="single" w:color="auto" w:sz="4" w:space="0"/>
+          <w:insideV w:val="single" w:color="auto" w:sz="4" w:space="0"/>
+        </w:tblBorders>
+        <w:tblLayout w:type="autofit"/>
+        <w:tblCellMar>
+          <w:top w:w="0" w:type="dxa"/>
+          <w:left w:w="108" w:type="dxa"/>
+          <w:bottom w:w="0" w:type="dxa"/>
+          <w:right w:w="108" w:type="dxa"/>
+        </w:tblCellMar>
+      </w:tblPr>
+      <w:tblGrid>
+        <w:gridCol w:w="2268"/>
+        <w:gridCol w:w="2268"/>
+        <w:gridCol w:w="2268"/>
+        <w:gridCol w:w="2268"/>
+      </w:tblGrid>
+      <w:tr>
+        <w:tblPrEx>
+          <w:tblBorders>
+            <w:top w:val="single" w:color="auto" w:sz="4" w:space="0"/>
+            <w:left w:val="single" w:color="auto" w:sz="4" w:space="0"/>
+            <w:bottom w:val="single" w:color="auto" w:sz="4" w:space="0"/>
+            <w:right w:val="single" w:color="auto" w:sz="4" w:space="0"/>
+            <w:insideH w:val="single" w:color="auto" w:sz="4" w:space="0"/>
+            <w:insideV w:val="single" w:color="auto" w:sz="4" w:space="0"/>
+          </w:tblBorders>
+          <w:tblCellMar>
+            <w:top w:w="0" w:type="dxa"/>
+            <w:left w:w="108" w:type="dxa"/>
+            <w:bottom w:w="0" w:type="dxa"/>
+            <w:right w:w="108" w:type="dxa"/>
+          </w:tblCellMar>
+        </w:tblPrEx>
+        <w:tc>
+          <w:tcPr>
+            <w:tcW w:w="1984" w:type="dxa"/>
+          </w:tcPr>
+          <w:p>
+            <w:r>
+              <w:rPr>
+                <w:b/>
                 <w:sz w:val="20"/>
               </w:rPr>
-              <w:t>5. Explicabilidade e análise de resíduos</w:t>
+              <w:t>Modelo</w:t>
             </w:r>
           </w:p>
         </w:tc>
@@ -6036,9 +8086,10 @@
           <w:p>
             <w:r>
               <w:rPr>
+                <w:b/>
                 <w:sz w:val="20"/>
               </w:rPr>
-              <w:t>Avaliação</w:t>
+              <w:t>RMSE (p.p.)</w:t>
             </w:r>
           </w:p>
         </w:tc>
@@ -6049,9 +8100,10 @@
           <w:p>
             <w:r>
               <w:rPr>
+                <w:b/>
                 <w:sz w:val="20"/>
               </w:rPr>
-              <w:t>Análise SHAP global e local; identificação de escolas com abandono acima/abaixo do esperado pelo perfil</w:t>
+              <w:t>Spearman</w:t>
             </w:r>
           </w:p>
         </w:tc>
@@ -6062,9 +8114,10 @@
           <w:p>
             <w:r>
               <w:rPr>
+                <w:b/>
                 <w:sz w:val="20"/>
               </w:rPr>
-              <w:t>Planejada</w:t>
+              <w:t>Precision@K</w:t>
             </w:r>
           </w:p>
         </w:tc>
@@ -6088,6 +8141,19 @@
         </w:tblPrEx>
         <w:tc>
           <w:tcPr>
+            <w:tcW w:w="1984" w:type="dxa"/>
+          </w:tcPr>
+          <w:p>
+            <w:r>
+              <w:rPr>
+                <w:sz w:val="20"/>
+              </w:rPr>
+              <w:t>Dummy (média)</w:t>
+            </w:r>
+          </w:p>
+        </w:tc>
+        <w:tc>
+          <w:tcPr>
             <w:tcW w:w="2268" w:type="dxa"/>
           </w:tcPr>
           <w:p>
@@ -6095,7 +8161,7 @@
               <w:rPr>
                 <w:sz w:val="20"/>
               </w:rPr>
-              <w:t>6. Dashboard</w:t>
+              <w:t>3,154 [2,730; 3,577]</w:t>
             </w:r>
           </w:p>
         </w:tc>
@@ -6108,7 +8174,7 @@
               <w:rPr>
                 <w:sz w:val="20"/>
               </w:rPr>
-              <w:t>Implantação</w:t>
+              <w:t>—</w:t>
             </w:r>
           </w:p>
         </w:tc>
@@ -6121,7 +8187,38 @@
               <w:rPr>
                 <w:sz w:val="20"/>
               </w:rPr>
-              <w:t>Aplicação Streamlit com ranking de risco, detalhe por escola e visualizações SHAP</w:t>
+              <w:t>0,068 [0,040; 0,096]</w:t>
+            </w:r>
+          </w:p>
+        </w:tc>
+      </w:tr>
+      <w:tr>
+        <w:tblPrEx>
+          <w:tblBorders>
+            <w:top w:val="single" w:color="auto" w:sz="4" w:space="0"/>
+            <w:left w:val="single" w:color="auto" w:sz="4" w:space="0"/>
+            <w:bottom w:val="single" w:color="auto" w:sz="4" w:space="0"/>
+            <w:right w:val="single" w:color="auto" w:sz="4" w:space="0"/>
+            <w:insideH w:val="single" w:color="auto" w:sz="4" w:space="0"/>
+            <w:insideV w:val="single" w:color="auto" w:sz="4" w:space="0"/>
+          </w:tblBorders>
+          <w:tblCellMar>
+            <w:top w:w="0" w:type="dxa"/>
+            <w:left w:w="108" w:type="dxa"/>
+            <w:bottom w:w="0" w:type="dxa"/>
+            <w:right w:w="108" w:type="dxa"/>
+          </w:tblCellMar>
+        </w:tblPrEx>
+        <w:tc>
+          <w:tcPr>
+            <w:tcW w:w="1984" w:type="dxa"/>
+          </w:tcPr>
+          <w:p>
+            <w:r>
+              <w:rPr>
+                <w:sz w:val="20"/>
+              </w:rPr>
+              <w:t>Ridge</w:t>
             </w:r>
           </w:p>
         </w:tc>
@@ -6134,7 +8231,173 @@
               <w:rPr>
                 <w:sz w:val="20"/>
               </w:rPr>
-              <w:t>Planejada</w:t>
+              <w:t>2,627 [2,348; 2,905]</w:t>
+            </w:r>
+          </w:p>
+        </w:tc>
+        <w:tc>
+          <w:tcPr>
+            <w:tcW w:w="2268" w:type="dxa"/>
+          </w:tcPr>
+          <w:p>
+            <w:r>
+              <w:rPr>
+                <w:sz w:val="20"/>
+              </w:rPr>
+              <w:t>0,426 [0,391; 0,461]</w:t>
+            </w:r>
+          </w:p>
+        </w:tc>
+        <w:tc>
+          <w:tcPr>
+            <w:tcW w:w="2268" w:type="dxa"/>
+          </w:tcPr>
+          <w:p>
+            <w:r>
+              <w:rPr>
+                <w:sz w:val="20"/>
+              </w:rPr>
+              <w:t>0,516 [0,477; 0,556]</w:t>
+            </w:r>
+          </w:p>
+        </w:tc>
+      </w:tr>
+      <w:tr>
+        <w:tblPrEx>
+          <w:tblBorders>
+            <w:top w:val="single" w:color="auto" w:sz="4" w:space="0"/>
+            <w:left w:val="single" w:color="auto" w:sz="4" w:space="0"/>
+            <w:bottom w:val="single" w:color="auto" w:sz="4" w:space="0"/>
+            <w:right w:val="single" w:color="auto" w:sz="4" w:space="0"/>
+            <w:insideH w:val="single" w:color="auto" w:sz="4" w:space="0"/>
+            <w:insideV w:val="single" w:color="auto" w:sz="4" w:space="0"/>
+          </w:tblBorders>
+          <w:tblCellMar>
+            <w:top w:w="0" w:type="dxa"/>
+            <w:left w:w="108" w:type="dxa"/>
+            <w:bottom w:w="0" w:type="dxa"/>
+            <w:right w:w="108" w:type="dxa"/>
+          </w:tblCellMar>
+        </w:tblPrEx>
+        <w:tc>
+          <w:tcPr>
+            <w:tcW w:w="1984" w:type="dxa"/>
+          </w:tcPr>
+          <w:p>
+            <w:r>
+              <w:rPr>
+                <w:sz w:val="20"/>
+              </w:rPr>
+              <w:t>Random Forest</w:t>
+            </w:r>
+          </w:p>
+        </w:tc>
+        <w:tc>
+          <w:tcPr>
+            <w:tcW w:w="2268" w:type="dxa"/>
+          </w:tcPr>
+          <w:p>
+            <w:r>
+              <w:rPr>
+                <w:sz w:val="20"/>
+              </w:rPr>
+              <w:t>2,546 [2,281; 2,812]</w:t>
+            </w:r>
+          </w:p>
+        </w:tc>
+        <w:tc>
+          <w:tcPr>
+            <w:tcW w:w="2268" w:type="dxa"/>
+          </w:tcPr>
+          <w:p>
+            <w:r>
+              <w:rPr>
+                <w:sz w:val="20"/>
+              </w:rPr>
+              <w:t>0,431 [0,399; 0,463]</w:t>
+            </w:r>
+          </w:p>
+        </w:tc>
+        <w:tc>
+          <w:tcPr>
+            <w:tcW w:w="2268" w:type="dxa"/>
+          </w:tcPr>
+          <w:p>
+            <w:r>
+              <w:rPr>
+                <w:sz w:val="20"/>
+              </w:rPr>
+              <w:t>0,500 [0,457; 0,544]</w:t>
+            </w:r>
+          </w:p>
+        </w:tc>
+      </w:tr>
+      <w:tr>
+        <w:tblPrEx>
+          <w:tblBorders>
+            <w:top w:val="single" w:color="auto" w:sz="4" w:space="0"/>
+            <w:left w:val="single" w:color="auto" w:sz="4" w:space="0"/>
+            <w:bottom w:val="single" w:color="auto" w:sz="4" w:space="0"/>
+            <w:right w:val="single" w:color="auto" w:sz="4" w:space="0"/>
+            <w:insideH w:val="single" w:color="auto" w:sz="4" w:space="0"/>
+            <w:insideV w:val="single" w:color="auto" w:sz="4" w:space="0"/>
+          </w:tblBorders>
+          <w:tblCellMar>
+            <w:top w:w="0" w:type="dxa"/>
+            <w:left w:w="108" w:type="dxa"/>
+            <w:bottom w:w="0" w:type="dxa"/>
+            <w:right w:w="108" w:type="dxa"/>
+          </w:tblCellMar>
+        </w:tblPrEx>
+        <w:tc>
+          <w:tcPr>
+            <w:tcW w:w="2268" w:type="dxa"/>
+          </w:tcPr>
+          <w:p>
+            <w:r>
+              <w:rPr>
+                <w:sz w:val="20"/>
+              </w:rPr>
+              <w:t>XGBoost</w:t>
+            </w:r>
+          </w:p>
+        </w:tc>
+        <w:tc>
+          <w:tcPr>
+            <w:tcW w:w="2268" w:type="dxa"/>
+          </w:tcPr>
+          <w:p>
+            <w:r>
+              <w:rPr>
+                <w:sz w:val="20"/>
+              </w:rPr>
+              <w:t>2,695 [2,397; 2,992]</w:t>
+            </w:r>
+          </w:p>
+        </w:tc>
+        <w:tc>
+          <w:tcPr>
+            <w:tcW w:w="2268" w:type="dxa"/>
+          </w:tcPr>
+          <w:p>
+            <w:r>
+              <w:rPr>
+                <w:sz w:val="20"/>
+              </w:rPr>
+              <w:t>0,458 [0,428; 0,488]</w:t>
+            </w:r>
+          </w:p>
+        </w:tc>
+        <w:tc>
+          <w:tcPr>
+            <w:tcW w:w="2268" w:type="dxa"/>
+          </w:tcPr>
+          <w:p>
+            <w:r>
+              <w:rPr>
+                <w:sz w:val="20"/>
+              </w:rPr>
+              <w:t>0,499 [0,463; 0,535]</w:t>
             </w:r>
           </w:p>
         </w:tc>
@@ -6149,121 +8412,13 @@
       </w:r>
     </w:p>
     <w:p>
-      <w:pPr>
-        <w:pStyle w:val="4"/>
-      </w:pPr>
-      <w:r>
-        <w:t>Planejamento e Decisões Metodológicas</w:t>
-      </w:r>
-    </w:p>
-    <w:p>
-      <w:r>
-        <w:t>A fase inicial consolidou as decisões estruturantes em documento versionado. Definiu-se a escola — não o aluno — como unidade de análise, pois os dados públicos do INEP estão nesse nível, o gestor decide nesse nível e o volume resultante (~800 escolas/ano) é adequado a aprendizado de máquina interpretável. O universo foi delimitado às escolas estaduais ativas com Ensino Médio regular em Pernambuco, e o problema formulado como regressão: predizer a taxa de abandono em t+1 a partir de indicadores do ano t. Selecionaram-se também as fontes (Censo Escolar 2022–2024, Taxas de Rendimento, INSE, IRD, TDI e AFD) e a stack (Python, pandas, scikit-learn, XGBoost, SHAP e Streamlit).</w:t>
-      </w:r>
-    </w:p>
-    <w:p>
-      <w:pPr>
-        <w:pStyle w:val="4"/>
-      </w:pPr>
-      <w:r>
-        <w:t>ETL do Censo Escolar e Análise Exploratória</w:t>
-      </w:r>
-    </w:p>
-    <w:p>
-      <w:r>
-        <w:t>A primeira fase de implementação construiu o ETL dos microdados do Censo. O módulo load.py faz a carga dos CSV anuais com busca heurística pelos nomes de arquivo (o INEP varia a nomenclatura entre edições); filter_pe_estadual_em.py aplica, em sequência auditável, os filtros de UF, dependência estadual, funcionamento ativo e oferta de Ensino Médio; e build_school_panel.py empilha os três anos em um painel escola×ano. O resultado é um painel estável com 2.392 linhas e 806 escolas únicas, 97,4% delas presentes nos três anos.</w:t>
-      </w:r>
-    </w:p>
-    <w:p>
-      <w:r>
-        <w:t>Dez análises descritivas, com figuras geradas por script, caracterizaram o universo: 185 municípios, 86% das escolas urbanas, mediana de ~350 matrículas de Ensino Médio e índice de infraestrutura significativamente menor nas rurais (0,52 vs. 0,71; p&lt;0,0001). A fase também expôs problemas de qualidade que orientaram decisões posteriores, como o descarte de QT_MAT_MED_NM (100% ausente em 2022) e a inconsistência do código de mesorregião entre 2022 e 2023, corrigida por mapeamento explícito.</w:t>
-      </w:r>
-    </w:p>
-    <w:p>
-      <w:pPr>
-        <w:pStyle w:val="4"/>
-      </w:pPr>
-      <w:r>
-        <w:t>Integração dos Indicadores Complementares</w:t>
-      </w:r>
-    </w:p>
-    <w:p>
-      <w:r>
-        <w:t>A segunda fase incorporou cinco fontes complementares do INEP, cada uma com módulo de ETL próprio: Taxas de Rendimento (aprovação, reprovação e abandono, por série e total), INSE, IRD, TDI e AFD. As Taxas de Rendimento exigiram parser especializado, pois vêm em planilhas Excel com cabeçalho de oito linhas e células '--' (escolas sem oferta da série) convertidas em ausentes. O resultado foram parquets intermediários padronizados por escola e ano, validados por testes.</w:t>
-      </w:r>
-    </w:p>
-    <w:p>
-      <w:r>
-        <w:t>As análises confirmaram a viabilidade preditiva: o abandono do ano anterior correlaciona-se fortemente com o do ano seguinte (Spearman ≈ +0,80), seguido da distorção idade-série (≈ +0,55) e do INSE (≈ −0,40). O risco concentra-se na mesorregião do São Francisco Pernambucano, que reúne os menores INSE e IRD e as maiores taxas de abandono e distorção. Sem edição posterior a 2021 em nível de escola, o INSE foi tratado como variável estática (cobertura de 94,8%; restante imputado por média de mesorregião).</w:t>
-      </w:r>
-    </w:p>
-    <w:p>
-      <w:pPr>
-        <w:pStyle w:val="4"/>
-      </w:pPr>
-      <w:r>
-        <w:t>Feature Engineering</w:t>
-      </w:r>
-    </w:p>
-    <w:p>
-      <w:r>
-        <w:t>A terceira fase materializou o dataset de modelagem no módulo build_features.py, que implementa a lógica temporal: para cada escola e cada ano t ∈ {2022, 2023}, as features são os atributos de t e o alvo é a taxa de abandono em t+1 (2024 não entra como ano-feature por faltar rendimento de 2025). As features reúnem atributos do Censo (matrículas, infraestrutura, conectividade, tempo integral), os quatro indicadores complementares e lags das taxas de reprovação e abandono por série.</w:t>
-      </w:r>
-    </w:p>
-    <w:p>
-      <w:r>
-        <w:t>As principais decisões de engenharia foram: exclusão de QT_TUR_MED e QT_DOC_MED por colinearidade com QT_MAT_MED (r&gt;0,85); de TAXA_APROV_MED por identidade aritmética (as três taxas somam 100%); e das taxas da 4ª série e do não seriado por excesso de ausentes; os valores ausentes restantes foram imputados por média de mesorregião×ano. O dataset final tem 1.586 observações e 30 features, sem ausentes. Uma importância preliminar por XGBoost já apontava o lag de abandono, a distorção idade-série e o INSE como principais preditores.</w:t>
-      </w:r>
-    </w:p>
-    <w:p>
-      <w:pPr>
-        <w:pStyle w:val="4"/>
-      </w:pPr>
-      <w:r>
-        <w:t>Modelagem Baseline</w:t>
-      </w:r>
-    </w:p>
-    <w:p>
-      <w:r>
-        <w:t>A quarta fase iniciou a modelagem com os modelos de referência (módulos train.py e evaluate.py). O pré-processamento, via ColumnTransformer, imputa por mediana e padroniza as numéricas e aplica one-hot à mesorregião (única categórica nominal). Avaliaram-se três modelos: DummyRegressor (média do treino, piso trivial), Ridge (baseline linear) e Random Forest (baseline não-linear), com hiperparâmetros por busca em grade sob a validação agrupada. Testaram-se ainda transformações do alvo (logaritmo e raiz quadrada), de efeito apenas marginal.</w:t>
-      </w:r>
-    </w:p>
-    <w:p>
-      <w:r>
-        <w:t>A avaliação seguiu dois protocolos: validação cruzada GroupKFold (cinco folds por município, contra vazamento espacial) e validação temporal (treino 2022→2023, teste 2023→2024, simulando o uso real). Ambos os baselines superaram com folga o piso trivial nas métricas de ordenamento; na validação temporal, porém, o deslocamento do nível de abandono entre os ciclos manteve o R² negativo — o modelo ordena bem as escolas, mas erra a magnitude. Os valores detalhados constam no Capítulo 6.</w:t>
-      </w:r>
-    </w:p>
-    <w:p>
-      <w:r>
-        <w:t>Uma análise preliminar de resíduos antecipou a pergunta secundária: escolas de localização diferenciada apresentaram abandono próximo de zero apesar de perfil contextual de risco, enquanto algumas escolas de referência abandonaram acima do esperado — casos aprofundados com o modelo definitivo no Capítulo 6. O melhor baseline (Ridge com raiz quadrada) foi serializado em models/baseline_ridge_v1.joblib.</w:t>
-      </w:r>
-    </w:p>
-    <w:p>
-      <w:pPr>
-        <w:pStyle w:val="4"/>
-      </w:pPr>
-      <w:r>
-        <w:t>Tuning do XGBoost</w:t>
-      </w:r>
-    </w:p>
-    <w:p>
-      <w:pPr/>
-      <w:r>
-        <w:t>A quinta fase tunou o modelo principal. O XGBoost foi otimizado por GridSearchCV sob a mesma validação agrupada, varrendo número de árvores, profundidade, taxa de aprendizagem, peso mínimo por folha e regularização L2 (48 combinações), com RMSE como critério; o pré-processamento foi reaproveitado, garantindo comparabilidade com os baselines. A configuração escolhida — 300 árvores rasas (profundidade 2), taxa 0,02, peso mínimo 5 e L2 igual a 5, com alvo em raiz quadrada — privilegia regularização forte, coerente com a amostra pequena de treino (797 observações). O modelo definitivo foi serializado em models/xgboost_v1.joblib; os resultados estão no Capítulo 6.</w:t>
-      </w:r>
-    </w:p>
-    <w:p>
-      <w:pPr>
-        <w:pStyle w:val="4"/>
-      </w:pPr>
-      <w:r>
-        <w:t>Explicabilidade e Diagnóstico do Modelo</w:t>
-      </w:r>
-    </w:p>
-    <w:p>
-      <w:pPr/>
-      <w:r>
-        <w:t>A sexta fase dedicou-se à explicabilidade e ao diagnóstico das escolas fora do padrão (pergunta secundária). Sobre o XGBoost serializado montou-se um explicador SHAP (TreeExplainer), no módulo explain.py, que decompõe cada predição em contribuições por variável. Como o alvo usa raiz quadrada, os valores SHAP ficam em unidades de raiz da taxa — escala que preserva sinal e ordenação, por ser a raiz monótona —, enquanto predições e resíduos são reportados em pontos percentuais. A fase produziu a importância global, a direção dos efeitos, explicações locais por escola e a reavaliação do viés por grupo, detalhadas no Capítulo 6, com a aditividade dos valores SHAP coberta por teste automatizado.</w:t>
+      <w:r>
+        <w:t>A comparação pareada entre os dois baselines, calculada repetição a repetição, mostra que o Random Forest é significativamente melhor que o Ridge em RMSE (diferença de −0,080 com IC 95% de ±0,065, que exclui zero), mas que os dois estão estatisticamente empatados em qualidade de ranking (diferença de Spearman de +0,005 ± 0,023). As transformações do target (logaritmo e raiz quadrada) tiveram efeito marginal, com leve trade-off: comprimem a cauda e melhoram o ranking, mas pioram a calibração das escolas de abandono mais alto.</w:t>
+      </w:r>
+    </w:p>
+    <w:p>
+      <w:r>
+        <w:t>Na validação temporal emergiu o achado mais relevante desta etapa: houve deslocamento de distribuição entre os ciclos — o abandono médio caiu de 2023 para 2024 — e, em consequência, nenhum modelo superou o piso trivial em RMSE (R² negativo), pois todos erram sistematicamente o nível da taxa. As métricas de ordenamento, contudo, mantiveram-se muito superiores ao piso: Spearman de 0,370 e Precision@K de 0,418, contra 0,089 do Dummy. O modelo continua identificando corretamente quais escolas terão abandono elevado, ainda que erre a magnitude. Para o propósito do sistema — priorizar intervenções — é a capacidade de ordenamento que importa; a limitação de magnitude, decorrente da janela curta de dados (dois pares de anos), será tratada na fase de tuning e está registrada como limitação do estudo.</w:t>
       </w:r>
     </w:p>
     <w:p>
@@ -6271,37 +8426,77 @@
         <w:pStyle w:val="3"/>
       </w:pPr>
       <w:r>
-        <w:t>Práticas de Engenharia de Software Aplicadas</w:t>
-      </w:r>
-    </w:p>
-    <w:p>
-      <w:r>
-        <w:t>Ao longo de todas as fases foram aplicadas práticas de engenharia de software que sustentam a qualidade e a reprodutibilidade do pipeline:</w:t>
-      </w:r>
-    </w:p>
-    <w:p>
-      <w:r>
-        <w:t>a) Controle de versão: todo o código, os scripts de análise e os relatórios técnicos são versionados com Git e hospedados no GitHub, com commits que marcam a conclusão de cada fase e branches para frentes de trabalho específicas;</w:t>
-      </w:r>
-    </w:p>
-    <w:p>
-      <w:r>
-        <w:t>b) Testes automatizados: os módulos de ETL e de modelagem têm testes unitários com pytest (test_etl_filters.py, test_panel.py, test_taxas.py, test_build_target.py, test_models.py e test_explain.py), que validam os filtros do universo, a integridade do painel, o parser das Taxas de Rendimento, a métrica Precision@K, o não-vazamento de municípios entre os folds e a aditividade dos valores SHAP, prevenindo regressões a cada alteração no pipeline;</w:t>
-      </w:r>
-    </w:p>
-    <w:p>
-      <w:r>
-        <w:t>c) Configuração centralizada: caminhos de dados, anos de referência e constantes do projeto são definidos em um único módulo (config.py), eliminando duplicação e facilitando a reexecução do pipeline em outros ambientes;</w:t>
-      </w:r>
-    </w:p>
-    <w:p>
-      <w:r>
-        <w:t>d) Reprodutibilidade: o ambiente é isolado em um virtualenv com dependências fixadas em requirements.txt; os dados intermediários são persistidos em Parquet, permitindo reexecutar qualquer etapa isoladamente; e as figuras das análises são geradas por scripts determinísticos, e não manualmente;</w:t>
-      </w:r>
-    </w:p>
-    <w:p>
-      <w:r>
-        <w:t>e) Documentação contínua: cada fase produz um relatório técnico (em Markdown e DOCX) que registra decisões, problemas encontrados e resultados, servindo de insumo direto para a redação desta monografia.</w:t>
+        <w:t>Capacidade de Priorização de Escolas em Risco</w:t>
+      </w:r>
+    </w:p>
+    <w:p>
+      <w:r>
+        <w:t>Do ponto de vista do usuário-alvo — o gestor da Secretaria Estadual de Educação — a pergunta operacional é: intervindo em K escolas indicadas pelo sistema, quantas das escolas realmente críticas são alcançadas? A análise de ranking flexível responde a essa pergunta variando K sem retreinar o modelo, propriedade que motivou a escolha por regressão. Definindo como críticas as escolas do decil superior de abandono em 2024, a priorização das top-50 escolas indicadas alcança de 28% a 30% das críticas — cinco vezes mais que uma seleção aleatória (6%); com as top-150, cerca de dois terços das escolas críticas são alcançados.</w:t>
+      </w:r>
+    </w:p>
+    <w:p>
+      <w:pPr>
+        <w:pStyle w:val="28"/>
+      </w:pPr>
+      <w:r>
+        <w:t>Figura – Precision@K e captura de escolas críticas por tamanho da lista de priorização (teste temporal 2023→2024)</w:t>
+      </w:r>
+    </w:p>
+    <w:p>
+      <w:pPr>
+        <w:jc w:val="center"/>
+      </w:pPr>
+      <w:r>
+        <w:drawing>
+          <wp:inline distT="0" distB="0" distL="114300" distR="114300">
+            <wp:extent cx="5399405" cy="2065655"/>
+            <wp:effectExtent l="0" t="0" r="10795" b="4445"/>
+            <wp:docPr id="5" name="Picture 5"/>
+            <wp:cNvGraphicFramePr>
+              <a:graphicFrameLocks xmlns:a="http://schemas.openxmlformats.org/drawingml/2006/main" noChangeAspect="1"/>
+            </wp:cNvGraphicFramePr>
+            <a:graphic xmlns:a="http://schemas.openxmlformats.org/drawingml/2006/main">
+              <a:graphicData uri="http://schemas.openxmlformats.org/drawingml/2006/picture">
+                <pic:pic xmlns:pic="http://schemas.openxmlformats.org/drawingml/2006/picture">
+                  <pic:nvPicPr>
+                    <pic:cNvPr id="5" name="Picture 5"/>
+                    <pic:cNvPicPr>
+                      <a:picLocks noChangeAspect="1"/>
+                    </pic:cNvPicPr>
+                  </pic:nvPicPr>
+                  <pic:blipFill>
+                    <a:blip r:embed="rId16"/>
+                    <a:stretch>
+                      <a:fillRect/>
+                    </a:stretch>
+                  </pic:blipFill>
+                  <pic:spPr>
+                    <a:xfrm>
+                      <a:off x="0" y="0"/>
+                      <a:ext cx="5400000" cy="2066184"/>
+                    </a:xfrm>
+                    <a:prstGeom prst="rect">
+                      <a:avLst/>
+                    </a:prstGeom>
+                  </pic:spPr>
+                </pic:pic>
+              </a:graphicData>
+            </a:graphic>
+          </wp:inline>
+        </w:drawing>
+      </w:r>
+    </w:p>
+    <w:p>
+      <w:pPr>
+        <w:pStyle w:val="28"/>
+      </w:pPr>
+      <w:r>
+        <w:t>Fonte: elaborado pelo autor.</w:t>
+      </w:r>
+    </w:p>
+    <w:p>
+      <w:r>
+        <w:t>Para permitir comparação com a literatura — que majoritariamente trata evasão como classificação binária — realizou-se avaliação binarizada pós-hoc, usando as predições contínuas como scores de risco. Os baselines alcançaram ROC-AUC de 0,812 (Ridge) e 0,829 (Random Forest), valores na faixa tipicamente reportada em estudos de predição de evasão (AUC ≈ 0,80), e PR-AUC de 0,34 — 3,4 vezes a prevalência de 10%. Trata-se de referência externa de qualidade obtida antes mesmo do tuning do modelo principal.</w:t>
       </w:r>
     </w:p>
     <w:p>
@@ -6309,102 +8504,100 @@
         <w:pStyle w:val="3"/>
       </w:pPr>
       <w:r>
-        <w:t>Fases Subsequentes</w:t>
-      </w:r>
-    </w:p>
-    <w:p>
-      <w:r>
-        <w:t>Concluídas a modelagem e a explicabilidade do modelo, resta como fase subsequente a construção do dashboard interativo em Streamlit voltado aos gestores da Secretaria Estadual de Educação, que consumirá o modelo serializado para produzir o ranking de risco e as explicações por escola, seguida do empacotamento da aplicação em contêiner para implantação. Os encaminhamentos de modelagem identificados ao longo do projeto — em especial o tratamento do viés de superpredição nas escolas de localização diferenciada e a ampliação da janela temporal à medida que novas edições do Censo sejam publicadas — são retomados no capítulo de conclusões.</w:t>
-      </w:r>
-    </w:p>
-    <w:p>
-      <w:pPr>
-        <w:ind w:firstLine="0"/>
-        <w:rPr>
-          <w:color w:val="2E75B6" w:themeColor="accent5" w:themeShade="BF"/>
-        </w:rPr>
-      </w:pPr>
-    </w:p>
-    <w:p>
-      <w:pPr>
-        <w:ind w:firstLine="0"/>
-        <w:rPr>
-          <w:color w:val="2E75B6" w:themeColor="accent5" w:themeShade="BF"/>
-        </w:rPr>
-      </w:pPr>
-    </w:p>
-    <w:p>
-      <w:pPr>
-        <w:ind w:firstLine="0"/>
-        <w:rPr>
-          <w:color w:val="auto"/>
-        </w:rPr>
-      </w:pPr>
-    </w:p>
-    <w:p>
-      <w:pPr>
-        <w:pStyle w:val="2"/>
-      </w:pPr>
-      <w:bookmarkStart w:id="12" w:name="_Toc112914773"/>
-      <w:r>
-        <w:t>ARQUITETURA DO SOFTWARE</w:t>
-      </w:r>
-      <w:bookmarkEnd w:id="12"/>
-    </w:p>
-    <w:p>
-      <w:pPr>
-        <w:ind w:firstLine="0"/>
-        <w:rPr>
-          <w:color w:val="auto"/>
-        </w:rPr>
-      </w:pPr>
-    </w:p>
-    <w:p>
-      <w:pPr>
-        <w:ind w:firstLine="0"/>
-        <w:rPr>
-          <w:color w:val="auto"/>
-        </w:rPr>
-      </w:pPr>
-      <w:r>
-        <w:t>A arquitetura do sistema é descrita segundo o modelo de visões 4+1 de Kruchten, adaptado à natureza do software: trata-se de um pipeline de ciência de dados cujo núcleo são módulos de transformação de dados e de modelagem, e não um sistema orientado a objetos com hierarquias de classes. Por essa razão, a visão lógica é apresentada por meio de diagramas de pacotes e de componentes — que refletem fielmente a organização do código em camadas — em vez de um diagrama de classes. As visões são expressas em notação UML. O sistema organiza-se em quatro camadas de responsabilidade única — aquisição e preparação de dados (src.data), engenharia de atributos (src.features), modelagem e explicabilidade (src.models) e recomendação/visualização (src.recommend) —, sustentadas por uma camada transversal de configuração (config) e por convenções de persistência em disco (raw → interim → processed e modelos serializados). As subseções seguintes detalham os aspectos funcionais e não funcionais e as visões estrutural, comportamental e de implantação.</w:t>
-      </w:r>
-    </w:p>
-    <w:p>
-      <w:pPr>
-        <w:ind w:firstLine="0"/>
-        <w:rPr>
-          <w:color w:val="auto"/>
-        </w:rPr>
-      </w:pPr>
+        <w:t>Análise de Resíduos e Equidade do Modelo</w:t>
+      </w:r>
+    </w:p>
+    <w:p>
+      <w:r>
+        <w:t>A análise de resíduos (real − predito) no teste temporal antecipa a pergunta secundária de pesquisa e revelou um achado com implicação direta de equidade: o modelo apresenta viés sistemático por grupo. Escolas urbanas têm abandono levemente subpredito (resíduo médio de +0,42 ponto percentual), escolas rurais têm abandono superpredito (−1,02 p.p.) e, de forma acentuada, escolas em localização diferenciada — terras indígenas e comunidades quilombolas — têm superpredição de −4,09 p.p. (n=41): seu perfil contextual (rural, nível socioeconômico baixo, distorção idade-série alta) está associado a abandono elevado, mas o abandono observado é próximo de zero.</w:t>
+      </w:r>
+    </w:p>
+    <w:p>
+      <w:pPr>
+        <w:pStyle w:val="28"/>
+      </w:pPr>
+      <w:r>
+        <w:t>Figura – Distribuição dos resíduos por mesorregião e por tipo de localização (Ridge, teste temporal)</w:t>
+      </w:r>
+    </w:p>
+    <w:p>
+      <w:pPr>
+        <w:jc w:val="center"/>
+      </w:pPr>
+      <w:r>
+        <w:drawing>
+          <wp:inline distT="0" distB="0" distL="114300" distR="114300">
+            <wp:extent cx="5399405" cy="2072005"/>
+            <wp:effectExtent l="0" t="0" r="10795" b="10795"/>
+            <wp:docPr id="6" name="Picture 6"/>
+            <wp:cNvGraphicFramePr>
+              <a:graphicFrameLocks xmlns:a="http://schemas.openxmlformats.org/drawingml/2006/main" noChangeAspect="1"/>
+            </wp:cNvGraphicFramePr>
+            <a:graphic xmlns:a="http://schemas.openxmlformats.org/drawingml/2006/main">
+              <a:graphicData uri="http://schemas.openxmlformats.org/drawingml/2006/picture">
+                <pic:pic xmlns:pic="http://schemas.openxmlformats.org/drawingml/2006/picture">
+                  <pic:nvPicPr>
+                    <pic:cNvPr id="6" name="Picture 6"/>
+                    <pic:cNvPicPr>
+                      <a:picLocks noChangeAspect="1"/>
+                    </pic:cNvPicPr>
+                  </pic:nvPicPr>
+                  <pic:blipFill>
+                    <a:blip r:embed="rId17"/>
+                    <a:stretch>
+                      <a:fillRect/>
+                    </a:stretch>
+                  </pic:blipFill>
+                  <pic:spPr>
+                    <a:xfrm>
+                      <a:off x="0" y="0"/>
+                      <a:ext cx="5400000" cy="2072191"/>
+                    </a:xfrm>
+                    <a:prstGeom prst="rect">
+                      <a:avLst/>
+                    </a:prstGeom>
+                  </pic:spPr>
+                </pic:pic>
+              </a:graphicData>
+            </a:graphic>
+          </wp:inline>
+        </w:drawing>
+      </w:r>
+    </w:p>
+    <w:p>
+      <w:pPr>
+        <w:pStyle w:val="28"/>
+      </w:pPr>
+      <w:r>
+        <w:t>Fonte: elaborado pelo autor.</w:t>
+      </w:r>
+    </w:p>
+    <w:p>
+      <w:r>
+        <w:t>A interpretação provável é a existência de fatores protetivos de vínculo comunitário não capturados pelas variáveis disponíveis, consistente com a limitação declarada na metodologia sobre vieses não controlados. A consequência prática é que, sem correção, um sistema de priorização alocaria atenção excessiva a escolas indígenas e quilombolas que não estão de fato em risco. As vinte escolas com maior resíduo em cada direção foram persistidas como artefato para inspeção qualitativa na fase de explicabilidade, e a reavaliação desse viés sobre o modelo definitivo é apresentada na seção de explicabilidade, ao final deste capítulo.</w:t>
+      </w:r>
     </w:p>
     <w:p>
       <w:pPr>
         <w:pStyle w:val="3"/>
       </w:pPr>
-      <w:bookmarkStart w:id="13" w:name="_Toc112914774"/>
-      <w:r>
-        <w:t>Aspectos Funcionais e Não-Funcionais</w:t>
-      </w:r>
-      <w:bookmarkEnd w:id="13"/>
-    </w:p>
-    <w:p>
-      <w:pPr>
-        <w:ind w:firstLine="0"/>
-        <w:rPr>
-          <w:color w:val="auto"/>
-        </w:rPr>
-      </w:pPr>
-    </w:p>
-    <w:p>
-      <w:pPr>
-        <w:ind w:firstLine="0"/>
-        <w:rPr>
-          <w:color w:val="auto"/>
-        </w:rPr>
-      </w:pPr>
-      <w:r>
-        <w:t>Os requisitos funcionais do sistema decorrem diretamente das perguntas de pesquisa e do usuário-alvo, o gestor da Secretaria Estadual de Educação. A figura a seguir apresenta o diagrama de casos de uso. O caso de uso central é consultar o ranking de risco de abandono das escolas para o ano t+1 (RF1); a ele somam-se visualizar a explicação individual de cada escola por valores SHAP (RF2) e inspecionar o diagnóstico de resíduos, que sinaliza escolas cujo abandono observado diverge do previsto pelo seu perfil (RF3). Esses três casos atendem ao gestor. Um segundo ator, o analista ou pesquisador, responde pelos casos de uso de manutenção do sistema: executar o pipeline de dados, da extração à geração do conjunto de modelagem (RF4), e treinar ou atualizar o modelo preditivo (RF5). O INEP figura como ator de apoio, fornecedor dos microdados que alimentam o pipeline.</w:t>
+      <w:r>
+        <w:t>Tuning e Desempenho do Modelo XGBoost</w:t>
+      </w:r>
+    </w:p>
+    <w:p>
+      <w:r>
+        <w:t>O modelo definitivo do sistema é um XGBoost, obtido por busca em grade sob a mesma validação cruzada agrupada por município descrita no protocolo, com a configuração e o procedimento detalhados no capítulo de método. Sob a validação cruzada repetida apresentada anteriormente, o XGBoost obteve a maior correlação de Spearman entre todos os modelos (0,458, ante 0,431 do Random Forest e 0,426 do Ridge) e erro absoluto médio equivalente ao do melhor baseline, mas não reduziu o RMSE em relação ao Random Forest (2,695 contra 2,546). O ganho do modelo principal concentra-se, portanto, nas dimensões diretamente ligadas à priorização — a qualidade do ordenamento —, e não na magnitude do erro, captada pelo RMSE: comportamento esperado para uma amostra pequena, em que o XGBoost regularizado aprende a ordenar as escolas melhor do que a calibrar o nível absoluto da taxa.</w:t>
+      </w:r>
+    </w:p>
+    <w:p>
+      <w:r>
+        <w:t>Na validação temporal — o protocolo que simula o uso real do sistema —, o XGBoost foi o melhor entre todos os modelos: RMSE de 2,62 pontos percentuais, erro absoluto médio de 0,95, correlação de Spearman de 0,390 e ROC-AUC de 0,830 na leitura binarizada pós-hoc, atingindo a meta de ROC-AUC ≥ 0,83 estabelecida a partir dos baselines. O R² permaneceu negativo (−0,10), porém o menos negativo entre os modelos avaliados: o tuning atenuou, sem eliminar, o deslocamento de nível entre ciclos identificado na fase baseline — a previsão da magnitude da taxa continua limitada pela janela curta de dois pares de anos, limitação registrada entre as limitações do estudo.</w:t>
+      </w:r>
+    </w:p>
+    <w:p>
+      <w:r>
+        <w:t>A importância por ganho (figura a seguir) confirma os achados anteriores: dominam a localização diferenciada da escola, o lag de abandono e a adequação da formação docente, seguidos da distorção idade-série. Os resíduos do XGBoost no teste temporal têm média próxima de zero (0,22 p.p.) e desvio-padrão de 2,61, sem heterocedasticidade acentuada; a reavaliação do viés de superpredição por grupo — sobretudo nas escolas de localização diferenciada — é aprofundada na seção seguinte, com SHAP.</w:t>
       </w:r>
     </w:p>
     <w:p>
@@ -6412,7 +8605,7 @@
         <w:pStyle w:val="28"/>
       </w:pPr>
       <w:r>
-        <w:t>Figura – Diagrama de casos de uso</w:t>
+        <w:t>Figura – Importância das variáveis (ganho) e resíduos do XGBoost na validação temporal</w:t>
       </w:r>
     </w:p>
     <w:p>
@@ -6421,18 +8614,289 @@
       </w:pPr>
       <w:r>
         <w:drawing>
-          <wp:inline xmlns:a="http://schemas.openxmlformats.org/drawingml/2006/main" xmlns:pic="http://schemas.openxmlformats.org/drawingml/2006/picture">
-            <wp:extent cx="5394960" cy="3391503"/>
-            <wp:docPr id="12" name="Picture 12"/>
+          <wp:inline distT="0" distB="0" distL="114300" distR="114300">
+            <wp:extent cx="5579745" cy="1983740"/>
+            <wp:effectExtent l="0" t="0" r="8255" b="10160"/>
+            <wp:docPr id="7" name="Picture 7"/>
             <wp:cNvGraphicFramePr>
-              <a:graphicFrameLocks noChangeAspect="1"/>
+              <a:graphicFrameLocks xmlns:a="http://schemas.openxmlformats.org/drawingml/2006/main" noChangeAspect="1"/>
             </wp:cNvGraphicFramePr>
-            <a:graphic>
+            <a:graphic xmlns:a="http://schemas.openxmlformats.org/drawingml/2006/main">
               <a:graphicData uri="http://schemas.openxmlformats.org/drawingml/2006/picture">
-                <pic:pic>
+                <pic:pic xmlns:pic="http://schemas.openxmlformats.org/drawingml/2006/picture">
                   <pic:nvPicPr>
-                    <pic:cNvPr id="0" name="arq1_casos_uso.png"/>
-                    <pic:cNvPicPr/>
+                    <pic:cNvPr id="7" name="Picture 7"/>
+                    <pic:cNvPicPr>
+                      <a:picLocks noChangeAspect="1"/>
+                    </pic:cNvPicPr>
+                  </pic:nvPicPr>
+                  <pic:blipFill>
+                    <a:blip r:embed="rId18"/>
+                    <a:stretch>
+                      <a:fillRect/>
+                    </a:stretch>
+                  </pic:blipFill>
+                  <pic:spPr>
+                    <a:xfrm>
+                      <a:off x="0" y="0"/>
+                      <a:ext cx="5580000" cy="1984060"/>
+                    </a:xfrm>
+                    <a:prstGeom prst="rect">
+                      <a:avLst/>
+                    </a:prstGeom>
+                  </pic:spPr>
+                </pic:pic>
+              </a:graphicData>
+            </a:graphic>
+          </wp:inline>
+        </w:drawing>
+      </w:r>
+    </w:p>
+    <w:p>
+      <w:pPr>
+        <w:pStyle w:val="28"/>
+      </w:pPr>
+      <w:r>
+        <w:t>Fonte: elaborado pelo autor.</w:t>
+      </w:r>
+    </w:p>
+    <w:p>
+      <w:pPr>
+        <w:pStyle w:val="3"/>
+      </w:pPr>
+      <w:r>
+        <w:t>Explicabilidade e Diagnóstico do Modelo com SHAP</w:t>
+      </w:r>
+    </w:p>
+    <w:p>
+      <w:r>
+        <w:t>Enquanto a importância por ganho da seção anterior mede quanto cada variável reduz o erro nos pontos de divisão das árvores, a explicabilidade por valores de Shapley (SHAP) mede a contribuição média de cada variável para a predição de cada escola, permitindo ler não apenas a magnitude, mas a direção do efeito. A figura a seguir resume essa decomposição para todo o conjunto: o lag da taxa de abandono (abnd_t, |SHAP| médio de 0,148 na escala de raiz) é, de longe, o principal determinante do risco previsto, seguido do abandono da 2ª série (0,098) e da 1ª série (0,050), do nível socioeconômico (INSE, 0,041), da reprovação (0,041) e da distorção idade-série (0,030).</w:t>
+      </w:r>
+    </w:p>
+    <w:p>
+      <w:pPr>
+        <w:pStyle w:val="28"/>
+      </w:pPr>
+      <w:r>
+        <w:t>Figura – Decomposição SHAP global das predições do XGBoost (beeswarm)</w:t>
+      </w:r>
+    </w:p>
+    <w:p>
+      <w:pPr>
+        <w:jc w:val="center"/>
+      </w:pPr>
+      <w:r>
+        <w:drawing>
+          <wp:inline distT="0" distB="0" distL="114300" distR="114300">
+            <wp:extent cx="4937760" cy="4692015"/>
+            <wp:effectExtent l="0" t="0" r="2540" b="6985"/>
+            <wp:docPr id="8" name="Picture 8"/>
+            <wp:cNvGraphicFramePr>
+              <a:graphicFrameLocks xmlns:a="http://schemas.openxmlformats.org/drawingml/2006/main" noChangeAspect="1"/>
+            </wp:cNvGraphicFramePr>
+            <a:graphic xmlns:a="http://schemas.openxmlformats.org/drawingml/2006/main">
+              <a:graphicData uri="http://schemas.openxmlformats.org/drawingml/2006/picture">
+                <pic:pic xmlns:pic="http://schemas.openxmlformats.org/drawingml/2006/picture">
+                  <pic:nvPicPr>
+                    <pic:cNvPr id="8" name="Picture 8"/>
+                    <pic:cNvPicPr>
+                      <a:picLocks noChangeAspect="1"/>
+                    </pic:cNvPicPr>
+                  </pic:nvPicPr>
+                  <pic:blipFill>
+                    <a:blip r:embed="rId19"/>
+                    <a:stretch>
+                      <a:fillRect/>
+                    </a:stretch>
+                  </pic:blipFill>
+                  <pic:spPr>
+                    <a:xfrm>
+                      <a:off x="0" y="0"/>
+                      <a:ext cx="4937760" cy="4692353"/>
+                    </a:xfrm>
+                    <a:prstGeom prst="rect">
+                      <a:avLst/>
+                    </a:prstGeom>
+                  </pic:spPr>
+                </pic:pic>
+              </a:graphicData>
+            </a:graphic>
+          </wp:inline>
+        </w:drawing>
+      </w:r>
+    </w:p>
+    <w:p>
+      <w:pPr>
+        <w:pStyle w:val="28"/>
+      </w:pPr>
+      <w:r>
+        <w:t>Fonte: elaborado pelo autor.</w:t>
+      </w:r>
+    </w:p>
+    <w:p>
+      <w:r>
+        <w:t>As cores do gráfico de dispersão confirmam que as direções dos efeitos são coerentes com a literatura: valores altos das taxas de abandono e reprovação defasadas e da distorção idade-série empurram a predição para cima (maior risco), ao passo que valores altos do INSE a empurram para baixo — a correlação entre o valor do INSE e sua contribuição SHAP é de −0,74. A figura seguinte ordena as variáveis por |SHAP| médio e codifica essa direção por cor. Cabe registrar uma divergência metodológica relevante em relação à importância por ganho: a variável binária de localização diferenciada, apontada como a de maior ganho, não figura entre as mais influentes pela métrica SHAP. A razão é que essa variável marca um número reduzido de escolas e, quando usada em uma divisão, separa grupos muito homogêneos — o que infla o ganho por divisão —, mas, por afetar poucas observações, contribui pouco para a predição média do conjunto. As duas métricas são, portanto, complementares: o ganho destaca variáveis de alta pureza local, e o SHAP, as de maior contribuição média global.</w:t>
+      </w:r>
+    </w:p>
+    <w:p>
+      <w:pPr>
+        <w:pStyle w:val="28"/>
+      </w:pPr>
+      <w:r>
+        <w:t>Figura – Importância e direção das variáveis por |SHAP| médio</w:t>
+      </w:r>
+    </w:p>
+    <w:p>
+      <w:pPr>
+        <w:jc w:val="center"/>
+      </w:pPr>
+      <w:r>
+        <w:drawing>
+          <wp:inline distT="0" distB="0" distL="114300" distR="114300">
+            <wp:extent cx="5394960" cy="3551555"/>
+            <wp:effectExtent l="0" t="0" r="2540" b="4445"/>
+            <wp:docPr id="9" name="Picture 9"/>
+            <wp:cNvGraphicFramePr>
+              <a:graphicFrameLocks xmlns:a="http://schemas.openxmlformats.org/drawingml/2006/main" noChangeAspect="1"/>
+            </wp:cNvGraphicFramePr>
+            <a:graphic xmlns:a="http://schemas.openxmlformats.org/drawingml/2006/main">
+              <a:graphicData uri="http://schemas.openxmlformats.org/drawingml/2006/picture">
+                <pic:pic xmlns:pic="http://schemas.openxmlformats.org/drawingml/2006/picture">
+                  <pic:nvPicPr>
+                    <pic:cNvPr id="9" name="Picture 9"/>
+                    <pic:cNvPicPr>
+                      <a:picLocks noChangeAspect="1"/>
+                    </pic:cNvPicPr>
+                  </pic:nvPicPr>
+                  <pic:blipFill>
+                    <a:blip r:embed="rId20"/>
+                    <a:stretch>
+                      <a:fillRect/>
+                    </a:stretch>
+                  </pic:blipFill>
+                  <pic:spPr>
+                    <a:xfrm>
+                      <a:off x="0" y="0"/>
+                      <a:ext cx="5394960" cy="3552187"/>
+                    </a:xfrm>
+                    <a:prstGeom prst="rect">
+                      <a:avLst/>
+                    </a:prstGeom>
+                  </pic:spPr>
+                </pic:pic>
+              </a:graphicData>
+            </a:graphic>
+          </wp:inline>
+        </w:drawing>
+      </w:r>
+    </w:p>
+    <w:p>
+      <w:pPr>
+        <w:pStyle w:val="28"/>
+      </w:pPr>
+      <w:r>
+        <w:t>Fonte: elaborado pelo autor.</w:t>
+      </w:r>
+    </w:p>
+    <w:p>
+      <w:r>
+        <w:t>A decomposição é também local: para qualquer escola, é possível mostrar como cada variável afastou sua predição do valor médio. A figura a seguir ilustra o caso da escola de maior risco previsto — uma escola estadual indígena no município de Jatobá, com 23,9% de abandono previsto e 39,1% observado em 2022. Partindo da predição média do conjunto (E[f(x)] = 0,49 na escala de raiz), as maiores contribuições positivas vêm do lag de abandono (+0,74), da distorção idade-série (+0,64) e do abandono da 2ª série (+0,41), que somadas constroem o escore elevado de risco. Esse tipo de explicação por escola é o insumo que o dashboard apresentará ao gestor para justificar cada indicação de prioridade.</w:t>
+      </w:r>
+    </w:p>
+    <w:p>
+      <w:pPr>
+        <w:pStyle w:val="28"/>
+      </w:pPr>
+      <w:r>
+        <w:t>Figura – Explicação local (waterfall) da escola de maior risco previsto</w:t>
+      </w:r>
+    </w:p>
+    <w:p>
+      <w:pPr>
+        <w:jc w:val="center"/>
+      </w:pPr>
+      <w:r>
+        <w:drawing>
+          <wp:inline distT="0" distB="0" distL="114300" distR="114300">
+            <wp:extent cx="5120640" cy="4734560"/>
+            <wp:effectExtent l="0" t="0" r="10160" b="2540"/>
+            <wp:docPr id="10" name="Picture 10"/>
+            <wp:cNvGraphicFramePr>
+              <a:graphicFrameLocks xmlns:a="http://schemas.openxmlformats.org/drawingml/2006/main" noChangeAspect="1"/>
+            </wp:cNvGraphicFramePr>
+            <a:graphic xmlns:a="http://schemas.openxmlformats.org/drawingml/2006/main">
+              <a:graphicData uri="http://schemas.openxmlformats.org/drawingml/2006/picture">
+                <pic:pic xmlns:pic="http://schemas.openxmlformats.org/drawingml/2006/picture">
+                  <pic:nvPicPr>
+                    <pic:cNvPr id="10" name="Picture 10"/>
+                    <pic:cNvPicPr>
+                      <a:picLocks noChangeAspect="1"/>
+                    </pic:cNvPicPr>
+                  </pic:nvPicPr>
+                  <pic:blipFill>
+                    <a:blip r:embed="rId21"/>
+                    <a:stretch>
+                      <a:fillRect/>
+                    </a:stretch>
+                  </pic:blipFill>
+                  <pic:spPr>
+                    <a:xfrm>
+                      <a:off x="0" y="0"/>
+                      <a:ext cx="5120640" cy="4734662"/>
+                    </a:xfrm>
+                    <a:prstGeom prst="rect">
+                      <a:avLst/>
+                    </a:prstGeom>
+                  </pic:spPr>
+                </pic:pic>
+              </a:graphicData>
+            </a:graphic>
+          </wp:inline>
+        </w:drawing>
+      </w:r>
+    </w:p>
+    <w:p>
+      <w:pPr>
+        <w:pStyle w:val="28"/>
+      </w:pPr>
+      <w:r>
+        <w:t>Fonte: elaborado pelo autor.</w:t>
+      </w:r>
+    </w:p>
+    <w:p>
+      <w:r>
+        <w:t>Por fim, a análise de resíduos foi reavaliada sobre o modelo definitivo, cumprindo o encaminhamento registrado anteriormente. A figura a seguir apresenta o resíduo (real − previsto) do XGBoost por grupo de localização na validação temporal. O viés sistemático identificado nos baselines persiste após o tuning: as escolas urbanas e rurais têm resíduo médio próximo de zero (+0,42 e +0,71 ponto percentual, respectivamente), enquanto as escolas de localização diferenciada — terras indígenas e comunidades quilombolas — mantêm superpredição acentuada (resíduo médio de −3,99 pontos percentuais, n = 41), praticamente idêntica à observada com o Ridge (−4,09). O modelo prevê para essas escolas um abandono elevado, condizente com seu perfil contextual (rural, baixo INSE, alta distorção idade-série), mas o abandono observado é próximo de zero. O achado reforça a hipótese de fatores protetivos de vínculo comunitário não capturados pelas variáveis disponíveis e tem consequência prática direta: um ranking de priorização não corrigido alocaria atenção excessiva a essas escolas. Recomenda-se, por isso, exibir o resíduo ao gestor como sinal de cautela e tratar a correção desse viés como trabalho futuro.</w:t>
+      </w:r>
+    </w:p>
+    <w:p>
+      <w:pPr>
+        <w:pStyle w:val="28"/>
+      </w:pPr>
+      <w:r>
+        <w:t>Figura – Resíduo do XGBoost por grupo de localização (validação temporal)</w:t>
+      </w:r>
+    </w:p>
+    <w:p>
+      <w:pPr>
+        <w:jc w:val="center"/>
+      </w:pPr>
+      <w:r>
+        <w:drawing>
+          <wp:inline distT="0" distB="0" distL="114300" distR="114300">
+            <wp:extent cx="5577840" cy="2136775"/>
+            <wp:effectExtent l="0" t="0" r="10160" b="9525"/>
+            <wp:docPr id="11" name="Picture 11"/>
+            <wp:cNvGraphicFramePr>
+              <a:graphicFrameLocks xmlns:a="http://schemas.openxmlformats.org/drawingml/2006/main" noChangeAspect="1"/>
+            </wp:cNvGraphicFramePr>
+            <a:graphic xmlns:a="http://schemas.openxmlformats.org/drawingml/2006/main">
+              <a:graphicData uri="http://schemas.openxmlformats.org/drawingml/2006/picture">
+                <pic:pic xmlns:pic="http://schemas.openxmlformats.org/drawingml/2006/picture">
+                  <pic:nvPicPr>
+                    <pic:cNvPr id="11" name="Picture 11"/>
+                    <pic:cNvPicPr>
+                      <a:picLocks noChangeAspect="1"/>
+                    </pic:cNvPicPr>
                   </pic:nvPicPr>
                   <pic:blipFill>
                     <a:blip r:embed="rId22"/>
@@ -6443,9 +8907,11 @@
                   <pic:spPr>
                     <a:xfrm>
                       <a:off x="0" y="0"/>
-                      <a:ext cx="5394960" cy="3391503"/>
+                      <a:ext cx="5577840" cy="2137114"/>
                     </a:xfrm>
-                    <a:prstGeom prst="rect"/>
+                    <a:prstGeom prst="rect">
+                      <a:avLst/>
+                    </a:prstGeom>
                   </pic:spPr>
                 </pic:pic>
               </a:graphicData>
@@ -6463,1497 +8929,6 @@
       </w:r>
     </w:p>
     <w:p>
-      <w:pPr/>
-      <w:r>
-        <w:t>Entre os requisitos não funcionais, destacam-se: (i) reprodutibilidade — qualquer resultado deve ser reconstruível a partir dos dados brutos imutáveis, com ambiente e dependências fixados; (ii) interpretabilidade — o modelo precisa justificar cada indicação de prioridade, requisito que orientou a escolha por um modelo baseado em árvores acompanhado de explicações SHAP, em vez de uma caixa-preta; (iii) ausência de vazamento de dados — a validação deve respeitar a estrutura temporal (features de t, alvo em t+1) e espacial (agrupamento por município), sob pena de métricas otimistas; (iv) testabilidade — cada módulo do pipeline é coberto por testes automatizados; e (v) portabilidade — a aplicação de visualização deve ser empacotável em contêiner para implantação sem dependência do ambiente de desenvolvimento. Esses requisitos permeiam as decisões arquiteturais discutidas a seguir.</w:t>
-      </w:r>
-    </w:p>
-    <w:p>
-      <w:pPr>
-        <w:ind w:firstLine="0"/>
-        <w:rPr>
-          <w:color w:val="auto"/>
-        </w:rPr>
-      </w:pPr>
-    </w:p>
-    <w:p>
-      <w:pPr>
-        <w:ind w:firstLine="0"/>
-        <w:rPr>
-          <w:color w:val="auto"/>
-        </w:rPr>
-      </w:pPr>
-    </w:p>
-    <w:p>
-      <w:pPr>
-        <w:pStyle w:val="3"/>
-      </w:pPr>
-      <w:bookmarkStart w:id="14" w:name="_Toc112914775"/>
-      <w:r>
-        <w:t>Visão Estrutural</w:t>
-      </w:r>
-      <w:bookmarkEnd w:id="14"/>
-    </w:p>
-    <w:p>
-      <w:pPr>
-        <w:ind w:firstLine="0"/>
-        <w:rPr>
-          <w:color w:val="auto"/>
-        </w:rPr>
-      </w:pPr>
-    </w:p>
-    <w:p>
-      <w:pPr>
-        <w:ind w:firstLine="0"/>
-        <w:rPr>
-          <w:color w:val="auto"/>
-        </w:rPr>
-      </w:pPr>
-      <w:r>
-        <w:t>A visão estrutural é apresentada em dois níveis. No nível de código-fonte, a figura a seguir exibe o diagrama de pacotes. A dependência flui em sentido único, das camadas superiores para as inferiores, sem ciclos: src.features depende de src.data; src.models depende de src.features; e src.recommend — a aplicação de visualização, planejada — depende de src.models. O pacote src.data.config é transversal, importado pelas demais camadas para centralizar caminhos e anos de referência. Os pacotes notebooks e tests consomem as camadas de src — os primeiros como scripts de análise que orquestram o pipeline, os segundos como verificação automatizada —, mas nenhuma camada de produção depende deles. Essa orientação acíclica das dependências é o que garante que cada camada possa ser testada e reexecutada isoladamente.</w:t>
-      </w:r>
-    </w:p>
-    <w:p>
-      <w:pPr>
-        <w:pStyle w:val="28"/>
-      </w:pPr>
-      <w:r>
-        <w:t>Figura – Diagrama de pacotes (visão estrutural)</w:t>
-      </w:r>
-    </w:p>
-    <w:p>
-      <w:pPr>
-        <w:jc w:val="center"/>
-      </w:pPr>
-      <w:r>
-        <w:drawing>
-          <wp:inline xmlns:a="http://schemas.openxmlformats.org/drawingml/2006/main" xmlns:pic="http://schemas.openxmlformats.org/drawingml/2006/picture">
-            <wp:extent cx="4572000" cy="3412495"/>
-            <wp:docPr id="13" name="Picture 13"/>
-            <wp:cNvGraphicFramePr>
-              <a:graphicFrameLocks noChangeAspect="1"/>
-            </wp:cNvGraphicFramePr>
-            <a:graphic>
-              <a:graphicData uri="http://schemas.openxmlformats.org/drawingml/2006/picture">
-                <pic:pic>
-                  <pic:nvPicPr>
-                    <pic:cNvPr id="0" name="arq2_pacotes.png"/>
-                    <pic:cNvPicPr/>
-                  </pic:nvPicPr>
-                  <pic:blipFill>
-                    <a:blip r:embed="rId23"/>
-                    <a:stretch>
-                      <a:fillRect/>
-                    </a:stretch>
-                  </pic:blipFill>
-                  <pic:spPr>
-                    <a:xfrm>
-                      <a:off x="0" y="0"/>
-                      <a:ext cx="4572000" cy="3412495"/>
-                    </a:xfrm>
-                    <a:prstGeom prst="rect"/>
-                  </pic:spPr>
-                </pic:pic>
-              </a:graphicData>
-            </a:graphic>
-          </wp:inline>
-        </w:drawing>
-      </w:r>
-    </w:p>
-    <w:p>
-      <w:pPr>
-        <w:pStyle w:val="28"/>
-      </w:pPr>
-      <w:r>
-        <w:t>Fonte: elaborado pelo autor.</w:t>
-      </w:r>
-    </w:p>
-    <w:p>
-      <w:pPr/>
-      <w:r>
-        <w:t>No nível de execução, a figura seguinte apresenta o diagrama de componentes e o fluxo de dados que os conecta. O componente de ETL (src.data) lê os microdados brutos do INEP e grava produtos intermediários padronizados em data/interim; o componente de engenharia de atributos (src.features) os consome e materializa o conjunto final em data/processed; o componente de modelagem (src.models, módulos train e evaluate) treina e avalia o modelo, serializando-o em models/; e os componentes de explicabilidade (módulo explain) e de dashboard (src.recommend) carregam o modelo serializado para, respectivamente, produzir as explicações SHAP e apresentar o ranking ao gestor. A comunicação entre componentes se dá sempre por artefatos persistidos em disco (Parquet e joblib), e não por chamadas diretas — um acoplamento fraco que permite reexecutar qualquer etapa a partir do artefato da etapa anterior.</w:t>
-      </w:r>
-    </w:p>
-    <w:p>
-      <w:pPr>
-        <w:pStyle w:val="28"/>
-      </w:pPr>
-      <w:r>
-        <w:t>Figura – Diagrama de componentes e fluxo de dados</w:t>
-      </w:r>
-    </w:p>
-    <w:p>
-      <w:pPr>
-        <w:jc w:val="center"/>
-      </w:pPr>
-      <w:r>
-        <w:drawing>
-          <wp:inline xmlns:a="http://schemas.openxmlformats.org/drawingml/2006/main" xmlns:pic="http://schemas.openxmlformats.org/drawingml/2006/picture">
-            <wp:extent cx="5669280" cy="3467450"/>
-            <wp:docPr id="14" name="Picture 14"/>
-            <wp:cNvGraphicFramePr>
-              <a:graphicFrameLocks noChangeAspect="1"/>
-            </wp:cNvGraphicFramePr>
-            <a:graphic>
-              <a:graphicData uri="http://schemas.openxmlformats.org/drawingml/2006/picture">
-                <pic:pic>
-                  <pic:nvPicPr>
-                    <pic:cNvPr id="0" name="arq3_componentes.png"/>
-                    <pic:cNvPicPr/>
-                  </pic:nvPicPr>
-                  <pic:blipFill>
-                    <a:blip r:embed="rId24"/>
-                    <a:stretch>
-                      <a:fillRect/>
-                    </a:stretch>
-                  </pic:blipFill>
-                  <pic:spPr>
-                    <a:xfrm>
-                      <a:off x="0" y="0"/>
-                      <a:ext cx="5669280" cy="3467450"/>
-                    </a:xfrm>
-                    <a:prstGeom prst="rect"/>
-                  </pic:spPr>
-                </pic:pic>
-              </a:graphicData>
-            </a:graphic>
-          </wp:inline>
-        </w:drawing>
-      </w:r>
-    </w:p>
-    <w:p>
-      <w:pPr>
-        <w:pStyle w:val="28"/>
-      </w:pPr>
-      <w:r>
-        <w:t>Fonte: elaborado pelo autor.</w:t>
-      </w:r>
-    </w:p>
-    <w:p>
-      <w:pPr>
-        <w:ind w:firstLine="0"/>
-        <w:rPr>
-          <w:color w:val="auto"/>
-        </w:rPr>
-      </w:pPr>
-    </w:p>
-    <w:p>
-      <w:pPr>
-        <w:pStyle w:val="3"/>
-      </w:pPr>
-      <w:bookmarkStart w:id="15" w:name="_Toc112914776"/>
-      <w:r>
-        <w:t>Visão Comportamental</w:t>
-      </w:r>
-      <w:bookmarkEnd w:id="15"/>
-    </w:p>
-    <w:p>
-      <w:pPr>
-        <w:ind w:firstLine="0"/>
-        <w:rPr>
-          <w:color w:val="auto"/>
-        </w:rPr>
-      </w:pPr>
-    </w:p>
-    <w:p>
-      <w:pPr>
-        <w:ind w:firstLine="0"/>
-        <w:rPr>
-          <w:color w:val="auto"/>
-        </w:rPr>
-      </w:pPr>
-      <w:r>
-        <w:t>A visão comportamental descreve a ordem de execução do pipeline, da aquisição dos dados à disponibilização do ranking. A figura a seguir apresenta o diagrama de atividades. O fluxo é essencialmente sequencial, refletindo as dependências de dados entre as etapas: a carga dos microdados precede a filtragem do universo (escolas estaduais ativas de Ensino Médio em Pernambuco), que precede a montagem do painel longitudinal escola×ano; sobre o painel são integrados os indicadores complementares (Taxas de Rendimento, INSE, IRD, TDI e AFD) e, em seguida, construídas as features do ano t associadas ao alvo do ano t+1. A etapa de modelagem treina os baselines e realiza o tuning do XGBoost, avalia-o sob validação cruzada agrupada e validação temporal, e serializa o modelo definitivo; por fim, a etapa de explicabilidade decompõe as predições com SHAP e diagnostica os resíduos. A atividade final — servir o ranking e as explicações no dashboard — está planejada para a fase subsequente. Cada atividade corresponde a um módulo testável do pacote src, e sua conclusão produz um artefato verificável, o que permite retomar o fluxo a partir de qualquer ponto.</w:t>
-      </w:r>
-    </w:p>
-    <w:p>
-      <w:pPr>
-        <w:pStyle w:val="28"/>
-      </w:pPr>
-      <w:r>
-        <w:t>Figura – Diagrama de atividades do pipeline</w:t>
-      </w:r>
-    </w:p>
-    <w:p>
-      <w:pPr>
-        <w:jc w:val="center"/>
-      </w:pPr>
-      <w:r>
-        <w:drawing>
-          <wp:inline xmlns:a="http://schemas.openxmlformats.org/drawingml/2006/main" xmlns:pic="http://schemas.openxmlformats.org/drawingml/2006/picture">
-            <wp:extent cx="3657600" cy="6178449"/>
-            <wp:docPr id="15" name="Picture 15"/>
-            <wp:cNvGraphicFramePr>
-              <a:graphicFrameLocks noChangeAspect="1"/>
-            </wp:cNvGraphicFramePr>
-            <a:graphic>
-              <a:graphicData uri="http://schemas.openxmlformats.org/drawingml/2006/picture">
-                <pic:pic>
-                  <pic:nvPicPr>
-                    <pic:cNvPr id="0" name="arq4_atividades.png"/>
-                    <pic:cNvPicPr/>
-                  </pic:nvPicPr>
-                  <pic:blipFill>
-                    <a:blip r:embed="rId25"/>
-                    <a:stretch>
-                      <a:fillRect/>
-                    </a:stretch>
-                  </pic:blipFill>
-                  <pic:spPr>
-                    <a:xfrm>
-                      <a:off x="0" y="0"/>
-                      <a:ext cx="3657600" cy="6178449"/>
-                    </a:xfrm>
-                    <a:prstGeom prst="rect"/>
-                  </pic:spPr>
-                </pic:pic>
-              </a:graphicData>
-            </a:graphic>
-          </wp:inline>
-        </w:drawing>
-      </w:r>
-    </w:p>
-    <w:p>
-      <w:pPr>
-        <w:pStyle w:val="28"/>
-      </w:pPr>
-      <w:r>
-        <w:t>Fonte: elaborado pelo autor.</w:t>
-      </w:r>
-    </w:p>
-    <w:p>
-      <w:pPr>
-        <w:ind w:firstLine="0"/>
-        <w:rPr>
-          <w:color w:val="auto"/>
-        </w:rPr>
-      </w:pPr>
-    </w:p>
-    <w:p>
-      <w:pPr>
-        <w:pStyle w:val="3"/>
-      </w:pPr>
-      <w:bookmarkStart w:id="16" w:name="_Toc112914777"/>
-      <w:r>
-        <w:t>Visão de Implementação e Implantação</w:t>
-      </w:r>
-      <w:bookmarkEnd w:id="16"/>
-    </w:p>
-    <w:p>
-      <w:pPr>
-        <w:ind w:firstLine="0"/>
-        <w:rPr>
-          <w:color w:val="auto"/>
-        </w:rPr>
-      </w:pPr>
-    </w:p>
-    <w:p>
-      <w:pPr>
-        <w:ind w:firstLine="0"/>
-        <w:rPr>
-          <w:color w:val="auto"/>
-        </w:rPr>
-      </w:pPr>
-      <w:r>
-        <w:t>A figura a seguir apresenta o diagrama de implantação. No ambiente atual, todo o pipeline executa em uma única estação de desenvolvimento, sobre um ambiente Python isolado em virtualenv com dependências fixadas; os dados, nas três camadas raw, interim e processed, e os modelos serializados residem no sistema de arquivos local, em Parquet e joblib, respectivamente. A implantação prevista para a aplicação de visualização adota um contêiner Docker que encapsula a aplicação Streamlit (src.recommend) e o modelo serializado, eliminando a dependência do ambiente de desenvolvimento e atendendo ao requisito de portabilidade; o gestor acessa o dashboard pelo navegador, via HTTP. A separação entre o ambiente de treino — onde o modelo é produzido e versionado como artefato — e o ambiente de execução — que apenas carrega o artefato para inferência e visualização — é deliberada: permite atualizar o modelo sem alterar a aplicação e vice-versa.</w:t>
-      </w:r>
-    </w:p>
-    <w:p>
-      <w:pPr>
-        <w:pStyle w:val="28"/>
-      </w:pPr>
-      <w:r>
-        <w:t>Figura – Diagrama de implantação</w:t>
-      </w:r>
-    </w:p>
-    <w:p>
-      <w:pPr>
-        <w:jc w:val="center"/>
-      </w:pPr>
-      <w:r>
-        <w:drawing>
-          <wp:inline xmlns:a="http://schemas.openxmlformats.org/drawingml/2006/main" xmlns:pic="http://schemas.openxmlformats.org/drawingml/2006/picture">
-            <wp:extent cx="5577840" cy="3382402"/>
-            <wp:docPr id="16" name="Picture 16"/>
-            <wp:cNvGraphicFramePr>
-              <a:graphicFrameLocks noChangeAspect="1"/>
-            </wp:cNvGraphicFramePr>
-            <a:graphic>
-              <a:graphicData uri="http://schemas.openxmlformats.org/drawingml/2006/picture">
-                <pic:pic>
-                  <pic:nvPicPr>
-                    <pic:cNvPr id="0" name="arq5_implantacao.png"/>
-                    <pic:cNvPicPr/>
-                  </pic:nvPicPr>
-                  <pic:blipFill>
-                    <a:blip r:embed="rId26"/>
-                    <a:stretch>
-                      <a:fillRect/>
-                    </a:stretch>
-                  </pic:blipFill>
-                  <pic:spPr>
-                    <a:xfrm>
-                      <a:off x="0" y="0"/>
-                      <a:ext cx="5577840" cy="3382402"/>
-                    </a:xfrm>
-                    <a:prstGeom prst="rect"/>
-                  </pic:spPr>
-                </pic:pic>
-              </a:graphicData>
-            </a:graphic>
-          </wp:inline>
-        </w:drawing>
-      </w:r>
-    </w:p>
-    <w:p>
-      <w:pPr>
-        <w:pStyle w:val="28"/>
-      </w:pPr>
-      <w:r>
-        <w:t>Fonte: elaborado pelo autor.</w:t>
-      </w:r>
-    </w:p>
-    <w:p>
-      <w:pPr>
-        <w:pStyle w:val="2"/>
-      </w:pPr>
-      <w:bookmarkStart w:id="17" w:name="_Toc112914778"/>
-      <w:r>
-        <w:t>TECNOLOGIAS E ASPECTOS DE IMPLEMENTAÇÃO</w:t>
-      </w:r>
-      <w:bookmarkEnd w:id="17"/>
-    </w:p>
-    <w:p>
-      <w:pPr>
-        <w:ind w:firstLine="0"/>
-        <w:rPr>
-          <w:color w:val="auto"/>
-        </w:rPr>
-      </w:pPr>
-    </w:p>
-    <w:p>
-      <w:pPr>
-        <w:ind w:firstLine="0"/>
-        <w:rPr>
-          <w:color w:val="auto"/>
-        </w:rPr>
-      </w:pPr>
-      <w:r>
-        <w:rPr>
-          <w:color w:val="2E75B6" w:themeColor="accent5" w:themeShade="BF"/>
-        </w:rPr>
-        <w:t>&lt;descrever as soluções tecnológicas e os aspectos de implementação do protótipo funcional desenvolvido durante o projeto.&gt;</w:t>
-      </w:r>
-    </w:p>
-    <w:p>
-      <w:pPr>
-        <w:ind w:firstLine="0"/>
-        <w:rPr>
-          <w:color w:val="auto"/>
-        </w:rPr>
-      </w:pPr>
-    </w:p>
-    <w:p>
-      <w:pPr>
-        <w:pStyle w:val="3"/>
-      </w:pPr>
-      <w:bookmarkStart w:id="18" w:name="_Toc112914779"/>
-      <w:r>
-        <w:t>Soluções de Tecnologia</w:t>
-      </w:r>
-      <w:bookmarkEnd w:id="18"/>
-    </w:p>
-    <w:p>
-      <w:pPr>
-        <w:ind w:firstLine="0"/>
-        <w:rPr>
-          <w:color w:val="auto"/>
-        </w:rPr>
-      </w:pPr>
-    </w:p>
-    <w:p>
-      <w:pPr>
-        <w:ind w:firstLine="0"/>
-        <w:rPr>
-          <w:color w:val="auto"/>
-        </w:rPr>
-      </w:pPr>
-    </w:p>
-    <w:p>
-      <w:pPr>
-        <w:ind w:firstLine="0"/>
-        <w:rPr>
-          <w:color w:val="auto"/>
-        </w:rPr>
-      </w:pPr>
-    </w:p>
-    <w:p>
-      <w:pPr>
-        <w:pStyle w:val="3"/>
-      </w:pPr>
-      <w:bookmarkStart w:id="19" w:name="_Toc112914780"/>
-      <w:r>
-        <w:t>Aspectos de Implementação</w:t>
-      </w:r>
-      <w:bookmarkEnd w:id="19"/>
-    </w:p>
-    <w:p>
-      <w:pPr>
-        <w:pStyle w:val="2"/>
-      </w:pPr>
-      <w:bookmarkStart w:id="20" w:name="_Toc112914781"/>
-      <w:r>
-        <w:t>TESTES E ANÁLISE DOS RESULTADOS</w:t>
-      </w:r>
-      <w:bookmarkEnd w:id="20"/>
-    </w:p>
-    <w:p>
-      <w:pPr>
-        <w:ind w:firstLine="0"/>
-        <w:rPr>
-          <w:color w:val="auto"/>
-        </w:rPr>
-      </w:pPr>
-    </w:p>
-    <w:p>
-      <w:r>
-        <w:t>Este capítulo apresenta os testes e os resultados obtidos até a fase de explicabilidade. A primeira seção descreve os testes de software que asseguram a corretude do pipeline; as seguintes apresentam a avaliação experimental dos modelos — dos baselines ao XGBoost definitivo —, com ênfase na priorização de escolas em risco, propósito central do sistema; a última traz a explicabilidade com SHAP e o diagnóstico de equidade sobre o modelo definitivo.</w:t>
-      </w:r>
-    </w:p>
-    <w:p>
-      <w:pPr>
-        <w:pStyle w:val="3"/>
-      </w:pPr>
-      <w:r>
-        <w:t>Testes de Software</w:t>
-      </w:r>
-    </w:p>
-    <w:p>
-      <w:r>
-        <w:t>A corretude do pipeline é assegurada por uma suíte de 66 testes unitários automatizados com pytest, executada integralmente a cada alteração — todos aprovados na última execução. Em sistemas de aprendizado de máquina, erros de engenharia de dados frequentemente não lançam exceções: produzem modelos silenciosamente inválidos. Por essa razão, os testes concentram-se nos riscos que comprometeriam a validade científica dos resultados, resumidos no quadro a seguir.</w:t>
-      </w:r>
-    </w:p>
-    <w:p>
-      <w:pPr>
-        <w:pStyle w:val="28"/>
-      </w:pPr>
-      <w:r>
-        <w:t>Quadro – Módulos de teste e riscos cobertos</w:t>
-      </w:r>
-    </w:p>
-    <w:tbl>
-      <w:tblPr>
-        <w:tblStyle w:val="33"/>
-        <w:tblW w:type="auto" w:w="0"/>
-        <w:tblLook w:firstColumn="1" w:firstRow="1" w:lastColumn="0" w:lastRow="0" w:noHBand="0" w:noVBand="1" w:val="04A0"/>
-      </w:tblPr>
-      <w:tblGrid>
-        <w:gridCol w:w="4535"/>
-        <w:gridCol w:w="4535"/>
-      </w:tblGrid>
-      <w:tr>
-        <w:tc>
-          <w:tcPr>
-            <w:tcW w:type="dxa" w:w="2551"/>
-          </w:tcPr>
-          <w:p>
-            <w:r>
-              <w:rPr>
-                <w:b/>
-                <w:sz w:val="20"/>
-              </w:rPr>
-              <w:t>Módulo</w:t>
-            </w:r>
-          </w:p>
-        </w:tc>
-        <w:tc>
-          <w:tcPr>
-            <w:tcW w:type="dxa" w:w="6236"/>
-          </w:tcPr>
-          <w:p>
-            <w:r>
-              <w:rPr>
-                <w:b/>
-                <w:sz w:val="20"/>
-              </w:rPr>
-              <w:t>Risco coberto</w:t>
-            </w:r>
-          </w:p>
-        </w:tc>
-      </w:tr>
-      <w:tr>
-        <w:tc>
-          <w:tcPr>
-            <w:tcW w:type="dxa" w:w="2551"/>
-          </w:tcPr>
-          <w:p>
-            <w:r>
-              <w:rPr>
-                <w:sz w:val="20"/>
-              </w:rPr>
-              <w:t>test_etl_filters.py</w:t>
-            </w:r>
-          </w:p>
-        </w:tc>
-        <w:tc>
-          <w:tcPr>
-            <w:tcW w:type="dxa" w:w="6236"/>
-          </w:tcPr>
-          <w:p>
-            <w:r>
-              <w:rPr>
-                <w:sz w:val="20"/>
-              </w:rPr>
-              <w:t>Filtros do universo de estudo (PE, rede estadual, escolas ativas com Ensino Médio)</w:t>
-            </w:r>
-          </w:p>
-        </w:tc>
-      </w:tr>
-      <w:tr>
-        <w:tc>
-          <w:tcPr>
-            <w:tcW w:type="dxa" w:w="2551"/>
-          </w:tcPr>
-          <w:p>
-            <w:r>
-              <w:rPr>
-                <w:sz w:val="20"/>
-              </w:rPr>
-              <w:t>test_panel.py</w:t>
-            </w:r>
-          </w:p>
-        </w:tc>
-        <w:tc>
-          <w:tcPr>
-            <w:tcW w:type="dxa" w:w="6236"/>
-          </w:tcPr>
-          <w:p>
-            <w:r>
-              <w:rPr>
-                <w:sz w:val="20"/>
-              </w:rPr>
-              <w:t>Integridade do painel longitudinal escola×ano</w:t>
-            </w:r>
-          </w:p>
-        </w:tc>
-      </w:tr>
-      <w:tr>
-        <w:tc>
-          <w:tcPr>
-            <w:tcW w:type="dxa" w:w="2551"/>
-          </w:tcPr>
-          <w:p>
-            <w:r>
-              <w:rPr>
-                <w:sz w:val="20"/>
-              </w:rPr>
-              <w:t>test_taxas.py</w:t>
-            </w:r>
-          </w:p>
-        </w:tc>
-        <w:tc>
-          <w:tcPr>
-            <w:tcW w:type="dxa" w:w="6236"/>
-          </w:tcPr>
-          <w:p>
-            <w:r>
-              <w:rPr>
-                <w:sz w:val="20"/>
-              </w:rPr>
-              <w:t>Parser das Taxas de Rendimento do INEP (cabeçalhos não padronizados e células sentinela '--')</w:t>
-            </w:r>
-          </w:p>
-        </w:tc>
-      </w:tr>
-      <w:tr>
-        <w:tc>
-          <w:tcPr>
-            <w:tcW w:type="dxa" w:w="2551"/>
-          </w:tcPr>
-          <w:p>
-            <w:r>
-              <w:rPr>
-                <w:sz w:val="20"/>
-              </w:rPr>
-              <w:t>test_build_target.py</w:t>
-            </w:r>
-          </w:p>
-        </w:tc>
-        <w:tc>
-          <w:tcPr>
-            <w:tcW w:type="dxa" w:w="6236"/>
-          </w:tcPr>
-          <w:p>
-            <w:r>
-              <w:rPr>
-                <w:sz w:val="20"/>
-              </w:rPr>
-              <w:t>Join temporal do target: features do ano t casadas com o abandono de t+1 — um erro de deslocamento de um ano produziria um modelo sem valor preditivo, sem qualquer sintoma em tempo de execução</w:t>
-            </w:r>
-          </w:p>
-        </w:tc>
-      </w:tr>
-      <w:tr>
-        <w:tc>
-          <w:tcPr>
-            <w:tcW w:type="dxa" w:w="2551"/>
-          </w:tcPr>
-          <w:p>
-            <w:r>
-              <w:rPr>
-                <w:sz w:val="20"/>
-              </w:rPr>
-              <w:t>test_models.py</w:t>
-            </w:r>
-          </w:p>
-        </w:tc>
-        <w:tc>
-          <w:tcPr>
-            <w:tcW w:type="dxa" w:w="6236"/>
-          </w:tcPr>
-          <w:p>
-            <w:r>
-              <w:rPr>
-                <w:sz w:val="20"/>
-              </w:rPr>
-              <w:t>Métrica Precision@K; não-vazamento de municípios entre treino e teste na validação cruzada; partição temporal sem sobreposição; predições na escala original sob transformação do target</w:t>
-            </w:r>
-          </w:p>
-        </w:tc>
-      </w:tr>
-    </w:tbl>
-    <w:p>
-      <w:pPr>
-        <w:pStyle w:val="28"/>
-      </w:pPr>
-      <w:r>
-        <w:t>Fonte: elaborado pelo autor.</w:t>
-      </w:r>
-    </w:p>
-    <w:p>
-      <w:pPr>
-        <w:pStyle w:val="3"/>
-      </w:pPr>
-      <w:r>
-        <w:t>Protocolo de Avaliação Experimental</w:t>
-      </w:r>
-    </w:p>
-    <w:p>
-      <w:r>
-        <w:t>Os modelos foram avaliados sob dois protocolos complementares. O primeiro é a validação cruzada agrupada por município (GroupKFold com cinco folds), repetida em vinte partições aleatórias distintas (GroupShuffleSplit com 20% dos municípios em teste) para estimar o erro padrão e intervalos de confiança de 95% das métricas. O agrupamento por município impede que escolas vizinhas apareçam simultaneamente em treino e teste, mitigando o risco de autocorrelação espacial inflar as métricas. O segundo protocolo é a validação temporal, que simula o uso real do sistema: o modelo é treinado com o par 2022→2023 (797 observações) e testado no par 2023→2024 (789 observações), nunca vistas no treino.</w:t>
-      </w:r>
-    </w:p>
-    <w:p>
-      <w:r>
-        <w:t>As métricas seguem a metodologia: RMSE, MAE e R² medem o erro de magnitude da taxa predita; a correlação de Spearman e a Precision@K (K = 10% das escolas) medem a qualidade do ordenamento — dimensão diretamente alinhada à pergunta de pesquisa, formulada como problema de priorização. Três modelos foram comparados: um DummyRegressor que prediz a média do treino (piso trivial), a regressão Ridge (alfa=100, target em raiz quadrada) e o Random Forest (300 árvores, profundidade máxima 8, mínimo de 5 observações por folha), com hiperparâmetros selecionados por busca em grade sob a mesma validação agrupada.</w:t>
-      </w:r>
-    </w:p>
-    <w:p>
-      <w:pPr>
-        <w:pStyle w:val="3"/>
-      </w:pPr>
-      <w:r>
-        <w:t>Desempenho dos Modelos Baseline</w:t>
-      </w:r>
-    </w:p>
-    <w:p>
-      <w:r>
-        <w:t>O quadro a seguir apresenta as métricas centrais sob validação cruzada repetida (média e intervalo de confiança de 95% das vinte repetições), já incluindo o XGBoost definitivo. Os três modelos superam o piso trivial com folga em todas as métricas; o XGBoost obtém a maior correlação de Spearman, enquanto o Random Forest mantém o menor RMSE.</w:t>
-      </w:r>
-    </w:p>
-    <w:p>
-      <w:pPr>
-        <w:pStyle w:val="28"/>
-      </w:pPr>
-      <w:r>
-        <w:t>Quadro – Métricas em validação cruzada agrupada repetida (20 repetições, IC 95%)</w:t>
-      </w:r>
-    </w:p>
-    <w:tbl>
-      <w:tblPr>
-        <w:tblStyle w:val="33"/>
-        <w:tblW w:type="auto" w:w="0"/>
-        <w:tblLook w:firstColumn="1" w:firstRow="1" w:lastColumn="0" w:lastRow="0" w:noHBand="0" w:noVBand="1" w:val="04A0"/>
-      </w:tblPr>
-      <w:tblGrid>
-        <w:gridCol w:w="2268"/>
-        <w:gridCol w:w="2268"/>
-        <w:gridCol w:w="2268"/>
-        <w:gridCol w:w="2268"/>
-      </w:tblGrid>
-      <w:tr>
-        <w:tc>
-          <w:tcPr>
-            <w:tcW w:type="dxa" w:w="1984"/>
-          </w:tcPr>
-          <w:p>
-            <w:r>
-              <w:rPr>
-                <w:b/>
-                <w:sz w:val="20"/>
-              </w:rPr>
-              <w:t>Modelo</w:t>
-            </w:r>
-          </w:p>
-        </w:tc>
-        <w:tc>
-          <w:tcPr>
-            <w:tcW w:type="dxa" w:w="2268"/>
-          </w:tcPr>
-          <w:p>
-            <w:r>
-              <w:rPr>
-                <w:b/>
-                <w:sz w:val="20"/>
-              </w:rPr>
-              <w:t>RMSE (p.p.)</w:t>
-            </w:r>
-          </w:p>
-        </w:tc>
-        <w:tc>
-          <w:tcPr>
-            <w:tcW w:type="dxa" w:w="2268"/>
-          </w:tcPr>
-          <w:p>
-            <w:r>
-              <w:rPr>
-                <w:b/>
-                <w:sz w:val="20"/>
-              </w:rPr>
-              <w:t>Spearman</w:t>
-            </w:r>
-          </w:p>
-        </w:tc>
-        <w:tc>
-          <w:tcPr>
-            <w:tcW w:type="dxa" w:w="2268"/>
-          </w:tcPr>
-          <w:p>
-            <w:r>
-              <w:rPr>
-                <w:b/>
-                <w:sz w:val="20"/>
-              </w:rPr>
-              <w:t>Precision@K</w:t>
-            </w:r>
-          </w:p>
-        </w:tc>
-      </w:tr>
-      <w:tr>
-        <w:tc>
-          <w:tcPr>
-            <w:tcW w:type="dxa" w:w="1984"/>
-          </w:tcPr>
-          <w:p>
-            <w:r>
-              <w:rPr>
-                <w:sz w:val="20"/>
-              </w:rPr>
-              <w:t>Dummy (média)</w:t>
-            </w:r>
-          </w:p>
-        </w:tc>
-        <w:tc>
-          <w:tcPr>
-            <w:tcW w:type="dxa" w:w="2268"/>
-          </w:tcPr>
-          <w:p>
-            <w:r>
-              <w:rPr>
-                <w:sz w:val="20"/>
-              </w:rPr>
-              <w:t>3,154 [2,730; 3,577]</w:t>
-            </w:r>
-          </w:p>
-        </w:tc>
-        <w:tc>
-          <w:tcPr>
-            <w:tcW w:type="dxa" w:w="2268"/>
-          </w:tcPr>
-          <w:p>
-            <w:r>
-              <w:rPr>
-                <w:sz w:val="20"/>
-              </w:rPr>
-              <w:t>—</w:t>
-            </w:r>
-          </w:p>
-        </w:tc>
-        <w:tc>
-          <w:tcPr>
-            <w:tcW w:type="dxa" w:w="2268"/>
-          </w:tcPr>
-          <w:p>
-            <w:r>
-              <w:rPr>
-                <w:sz w:val="20"/>
-              </w:rPr>
-              <w:t>0,068 [0,040; 0,096]</w:t>
-            </w:r>
-          </w:p>
-        </w:tc>
-      </w:tr>
-      <w:tr>
-        <w:tc>
-          <w:tcPr>
-            <w:tcW w:type="dxa" w:w="1984"/>
-          </w:tcPr>
-          <w:p>
-            <w:r>
-              <w:rPr>
-                <w:sz w:val="20"/>
-              </w:rPr>
-              <w:t>Ridge</w:t>
-            </w:r>
-          </w:p>
-        </w:tc>
-        <w:tc>
-          <w:tcPr>
-            <w:tcW w:type="dxa" w:w="2268"/>
-          </w:tcPr>
-          <w:p>
-            <w:r>
-              <w:rPr>
-                <w:sz w:val="20"/>
-              </w:rPr>
-              <w:t>2,627 [2,348; 2,905]</w:t>
-            </w:r>
-          </w:p>
-        </w:tc>
-        <w:tc>
-          <w:tcPr>
-            <w:tcW w:type="dxa" w:w="2268"/>
-          </w:tcPr>
-          <w:p>
-            <w:r>
-              <w:rPr>
-                <w:sz w:val="20"/>
-              </w:rPr>
-              <w:t>0,426 [0,391; 0,461]</w:t>
-            </w:r>
-          </w:p>
-        </w:tc>
-        <w:tc>
-          <w:tcPr>
-            <w:tcW w:type="dxa" w:w="2268"/>
-          </w:tcPr>
-          <w:p>
-            <w:r>
-              <w:rPr>
-                <w:sz w:val="20"/>
-              </w:rPr>
-              <w:t>0,516 [0,477; 0,556]</w:t>
-            </w:r>
-          </w:p>
-        </w:tc>
-      </w:tr>
-      <w:tr>
-        <w:tc>
-          <w:tcPr>
-            <w:tcW w:type="dxa" w:w="1984"/>
-          </w:tcPr>
-          <w:p>
-            <w:r>
-              <w:rPr>
-                <w:sz w:val="20"/>
-              </w:rPr>
-              <w:t>Random Forest</w:t>
-            </w:r>
-          </w:p>
-        </w:tc>
-        <w:tc>
-          <w:tcPr>
-            <w:tcW w:type="dxa" w:w="2268"/>
-          </w:tcPr>
-          <w:p>
-            <w:r>
-              <w:rPr>
-                <w:sz w:val="20"/>
-              </w:rPr>
-              <w:t>2,546 [2,281; 2,812]</w:t>
-            </w:r>
-          </w:p>
-        </w:tc>
-        <w:tc>
-          <w:tcPr>
-            <w:tcW w:type="dxa" w:w="2268"/>
-          </w:tcPr>
-          <w:p>
-            <w:r>
-              <w:rPr>
-                <w:sz w:val="20"/>
-              </w:rPr>
-              <w:t>0,431 [0,399; 0,463]</w:t>
-            </w:r>
-          </w:p>
-        </w:tc>
-        <w:tc>
-          <w:tcPr>
-            <w:tcW w:type="dxa" w:w="2268"/>
-          </w:tcPr>
-          <w:p>
-            <w:r>
-              <w:rPr>
-                <w:sz w:val="20"/>
-              </w:rPr>
-              <w:t>0,500 [0,457; 0,544]</w:t>
-            </w:r>
-          </w:p>
-        </w:tc>
-      </w:tr>
-      <w:tr>
-        <w:tc>
-          <w:tcPr>
-            <w:tcW w:type="dxa" w:w="2268"/>
-          </w:tcPr>
-          <w:p>
-            <w:r>
-              <w:rPr>
-                <w:sz w:val="20"/>
-              </w:rPr>
-              <w:t>XGBoost</w:t>
-            </w:r>
-          </w:p>
-        </w:tc>
-        <w:tc>
-          <w:tcPr>
-            <w:tcW w:type="dxa" w:w="2268"/>
-          </w:tcPr>
-          <w:p>
-            <w:r>
-              <w:rPr>
-                <w:sz w:val="20"/>
-              </w:rPr>
-              <w:t>2,695 [2,397; 2,992]</w:t>
-            </w:r>
-          </w:p>
-        </w:tc>
-        <w:tc>
-          <w:tcPr>
-            <w:tcW w:type="dxa" w:w="2268"/>
-          </w:tcPr>
-          <w:p>
-            <w:r>
-              <w:rPr>
-                <w:sz w:val="20"/>
-              </w:rPr>
-              <w:t>0,458 [0,428; 0,488]</w:t>
-            </w:r>
-          </w:p>
-        </w:tc>
-        <w:tc>
-          <w:tcPr>
-            <w:tcW w:type="dxa" w:w="2268"/>
-          </w:tcPr>
-          <w:p>
-            <w:r>
-              <w:rPr>
-                <w:sz w:val="20"/>
-              </w:rPr>
-              <w:t>0,499 [0,463; 0,535]</w:t>
-            </w:r>
-          </w:p>
-        </w:tc>
-      </w:tr>
-    </w:tbl>
-    <w:p>
-      <w:pPr>
-        <w:pStyle w:val="28"/>
-      </w:pPr>
-      <w:r>
-        <w:t>Fonte: elaborado pelo autor.</w:t>
-      </w:r>
-    </w:p>
-    <w:p>
-      <w:r>
-        <w:t>A comparação pareada entre os dois baselines, calculada repetição a repetição, mostra que o Random Forest é significativamente melhor que o Ridge em RMSE (diferença de −0,080 com IC 95% de ±0,065, que exclui zero), mas que os dois estão estatisticamente empatados em qualidade de ranking (diferença de Spearman de +0,005 ± 0,023). As transformações do target (logaritmo e raiz quadrada) tiveram efeito marginal, com leve trade-off: comprimem a cauda e melhoram o ranking, mas pioram a calibração das escolas de abandono mais alto.</w:t>
-      </w:r>
-    </w:p>
-    <w:p>
-      <w:r>
-        <w:t>Na validação temporal emergiu o achado mais relevante desta etapa: houve deslocamento de distribuição entre os ciclos — o abandono médio caiu de 2023 para 2024 — e, em consequência, nenhum modelo superou o piso trivial em RMSE (R² negativo), pois todos erram sistematicamente o nível da taxa. As métricas de ordenamento, contudo, mantiveram-se muito superiores ao piso: Spearman de 0,370 e Precision@K de 0,418, contra 0,089 do Dummy. O modelo continua identificando corretamente quais escolas terão abandono elevado, ainda que erre a magnitude. Para o propósito do sistema — priorizar intervenções — é a capacidade de ordenamento que importa; a limitação de magnitude, decorrente da janela curta de dados (dois pares de anos), será tratada na fase de tuning e está registrada como limitação do estudo.</w:t>
-      </w:r>
-    </w:p>
-    <w:p>
-      <w:pPr>
-        <w:pStyle w:val="3"/>
-      </w:pPr>
-      <w:r>
-        <w:t>Capacidade de Priorização de Escolas em Risco</w:t>
-      </w:r>
-    </w:p>
-    <w:p>
-      <w:r>
-        <w:t>Do ponto de vista do usuário-alvo — o gestor da Secretaria Estadual de Educação — a pergunta operacional é: intervindo em K escolas indicadas pelo sistema, quantas das escolas realmente críticas são alcançadas? A análise de ranking flexível responde a essa pergunta variando K sem retreinar o modelo, propriedade que motivou a escolha por regressão. Definindo como críticas as escolas do decil superior de abandono em 2024, a priorização das top-50 escolas indicadas alcança de 28% a 30% das críticas — cinco vezes mais que uma seleção aleatória (6%); com as top-150, cerca de dois terços das escolas críticas são alcançados.</w:t>
-      </w:r>
-    </w:p>
-    <w:p>
-      <w:pPr>
-        <w:pStyle w:val="28"/>
-      </w:pPr>
-      <w:r>
-        <w:t>Figura – Precision@K e captura de escolas críticas por tamanho da lista de priorização (teste temporal 2023→2024)</w:t>
-      </w:r>
-    </w:p>
-    <w:p>
-      <w:pPr>
-        <w:jc w:val="center"/>
-      </w:pPr>
-      <w:r>
-        <w:drawing>
-          <wp:inline xmlns:a="http://schemas.openxmlformats.org/drawingml/2006/main" xmlns:pic="http://schemas.openxmlformats.org/drawingml/2006/picture">
-            <wp:extent cx="5400000" cy="2066184"/>
-            <wp:docPr id="5" name="Picture 5"/>
-            <wp:cNvGraphicFramePr>
-              <a:graphicFrameLocks noChangeAspect="1"/>
-            </wp:cNvGraphicFramePr>
-            <a:graphic>
-              <a:graphicData uri="http://schemas.openxmlformats.org/drawingml/2006/picture">
-                <pic:pic>
-                  <pic:nvPicPr>
-                    <pic:cNvPr id="0" name="M5_precision_por_k.png"/>
-                    <pic:cNvPicPr/>
-                  </pic:nvPicPr>
-                  <pic:blipFill>
-                    <a:blip r:embed="rId15"/>
-                    <a:stretch>
-                      <a:fillRect/>
-                    </a:stretch>
-                  </pic:blipFill>
-                  <pic:spPr>
-                    <a:xfrm>
-                      <a:off x="0" y="0"/>
-                      <a:ext cx="5400000" cy="2066184"/>
-                    </a:xfrm>
-                    <a:prstGeom prst="rect"/>
-                  </pic:spPr>
-                </pic:pic>
-              </a:graphicData>
-            </a:graphic>
-          </wp:inline>
-        </w:drawing>
-      </w:r>
-    </w:p>
-    <w:p>
-      <w:pPr>
-        <w:pStyle w:val="28"/>
-      </w:pPr>
-      <w:r>
-        <w:t>Fonte: elaborado pelo autor.</w:t>
-      </w:r>
-    </w:p>
-    <w:p>
-      <w:r>
-        <w:t>Para permitir comparação com a literatura — que majoritariamente trata evasão como classificação binária — realizou-se avaliação binarizada pós-hoc, usando as predições contínuas como scores de risco. Os baselines alcançaram ROC-AUC de 0,812 (Ridge) e 0,829 (Random Forest), valores na faixa tipicamente reportada em estudos de predição de evasão (AUC ≈ 0,80), e PR-AUC de 0,34 — 3,4 vezes a prevalência de 10%. Trata-se de referência externa de qualidade obtida antes mesmo do tuning do modelo principal.</w:t>
-      </w:r>
-    </w:p>
-    <w:p>
-      <w:pPr>
-        <w:pStyle w:val="3"/>
-      </w:pPr>
-      <w:r>
-        <w:t>Análise de Resíduos e Equidade do Modelo</w:t>
-      </w:r>
-    </w:p>
-    <w:p>
-      <w:r>
-        <w:t>A análise de resíduos (real − predito) no teste temporal antecipa a pergunta secundária de pesquisa e revelou um achado com implicação direta de equidade: o modelo apresenta viés sistemático por grupo. Escolas urbanas têm abandono levemente subpredito (resíduo médio de +0,42 ponto percentual), escolas rurais têm abandono superpredito (−1,02 p.p.) e, de forma acentuada, escolas em localização diferenciada — terras indígenas e comunidades quilombolas — têm superpredição de −4,09 p.p. (n=41): seu perfil contextual (rural, nível socioeconômico baixo, distorção idade-série alta) está associado a abandono elevado, mas o abandono observado é próximo de zero.</w:t>
-      </w:r>
-    </w:p>
-    <w:p>
-      <w:pPr>
-        <w:pStyle w:val="28"/>
-      </w:pPr>
-      <w:r>
-        <w:t>Figura – Distribuição dos resíduos por mesorregião e por tipo de localização (Ridge, teste temporal)</w:t>
-      </w:r>
-    </w:p>
-    <w:p>
-      <w:pPr>
-        <w:jc w:val="center"/>
-      </w:pPr>
-      <w:r>
-        <w:drawing>
-          <wp:inline xmlns:a="http://schemas.openxmlformats.org/drawingml/2006/main" xmlns:pic="http://schemas.openxmlformats.org/drawingml/2006/picture">
-            <wp:extent cx="5400000" cy="2072191"/>
-            <wp:docPr id="6" name="Picture 6"/>
-            <wp:cNvGraphicFramePr>
-              <a:graphicFrameLocks noChangeAspect="1"/>
-            </wp:cNvGraphicFramePr>
-            <a:graphic>
-              <a:graphicData uri="http://schemas.openxmlformats.org/drawingml/2006/picture">
-                <pic:pic>
-                  <pic:nvPicPr>
-                    <pic:cNvPr id="0" name="M8_residuos_grupos.png"/>
-                    <pic:cNvPicPr/>
-                  </pic:nvPicPr>
-                  <pic:blipFill>
-                    <a:blip r:embed="rId16"/>
-                    <a:stretch>
-                      <a:fillRect/>
-                    </a:stretch>
-                  </pic:blipFill>
-                  <pic:spPr>
-                    <a:xfrm>
-                      <a:off x="0" y="0"/>
-                      <a:ext cx="5400000" cy="2072191"/>
-                    </a:xfrm>
-                    <a:prstGeom prst="rect"/>
-                  </pic:spPr>
-                </pic:pic>
-              </a:graphicData>
-            </a:graphic>
-          </wp:inline>
-        </w:drawing>
-      </w:r>
-    </w:p>
-    <w:p>
-      <w:pPr>
-        <w:pStyle w:val="28"/>
-      </w:pPr>
-      <w:r>
-        <w:t>Fonte: elaborado pelo autor.</w:t>
-      </w:r>
-    </w:p>
-    <w:p>
-      <w:r>
-        <w:t>A interpretação provável é a existência de fatores protetivos de vínculo comunitário não capturados pelas variáveis disponíveis, consistente com a limitação declarada na metodologia sobre vieses não controlados. A consequência prática é que, sem correção, um sistema de priorização alocaria atenção excessiva a escolas indígenas e quilombolas que não estão de fato em risco. As vinte escolas com maior resíduo em cada direção foram persistidas como artefato para inspeção qualitativa na fase de explicabilidade, e a reavaliação desse viés sobre o modelo definitivo é apresentada na seção de explicabilidade, ao final deste capítulo.</w:t>
-      </w:r>
-    </w:p>
-    <w:p>
-      <w:pPr>
-        <w:pStyle w:val="3"/>
-      </w:pPr>
-      <w:r>
-        <w:t>Tuning e Desempenho do Modelo XGBoost</w:t>
-      </w:r>
-    </w:p>
-    <w:p>
-      <w:pPr/>
-      <w:r>
-        <w:t>O modelo definitivo do sistema é um XGBoost, obtido por busca em grade sob a mesma validação cruzada agrupada por município descrita no protocolo, com a configuração e o procedimento detalhados no capítulo de método. Sob a validação cruzada repetida apresentada anteriormente, o XGBoost obteve a maior correlação de Spearman entre todos os modelos (0,458, ante 0,431 do Random Forest e 0,426 do Ridge) e erro absoluto médio equivalente ao do melhor baseline, mas não reduziu o RMSE em relação ao Random Forest (2,695 contra 2,546). O ganho do modelo principal concentra-se, portanto, nas dimensões diretamente ligadas à priorização — a qualidade do ordenamento —, e não na magnitude do erro, captada pelo RMSE: comportamento esperado para uma amostra pequena, em que o XGBoost regularizado aprende a ordenar as escolas melhor do que a calibrar o nível absoluto da taxa.</w:t>
-      </w:r>
-    </w:p>
-    <w:p>
-      <w:pPr/>
-      <w:r>
-        <w:t>Na validação temporal — o protocolo que simula o uso real do sistema —, o XGBoost foi o melhor entre todos os modelos: RMSE de 2,62 pontos percentuais, erro absoluto médio de 0,95, correlação de Spearman de 0,390 e ROC-AUC de 0,830 na leitura binarizada pós-hoc, atingindo a meta de ROC-AUC ≥ 0,83 estabelecida a partir dos baselines. O R² permaneceu negativo (−0,10), porém o menos negativo entre os modelos avaliados: o tuning atenuou, sem eliminar, o deslocamento de nível entre ciclos identificado na fase baseline — a previsão da magnitude da taxa continua limitada pela janela curta de dois pares de anos, limitação registrada entre as limitações do estudo.</w:t>
-      </w:r>
-    </w:p>
-    <w:p>
-      <w:pPr/>
-      <w:r>
-        <w:t>A importância por ganho (figura a seguir) confirma os achados anteriores: dominam a localização diferenciada da escola, o lag de abandono e a adequação da formação docente, seguidos da distorção idade-série. Os resíduos do XGBoost no teste temporal têm média próxima de zero (0,22 p.p.) e desvio-padrão de 2,61, sem heterocedasticidade acentuada; a reavaliação do viés de superpredição por grupo — sobretudo nas escolas de localização diferenciada — é aprofundada na seção seguinte, com SHAP.</w:t>
-      </w:r>
-    </w:p>
-    <w:p>
-      <w:pPr>
-        <w:pStyle w:val="28"/>
-      </w:pPr>
-      <w:r>
-        <w:t>Figura – Importância das variáveis (ganho) e resíduos do XGBoost na validação temporal</w:t>
-      </w:r>
-    </w:p>
-    <w:p>
-      <w:pPr>
-        <w:jc w:val="center"/>
-      </w:pPr>
-      <w:r>
-        <w:drawing>
-          <wp:inline xmlns:a="http://schemas.openxmlformats.org/drawingml/2006/main" xmlns:pic="http://schemas.openxmlformats.org/drawingml/2006/picture">
-            <wp:extent cx="5580000" cy="1984060"/>
-            <wp:docPr id="7" name="Picture 7"/>
-            <wp:cNvGraphicFramePr>
-              <a:graphicFrameLocks noChangeAspect="1"/>
-            </wp:cNvGraphicFramePr>
-            <a:graphic>
-              <a:graphicData uri="http://schemas.openxmlformats.org/drawingml/2006/picture">
-                <pic:pic>
-                  <pic:nvPicPr>
-                    <pic:cNvPr id="0" name="X5_importancia_residuos.png"/>
-                    <pic:cNvPicPr/>
-                  </pic:nvPicPr>
-                  <pic:blipFill>
-                    <a:blip r:embed="rId17"/>
-                    <a:stretch>
-                      <a:fillRect/>
-                    </a:stretch>
-                  </pic:blipFill>
-                  <pic:spPr>
-                    <a:xfrm>
-                      <a:off x="0" y="0"/>
-                      <a:ext cx="5580000" cy="1984060"/>
-                    </a:xfrm>
-                    <a:prstGeom prst="rect"/>
-                  </pic:spPr>
-                </pic:pic>
-              </a:graphicData>
-            </a:graphic>
-          </wp:inline>
-        </w:drawing>
-      </w:r>
-    </w:p>
-    <w:p>
-      <w:pPr>
-        <w:pStyle w:val="28"/>
-      </w:pPr>
-      <w:r>
-        <w:t>Fonte: elaborado pelo autor.</w:t>
-      </w:r>
-    </w:p>
-    <w:p>
-      <w:pPr>
-        <w:pStyle w:val="3"/>
-      </w:pPr>
-      <w:r>
-        <w:t>Explicabilidade e Diagnóstico do Modelo com SHAP</w:t>
-      </w:r>
-    </w:p>
-    <w:p>
-      <w:pPr/>
-      <w:r>
-        <w:t>Enquanto a importância por ganho da seção anterior mede quanto cada variável reduz o erro nos pontos de divisão das árvores, a explicabilidade por valores de Shapley (SHAP) mede a contribuição média de cada variável para a predição de cada escola, permitindo ler não apenas a magnitude, mas a direção do efeito. A figura a seguir resume essa decomposição para todo o conjunto: o lag da taxa de abandono (abnd_t, |SHAP| médio de 0,148 na escala de raiz) é, de longe, o principal determinante do risco previsto, seguido do abandono da 2ª série (0,098) e da 1ª série (0,050), do nível socioeconômico (INSE, 0,041), da reprovação (0,041) e da distorção idade-série (0,030).</w:t>
-      </w:r>
-    </w:p>
-    <w:p>
-      <w:pPr>
-        <w:pStyle w:val="28"/>
-      </w:pPr>
-      <w:r>
-        <w:t>Figura – Decomposição SHAP global das predições do XGBoost (beeswarm)</w:t>
-      </w:r>
-    </w:p>
-    <w:p>
-      <w:pPr>
-        <w:jc w:val="center"/>
-      </w:pPr>
-      <w:r>
-        <w:drawing>
-          <wp:inline xmlns:a="http://schemas.openxmlformats.org/drawingml/2006/main" xmlns:pic="http://schemas.openxmlformats.org/drawingml/2006/picture">
-            <wp:extent cx="4937760" cy="4692353"/>
-            <wp:docPr id="8" name="Picture 8"/>
-            <wp:cNvGraphicFramePr>
-              <a:graphicFrameLocks noChangeAspect="1"/>
-            </wp:cNvGraphicFramePr>
-            <a:graphic>
-              <a:graphicData uri="http://schemas.openxmlformats.org/drawingml/2006/picture">
-                <pic:pic>
-                  <pic:nvPicPr>
-                    <pic:cNvPr id="0" name="S1_shap_beeswarm.png"/>
-                    <pic:cNvPicPr/>
-                  </pic:nvPicPr>
-                  <pic:blipFill>
-                    <a:blip r:embed="rId18"/>
-                    <a:stretch>
-                      <a:fillRect/>
-                    </a:stretch>
-                  </pic:blipFill>
-                  <pic:spPr>
-                    <a:xfrm>
-                      <a:off x="0" y="0"/>
-                      <a:ext cx="4937760" cy="4692353"/>
-                    </a:xfrm>
-                    <a:prstGeom prst="rect"/>
-                  </pic:spPr>
-                </pic:pic>
-              </a:graphicData>
-            </a:graphic>
-          </wp:inline>
-        </w:drawing>
-      </w:r>
-    </w:p>
-    <w:p>
-      <w:pPr>
-        <w:pStyle w:val="28"/>
-      </w:pPr>
-      <w:r>
-        <w:t>Fonte: elaborado pelo autor.</w:t>
-      </w:r>
-    </w:p>
-    <w:p>
-      <w:pPr/>
-      <w:r>
-        <w:t>As cores do gráfico de dispersão confirmam que as direções dos efeitos são coerentes com a literatura: valores altos das taxas de abandono e reprovação defasadas e da distorção idade-série empurram a predição para cima (maior risco), ao passo que valores altos do INSE a empurram para baixo — a correlação entre o valor do INSE e sua contribuição SHAP é de −0,74. A figura seguinte ordena as variáveis por |SHAP| médio e codifica essa direção por cor. Cabe registrar uma divergência metodológica relevante em relação à importância por ganho: a variável binária de localização diferenciada, apontada como a de maior ganho, não figura entre as mais influentes pela métrica SHAP. A razão é que essa variável marca um número reduzido de escolas e, quando usada em uma divisão, separa grupos muito homogêneos — o que infla o ganho por divisão —, mas, por afetar poucas observações, contribui pouco para a predição média do conjunto. As duas métricas são, portanto, complementares: o ganho destaca variáveis de alta pureza local, e o SHAP, as de maior contribuição média global.</w:t>
-      </w:r>
-    </w:p>
-    <w:p>
-      <w:pPr>
-        <w:pStyle w:val="28"/>
-      </w:pPr>
-      <w:r>
-        <w:t>Figura – Importância e direção das variáveis por |SHAP| médio</w:t>
-      </w:r>
-    </w:p>
-    <w:p>
-      <w:pPr>
-        <w:jc w:val="center"/>
-      </w:pPr>
-      <w:r>
-        <w:drawing>
-          <wp:inline xmlns:a="http://schemas.openxmlformats.org/drawingml/2006/main" xmlns:pic="http://schemas.openxmlformats.org/drawingml/2006/picture">
-            <wp:extent cx="5394960" cy="3552187"/>
-            <wp:docPr id="9" name="Picture 9"/>
-            <wp:cNvGraphicFramePr>
-              <a:graphicFrameLocks noChangeAspect="1"/>
-            </wp:cNvGraphicFramePr>
-            <a:graphic>
-              <a:graphicData uri="http://schemas.openxmlformats.org/drawingml/2006/picture">
-                <pic:pic>
-                  <pic:nvPicPr>
-                    <pic:cNvPr id="0" name="S2_shap_direcao.png"/>
-                    <pic:cNvPicPr/>
-                  </pic:nvPicPr>
-                  <pic:blipFill>
-                    <a:blip r:embed="rId19"/>
-                    <a:stretch>
-                      <a:fillRect/>
-                    </a:stretch>
-                  </pic:blipFill>
-                  <pic:spPr>
-                    <a:xfrm>
-                      <a:off x="0" y="0"/>
-                      <a:ext cx="5394960" cy="3552187"/>
-                    </a:xfrm>
-                    <a:prstGeom prst="rect"/>
-                  </pic:spPr>
-                </pic:pic>
-              </a:graphicData>
-            </a:graphic>
-          </wp:inline>
-        </w:drawing>
-      </w:r>
-    </w:p>
-    <w:p>
-      <w:pPr>
-        <w:pStyle w:val="28"/>
-      </w:pPr>
-      <w:r>
-        <w:t>Fonte: elaborado pelo autor.</w:t>
-      </w:r>
-    </w:p>
-    <w:p>
-      <w:pPr/>
-      <w:r>
-        <w:t>A decomposição é também local: para qualquer escola, é possível mostrar como cada variável afastou sua predição do valor médio. A figura a seguir ilustra o caso da escola de maior risco previsto — uma escola estadual indígena no município de Jatobá, com 23,9% de abandono previsto e 39,1% observado em 2022. Partindo da predição média do conjunto (E[f(x)] = 0,49 na escala de raiz), as maiores contribuições positivas vêm do lag de abandono (+0,74), da distorção idade-série (+0,64) e do abandono da 2ª série (+0,41), que somadas constroem o escore elevado de risco. Esse tipo de explicação por escola é o insumo que o dashboard apresentará ao gestor para justificar cada indicação de prioridade.</w:t>
-      </w:r>
-    </w:p>
-    <w:p>
-      <w:pPr>
-        <w:pStyle w:val="28"/>
-      </w:pPr>
-      <w:r>
-        <w:t>Figura – Explicação local (waterfall) da escola de maior risco previsto</w:t>
-      </w:r>
-    </w:p>
-    <w:p>
-      <w:pPr>
-        <w:jc w:val="center"/>
-      </w:pPr>
-      <w:r>
-        <w:drawing>
-          <wp:inline xmlns:a="http://schemas.openxmlformats.org/drawingml/2006/main" xmlns:pic="http://schemas.openxmlformats.org/drawingml/2006/picture">
-            <wp:extent cx="5120640" cy="4734662"/>
-            <wp:docPr id="10" name="Picture 10"/>
-            <wp:cNvGraphicFramePr>
-              <a:graphicFrameLocks noChangeAspect="1"/>
-            </wp:cNvGraphicFramePr>
-            <a:graphic>
-              <a:graphicData uri="http://schemas.openxmlformats.org/drawingml/2006/picture">
-                <pic:pic>
-                  <pic:nvPicPr>
-                    <pic:cNvPr id="0" name="S3_waterfall_alto_risco.png"/>
-                    <pic:cNvPicPr/>
-                  </pic:nvPicPr>
-                  <pic:blipFill>
-                    <a:blip r:embed="rId20"/>
-                    <a:stretch>
-                      <a:fillRect/>
-                    </a:stretch>
-                  </pic:blipFill>
-                  <pic:spPr>
-                    <a:xfrm>
-                      <a:off x="0" y="0"/>
-                      <a:ext cx="5120640" cy="4734662"/>
-                    </a:xfrm>
-                    <a:prstGeom prst="rect"/>
-                  </pic:spPr>
-                </pic:pic>
-              </a:graphicData>
-            </a:graphic>
-          </wp:inline>
-        </w:drawing>
-      </w:r>
-    </w:p>
-    <w:p>
-      <w:pPr>
-        <w:pStyle w:val="28"/>
-      </w:pPr>
-      <w:r>
-        <w:t>Fonte: elaborado pelo autor.</w:t>
-      </w:r>
-    </w:p>
-    <w:p>
-      <w:pPr/>
-      <w:r>
-        <w:t>Por fim, a análise de resíduos foi reavaliada sobre o modelo definitivo, cumprindo o encaminhamento registrado anteriormente. A figura a seguir apresenta o resíduo (real − previsto) do XGBoost por grupo de localização na validação temporal. O viés sistemático identificado nos baselines persiste após o tuning: as escolas urbanas e rurais têm resíduo médio próximo de zero (+0,42 e +0,71 ponto percentual, respectivamente), enquanto as escolas de localização diferenciada — terras indígenas e comunidades quilombolas — mantêm superpredição acentuada (resíduo médio de −3,99 pontos percentuais, n = 41), praticamente idêntica à observada com o Ridge (−4,09). O modelo prevê para essas escolas um abandono elevado, condizente com seu perfil contextual (rural, baixo INSE, alta distorção idade-série), mas o abandono observado é próximo de zero. O achado reforça a hipótese de fatores protetivos de vínculo comunitário não capturados pelas variáveis disponíveis e tem consequência prática direta: um ranking de priorização não corrigido alocaria atenção excessiva a essas escolas. Recomenda-se, por isso, exibir o resíduo ao gestor como sinal de cautela e tratar a correção desse viés como trabalho futuro.</w:t>
-      </w:r>
-    </w:p>
-    <w:p>
-      <w:pPr>
-        <w:pStyle w:val="28"/>
-      </w:pPr>
-      <w:r>
-        <w:t>Figura – Resíduo do XGBoost por grupo de localização (validação temporal)</w:t>
-      </w:r>
-    </w:p>
-    <w:p>
-      <w:pPr>
-        <w:jc w:val="center"/>
-      </w:pPr>
-      <w:r>
-        <w:drawing>
-          <wp:inline xmlns:a="http://schemas.openxmlformats.org/drawingml/2006/main" xmlns:pic="http://schemas.openxmlformats.org/drawingml/2006/picture">
-            <wp:extent cx="5577840" cy="2137114"/>
-            <wp:docPr id="11" name="Picture 11"/>
-            <wp:cNvGraphicFramePr>
-              <a:graphicFrameLocks noChangeAspect="1"/>
-            </wp:cNvGraphicFramePr>
-            <a:graphic>
-              <a:graphicData uri="http://schemas.openxmlformats.org/drawingml/2006/picture">
-                <pic:pic>
-                  <pic:nvPicPr>
-                    <pic:cNvPr id="0" name="S5_equidade_grupos.png"/>
-                    <pic:cNvPicPr/>
-                  </pic:nvPicPr>
-                  <pic:blipFill>
-                    <a:blip r:embed="rId21"/>
-                    <a:stretch>
-                      <a:fillRect/>
-                    </a:stretch>
-                  </pic:blipFill>
-                  <pic:spPr>
-                    <a:xfrm>
-                      <a:off x="0" y="0"/>
-                      <a:ext cx="5577840" cy="2137114"/>
-                    </a:xfrm>
-                    <a:prstGeom prst="rect"/>
-                  </pic:spPr>
-                </pic:pic>
-              </a:graphicData>
-            </a:graphic>
-          </wp:inline>
-        </w:drawing>
-      </w:r>
-    </w:p>
-    <w:p>
-      <w:pPr>
-        <w:pStyle w:val="28"/>
-      </w:pPr>
-      <w:r>
-        <w:t>Fonte: elaborado pelo autor.</w:t>
-      </w:r>
-    </w:p>
-    <w:p>
       <w:pPr>
         <w:pStyle w:val="3"/>
       </w:pPr>
@@ -8071,478 +9046,6 @@
           <w:szCs w:val="24"/>
         </w:rPr>
         <w:t>Formatação do título:</w:t>
-      </w:r>
-    </w:p>
-    <w:tbl>
-      <w:tblPr>
-        <w:tblStyle w:val="33"/>
-        <w:tblW w:w="5000" w:type="pct"/>
-        <w:tblInd w:w="0" w:type="dxa"/>
-        <w:tblBorders>
-          <w:top w:val="single" w:color="7B7B7B" w:themeColor="accent3" w:themeShade="BF" w:sz="4" w:space="0"/>
-          <w:left w:val="single" w:color="7B7B7B" w:themeColor="accent3" w:themeShade="BF" w:sz="4" w:space="0"/>
-          <w:bottom w:val="single" w:color="7B7B7B" w:themeColor="accent3" w:themeShade="BF" w:sz="4" w:space="0"/>
-          <w:right w:val="single" w:color="7B7B7B" w:themeColor="accent3" w:themeShade="BF" w:sz="4" w:space="0"/>
-          <w:insideH w:val="single" w:color="7B7B7B" w:themeColor="accent3" w:themeShade="BF" w:sz="4" w:space="0"/>
-          <w:insideV w:val="single" w:color="7B7B7B" w:themeColor="accent3" w:themeShade="BF" w:sz="4" w:space="0"/>
-        </w:tblBorders>
-        <w:shd w:val="clear" w:color="auto" w:fill="DADADA" w:themeFill="accent3" w:themeFillTint="66"/>
-        <w:tblLayout w:type="autofit"/>
-        <w:tblCellMar>
-          <w:top w:w="0" w:type="dxa"/>
-          <w:left w:w="108" w:type="dxa"/>
-          <w:bottom w:w="0" w:type="dxa"/>
-          <w:right w:w="108" w:type="dxa"/>
-        </w:tblCellMar>
-      </w:tblPr>
-      <w:tblGrid>
-        <w:gridCol w:w="3628"/>
-        <w:gridCol w:w="5659"/>
-      </w:tblGrid>
-      <w:tr>
-        <w:tblPrEx>
-          <w:tblBorders>
-            <w:top w:val="single" w:color="7B7B7B" w:themeColor="accent3" w:themeShade="BF" w:sz="4" w:space="0"/>
-            <w:left w:val="single" w:color="7B7B7B" w:themeColor="accent3" w:themeShade="BF" w:sz="4" w:space="0"/>
-            <w:bottom w:val="single" w:color="7B7B7B" w:themeColor="accent3" w:themeShade="BF" w:sz="4" w:space="0"/>
-            <w:right w:val="single" w:color="7B7B7B" w:themeColor="accent3" w:themeShade="BF" w:sz="4" w:space="0"/>
-            <w:insideH w:val="single" w:color="7B7B7B" w:themeColor="accent3" w:themeShade="BF" w:sz="4" w:space="0"/>
-            <w:insideV w:val="single" w:color="7B7B7B" w:themeColor="accent3" w:themeShade="BF" w:sz="4" w:space="0"/>
-          </w:tblBorders>
-          <w:tblCellMar>
-            <w:top w:w="0" w:type="dxa"/>
-            <w:left w:w="108" w:type="dxa"/>
-            <w:bottom w:w="0" w:type="dxa"/>
-            <w:right w:w="108" w:type="dxa"/>
-          </w:tblCellMar>
-        </w:tblPrEx>
-        <w:tc>
-          <w:tcPr>
-            <w:tcW w:w="1953" w:type="pct"/>
-            <w:tcBorders>
-              <w:top w:val="single" w:color="7B7B7B" w:themeColor="accent3" w:themeShade="BF" w:sz="4" w:space="0"/>
-              <w:left w:val="single" w:color="7B7B7B" w:themeColor="accent3" w:themeShade="BF" w:sz="4" w:space="0"/>
-              <w:bottom w:val="single" w:color="7B7B7B" w:themeColor="accent3" w:themeShade="BF" w:sz="4" w:space="0"/>
-              <w:right w:val="single" w:color="7B7B7B" w:themeColor="accent3" w:themeShade="BF" w:sz="4" w:space="0"/>
-            </w:tcBorders>
-            <w:shd w:val="clear" w:color="auto" w:fill="DADADA" w:themeFill="accent3" w:themeFillTint="66"/>
-          </w:tcPr>
-          <w:p>
-            <w:pPr>
-              <w:spacing w:line="240" w:lineRule="auto"/>
-              <w:ind w:firstLine="306"/>
-              <w:rPr>
-                <w:rFonts w:cs="Arial"/>
-                <w:color w:val="auto"/>
-                <w:szCs w:val="24"/>
-              </w:rPr>
-            </w:pPr>
-            <w:r>
-              <w:rPr>
-                <w:rFonts w:cs="Arial"/>
-                <w:color w:val="auto"/>
-                <w:szCs w:val="24"/>
-              </w:rPr>
-              <w:t>Margens</w:t>
-            </w:r>
-          </w:p>
-        </w:tc>
-        <w:tc>
-          <w:tcPr>
-            <w:tcW w:w="3047" w:type="pct"/>
-            <w:tcBorders>
-              <w:top w:val="single" w:color="7B7B7B" w:themeColor="accent3" w:themeShade="BF" w:sz="4" w:space="0"/>
-              <w:left w:val="single" w:color="7B7B7B" w:themeColor="accent3" w:themeShade="BF" w:sz="4" w:space="0"/>
-              <w:bottom w:val="single" w:color="7B7B7B" w:themeColor="accent3" w:themeShade="BF" w:sz="4" w:space="0"/>
-              <w:right w:val="single" w:color="7B7B7B" w:themeColor="accent3" w:themeShade="BF" w:sz="4" w:space="0"/>
-            </w:tcBorders>
-            <w:shd w:val="clear" w:color="auto" w:fill="DADADA" w:themeFill="accent3" w:themeFillTint="66"/>
-          </w:tcPr>
-          <w:p>
-            <w:pPr>
-              <w:spacing w:line="240" w:lineRule="auto"/>
-              <w:ind w:firstLine="0"/>
-              <w:rPr>
-                <w:rFonts w:cs="Arial"/>
-                <w:color w:val="auto"/>
-                <w:szCs w:val="24"/>
-              </w:rPr>
-            </w:pPr>
-            <w:r>
-              <w:rPr>
-                <w:rFonts w:cs="Arial"/>
-                <w:color w:val="auto"/>
-                <w:szCs w:val="24"/>
-              </w:rPr>
-              <w:t>Superior e Esquerda - 3 cm; Inferior e Direita - 2cm</w:t>
-            </w:r>
-          </w:p>
-        </w:tc>
-      </w:tr>
-      <w:tr>
-        <w:tblPrEx>
-          <w:tblBorders>
-            <w:top w:val="single" w:color="7B7B7B" w:themeColor="accent3" w:themeShade="BF" w:sz="4" w:space="0"/>
-            <w:left w:val="single" w:color="7B7B7B" w:themeColor="accent3" w:themeShade="BF" w:sz="4" w:space="0"/>
-            <w:bottom w:val="single" w:color="7B7B7B" w:themeColor="accent3" w:themeShade="BF" w:sz="4" w:space="0"/>
-            <w:right w:val="single" w:color="7B7B7B" w:themeColor="accent3" w:themeShade="BF" w:sz="4" w:space="0"/>
-            <w:insideH w:val="single" w:color="7B7B7B" w:themeColor="accent3" w:themeShade="BF" w:sz="4" w:space="0"/>
-            <w:insideV w:val="single" w:color="7B7B7B" w:themeColor="accent3" w:themeShade="BF" w:sz="4" w:space="0"/>
-          </w:tblBorders>
-          <w:shd w:val="clear" w:color="auto" w:fill="DADADA" w:themeFill="accent3" w:themeFillTint="66"/>
-          <w:tblCellMar>
-            <w:top w:w="0" w:type="dxa"/>
-            <w:left w:w="108" w:type="dxa"/>
-            <w:bottom w:w="0" w:type="dxa"/>
-            <w:right w:w="108" w:type="dxa"/>
-          </w:tblCellMar>
-        </w:tblPrEx>
-        <w:tc>
-          <w:tcPr>
-            <w:tcW w:w="1953" w:type="pct"/>
-            <w:tcBorders>
-              <w:top w:val="single" w:color="7B7B7B" w:themeColor="accent3" w:themeShade="BF" w:sz="4" w:space="0"/>
-              <w:left w:val="single" w:color="7B7B7B" w:themeColor="accent3" w:themeShade="BF" w:sz="4" w:space="0"/>
-              <w:bottom w:val="single" w:color="7B7B7B" w:themeColor="accent3" w:themeShade="BF" w:sz="4" w:space="0"/>
-              <w:right w:val="single" w:color="7B7B7B" w:themeColor="accent3" w:themeShade="BF" w:sz="4" w:space="0"/>
-            </w:tcBorders>
-            <w:shd w:val="clear" w:color="auto" w:fill="DADADA" w:themeFill="accent3" w:themeFillTint="66"/>
-          </w:tcPr>
-          <w:p>
-            <w:pPr>
-              <w:spacing w:line="240" w:lineRule="auto"/>
-              <w:ind w:firstLine="306"/>
-              <w:rPr>
-                <w:rFonts w:cs="Arial"/>
-                <w:color w:val="auto"/>
-                <w:szCs w:val="24"/>
-              </w:rPr>
-            </w:pPr>
-            <w:r>
-              <w:rPr>
-                <w:rFonts w:cs="Arial"/>
-                <w:color w:val="auto"/>
-                <w:szCs w:val="24"/>
-              </w:rPr>
-              <w:t>Tipo de letras (fonte)</w:t>
-            </w:r>
-          </w:p>
-        </w:tc>
-        <w:tc>
-          <w:tcPr>
-            <w:tcW w:w="3047" w:type="pct"/>
-            <w:tcBorders>
-              <w:top w:val="single" w:color="7B7B7B" w:themeColor="accent3" w:themeShade="BF" w:sz="4" w:space="0"/>
-              <w:left w:val="single" w:color="7B7B7B" w:themeColor="accent3" w:themeShade="BF" w:sz="4" w:space="0"/>
-              <w:bottom w:val="single" w:color="7B7B7B" w:themeColor="accent3" w:themeShade="BF" w:sz="4" w:space="0"/>
-              <w:right w:val="single" w:color="7B7B7B" w:themeColor="accent3" w:themeShade="BF" w:sz="4" w:space="0"/>
-            </w:tcBorders>
-            <w:shd w:val="clear" w:color="auto" w:fill="DADADA" w:themeFill="accent3" w:themeFillTint="66"/>
-          </w:tcPr>
-          <w:p>
-            <w:pPr>
-              <w:spacing w:line="240" w:lineRule="auto"/>
-              <w:ind w:firstLine="0"/>
-              <w:rPr>
-                <w:rFonts w:cs="Arial"/>
-                <w:color w:val="auto"/>
-                <w:szCs w:val="24"/>
-                <w:lang w:val="en-US"/>
-              </w:rPr>
-            </w:pPr>
-            <w:r>
-              <w:rPr>
-                <w:rFonts w:cs="Arial"/>
-                <w:color w:val="auto"/>
-                <w:szCs w:val="24"/>
-                <w:lang w:val="en-US"/>
-              </w:rPr>
-              <w:t>Times New Roman ou Arial</w:t>
-            </w:r>
-          </w:p>
-        </w:tc>
-      </w:tr>
-      <w:tr>
-        <w:tblPrEx>
-          <w:tblBorders>
-            <w:top w:val="single" w:color="7B7B7B" w:themeColor="accent3" w:themeShade="BF" w:sz="4" w:space="0"/>
-            <w:left w:val="single" w:color="7B7B7B" w:themeColor="accent3" w:themeShade="BF" w:sz="4" w:space="0"/>
-            <w:bottom w:val="single" w:color="7B7B7B" w:themeColor="accent3" w:themeShade="BF" w:sz="4" w:space="0"/>
-            <w:right w:val="single" w:color="7B7B7B" w:themeColor="accent3" w:themeShade="BF" w:sz="4" w:space="0"/>
-            <w:insideH w:val="single" w:color="7B7B7B" w:themeColor="accent3" w:themeShade="BF" w:sz="4" w:space="0"/>
-            <w:insideV w:val="single" w:color="7B7B7B" w:themeColor="accent3" w:themeShade="BF" w:sz="4" w:space="0"/>
-          </w:tblBorders>
-          <w:shd w:val="clear" w:color="auto" w:fill="DADADA" w:themeFill="accent3" w:themeFillTint="66"/>
-          <w:tblCellMar>
-            <w:top w:w="0" w:type="dxa"/>
-            <w:left w:w="108" w:type="dxa"/>
-            <w:bottom w:w="0" w:type="dxa"/>
-            <w:right w:w="108" w:type="dxa"/>
-          </w:tblCellMar>
-        </w:tblPrEx>
-        <w:tc>
-          <w:tcPr>
-            <w:tcW w:w="1953" w:type="pct"/>
-            <w:tcBorders>
-              <w:top w:val="single" w:color="7B7B7B" w:themeColor="accent3" w:themeShade="BF" w:sz="4" w:space="0"/>
-              <w:left w:val="single" w:color="7B7B7B" w:themeColor="accent3" w:themeShade="BF" w:sz="4" w:space="0"/>
-              <w:bottom w:val="single" w:color="7B7B7B" w:themeColor="accent3" w:themeShade="BF" w:sz="4" w:space="0"/>
-              <w:right w:val="single" w:color="7B7B7B" w:themeColor="accent3" w:themeShade="BF" w:sz="4" w:space="0"/>
-            </w:tcBorders>
-            <w:shd w:val="clear" w:color="auto" w:fill="DADADA" w:themeFill="accent3" w:themeFillTint="66"/>
-          </w:tcPr>
-          <w:p>
-            <w:pPr>
-              <w:spacing w:line="240" w:lineRule="auto"/>
-              <w:ind w:firstLine="306"/>
-              <w:rPr>
-                <w:rFonts w:cs="Arial"/>
-                <w:color w:val="auto"/>
-                <w:szCs w:val="24"/>
-                <w:lang w:val="en-US"/>
-              </w:rPr>
-            </w:pPr>
-            <w:r>
-              <w:rPr>
-                <w:rFonts w:cs="Arial"/>
-                <w:color w:val="auto"/>
-                <w:szCs w:val="24"/>
-                <w:lang w:val="en-US"/>
-              </w:rPr>
-              <w:t>Estilo de letras</w:t>
-            </w:r>
-          </w:p>
-        </w:tc>
-        <w:tc>
-          <w:tcPr>
-            <w:tcW w:w="3047" w:type="pct"/>
-            <w:tcBorders>
-              <w:top w:val="single" w:color="7B7B7B" w:themeColor="accent3" w:themeShade="BF" w:sz="4" w:space="0"/>
-              <w:left w:val="single" w:color="7B7B7B" w:themeColor="accent3" w:themeShade="BF" w:sz="4" w:space="0"/>
-              <w:bottom w:val="single" w:color="7B7B7B" w:themeColor="accent3" w:themeShade="BF" w:sz="4" w:space="0"/>
-              <w:right w:val="single" w:color="7B7B7B" w:themeColor="accent3" w:themeShade="BF" w:sz="4" w:space="0"/>
-            </w:tcBorders>
-            <w:shd w:val="clear" w:color="auto" w:fill="DADADA" w:themeFill="accent3" w:themeFillTint="66"/>
-          </w:tcPr>
-          <w:p>
-            <w:pPr>
-              <w:spacing w:line="240" w:lineRule="auto"/>
-              <w:ind w:firstLine="0"/>
-              <w:rPr>
-                <w:rFonts w:cs="Arial"/>
-                <w:color w:val="auto"/>
-                <w:szCs w:val="24"/>
-                <w:lang w:val="en-US"/>
-              </w:rPr>
-            </w:pPr>
-            <w:r>
-              <w:rPr>
-                <w:rFonts w:cs="Arial"/>
-                <w:color w:val="auto"/>
-                <w:szCs w:val="24"/>
-                <w:lang w:val="en-US"/>
-              </w:rPr>
-              <w:t>Maiúsculas, negrito</w:t>
-            </w:r>
-          </w:p>
-        </w:tc>
-      </w:tr>
-      <w:tr>
-        <w:tblPrEx>
-          <w:tblBorders>
-            <w:top w:val="single" w:color="7B7B7B" w:themeColor="accent3" w:themeShade="BF" w:sz="4" w:space="0"/>
-            <w:left w:val="single" w:color="7B7B7B" w:themeColor="accent3" w:themeShade="BF" w:sz="4" w:space="0"/>
-            <w:bottom w:val="single" w:color="7B7B7B" w:themeColor="accent3" w:themeShade="BF" w:sz="4" w:space="0"/>
-            <w:right w:val="single" w:color="7B7B7B" w:themeColor="accent3" w:themeShade="BF" w:sz="4" w:space="0"/>
-            <w:insideH w:val="single" w:color="7B7B7B" w:themeColor="accent3" w:themeShade="BF" w:sz="4" w:space="0"/>
-            <w:insideV w:val="single" w:color="7B7B7B" w:themeColor="accent3" w:themeShade="BF" w:sz="4" w:space="0"/>
-          </w:tblBorders>
-          <w:tblCellMar>
-            <w:top w:w="0" w:type="dxa"/>
-            <w:left w:w="108" w:type="dxa"/>
-            <w:bottom w:w="0" w:type="dxa"/>
-            <w:right w:w="108" w:type="dxa"/>
-          </w:tblCellMar>
-        </w:tblPrEx>
-        <w:tc>
-          <w:tcPr>
-            <w:tcW w:w="1953" w:type="pct"/>
-            <w:tcBorders>
-              <w:top w:val="single" w:color="7B7B7B" w:themeColor="accent3" w:themeShade="BF" w:sz="4" w:space="0"/>
-              <w:left w:val="single" w:color="7B7B7B" w:themeColor="accent3" w:themeShade="BF" w:sz="4" w:space="0"/>
-              <w:bottom w:val="single" w:color="7B7B7B" w:themeColor="accent3" w:themeShade="BF" w:sz="4" w:space="0"/>
-              <w:right w:val="single" w:color="7B7B7B" w:themeColor="accent3" w:themeShade="BF" w:sz="4" w:space="0"/>
-            </w:tcBorders>
-            <w:shd w:val="clear" w:color="auto" w:fill="DADADA" w:themeFill="accent3" w:themeFillTint="66"/>
-          </w:tcPr>
-          <w:p>
-            <w:pPr>
-              <w:spacing w:line="240" w:lineRule="auto"/>
-              <w:ind w:firstLine="306"/>
-              <w:rPr>
-                <w:rFonts w:cs="Arial"/>
-                <w:color w:val="auto"/>
-                <w:szCs w:val="24"/>
-                <w:lang w:val="en-US"/>
-              </w:rPr>
-            </w:pPr>
-            <w:r>
-              <w:rPr>
-                <w:rFonts w:cs="Arial"/>
-                <w:color w:val="auto"/>
-                <w:szCs w:val="24"/>
-                <w:lang w:val="en-US"/>
-              </w:rPr>
-              <w:t>Tamanho de letras</w:t>
-            </w:r>
-          </w:p>
-        </w:tc>
-        <w:tc>
-          <w:tcPr>
-            <w:tcW w:w="3047" w:type="pct"/>
-            <w:tcBorders>
-              <w:top w:val="single" w:color="7B7B7B" w:themeColor="accent3" w:themeShade="BF" w:sz="4" w:space="0"/>
-              <w:left w:val="single" w:color="7B7B7B" w:themeColor="accent3" w:themeShade="BF" w:sz="4" w:space="0"/>
-              <w:bottom w:val="single" w:color="7B7B7B" w:themeColor="accent3" w:themeShade="BF" w:sz="4" w:space="0"/>
-              <w:right w:val="single" w:color="7B7B7B" w:themeColor="accent3" w:themeShade="BF" w:sz="4" w:space="0"/>
-            </w:tcBorders>
-            <w:shd w:val="clear" w:color="auto" w:fill="DADADA" w:themeFill="accent3" w:themeFillTint="66"/>
-          </w:tcPr>
-          <w:p>
-            <w:pPr>
-              <w:spacing w:line="240" w:lineRule="auto"/>
-              <w:ind w:firstLine="0"/>
-              <w:rPr>
-                <w:rFonts w:cs="Arial"/>
-                <w:color w:val="auto"/>
-                <w:szCs w:val="24"/>
-                <w:lang w:val="en-US"/>
-              </w:rPr>
-            </w:pPr>
-            <w:r>
-              <w:rPr>
-                <w:rFonts w:cs="Arial"/>
-                <w:color w:val="auto"/>
-                <w:szCs w:val="24"/>
-                <w:lang w:val="en-US"/>
-              </w:rPr>
-              <w:t>12</w:t>
-            </w:r>
-          </w:p>
-        </w:tc>
-      </w:tr>
-      <w:tr>
-        <w:tblPrEx>
-          <w:tblBorders>
-            <w:top w:val="single" w:color="7B7B7B" w:themeColor="accent3" w:themeShade="BF" w:sz="4" w:space="0"/>
-            <w:left w:val="single" w:color="7B7B7B" w:themeColor="accent3" w:themeShade="BF" w:sz="4" w:space="0"/>
-            <w:bottom w:val="single" w:color="7B7B7B" w:themeColor="accent3" w:themeShade="BF" w:sz="4" w:space="0"/>
-            <w:right w:val="single" w:color="7B7B7B" w:themeColor="accent3" w:themeShade="BF" w:sz="4" w:space="0"/>
-            <w:insideH w:val="single" w:color="7B7B7B" w:themeColor="accent3" w:themeShade="BF" w:sz="4" w:space="0"/>
-            <w:insideV w:val="single" w:color="7B7B7B" w:themeColor="accent3" w:themeShade="BF" w:sz="4" w:space="0"/>
-          </w:tblBorders>
-          <w:tblCellMar>
-            <w:top w:w="0" w:type="dxa"/>
-            <w:left w:w="108" w:type="dxa"/>
-            <w:bottom w:w="0" w:type="dxa"/>
-            <w:right w:w="108" w:type="dxa"/>
-          </w:tblCellMar>
-        </w:tblPrEx>
-        <w:tc>
-          <w:tcPr>
-            <w:tcW w:w="1953" w:type="pct"/>
-            <w:tcBorders>
-              <w:top w:val="single" w:color="7B7B7B" w:themeColor="accent3" w:themeShade="BF" w:sz="4" w:space="0"/>
-              <w:left w:val="single" w:color="7B7B7B" w:themeColor="accent3" w:themeShade="BF" w:sz="4" w:space="0"/>
-              <w:bottom w:val="single" w:color="7B7B7B" w:themeColor="accent3" w:themeShade="BF" w:sz="4" w:space="0"/>
-              <w:right w:val="single" w:color="7B7B7B" w:themeColor="accent3" w:themeShade="BF" w:sz="4" w:space="0"/>
-            </w:tcBorders>
-            <w:shd w:val="clear" w:color="auto" w:fill="DADADA" w:themeFill="accent3" w:themeFillTint="66"/>
-          </w:tcPr>
-          <w:p>
-            <w:pPr>
-              <w:spacing w:line="240" w:lineRule="auto"/>
-              <w:ind w:firstLine="306"/>
-              <w:rPr>
-                <w:rFonts w:cs="Arial"/>
-                <w:color w:val="auto"/>
-                <w:szCs w:val="24"/>
-                <w:lang w:val="en-US"/>
-              </w:rPr>
-            </w:pPr>
-            <w:r>
-              <w:rPr>
-                <w:rFonts w:cs="Arial"/>
-                <w:color w:val="auto"/>
-                <w:szCs w:val="24"/>
-                <w:lang w:val="en-US"/>
-              </w:rPr>
-              <w:t>Alinhamento</w:t>
-            </w:r>
-          </w:p>
-        </w:tc>
-        <w:tc>
-          <w:tcPr>
-            <w:tcW w:w="3047" w:type="pct"/>
-            <w:tcBorders>
-              <w:top w:val="single" w:color="7B7B7B" w:themeColor="accent3" w:themeShade="BF" w:sz="4" w:space="0"/>
-              <w:left w:val="single" w:color="7B7B7B" w:themeColor="accent3" w:themeShade="BF" w:sz="4" w:space="0"/>
-              <w:bottom w:val="single" w:color="7B7B7B" w:themeColor="accent3" w:themeShade="BF" w:sz="4" w:space="0"/>
-              <w:right w:val="single" w:color="7B7B7B" w:themeColor="accent3" w:themeShade="BF" w:sz="4" w:space="0"/>
-            </w:tcBorders>
-            <w:shd w:val="clear" w:color="auto" w:fill="DADADA" w:themeFill="accent3" w:themeFillTint="66"/>
-          </w:tcPr>
-          <w:p>
-            <w:pPr>
-              <w:spacing w:line="240" w:lineRule="auto"/>
-              <w:ind w:firstLine="0"/>
-              <w:rPr>
-                <w:rFonts w:cs="Arial"/>
-                <w:color w:val="auto"/>
-                <w:szCs w:val="24"/>
-                <w:lang w:val="en-US"/>
-              </w:rPr>
-            </w:pPr>
-            <w:r>
-              <w:rPr>
-                <w:rFonts w:cs="Arial"/>
-                <w:color w:val="auto"/>
-                <w:szCs w:val="24"/>
-                <w:lang w:val="en-US"/>
-              </w:rPr>
-              <w:t>Centralizado</w:t>
-            </w:r>
-          </w:p>
-        </w:tc>
-      </w:tr>
-    </w:tbl>
-    <w:p>
-      <w:pPr>
-        <w:spacing w:line="240" w:lineRule="auto"/>
-        <w:rPr>
-          <w:rFonts w:cs="Arial"/>
-          <w:b/>
-          <w:color w:val="auto"/>
-          <w:szCs w:val="24"/>
-        </w:rPr>
-      </w:pPr>
-    </w:p>
-    <w:p>
-      <w:pPr>
-        <w:spacing w:line="240" w:lineRule="auto"/>
-        <w:rPr>
-          <w:rFonts w:cs="Arial"/>
-          <w:color w:val="auto"/>
-          <w:szCs w:val="24"/>
-        </w:rPr>
-      </w:pPr>
-      <w:r>
-        <w:rPr>
-          <w:rFonts w:cs="Arial"/>
-          <w:color w:val="auto"/>
-          <w:szCs w:val="24"/>
-        </w:rPr>
-        <w:t>Formatação do texto:</w:t>
       </w:r>
     </w:p>
     <w:tbl>
@@ -8697,7 +9200,7 @@
                 <w:color w:val="auto"/>
                 <w:szCs w:val="24"/>
               </w:rPr>
-              <w:t>Espaçamentos</w:t>
+              <w:t>Tipo de letras (fonte)</w:t>
             </w:r>
           </w:p>
         </w:tc>
@@ -8720,6 +9223,7 @@
                 <w:rFonts w:cs="Arial"/>
                 <w:color w:val="auto"/>
                 <w:szCs w:val="24"/>
+                <w:lang w:val="en-US"/>
               </w:rPr>
             </w:pPr>
             <w:r>
@@ -8727,8 +9231,93 @@
                 <w:rFonts w:cs="Arial"/>
                 <w:color w:val="auto"/>
                 <w:szCs w:val="24"/>
-              </w:rPr>
-              <w:t>Simples, com 1 espaço simples entre elas</w:t>
+                <w:lang w:val="en-US"/>
+              </w:rPr>
+              <w:t>Times New Roman ou Arial</w:t>
+            </w:r>
+          </w:p>
+        </w:tc>
+      </w:tr>
+      <w:tr>
+        <w:tblPrEx>
+          <w:tblBorders>
+            <w:top w:val="single" w:color="7B7B7B" w:themeColor="accent3" w:themeShade="BF" w:sz="4" w:space="0"/>
+            <w:left w:val="single" w:color="7B7B7B" w:themeColor="accent3" w:themeShade="BF" w:sz="4" w:space="0"/>
+            <w:bottom w:val="single" w:color="7B7B7B" w:themeColor="accent3" w:themeShade="BF" w:sz="4" w:space="0"/>
+            <w:right w:val="single" w:color="7B7B7B" w:themeColor="accent3" w:themeShade="BF" w:sz="4" w:space="0"/>
+            <w:insideH w:val="single" w:color="7B7B7B" w:themeColor="accent3" w:themeShade="BF" w:sz="4" w:space="0"/>
+            <w:insideV w:val="single" w:color="7B7B7B" w:themeColor="accent3" w:themeShade="BF" w:sz="4" w:space="0"/>
+          </w:tblBorders>
+          <w:tblCellMar>
+            <w:top w:w="0" w:type="dxa"/>
+            <w:left w:w="108" w:type="dxa"/>
+            <w:bottom w:w="0" w:type="dxa"/>
+            <w:right w:w="108" w:type="dxa"/>
+          </w:tblCellMar>
+        </w:tblPrEx>
+        <w:tc>
+          <w:tcPr>
+            <w:tcW w:w="1953" w:type="pct"/>
+            <w:tcBorders>
+              <w:top w:val="single" w:color="7B7B7B" w:themeColor="accent3" w:themeShade="BF" w:sz="4" w:space="0"/>
+              <w:left w:val="single" w:color="7B7B7B" w:themeColor="accent3" w:themeShade="BF" w:sz="4" w:space="0"/>
+              <w:bottom w:val="single" w:color="7B7B7B" w:themeColor="accent3" w:themeShade="BF" w:sz="4" w:space="0"/>
+              <w:right w:val="single" w:color="7B7B7B" w:themeColor="accent3" w:themeShade="BF" w:sz="4" w:space="0"/>
+            </w:tcBorders>
+            <w:shd w:val="clear" w:color="auto" w:fill="DADADA" w:themeFill="accent3" w:themeFillTint="66"/>
+          </w:tcPr>
+          <w:p>
+            <w:pPr>
+              <w:spacing w:line="240" w:lineRule="auto"/>
+              <w:ind w:firstLine="306"/>
+              <w:rPr>
+                <w:rFonts w:cs="Arial"/>
+                <w:color w:val="auto"/>
+                <w:szCs w:val="24"/>
+                <w:lang w:val="en-US"/>
+              </w:rPr>
+            </w:pPr>
+            <w:r>
+              <w:rPr>
+                <w:rFonts w:cs="Arial"/>
+                <w:color w:val="auto"/>
+                <w:szCs w:val="24"/>
+                <w:lang w:val="en-US"/>
+              </w:rPr>
+              <w:t>Estilo de letras</w:t>
+            </w:r>
+          </w:p>
+        </w:tc>
+        <w:tc>
+          <w:tcPr>
+            <w:tcW w:w="3047" w:type="pct"/>
+            <w:tcBorders>
+              <w:top w:val="single" w:color="7B7B7B" w:themeColor="accent3" w:themeShade="BF" w:sz="4" w:space="0"/>
+              <w:left w:val="single" w:color="7B7B7B" w:themeColor="accent3" w:themeShade="BF" w:sz="4" w:space="0"/>
+              <w:bottom w:val="single" w:color="7B7B7B" w:themeColor="accent3" w:themeShade="BF" w:sz="4" w:space="0"/>
+              <w:right w:val="single" w:color="7B7B7B" w:themeColor="accent3" w:themeShade="BF" w:sz="4" w:space="0"/>
+            </w:tcBorders>
+            <w:shd w:val="clear" w:color="auto" w:fill="DADADA" w:themeFill="accent3" w:themeFillTint="66"/>
+          </w:tcPr>
+          <w:p>
+            <w:pPr>
+              <w:spacing w:line="240" w:lineRule="auto"/>
+              <w:ind w:firstLine="0"/>
+              <w:rPr>
+                <w:rFonts w:cs="Arial"/>
+                <w:color w:val="auto"/>
+                <w:szCs w:val="24"/>
+                <w:lang w:val="en-US"/>
+              </w:rPr>
+            </w:pPr>
+            <w:r>
+              <w:rPr>
+                <w:rFonts w:cs="Arial"/>
+                <w:color w:val="auto"/>
+                <w:szCs w:val="24"/>
+                <w:lang w:val="en-US"/>
+              </w:rPr>
+              <w:t>Maiúsculas, negrito</w:t>
             </w:r>
           </w:p>
         </w:tc>
@@ -8770,6 +9359,7 @@
                 <w:rFonts w:cs="Arial"/>
                 <w:color w:val="auto"/>
                 <w:szCs w:val="24"/>
+                <w:lang w:val="en-US"/>
               </w:rPr>
             </w:pPr>
             <w:r>
@@ -8777,8 +9367,9 @@
                 <w:rFonts w:cs="Arial"/>
                 <w:color w:val="auto"/>
                 <w:szCs w:val="24"/>
-              </w:rPr>
-              <w:t>Tipo de letras (fonte)</w:t>
+                <w:lang w:val="en-US"/>
+              </w:rPr>
+              <w:t>Tamanho de letras</w:t>
             </w:r>
           </w:p>
         </w:tc>
@@ -8811,7 +9402,228 @@
                 <w:szCs w:val="24"/>
                 <w:lang w:val="en-US"/>
               </w:rPr>
-              <w:t>Times New Roman ou Arial</w:t>
+              <w:t>12</w:t>
+            </w:r>
+          </w:p>
+        </w:tc>
+      </w:tr>
+      <w:tr>
+        <w:tblPrEx>
+          <w:tblBorders>
+            <w:top w:val="single" w:color="7B7B7B" w:themeColor="accent3" w:themeShade="BF" w:sz="4" w:space="0"/>
+            <w:left w:val="single" w:color="7B7B7B" w:themeColor="accent3" w:themeShade="BF" w:sz="4" w:space="0"/>
+            <w:bottom w:val="single" w:color="7B7B7B" w:themeColor="accent3" w:themeShade="BF" w:sz="4" w:space="0"/>
+            <w:right w:val="single" w:color="7B7B7B" w:themeColor="accent3" w:themeShade="BF" w:sz="4" w:space="0"/>
+            <w:insideH w:val="single" w:color="7B7B7B" w:themeColor="accent3" w:themeShade="BF" w:sz="4" w:space="0"/>
+            <w:insideV w:val="single" w:color="7B7B7B" w:themeColor="accent3" w:themeShade="BF" w:sz="4" w:space="0"/>
+          </w:tblBorders>
+          <w:tblCellMar>
+            <w:top w:w="0" w:type="dxa"/>
+            <w:left w:w="108" w:type="dxa"/>
+            <w:bottom w:w="0" w:type="dxa"/>
+            <w:right w:w="108" w:type="dxa"/>
+          </w:tblCellMar>
+        </w:tblPrEx>
+        <w:tc>
+          <w:tcPr>
+            <w:tcW w:w="1953" w:type="pct"/>
+            <w:tcBorders>
+              <w:top w:val="single" w:color="7B7B7B" w:themeColor="accent3" w:themeShade="BF" w:sz="4" w:space="0"/>
+              <w:left w:val="single" w:color="7B7B7B" w:themeColor="accent3" w:themeShade="BF" w:sz="4" w:space="0"/>
+              <w:bottom w:val="single" w:color="7B7B7B" w:themeColor="accent3" w:themeShade="BF" w:sz="4" w:space="0"/>
+              <w:right w:val="single" w:color="7B7B7B" w:themeColor="accent3" w:themeShade="BF" w:sz="4" w:space="0"/>
+            </w:tcBorders>
+            <w:shd w:val="clear" w:color="auto" w:fill="DADADA" w:themeFill="accent3" w:themeFillTint="66"/>
+          </w:tcPr>
+          <w:p>
+            <w:pPr>
+              <w:spacing w:line="240" w:lineRule="auto"/>
+              <w:ind w:firstLine="306"/>
+              <w:rPr>
+                <w:rFonts w:cs="Arial"/>
+                <w:color w:val="auto"/>
+                <w:szCs w:val="24"/>
+                <w:lang w:val="en-US"/>
+              </w:rPr>
+            </w:pPr>
+            <w:r>
+              <w:rPr>
+                <w:rFonts w:cs="Arial"/>
+                <w:color w:val="auto"/>
+                <w:szCs w:val="24"/>
+                <w:lang w:val="en-US"/>
+              </w:rPr>
+              <w:t>Alinhamento</w:t>
+            </w:r>
+          </w:p>
+        </w:tc>
+        <w:tc>
+          <w:tcPr>
+            <w:tcW w:w="3047" w:type="pct"/>
+            <w:tcBorders>
+              <w:top w:val="single" w:color="7B7B7B" w:themeColor="accent3" w:themeShade="BF" w:sz="4" w:space="0"/>
+              <w:left w:val="single" w:color="7B7B7B" w:themeColor="accent3" w:themeShade="BF" w:sz="4" w:space="0"/>
+              <w:bottom w:val="single" w:color="7B7B7B" w:themeColor="accent3" w:themeShade="BF" w:sz="4" w:space="0"/>
+              <w:right w:val="single" w:color="7B7B7B" w:themeColor="accent3" w:themeShade="BF" w:sz="4" w:space="0"/>
+            </w:tcBorders>
+            <w:shd w:val="clear" w:color="auto" w:fill="DADADA" w:themeFill="accent3" w:themeFillTint="66"/>
+          </w:tcPr>
+          <w:p>
+            <w:pPr>
+              <w:spacing w:line="240" w:lineRule="auto"/>
+              <w:ind w:firstLine="0"/>
+              <w:rPr>
+                <w:rFonts w:cs="Arial"/>
+                <w:color w:val="auto"/>
+                <w:szCs w:val="24"/>
+                <w:lang w:val="en-US"/>
+              </w:rPr>
+            </w:pPr>
+            <w:r>
+              <w:rPr>
+                <w:rFonts w:cs="Arial"/>
+                <w:color w:val="auto"/>
+                <w:szCs w:val="24"/>
+                <w:lang w:val="en-US"/>
+              </w:rPr>
+              <w:t>Centralizado</w:t>
+            </w:r>
+          </w:p>
+        </w:tc>
+      </w:tr>
+    </w:tbl>
+    <w:p>
+      <w:pPr>
+        <w:spacing w:line="240" w:lineRule="auto"/>
+        <w:rPr>
+          <w:rFonts w:cs="Arial"/>
+          <w:b/>
+          <w:color w:val="auto"/>
+          <w:szCs w:val="24"/>
+        </w:rPr>
+      </w:pPr>
+    </w:p>
+    <w:p>
+      <w:pPr>
+        <w:spacing w:line="240" w:lineRule="auto"/>
+        <w:rPr>
+          <w:rFonts w:cs="Arial"/>
+          <w:color w:val="auto"/>
+          <w:szCs w:val="24"/>
+        </w:rPr>
+      </w:pPr>
+      <w:r>
+        <w:rPr>
+          <w:rFonts w:cs="Arial"/>
+          <w:color w:val="auto"/>
+          <w:szCs w:val="24"/>
+        </w:rPr>
+        <w:t>Formatação do texto:</w:t>
+      </w:r>
+    </w:p>
+    <w:tbl>
+      <w:tblPr>
+        <w:tblStyle w:val="33"/>
+        <w:tblW w:w="5000" w:type="pct"/>
+        <w:tblInd w:w="0" w:type="dxa"/>
+        <w:tblBorders>
+          <w:top w:val="single" w:color="7B7B7B" w:themeColor="accent3" w:themeShade="BF" w:sz="4" w:space="0"/>
+          <w:left w:val="single" w:color="7B7B7B" w:themeColor="accent3" w:themeShade="BF" w:sz="4" w:space="0"/>
+          <w:bottom w:val="single" w:color="7B7B7B" w:themeColor="accent3" w:themeShade="BF" w:sz="4" w:space="0"/>
+          <w:right w:val="single" w:color="7B7B7B" w:themeColor="accent3" w:themeShade="BF" w:sz="4" w:space="0"/>
+          <w:insideH w:val="single" w:color="7B7B7B" w:themeColor="accent3" w:themeShade="BF" w:sz="4" w:space="0"/>
+          <w:insideV w:val="single" w:color="7B7B7B" w:themeColor="accent3" w:themeShade="BF" w:sz="4" w:space="0"/>
+        </w:tblBorders>
+        <w:shd w:val="clear" w:color="auto" w:fill="DADADA" w:themeFill="accent3" w:themeFillTint="66"/>
+        <w:tblLayout w:type="autofit"/>
+        <w:tblCellMar>
+          <w:top w:w="0" w:type="dxa"/>
+          <w:left w:w="108" w:type="dxa"/>
+          <w:bottom w:w="0" w:type="dxa"/>
+          <w:right w:w="108" w:type="dxa"/>
+        </w:tblCellMar>
+      </w:tblPr>
+      <w:tblGrid>
+        <w:gridCol w:w="3628"/>
+        <w:gridCol w:w="5659"/>
+      </w:tblGrid>
+      <w:tr>
+        <w:tblPrEx>
+          <w:tblBorders>
+            <w:top w:val="single" w:color="7B7B7B" w:themeColor="accent3" w:themeShade="BF" w:sz="4" w:space="0"/>
+            <w:left w:val="single" w:color="7B7B7B" w:themeColor="accent3" w:themeShade="BF" w:sz="4" w:space="0"/>
+            <w:bottom w:val="single" w:color="7B7B7B" w:themeColor="accent3" w:themeShade="BF" w:sz="4" w:space="0"/>
+            <w:right w:val="single" w:color="7B7B7B" w:themeColor="accent3" w:themeShade="BF" w:sz="4" w:space="0"/>
+            <w:insideH w:val="single" w:color="7B7B7B" w:themeColor="accent3" w:themeShade="BF" w:sz="4" w:space="0"/>
+            <w:insideV w:val="single" w:color="7B7B7B" w:themeColor="accent3" w:themeShade="BF" w:sz="4" w:space="0"/>
+          </w:tblBorders>
+          <w:shd w:val="clear" w:color="auto" w:fill="DADADA" w:themeFill="accent3" w:themeFillTint="66"/>
+          <w:tblCellMar>
+            <w:top w:w="0" w:type="dxa"/>
+            <w:left w:w="108" w:type="dxa"/>
+            <w:bottom w:w="0" w:type="dxa"/>
+            <w:right w:w="108" w:type="dxa"/>
+          </w:tblCellMar>
+        </w:tblPrEx>
+        <w:tc>
+          <w:tcPr>
+            <w:tcW w:w="1953" w:type="pct"/>
+            <w:tcBorders>
+              <w:top w:val="single" w:color="7B7B7B" w:themeColor="accent3" w:themeShade="BF" w:sz="4" w:space="0"/>
+              <w:left w:val="single" w:color="7B7B7B" w:themeColor="accent3" w:themeShade="BF" w:sz="4" w:space="0"/>
+              <w:bottom w:val="single" w:color="7B7B7B" w:themeColor="accent3" w:themeShade="BF" w:sz="4" w:space="0"/>
+              <w:right w:val="single" w:color="7B7B7B" w:themeColor="accent3" w:themeShade="BF" w:sz="4" w:space="0"/>
+            </w:tcBorders>
+            <w:shd w:val="clear" w:color="auto" w:fill="DADADA" w:themeFill="accent3" w:themeFillTint="66"/>
+          </w:tcPr>
+          <w:p>
+            <w:pPr>
+              <w:spacing w:line="240" w:lineRule="auto"/>
+              <w:ind w:firstLine="306"/>
+              <w:rPr>
+                <w:rFonts w:cs="Arial"/>
+                <w:color w:val="auto"/>
+                <w:szCs w:val="24"/>
+              </w:rPr>
+            </w:pPr>
+            <w:r>
+              <w:rPr>
+                <w:rFonts w:cs="Arial"/>
+                <w:color w:val="auto"/>
+                <w:szCs w:val="24"/>
+              </w:rPr>
+              <w:t>Margens</w:t>
+            </w:r>
+          </w:p>
+        </w:tc>
+        <w:tc>
+          <w:tcPr>
+            <w:tcW w:w="3047" w:type="pct"/>
+            <w:tcBorders>
+              <w:top w:val="single" w:color="7B7B7B" w:themeColor="accent3" w:themeShade="BF" w:sz="4" w:space="0"/>
+              <w:left w:val="single" w:color="7B7B7B" w:themeColor="accent3" w:themeShade="BF" w:sz="4" w:space="0"/>
+              <w:bottom w:val="single" w:color="7B7B7B" w:themeColor="accent3" w:themeShade="BF" w:sz="4" w:space="0"/>
+              <w:right w:val="single" w:color="7B7B7B" w:themeColor="accent3" w:themeShade="BF" w:sz="4" w:space="0"/>
+            </w:tcBorders>
+            <w:shd w:val="clear" w:color="auto" w:fill="DADADA" w:themeFill="accent3" w:themeFillTint="66"/>
+          </w:tcPr>
+          <w:p>
+            <w:pPr>
+              <w:spacing w:line="240" w:lineRule="auto"/>
+              <w:ind w:firstLine="0"/>
+              <w:rPr>
+                <w:rFonts w:cs="Arial"/>
+                <w:color w:val="auto"/>
+                <w:szCs w:val="24"/>
+              </w:rPr>
+            </w:pPr>
+            <w:r>
+              <w:rPr>
+                <w:rFonts w:cs="Arial"/>
+                <w:color w:val="auto"/>
+                <w:szCs w:val="24"/>
+              </w:rPr>
+              <w:t>Superior e Esquerda - 3 cm; Inferior e Direita - 2cm</w:t>
             </w:r>
           </w:p>
         </w:tc>
@@ -8853,7 +9665,6 @@
                 <w:rFonts w:cs="Arial"/>
                 <w:color w:val="auto"/>
                 <w:szCs w:val="24"/>
-                <w:lang w:val="en-US"/>
               </w:rPr>
             </w:pPr>
             <w:r>
@@ -8861,9 +9672,8 @@
                 <w:rFonts w:cs="Arial"/>
                 <w:color w:val="auto"/>
                 <w:szCs w:val="24"/>
-                <w:lang w:val="en-US"/>
-              </w:rPr>
-              <w:t>Tamanho de letras</w:t>
+              </w:rPr>
+              <w:t>Espaçamentos</w:t>
             </w:r>
           </w:p>
         </w:tc>
@@ -8886,7 +9696,6 @@
                 <w:rFonts w:cs="Arial"/>
                 <w:color w:val="auto"/>
                 <w:szCs w:val="24"/>
-                <w:lang w:val="en-US"/>
               </w:rPr>
             </w:pPr>
             <w:r>
@@ -8894,9 +9703,8 @@
                 <w:rFonts w:cs="Arial"/>
                 <w:color w:val="auto"/>
                 <w:szCs w:val="24"/>
-                <w:lang w:val="en-US"/>
-              </w:rPr>
-              <w:t>12</w:t>
+              </w:rPr>
+              <w:t>Simples, com 1 espaço simples entre elas</w:t>
             </w:r>
           </w:p>
         </w:tc>
@@ -8938,7 +9746,6 @@
                 <w:rFonts w:cs="Arial"/>
                 <w:color w:val="auto"/>
                 <w:szCs w:val="24"/>
-                <w:lang w:val="en-US"/>
               </w:rPr>
             </w:pPr>
             <w:r>
@@ -8946,9 +9753,8 @@
                 <w:rFonts w:cs="Arial"/>
                 <w:color w:val="auto"/>
                 <w:szCs w:val="24"/>
-                <w:lang w:val="en-US"/>
-              </w:rPr>
-              <w:t>Alinhamento</w:t>
+              </w:rPr>
+              <w:t>Tipo de letras (fonte)</w:t>
             </w:r>
           </w:p>
         </w:tc>
@@ -8981,6 +9787,175 @@
                 <w:szCs w:val="24"/>
                 <w:lang w:val="en-US"/>
               </w:rPr>
+              <w:t>Times New Roman ou Arial</w:t>
+            </w:r>
+          </w:p>
+        </w:tc>
+      </w:tr>
+      <w:tr>
+        <w:tblPrEx>
+          <w:tblBorders>
+            <w:top w:val="single" w:color="7B7B7B" w:themeColor="accent3" w:themeShade="BF" w:sz="4" w:space="0"/>
+            <w:left w:val="single" w:color="7B7B7B" w:themeColor="accent3" w:themeShade="BF" w:sz="4" w:space="0"/>
+            <w:bottom w:val="single" w:color="7B7B7B" w:themeColor="accent3" w:themeShade="BF" w:sz="4" w:space="0"/>
+            <w:right w:val="single" w:color="7B7B7B" w:themeColor="accent3" w:themeShade="BF" w:sz="4" w:space="0"/>
+            <w:insideH w:val="single" w:color="7B7B7B" w:themeColor="accent3" w:themeShade="BF" w:sz="4" w:space="0"/>
+            <w:insideV w:val="single" w:color="7B7B7B" w:themeColor="accent3" w:themeShade="BF" w:sz="4" w:space="0"/>
+          </w:tblBorders>
+          <w:tblCellMar>
+            <w:top w:w="0" w:type="dxa"/>
+            <w:left w:w="108" w:type="dxa"/>
+            <w:bottom w:w="0" w:type="dxa"/>
+            <w:right w:w="108" w:type="dxa"/>
+          </w:tblCellMar>
+        </w:tblPrEx>
+        <w:tc>
+          <w:tcPr>
+            <w:tcW w:w="1953" w:type="pct"/>
+            <w:tcBorders>
+              <w:top w:val="single" w:color="7B7B7B" w:themeColor="accent3" w:themeShade="BF" w:sz="4" w:space="0"/>
+              <w:left w:val="single" w:color="7B7B7B" w:themeColor="accent3" w:themeShade="BF" w:sz="4" w:space="0"/>
+              <w:bottom w:val="single" w:color="7B7B7B" w:themeColor="accent3" w:themeShade="BF" w:sz="4" w:space="0"/>
+              <w:right w:val="single" w:color="7B7B7B" w:themeColor="accent3" w:themeShade="BF" w:sz="4" w:space="0"/>
+            </w:tcBorders>
+            <w:shd w:val="clear" w:color="auto" w:fill="DADADA" w:themeFill="accent3" w:themeFillTint="66"/>
+          </w:tcPr>
+          <w:p>
+            <w:pPr>
+              <w:spacing w:line="240" w:lineRule="auto"/>
+              <w:ind w:firstLine="306"/>
+              <w:rPr>
+                <w:rFonts w:cs="Arial"/>
+                <w:color w:val="auto"/>
+                <w:szCs w:val="24"/>
+                <w:lang w:val="en-US"/>
+              </w:rPr>
+            </w:pPr>
+            <w:r>
+              <w:rPr>
+                <w:rFonts w:cs="Arial"/>
+                <w:color w:val="auto"/>
+                <w:szCs w:val="24"/>
+                <w:lang w:val="en-US"/>
+              </w:rPr>
+              <w:t>Tamanho de letras</w:t>
+            </w:r>
+          </w:p>
+        </w:tc>
+        <w:tc>
+          <w:tcPr>
+            <w:tcW w:w="3047" w:type="pct"/>
+            <w:tcBorders>
+              <w:top w:val="single" w:color="7B7B7B" w:themeColor="accent3" w:themeShade="BF" w:sz="4" w:space="0"/>
+              <w:left w:val="single" w:color="7B7B7B" w:themeColor="accent3" w:themeShade="BF" w:sz="4" w:space="0"/>
+              <w:bottom w:val="single" w:color="7B7B7B" w:themeColor="accent3" w:themeShade="BF" w:sz="4" w:space="0"/>
+              <w:right w:val="single" w:color="7B7B7B" w:themeColor="accent3" w:themeShade="BF" w:sz="4" w:space="0"/>
+            </w:tcBorders>
+            <w:shd w:val="clear" w:color="auto" w:fill="DADADA" w:themeFill="accent3" w:themeFillTint="66"/>
+          </w:tcPr>
+          <w:p>
+            <w:pPr>
+              <w:spacing w:line="240" w:lineRule="auto"/>
+              <w:ind w:firstLine="0"/>
+              <w:rPr>
+                <w:rFonts w:cs="Arial"/>
+                <w:color w:val="auto"/>
+                <w:szCs w:val="24"/>
+                <w:lang w:val="en-US"/>
+              </w:rPr>
+            </w:pPr>
+            <w:r>
+              <w:rPr>
+                <w:rFonts w:cs="Arial"/>
+                <w:color w:val="auto"/>
+                <w:szCs w:val="24"/>
+                <w:lang w:val="en-US"/>
+              </w:rPr>
+              <w:t>12</w:t>
+            </w:r>
+          </w:p>
+        </w:tc>
+      </w:tr>
+      <w:tr>
+        <w:tblPrEx>
+          <w:tblBorders>
+            <w:top w:val="single" w:color="7B7B7B" w:themeColor="accent3" w:themeShade="BF" w:sz="4" w:space="0"/>
+            <w:left w:val="single" w:color="7B7B7B" w:themeColor="accent3" w:themeShade="BF" w:sz="4" w:space="0"/>
+            <w:bottom w:val="single" w:color="7B7B7B" w:themeColor="accent3" w:themeShade="BF" w:sz="4" w:space="0"/>
+            <w:right w:val="single" w:color="7B7B7B" w:themeColor="accent3" w:themeShade="BF" w:sz="4" w:space="0"/>
+            <w:insideH w:val="single" w:color="7B7B7B" w:themeColor="accent3" w:themeShade="BF" w:sz="4" w:space="0"/>
+            <w:insideV w:val="single" w:color="7B7B7B" w:themeColor="accent3" w:themeShade="BF" w:sz="4" w:space="0"/>
+          </w:tblBorders>
+          <w:shd w:val="clear" w:color="auto" w:fill="DADADA" w:themeFill="accent3" w:themeFillTint="66"/>
+          <w:tblCellMar>
+            <w:top w:w="0" w:type="dxa"/>
+            <w:left w:w="108" w:type="dxa"/>
+            <w:bottom w:w="0" w:type="dxa"/>
+            <w:right w:w="108" w:type="dxa"/>
+          </w:tblCellMar>
+        </w:tblPrEx>
+        <w:tc>
+          <w:tcPr>
+            <w:tcW w:w="1953" w:type="pct"/>
+            <w:tcBorders>
+              <w:top w:val="single" w:color="7B7B7B" w:themeColor="accent3" w:themeShade="BF" w:sz="4" w:space="0"/>
+              <w:left w:val="single" w:color="7B7B7B" w:themeColor="accent3" w:themeShade="BF" w:sz="4" w:space="0"/>
+              <w:bottom w:val="single" w:color="7B7B7B" w:themeColor="accent3" w:themeShade="BF" w:sz="4" w:space="0"/>
+              <w:right w:val="single" w:color="7B7B7B" w:themeColor="accent3" w:themeShade="BF" w:sz="4" w:space="0"/>
+            </w:tcBorders>
+            <w:shd w:val="clear" w:color="auto" w:fill="DADADA" w:themeFill="accent3" w:themeFillTint="66"/>
+          </w:tcPr>
+          <w:p>
+            <w:pPr>
+              <w:spacing w:line="240" w:lineRule="auto"/>
+              <w:ind w:firstLine="306"/>
+              <w:rPr>
+                <w:rFonts w:cs="Arial"/>
+                <w:color w:val="auto"/>
+                <w:szCs w:val="24"/>
+                <w:lang w:val="en-US"/>
+              </w:rPr>
+            </w:pPr>
+            <w:r>
+              <w:rPr>
+                <w:rFonts w:cs="Arial"/>
+                <w:color w:val="auto"/>
+                <w:szCs w:val="24"/>
+                <w:lang w:val="en-US"/>
+              </w:rPr>
+              <w:t>Alinhamento</w:t>
+            </w:r>
+          </w:p>
+        </w:tc>
+        <w:tc>
+          <w:tcPr>
+            <w:tcW w:w="3047" w:type="pct"/>
+            <w:tcBorders>
+              <w:top w:val="single" w:color="7B7B7B" w:themeColor="accent3" w:themeShade="BF" w:sz="4" w:space="0"/>
+              <w:left w:val="single" w:color="7B7B7B" w:themeColor="accent3" w:themeShade="BF" w:sz="4" w:space="0"/>
+              <w:bottom w:val="single" w:color="7B7B7B" w:themeColor="accent3" w:themeShade="BF" w:sz="4" w:space="0"/>
+              <w:right w:val="single" w:color="7B7B7B" w:themeColor="accent3" w:themeShade="BF" w:sz="4" w:space="0"/>
+            </w:tcBorders>
+            <w:shd w:val="clear" w:color="auto" w:fill="DADADA" w:themeFill="accent3" w:themeFillTint="66"/>
+          </w:tcPr>
+          <w:p>
+            <w:pPr>
+              <w:spacing w:line="240" w:lineRule="auto"/>
+              <w:ind w:firstLine="0"/>
+              <w:rPr>
+                <w:rFonts w:cs="Arial"/>
+                <w:color w:val="auto"/>
+                <w:szCs w:val="24"/>
+                <w:lang w:val="en-US"/>
+              </w:rPr>
+            </w:pPr>
+            <w:r>
+              <w:rPr>
+                <w:rFonts w:cs="Arial"/>
+                <w:color w:val="auto"/>
+                <w:szCs w:val="24"/>
+                <w:lang w:val="en-US"/>
+              </w:rPr>
               <w:t>Alinhadas à esquerda</w:t>
             </w:r>
           </w:p>
@@ -9038,10 +10013,10 @@
           <w:color w:val="auto"/>
         </w:rPr>
       </w:pPr>
-      <w:bookmarkStart w:id="26" w:name="_Toc81325095"/>
-      <w:bookmarkStart w:id="27" w:name="_Toc79652178"/>
-      <w:bookmarkStart w:id="28" w:name="_Toc112914784"/>
-      <w:bookmarkStart w:id="29" w:name="_Toc81325010"/>
+      <w:bookmarkStart w:id="26" w:name="_Toc79652178"/>
+      <w:bookmarkStart w:id="27" w:name="_Toc81325095"/>
+      <w:bookmarkStart w:id="28" w:name="_Toc81325010"/>
+      <w:bookmarkStart w:id="29" w:name="_Toc112914784"/>
       <w:r>
         <w:rPr>
           <w:color w:val="auto"/>
@@ -9087,10 +10062,10 @@
           <w:color w:val="auto"/>
         </w:rPr>
       </w:pPr>
-      <w:bookmarkStart w:id="30" w:name="_Toc79652179"/>
-      <w:bookmarkStart w:id="31" w:name="_Toc81325011"/>
-      <w:bookmarkStart w:id="32" w:name="_Toc112914785"/>
-      <w:bookmarkStart w:id="33" w:name="_Toc81325096"/>
+      <w:bookmarkStart w:id="30" w:name="_Toc112914785"/>
+      <w:bookmarkStart w:id="31" w:name="_Toc81325096"/>
+      <w:bookmarkStart w:id="32" w:name="_Toc79652179"/>
+      <w:bookmarkStart w:id="33" w:name="_Toc81325011"/>
       <w:r>
         <w:rPr>
           <w:color w:val="auto"/>
@@ -9182,7 +10157,7 @@
 
 <file path=word/footnotes.xml><?xml version="1.0" encoding="utf-8"?>
 <w:footnotes xmlns:wpc="http://schemas.microsoft.com/office/word/2010/wordprocessingCanvas" xmlns:mc="http://schemas.openxmlformats.org/markup-compatibility/2006" xmlns:o="urn:schemas-microsoft-com:office:office" xmlns:r="http://schemas.openxmlformats.org/officeDocument/2006/relationships" xmlns:m="http://schemas.openxmlformats.org/officeDocument/2006/math" xmlns:v="urn:schemas-microsoft-com:vml" xmlns:wp14="http://schemas.microsoft.com/office/word/2010/wordprocessingDrawing" xmlns:wp="http://schemas.openxmlformats.org/drawingml/2006/wordprocessingDrawing" xmlns:w="http://schemas.openxmlformats.org/wordprocessingml/2006/main" xmlns:w14="http://schemas.microsoft.com/office/word/2010/wordml" xmlns:w15="http://schemas.microsoft.com/office/word/2012/wordml" xmlns:w10="urn:schemas-microsoft-com:office:word" xmlns:wpg="http://schemas.microsoft.com/office/word/2010/wordprocessingGroup" xmlns:wpi="http://schemas.microsoft.com/office/word/2010/wordprocessingInk" xmlns:wne="http://schemas.microsoft.com/office/word/2006/wordml" xmlns:wps="http://schemas.microsoft.com/office/word/2010/wordprocessingShape" xmlns:wpsCustomData="http://www.wps.cn/officeDocument/2013/wpsCustomData" mc:Ignorable="w14 w15 wp14">
-  <w:footnote w:type="separator" w:id="4">
+  <w:footnote w:type="separator" w:id="0">
     <w:p>
       <w:pPr>
         <w:spacing w:before="0" w:after="0" w:line="360" w:lineRule="auto"/>
@@ -9192,93 +10167,13 @@
       </w:r>
     </w:p>
   </w:footnote>
-  <w:footnote w:type="continuationSeparator" w:id="5">
+  <w:footnote w:type="continuationSeparator" w:id="1">
     <w:p>
       <w:pPr>
         <w:spacing w:before="0" w:after="0" w:line="360" w:lineRule="auto"/>
       </w:pPr>
       <w:r>
         <w:continuationSeparator/>
-      </w:r>
-    </w:p>
-  </w:footnote>
-  <w:footnote w:id="0">
-    <w:p>
-      <w:pPr>
-        <w:pStyle w:val="31"/>
-      </w:pPr>
-      <w:r>
-        <w:rPr>
-          <w:rStyle w:val="16"/>
-        </w:rPr>
-        <w:footnoteRef/>
-      </w:r>
-      <w:r>
-        <w:t xml:space="preserve"> </w:t>
-      </w:r>
-      <w:r>
-        <w:fldChar w:fldCharType="begin"/>
-      </w:r>
-      <w:r>
-        <w:instrText xml:space="preserve"> HYPERLINK "https://en.wikipedia.org/wiki/4%2B1_architectural_view_model" </w:instrText>
-      </w:r>
-      <w:r>
-        <w:fldChar w:fldCharType="separate"/>
-      </w:r>
-      <w:r>
-        <w:rPr>
-          <w:rStyle w:val="17"/>
-        </w:rPr>
-        <w:t>https://en.wikipedia.org/wiki/4%2B1_architectural_view_model</w:t>
-      </w:r>
-      <w:r>
-        <w:rPr>
-          <w:rStyle w:val="17"/>
-        </w:rPr>
-        <w:fldChar w:fldCharType="end"/>
-      </w:r>
-      <w:r>
-        <w:t xml:space="preserve"> </w:t>
-      </w:r>
-    </w:p>
-  </w:footnote>
-  <w:footnote w:id="1">
-    <w:p>
-      <w:pPr>
-        <w:pStyle w:val="31"/>
-      </w:pPr>
-      <w:r>
-        <w:rPr>
-          <w:rStyle w:val="16"/>
-        </w:rPr>
-        <w:footnoteRef/>
-      </w:r>
-      <w:r>
-        <w:t xml:space="preserve"> </w:t>
-      </w:r>
-      <w:r>
-        <w:fldChar w:fldCharType="begin"/>
-      </w:r>
-      <w:r>
-        <w:instrText xml:space="preserve"> HYPERLINK "https://en.wikipedia.org/wiki/Architecture_description_language" </w:instrText>
-      </w:r>
-      <w:r>
-        <w:fldChar w:fldCharType="separate"/>
-      </w:r>
-      <w:r>
-        <w:rPr>
-          <w:rStyle w:val="17"/>
-        </w:rPr>
-        <w:t>https://en.wikipedia.org/wiki/Architecture_description_language</w:t>
-      </w:r>
-      <w:r>
-        <w:rPr>
-          <w:rStyle w:val="17"/>
-        </w:rPr>
-        <w:fldChar w:fldCharType="end"/>
-      </w:r>
-      <w:r>
-        <w:t xml:space="preserve"> </w:t>
       </w:r>
     </w:p>
   </w:footnote>
@@ -9295,7 +10190,7 @@
       </w:rPr>
       <w:id w:val="-955335620"/>
       <w:docPartObj>
-        <w:docPartGallery w:val="AutoText"/>
+        <w:docPartGallery w:val="autotext"/>
       </w:docPartObj>
     </w:sdtPr>
     <w:sdtEndPr>
@@ -9480,7 +10375,7 @@
     <w:lsdException w:qFormat="1" w:uiPriority="9" w:semiHidden="0" w:name="heading 3"/>
     <w:lsdException w:qFormat="1" w:uiPriority="9" w:semiHidden="0" w:name="heading 4"/>
     <w:lsdException w:qFormat="1" w:uiPriority="9" w:semiHidden="0" w:name="heading 5"/>
-    <w:lsdException w:uiPriority="9" w:semiHidden="0" w:name="heading 6"/>
+    <w:lsdException w:qFormat="1" w:uiPriority="9" w:semiHidden="0" w:name="heading 6"/>
     <w:lsdException w:qFormat="1" w:uiPriority="9" w:name="heading 7"/>
     <w:lsdException w:qFormat="1" w:uiPriority="9" w:name="heading 8"/>
     <w:lsdException w:qFormat="1" w:uiPriority="9" w:name="heading 9"/>
@@ -9494,25 +10389,25 @@
     <w:lsdException w:uiPriority="99" w:name="index 8"/>
     <w:lsdException w:uiPriority="99" w:name="index 9"/>
     <w:lsdException w:qFormat="1" w:uiPriority="39" w:semiHidden="0" w:name="toc 1"/>
-    <w:lsdException w:uiPriority="39" w:semiHidden="0" w:name="toc 2"/>
-    <w:lsdException w:uiPriority="39" w:semiHidden="0" w:name="toc 3"/>
-    <w:lsdException w:uiPriority="39" w:semiHidden="0" w:name="toc 4"/>
+    <w:lsdException w:qFormat="1" w:uiPriority="39" w:semiHidden="0" w:name="toc 2"/>
+    <w:lsdException w:qFormat="1" w:uiPriority="39" w:semiHidden="0" w:name="toc 3"/>
+    <w:lsdException w:qFormat="1" w:uiPriority="39" w:semiHidden="0" w:name="toc 4"/>
     <w:lsdException w:qFormat="1" w:uiPriority="39" w:semiHidden="0" w:name="toc 5"/>
-    <w:lsdException w:uiPriority="39" w:semiHidden="0" w:name="toc 6"/>
+    <w:lsdException w:qFormat="1" w:uiPriority="39" w:semiHidden="0" w:name="toc 6"/>
     <w:lsdException w:uiPriority="39" w:name="toc 7"/>
     <w:lsdException w:uiPriority="39" w:name="toc 8"/>
     <w:lsdException w:uiPriority="39" w:name="toc 9"/>
     <w:lsdException w:uiPriority="99" w:name="Normal Indent"/>
-    <w:lsdException w:uiPriority="99" w:name="footnote text"/>
+    <w:lsdException w:qFormat="1" w:uiPriority="99" w:name="footnote text"/>
     <w:lsdException w:qFormat="1" w:uiPriority="0" w:semiHidden="0" w:name="annotation text"/>
     <w:lsdException w:qFormat="1" w:uiPriority="99" w:semiHidden="0" w:name="header"/>
     <w:lsdException w:qFormat="1" w:uiPriority="99" w:semiHidden="0" w:name="footer"/>
     <w:lsdException w:uiPriority="99" w:name="index heading"/>
     <w:lsdException w:qFormat="1" w:uiPriority="35" w:semiHidden="0" w:name="caption"/>
-    <w:lsdException w:uiPriority="99" w:semiHidden="0" w:name="table of figures"/>
+    <w:lsdException w:qFormat="1" w:uiPriority="99" w:semiHidden="0" w:name="table of figures"/>
     <w:lsdException w:uiPriority="99" w:name="envelope address"/>
     <w:lsdException w:uiPriority="99" w:name="envelope return"/>
-    <w:lsdException w:uiPriority="99" w:name="footnote reference"/>
+    <w:lsdException w:qFormat="1" w:uiPriority="99" w:name="footnote reference"/>
     <w:lsdException w:qFormat="1" w:uiPriority="99" w:name="annotation reference"/>
     <w:lsdException w:uiPriority="99" w:name="line number"/>
     <w:lsdException w:uiPriority="99" w:name="page number"/>
@@ -9539,7 +10434,7 @@
     <w:lsdException w:unhideWhenUsed="0" w:uiPriority="10" w:semiHidden="0" w:name="Title"/>
     <w:lsdException w:uiPriority="99" w:name="Closing"/>
     <w:lsdException w:uiPriority="99" w:name="Signature"/>
-    <w:lsdException w:uiPriority="1" w:name="Default Paragraph Font"/>
+    <w:lsdException w:qFormat="1" w:uiPriority="1" w:name="Default Paragraph Font"/>
     <w:lsdException w:uiPriority="99" w:name="Body Text"/>
     <w:lsdException w:uiPriority="99" w:name="Body Text Indent"/>
     <w:lsdException w:uiPriority="99" w:name="List Continue"/>
@@ -9566,7 +10461,7 @@
     <w:lsdException w:uiPriority="99" w:name="Document Map"/>
     <w:lsdException w:uiPriority="99" w:name="Plain Text"/>
     <w:lsdException w:uiPriority="99" w:name="E-mail Signature"/>
-    <w:lsdException w:uiPriority="99" w:name="Normal (Web)"/>
+    <w:lsdException w:qFormat="1" w:uiPriority="99" w:name="Normal (Web)"/>
     <w:lsdException w:uiPriority="99" w:name="HTML Acronym"/>
     <w:lsdException w:uiPriority="99" w:name="HTML Address"/>
     <w:lsdException w:uiPriority="99" w:name="HTML Cite"/>
@@ -9577,8 +10472,8 @@
     <w:lsdException w:uiPriority="99" w:name="HTML Sample"/>
     <w:lsdException w:uiPriority="99" w:name="HTML Typewriter"/>
     <w:lsdException w:uiPriority="99" w:name="HTML Variable"/>
-    <w:lsdException w:uiPriority="99" w:name="Normal Table"/>
-    <w:lsdException w:uiPriority="99" w:name="annotation subject"/>
+    <w:lsdException w:qFormat="1" w:uiPriority="99" w:name="Normal Table"/>
+    <w:lsdException w:qFormat="1" w:uiPriority="99" w:name="annotation subject"/>
     <w:lsdException w:uiPriority="99" w:name="Table Simple 1"/>
     <w:lsdException w:uiPriority="99" w:name="Table Simple 2"/>
     <w:lsdException w:uiPriority="99" w:name="Table Simple 3"/>
@@ -9622,7 +10517,7 @@
     <w:lsdException w:uiPriority="99" w:name="Table Web 2"/>
     <w:lsdException w:uiPriority="99" w:name="Table Web 3"/>
     <w:lsdException w:qFormat="1" w:uiPriority="99" w:name="Balloon Text"/>
-    <w:lsdException w:unhideWhenUsed="0" w:uiPriority="59" w:semiHidden="0" w:name="Table Grid"/>
+    <w:lsdException w:qFormat="1" w:unhideWhenUsed="0" w:uiPriority="59" w:semiHidden="0" w:name="Table Grid"/>
     <w:lsdException w:uiPriority="99" w:name="Table Theme"/>
     <w:lsdException w:qFormat="1" w:unhideWhenUsed="0" w:uiPriority="34" w:semiHidden="0" w:name="List Paragraph"/>
     <w:lsdException w:qFormat="1" w:unhideWhenUsed="0" w:uiPriority="29" w:semiHidden="0" w:name="Quote"/>
@@ -9782,6 +10677,7 @@
     <w:next w:val="1"/>
     <w:link w:val="39"/>
     <w:unhideWhenUsed/>
+    <w:qFormat/>
     <w:uiPriority w:val="9"/>
     <w:pPr>
       <w:pageBreakBefore/>
@@ -9894,12 +10790,14 @@
     <w:name w:val="Default Paragraph Font"/>
     <w:semiHidden/>
     <w:unhideWhenUsed/>
+    <w:qFormat/>
     <w:uiPriority w:val="1"/>
   </w:style>
   <w:style w:type="table" w:default="1" w:styleId="12">
     <w:name w:val="Normal Table"/>
     <w:semiHidden/>
     <w:unhideWhenUsed/>
+    <w:qFormat/>
     <w:uiPriority w:val="99"/>
     <w:tblPr>
       <w:tblCellMar>
@@ -9954,6 +10852,7 @@
     <w:basedOn w:val="11"/>
     <w:semiHidden/>
     <w:unhideWhenUsed/>
+    <w:qFormat/>
     <w:uiPriority w:val="99"/>
     <w:rPr>
       <w:vertAlign w:val="superscript"/>
@@ -9981,6 +10880,7 @@
     <w:next w:val="1"/>
     <w:autoRedefine/>
     <w:unhideWhenUsed/>
+    <w:qFormat/>
     <w:uiPriority w:val="39"/>
     <w:pPr>
       <w:tabs>
@@ -9999,6 +10899,7 @@
     <w:next w:val="1"/>
     <w:autoRedefine/>
     <w:unhideWhenUsed/>
+    <w:qFormat/>
     <w:uiPriority w:val="39"/>
     <w:pPr>
       <w:ind w:left="1202" w:firstLine="0"/>
@@ -10050,6 +10951,7 @@
     <w:basedOn w:val="1"/>
     <w:next w:val="1"/>
     <w:unhideWhenUsed/>
+    <w:qFormat/>
     <w:uiPriority w:val="99"/>
     <w:pPr>
       <w:ind w:left="1247" w:hanging="1247"/>
@@ -10066,6 +10968,7 @@
     <w:basedOn w:val="1"/>
     <w:semiHidden/>
     <w:unhideWhenUsed/>
+    <w:qFormat/>
     <w:uiPriority w:val="99"/>
     <w:rPr>
       <w:rFonts w:ascii="Times New Roman" w:hAnsi="Times New Roman" w:cs="Times New Roman"/>
@@ -10078,6 +10981,7 @@
     <w:next w:val="1"/>
     <w:autoRedefine/>
     <w:unhideWhenUsed/>
+    <w:qFormat/>
     <w:uiPriority w:val="39"/>
     <w:pPr>
       <w:tabs>
@@ -10112,6 +11016,7 @@
     <w:link w:val="65"/>
     <w:semiHidden/>
     <w:unhideWhenUsed/>
+    <w:qFormat/>
     <w:uiPriority w:val="99"/>
     <w:pPr>
       <w:spacing w:after="0"/>
@@ -10168,6 +11073,7 @@
     <w:next w:val="1"/>
     <w:autoRedefine/>
     <w:unhideWhenUsed/>
+    <w:qFormat/>
     <w:uiPriority w:val="39"/>
     <w:pPr>
       <w:tabs>
@@ -10200,6 +11106,7 @@
     <w:link w:val="52"/>
     <w:semiHidden/>
     <w:unhideWhenUsed/>
+    <w:qFormat/>
     <w:uiPriority w:val="99"/>
     <w:pPr>
       <w:spacing w:line="240" w:lineRule="auto"/>
@@ -10231,6 +11138,7 @@
   <w:style w:type="table" w:styleId="33">
     <w:name w:val="Table Grid"/>
     <w:basedOn w:val="12"/>
+    <w:qFormat/>
     <w:uiPriority w:val="59"/>
     <w:pPr>
       <w:spacing w:after="0" w:line="240" w:lineRule="auto"/>
@@ -10270,6 +11178,7 @@
     <w:name w:val="Título 2 Char"/>
     <w:basedOn w:val="11"/>
     <w:link w:val="3"/>
+    <w:qFormat/>
     <w:uiPriority w:val="9"/>
     <w:rPr>
       <w:rFonts w:ascii="Arial" w:hAnsi="Arial" w:eastAsiaTheme="majorEastAsia" w:cstheme="majorBidi"/>
@@ -10307,6 +11216,7 @@
     <w:name w:val="Título 4 Char"/>
     <w:basedOn w:val="11"/>
     <w:link w:val="5"/>
+    <w:qFormat/>
     <w:uiPriority w:val="9"/>
     <w:rPr>
       <w:rFonts w:ascii="Arial" w:hAnsi="Arial" w:eastAsiaTheme="majorEastAsia" w:cstheme="majorBidi"/>
@@ -10324,6 +11234,7 @@
     <w:name w:val="Título 5 Char"/>
     <w:basedOn w:val="11"/>
     <w:link w:val="6"/>
+    <w:qFormat/>
     <w:uiPriority w:val="9"/>
     <w:rPr>
       <w:rFonts w:ascii="Arial" w:hAnsi="Arial" w:eastAsiaTheme="majorEastAsia" w:cstheme="majorBidi"/>
@@ -10341,6 +11252,7 @@
     <w:name w:val="Título 6 Char"/>
     <w:basedOn w:val="11"/>
     <w:link w:val="7"/>
+    <w:qFormat/>
     <w:uiPriority w:val="9"/>
     <w:rPr>
       <w:rFonts w:ascii="Arial" w:hAnsi="Arial"/>
@@ -10360,6 +11272,7 @@
     <w:basedOn w:val="11"/>
     <w:link w:val="8"/>
     <w:semiHidden/>
+    <w:qFormat/>
     <w:uiPriority w:val="9"/>
     <w:rPr>
       <w:rFonts w:asciiTheme="majorHAnsi" w:hAnsiTheme="majorHAnsi" w:eastAsiaTheme="majorEastAsia" w:cstheme="majorBidi"/>
@@ -10373,6 +11286,7 @@
     <w:basedOn w:val="11"/>
     <w:link w:val="9"/>
     <w:semiHidden/>
+    <w:qFormat/>
     <w:uiPriority w:val="9"/>
     <w:rPr>
       <w:rFonts w:asciiTheme="majorHAnsi" w:hAnsiTheme="majorHAnsi" w:eastAsiaTheme="majorEastAsia" w:cstheme="majorBidi"/>
@@ -10394,6 +11308,7 @@
     <w:basedOn w:val="11"/>
     <w:link w:val="10"/>
     <w:semiHidden/>
+    <w:qFormat/>
     <w:uiPriority w:val="9"/>
     <w:rPr>
       <w:rFonts w:asciiTheme="majorHAnsi" w:hAnsiTheme="majorHAnsi" w:eastAsiaTheme="majorEastAsia" w:cstheme="majorBidi"/>
@@ -10551,6 +11466,7 @@
     <w:basedOn w:val="11"/>
     <w:link w:val="31"/>
     <w:semiHidden/>
+    <w:qFormat/>
     <w:uiPriority w:val="99"/>
     <w:rPr>
       <w:rFonts w:ascii="Arial" w:hAnsi="Arial"/>
@@ -10590,6 +11506,7 @@
     <w:name w:val="Citação Char"/>
     <w:basedOn w:val="11"/>
     <w:link w:val="53"/>
+    <w:qFormat/>
     <w:uiPriority w:val="29"/>
     <w:rPr>
       <w:rFonts w:ascii="Arial" w:hAnsi="Arial" w:cs="Arial"/>
@@ -10632,6 +11549,7 @@
     <w:name w:val="Referências Char"/>
     <w:basedOn w:val="11"/>
     <w:link w:val="49"/>
+    <w:qFormat/>
     <w:locked/>
     <w:uiPriority w:val="0"/>
     <w:rPr>
@@ -10731,6 +11649,7 @@
     <w:name w:val="Fonte das imagens Char"/>
     <w:basedOn w:val="11"/>
     <w:link w:val="46"/>
+    <w:qFormat/>
     <w:uiPriority w:val="0"/>
     <w:rPr>
       <w:rFonts w:ascii="Arial" w:hAnsi="Arial"/>
@@ -10749,6 +11668,7 @@
     <w:basedOn w:val="51"/>
     <w:link w:val="26"/>
     <w:semiHidden/>
+    <w:qFormat/>
     <w:uiPriority w:val="99"/>
     <w:rPr>
       <w:rFonts w:ascii="Arial" w:hAnsi="Arial" w:eastAsiaTheme="minorEastAsia"/>
@@ -10769,6 +11689,7 @@
     <w:basedOn w:val="11"/>
     <w:link w:val="30"/>
     <w:semiHidden/>
+    <w:qFormat/>
     <w:uiPriority w:val="99"/>
     <w:rPr>
       <w:rFonts w:ascii="Segoe UI" w:hAnsi="Segoe UI" w:cs="Segoe UI"/>
@@ -10787,6 +11708,7 @@
     <w:basedOn w:val="11"/>
     <w:semiHidden/>
     <w:unhideWhenUsed/>
+    <w:qFormat/>
     <w:uiPriority w:val="99"/>
     <w:rPr>
       <w:color w:val="605E5C"/>
@@ -11089,6 +12011,25 @@
 </file>
 
 <file path=customXml/item2.xml><?xml version="1.0" encoding="utf-8"?>
+<p:properties xmlns:p="http://schemas.microsoft.com/office/2006/metadata/properties" xmlns:xsi="http://www.w3.org/2001/XMLSchema-instance" xmlns:pc="http://schemas.microsoft.com/office/infopath/2007/PartnerControls">
+  <documentManagement/>
+</p:properties>
+</file>
+
+<file path=customXml/item3.xml><?xml version="1.0" encoding="utf-8"?>
+<?mso-contentType ?>
+<FormTemplates xmlns="http://schemas.microsoft.com/sharepoint/v3/contenttype/forms">
+  <Display>DocumentLibraryForm</Display>
+  <Edit>DocumentLibraryForm</Edit>
+  <New>DocumentLibraryForm</New>
+</FormTemplates>
+</file>
+
+<file path=customXml/item4.xml><?xml version="1.0" encoding="utf-8"?>
+<b:Sources xmlns:b="http://schemas.openxmlformats.org/officeDocument/2006/bibliography" xmlns="http://schemas.openxmlformats.org/officeDocument/2006/bibliography" SelectedStyle="\APASixthEditionOfficeOnline.xsl" StyleName="APA" Version="6"/>
+</file>
+
+<file path=customXml/item5.xml><?xml version="1.0" encoding="utf-8"?>
 <ct:contentTypeSchema xmlns:ct="http://schemas.microsoft.com/office/2006/metadata/contentType" xmlns:ma="http://schemas.microsoft.com/office/2006/metadata/properties/metaAttributes" ct:_="" ma:_="" ma:contentTypeName="Documento" ma:contentTypeID="0x010100441347D372B1684CA0871D8010662EE7" ma:contentTypeVersion="7" ma:contentTypeDescription="Crie um novo documento." ma:contentTypeScope="" ma:versionID="c9a102eed51b747df849c76f4d9f365e">
   <xsd:schema xmlns:xsd="http://www.w3.org/2001/XMLSchema" xmlns:xs="http://www.w3.org/2001/XMLSchema" xmlns:p="http://schemas.microsoft.com/office/2006/metadata/properties" xmlns:ns2="2bf709f8-ce30-4c8d-be0a-05136b9d1faf" targetNamespace="http://schemas.microsoft.com/office/2006/metadata/properties" ma:root="true" ma:fieldsID="517974d091d131e2e43bcc9ca6206513" ns2:_="">
     <xsd:import namespace="2bf709f8-ce30-4c8d-be0a-05136b9d1faf"/>
@@ -11252,25 +12193,6 @@
 </ct:contentTypeSchema>
 </file>
 
-<file path=customXml/item3.xml><?xml version="1.0" encoding="utf-8"?>
-<b:Sources xmlns:b="http://schemas.openxmlformats.org/officeDocument/2006/bibliography" xmlns="http://schemas.openxmlformats.org/officeDocument/2006/bibliography" SelectedStyle="\APASixthEditionOfficeOnline.xsl" StyleName="APA" Version="6"/>
-</file>
-
-<file path=customXml/item4.xml><?xml version="1.0" encoding="utf-8"?>
-<?mso-contentType ?>
-<FormTemplates xmlns="http://schemas.microsoft.com/sharepoint/v3/contenttype/forms">
-  <Display>DocumentLibraryForm</Display>
-  <Edit>DocumentLibraryForm</Edit>
-  <New>DocumentLibraryForm</New>
-</FormTemplates>
-</file>
-
-<file path=customXml/item5.xml><?xml version="1.0" encoding="utf-8"?>
-<p:properties xmlns:p="http://schemas.microsoft.com/office/2006/metadata/properties" xmlns:xsi="http://www.w3.org/2001/XMLSchema-instance" xmlns:pc="http://schemas.microsoft.com/office/infopath/2007/PartnerControls">
-  <documentManagement/>
-</p:properties>
-</file>
-
 <file path=customXml/itemProps1.xml><?xml version="1.0" encoding="utf-8"?>
 <ds:datastoreItem xmlns:ds="http://schemas.openxmlformats.org/officeDocument/2006/customXml" ds:itemID="{B1977F7D-205B-4081-913C-38D41E755F92}">
   <ds:schemaRefs>
@@ -11280,25 +12202,25 @@
 </file>
 
 <file path=customXml/itemProps2.xml><?xml version="1.0" encoding="utf-8"?>
-<ds:datastoreItem xmlns:ds="http://schemas.openxmlformats.org/officeDocument/2006/customXml" ds:itemID="{5DAC3D86-4755-4386-9EAA-D0A74BA7C06B}">
+<ds:datastoreItem xmlns:ds="http://schemas.openxmlformats.org/officeDocument/2006/customXml" ds:itemID="{BD5B7501-A9AF-4DF5-95C4-E355D43DE9C0}">
   <ds:schemaRefs/>
 </ds:datastoreItem>
 </file>
 
 <file path=customXml/itemProps3.xml><?xml version="1.0" encoding="utf-8"?>
+<ds:datastoreItem xmlns:ds="http://schemas.openxmlformats.org/officeDocument/2006/customXml" ds:itemID="{FE9D23DB-2816-4719-8003-AA2718D8FA81}">
+  <ds:schemaRefs/>
+</ds:datastoreItem>
+</file>
+
+<file path=customXml/itemProps4.xml><?xml version="1.0" encoding="utf-8"?>
 <ds:datastoreItem xmlns:ds="http://schemas.openxmlformats.org/officeDocument/2006/customXml" ds:itemID="{C9F93CEB-8B40-49C2-9559-ACBDB3940E03}">
   <ds:schemaRefs/>
 </ds:datastoreItem>
 </file>
 
-<file path=customXml/itemProps4.xml><?xml version="1.0" encoding="utf-8"?>
-<ds:datastoreItem xmlns:ds="http://schemas.openxmlformats.org/officeDocument/2006/customXml" ds:itemID="{FE9D23DB-2816-4719-8003-AA2718D8FA81}">
-  <ds:schemaRefs/>
-</ds:datastoreItem>
-</file>
-
 <file path=customXml/itemProps5.xml><?xml version="1.0" encoding="utf-8"?>
-<ds:datastoreItem xmlns:ds="http://schemas.openxmlformats.org/officeDocument/2006/customXml" ds:itemID="{BD5B7501-A9AF-4DF5-95C4-E355D43DE9C0}">
+<ds:datastoreItem xmlns:ds="http://schemas.openxmlformats.org/officeDocument/2006/customXml" ds:itemID="{5DAC3D86-4755-4386-9EAA-D0A74BA7C06B}">
   <ds:schemaRefs/>
 </ds:datastoreItem>
 </file>
--- a/Modelo TCC Engenharia de Software 2022.docx
+++ b/Modelo TCC Engenharia de Software 2022.docx
@@ -2244,7 +2244,7 @@
         </w:rPr>
       </w:pPr>
       <w:r>
-        <w:t>A evasão escolar no Ensino Médio representa um dos principais entraves ao desenvolvimento educacional no Brasil. Em Pernambuco, a rede estadual conta com cerca de 800 escolas de Ensino Médio distribuídas em 185 municípios. Este trabalho desenvolve um pipeline completo de ciência de dados para identificação precoce do risco de abandono escolar em nível de escola, utilizando microdados do Censo Escolar do INEP (2022–2024) e indicadores complementares — Nível Socioeconômico (INSE), Regularidade do Corpo Docente (IRD), Distorção Idade-Série (TDI) e Adequação da Formação Docente (AFD). A unidade de análise é a escola, e a variável-alvo é a taxa de abandono do ano seguinte (t+1). O pipeline inclui ETL, análise exploratória, feature engineering e modelagem com XGBoost, complementado por análise de interpretabilidade SHAP para identificar os fatores de maior influência. O painel longitudinal final reúne 806 escolas únicas, 2.392 observações e 30 features com 0% de missing após imputação. A análise exploratória revelou infraestrutura significativamente inferior nas escolas rurais (índice médio 0,52 vs. 0,71 nas urbanas; p&lt;0,0001), crescimento expressivo do ensino integral (de 56,7% em 2022 para 64,9% em 2024) e concentração de risco na mesorregião do São Francisco Pernambucano. As variáveis com maior correlação com o abandono futuro são o histórico de abandono (lag), a distorção idade-série e o nível socioeconômico, sustentando a relevância dos indicadores complementares para a predição.</w:t>
+        <w:t>A evasão escolar no Ensino Médio é um dos maiores entraves da educação brasileira. Em Pernambuco, a rede estadual reúne cerca de 800 escolas de Ensino Médio em 185 municípios. Este trabalho desenvolve um pipeline completo de ciência de dados para identificar, de forma precoce, o risco de abandono em nível de escola. As fontes são os microdados do Censo Escolar do INEP (2022–2024) e indicadores complementares — Nível Socioeconômico (INSE), Regularidade do Corpo Docente (IRD), Distorção Idade-Série (TDI) e Adequação da Formação Docente (AFD). A unidade de análise é a escola, não o aluno. A variável-alvo é a taxa de abandono do ano seguinte (t+1). O pipeline cobre ETL, análise exploratória, engenharia de atributos, modelagem e interpretabilidade. O modelo principal é um XGBoost, explicado por valores SHAP. O painel longitudinal reúne 806 escolas e 2.392 observações; o conjunto de modelagem tem 1.586 observações e 38 atributos, sem dados ausentes após imputação. A análise exploratória mostrou infraestrutura muito menor nas escolas rurais (índice 0,52 contra 0,71 nas urbanas; p&lt;0,0001), forte expansão do tempo integral (de 56,7% em 2022 para 64,9% em 2024) e concentração de risco na mesorregião do São Francisco Pernambucano. O XGBoost ordena bem as escolas por risco (correlação de Spearman de 0,458 em validação cruzada e ROC-AUC de 0,830 na validação temporal), embora a magnitude exata da taxa ainda generalize mal entre os ciclos. A análise SHAP confirmou o histórico de abandono, a reprovação e a distorção idade-série como principais fatores de risco. Os resultados alimentam um painel interativo em Streamlit, que entrega ao gestor o ranking de risco e a explicação individual de cada escola.</w:t>
       </w:r>
     </w:p>
     <w:p>
@@ -2263,7 +2263,7 @@
         </w:rPr>
       </w:pPr>
       <w:r>
-        <w:t>Palavras-chave: evasão escolar; abandono escolar; aprendizado de máquina; XGBoost; SHAP; Ensino Médio; Pernambuco; Censo Escolar INEP; predição educacional.</w:t>
+        <w:t>Palavras-chave: evasão escolar; abandono escolar; aprendizado de máquina; XGBoost; SHAP; interpretabilidade; painel interativo; Ensino Médio; Pernambuco; Censo Escolar INEP; predição educacional.</w:t>
       </w:r>
     </w:p>
     <w:p>
@@ -2339,7 +2339,7 @@
         </w:rPr>
       </w:pPr>
       <w:r>
-        <w:t>School dropout at the secondary level is one of the main challenges of Brazilian public education. In Pernambuco, the state network comprises approximately 800 active high schools across 185 municipalities. This work develops a complete data science pipeline for early identification of school-level dropout risk, using microdata from the National School Census (INEP, 2022–2024) and complementary indicators — Socioeconomic Level (INSE), Teacher Regularity Index (IRD), Age-Grade Distortion Rate (TDI), and Teacher Training Adequacy (AFD). The unit of analysis is the school, and the target variable is the following year's dropout rate (t+1). The pipeline includes ETL, exploratory analysis, feature engineering, and XGBoost modeling, complemented by SHAP interpretability analysis. The final longitudinal panel contains 806 unique schools, 2,392 observations, and 30 features with 0% missing after imputation. Exploratory analysis revealed significantly lower infrastructure in rural schools (mean index 0.52 vs. 0.71 for urban; p&lt;0.0001), notable growth of full-time schooling (from 56.7% in 2022 to 64.9% in 2024), and risk concentration in the São Francisco Pernambucano region. Variables most correlated with future dropout are the dropout history lag, age-grade distortion, and socioeconomic level, confirming the relevance of complementary indicators for prediction.</w:t>
+        <w:t>School dropout at the secondary level is one of the main challenges of Brazilian public education. In Pernambuco, the state network comprises approximately 800 active high schools across 185 municipalities. This work develops a complete data science pipeline for early identification of school-level dropout risk, using microdata from the National School Census (INEP, 2022–2024) and complementary indicators — Socioeconomic Level (INSE), Teacher Regularity Index (IRD), Age-Grade Distortion Rate (TDI), and Teacher Training Adequacy (AFD). The unit of analysis is the school, not the student. The target variable is the following year's dropout rate (t+1). The pipeline covers ETL, exploratory analysis, feature engineering, modeling, and interpretability. The main model is an XGBoost, explained by SHAP values. The longitudinal panel contains 806 schools and 2,392 observations; the modeling dataset has 1,586 observations and 38 features, with no missing values after imputation. Exploratory analysis revealed much lower infrastructure in rural schools (index 0.52 vs. 0.71 for urban; p&lt;0.0001), strong growth of full-time schooling (from 56.7% in 2022 to 64.9% in 2024), and risk concentration in the São Francisco Pernambucano region. The XGBoost ranks schools by risk well (Spearman correlation of 0.458 in cross-validation and ROC-AUC of 0.830 in temporal validation), although the exact magnitude of the rate still generalizes poorly across cycles. SHAP analysis confirmed dropout history, failure, and age-grade distortion as the main risk factors. The results feed an interactive Streamlit dashboard that delivers the risk ranking and per-school explanations to managers.</w:t>
       </w:r>
     </w:p>
     <w:p>
@@ -2359,7 +2359,7 @@
         </w:rPr>
       </w:pPr>
       <w:r>
-        <w:t>Keywords: school dropout; machine learning; XGBoost; SHAP; high school; Pernambuco; national school census; educational data mining.</w:t>
+        <w:t>Keywords: school dropout; machine learning; XGBoost; SHAP; interpretability; interactive dashboard; high school; Pernambuco; national school census; educational data mining.</w:t>
       </w:r>
     </w:p>
     <w:p>
@@ -5057,7 +5057,7 @@
         </w:rPr>
       </w:pPr>
       <w:r>
-        <w:t>A evasão escolar no Ensino Médio é um fenômeno multifatorial que compromete o desenvolvimento individual e coletivo. No Brasil, a taxa de abandono no Ensino Médio público reflete desigualdades socioeconômicas, geográficas e institucionais profundas. Em Pernambuco, o estado implementou um programa pioneiro de Ensino Médio em Tempo Integral, que expandiu de 56,7% das escolas estaduais em 2022 para 64,9% em 2024. Apesar desse avanço, persiste heterogeneidade expressiva entre as regiões: escolas rurais e da mesorregião do São Francisco Pernambucano concentram os piores indicadores de infraestrutura, formação docente e distorção idade-série.</w:t>
+        <w:t>A evasão escolar no Ensino Médio é um problema multifatorial. Ela compromete o desenvolvimento individual e o do país. No Brasil, o abandono no Ensino Médio público reflete desigualdades profundas — sociais, econômicas, geográficas e institucionais. Pernambuco implementou um programa pioneiro de Ensino Médio em Tempo Integral. A oferta integral saltou de 56,7% das escolas estaduais em 2022 para 64,9% em 2024. Mesmo assim, a rede é muito heterogênea. As escolas rurais e as da mesorregião do São Francisco Pernambucano concentram os piores indicadores de infraestrutura, formação docente e distorção idade-série.</w:t>
       </w:r>
     </w:p>
     <w:p>
@@ -5068,7 +5068,7 @@
         </w:rPr>
       </w:pPr>
       <w:r>
-        <w:t>A Secretaria Estadual de Educação de Pernambuco (SEE-PE) gerencia cerca de 800 escolas estaduais de Ensino Médio ativas, distribuídas em 185 municípios. A ausência de um mecanismo preditivo estruturado impede que gestores atuem de forma proativa, forçando respostas reativas após a deterioração já observada nos índices de abandono. A predição do risco em nível de escola — em vez do nível individual do aluno — permite direcionar recursos e atenção a unidades escolares inteiras, o que é operacionalmente mais factível para a gestão da rede pública estadual.</w:t>
+        <w:t>A Secretaria Estadual de Educação de Pernambuco (SEE-PE) administra cerca de 800 escolas estaduais de Ensino Médio ativas, em 185 municípios. Hoje falta um mecanismo preditivo estruturado. Sem ele, o gestor age de forma reativa — depois que o abandono já apareceu nos índices. Prever o risco em nível de escola muda essa lógica. Em vez de mirar o aluno individual, o sistema aponta unidades escolares inteiras. Isso é mais factível para a gestão de uma rede pública estadual.</w:t>
       </w:r>
     </w:p>
     <w:p>
@@ -5079,7 +5079,7 @@
         </w:rPr>
       </w:pPr>
       <w:r>
-        <w:t>Este trabalho apresenta o desenvolvimento de um sistema de identificação precoce do risco de evasão escolar em escolas estaduais de Ensino Médio de Pernambuco. A abordagem integra dados públicos do INEP — Censo Escolar (2022–2024), Taxas de Rendimento, INSE, IRD, TDI e AFD — e aplica o modelo XGBoost com análise de interpretabilidade SHAP para gerar predições e explicações acionáveis para os gestores da rede estadual. O modelo é treinado com features do ano t para prever a taxa de abandono do ano t+1, permitindo intervenção antecipada e direcionada.</w:t>
+        <w:t>Este trabalho desenvolve um sistema de identificação precoce do risco de evasão em escolas estaduais de Ensino Médio de Pernambuco. Ele integra dados públicos do INEP: Censo Escolar (2022–2024), Taxas de Rendimento, INSE, IRD, TDI e AFD. O modelo principal é um XGBoost, acompanhado de explicações SHAP. As features do ano t preveem a taxa de abandono do ano t+1. Assim, a intervenção pode ser antecipada e direcionada. As predições e as explicações são entregues ao gestor em um painel interativo.</w:t>
       </w:r>
     </w:p>
     <w:p>
@@ -5219,7 +5219,7 @@
         </w:rPr>
       </w:pPr>
       <w:r>
-        <w:t>f) Aplicar análise SHAP para interpretação das predições, identificando as variáveis mais relevantes para o risco de evasão e produzindo insumos para um dashboard interativo em Streamlit voltado aos gestores da SEE-PE.</w:t>
+        <w:t>f) Aplicar análise SHAP para interpretar as predições e identificar as variáveis mais relevantes para o risco, e disponibilizar essas informações em um painel interativo (dashboard) em Streamlit voltado aos gestores da SEE-PE.</w:t>
       </w:r>
     </w:p>
     <w:p>
@@ -5275,7 +5275,7 @@
         </w:rPr>
       </w:pPr>
       <w:r>
-        <w:t>O escopo técnico inclui: (i) coleta e tratamento dos microdados do Censo Escolar do INEP (2022, 2023 e 2024) e dos indicadores complementares — INSE, IRD, TDI, AFD e Taxas de Rendimento; (ii) análise exploratória e feature engineering com 30 features e lógica temporal (t → t+1); (iii) treinamento e avaliação dos modelos preditivos com validação temporal; (iv) análise de interpretabilidade SHAP; e (v) construção de um dashboard interativo em Streamlit para os gestores da SEE-PE.</w:t>
+        <w:t>O projeto abrange um pipeline completo de ciência de dados, do ETL ao modelo preditivo. O foco são as escolas estaduais de Ensino Médio ativas em Pernambuco. A unidade de análise é a escola, não o aluno. Isso permite usar os microdados públicos do Censo e mantém o volume gerenciável (~800 escolas/ano, ~1.600 observações no dataset final). O escopo técnico inclui cinco frentes: (i) coleta e tratamento dos microdados do Censo (2022–2024) e dos indicadores complementares — INSE, IRD, TDI, AFD e Taxas de Rendimento; (ii) análise exploratória e engenharia de atributos, com 38 features e lógica temporal (t → t+1); (iii) treinamento e avaliação dos modelos, com validação temporal e cruzada; (iv) análise de interpretabilidade SHAP; e (v) construção de um painel interativo em Streamlit para os gestores da SEE-PE.</w:t>
       </w:r>
     </w:p>
     <w:p>
@@ -5334,7 +5334,7 @@
         </w:rPr>
       </w:pPr>
       <w:r>
-        <w:t>Principais decisões metodológicas: (i) a unidade de análise é a escola — não o aluno —, pelos dados públicos disponíveis nesse nível e pelo volume adequado a aprendizado de máquina interpretável; (ii) o alvo é a taxa de abandono em t+1, obtida por deslocamento temporal das Taxas de Rendimento, o que torna o problema genuinamente preditivo; (iii) INSE, IRD, TDI e AFD foram incorporados para cobrir dimensões ausentes no Censo (nível socioeconômico, qualidade docente e distorção etária); (iv) o INSE, sem edição posterior a 2021 em nível de escola, foi tratado como variável estática; (v) QT_TUR_MED e QT_DOC_MED foram excluídas por colinearidade com QT_MAT_MED, e TAXA_APROV_MED por identidade aritmética com reprovação e abandono.</w:t>
+        <w:t>Principais decisões metodológicas. (i) A unidade de análise é a escola, não o aluno: os dados públicos existem nesse nível e o volume é adequado a um modelo interpretável. (ii) O alvo é a taxa de abandono em t+1, obtida por deslocamento temporal das Taxas de Rendimento; isso torna o problema genuinamente preditivo. (iii) INSE, IRD, TDI e AFD cobrem dimensões ausentes no Censo — nível socioeconômico, qualidade docente e distorção etária. (iv) O INSE não tem edição posterior a 2021 em nível de escola, então foi tratado como variável estática. (v) QT_TUR_MED e QT_DOC_MED foram excluídas por colinearidade com QT_MAT_MED; TAXA_APROV_MED, por ser identidade aritmética de reprovação e abandono.</w:t>
       </w:r>
     </w:p>
     <w:p>
@@ -5345,7 +5345,7 @@
         </w:rPr>
       </w:pPr>
       <w:r>
-        <w:t>Principais problemas enfrentados: (i) o código de mesorregião diverge entre o Censo 2022 (escala 1–5) e 2023 (IBGE 2601–2605), corrigido por mapeamento no ETL; (ii) QT_MAT_MED_NM, 100% ausente em 2022, foi descartada; (iii) o INSE 2021 cobre 94,8% do painel, com o restante imputado por mesorregião; (iv) as Taxas de Rendimento vêm em Excel com cabeçalho de oito linhas e células '--', exigindo parser dedicado; (v) IRD, TDI e AFD são distribuídos por dependência administrativa, exigindo filtros e joins cuidadosos.</w:t>
+        <w:t>Principais problemas enfrentados. (i) O código de mesorregião muda entre o Censo 2022 (escala 1–5) e 2023 (IBGE 2601–2605); a correção foi um mapeamento no ETL. (ii) QT_MAT_MED_NM, 100% ausente em 2022, foi descartada. (iii) O INSE 2021 cobre 94,8% do painel; o restante foi imputado por mesorregião. (iv) As Taxas de Rendimento vêm em Excel com cabeçalho de oito linhas e células '--', o que exigiu um parser dedicado. (v) IRD, TDI e AFD vêm separados por dependência administrativa, exigindo filtros e junções cuidadosos.</w:t>
       </w:r>
     </w:p>
     <w:p>
@@ -5356,7 +5356,7 @@
         </w:rPr>
       </w:pPr>
       <w:r>
-        <w:t>Principais resultados até o momento: (i) painel estável com 806 escolas, 2.392 linhas e 97,4% de cobertura nos três anos; (ii) dataset final com 1.586 observações, 30 features e 0% de ausentes; (iii) infraestrutura significativamente menor nas escolas rurais (0,52 vs. 0,71; p&lt;0,0001); (iv) crescimento do tempo integral de 56,7% (2022) para 64,9% (2024); (v) correlações mais fortes com o abandono futuro: lag de abandono (≈+0,80), distorção idade-série (≈+0,55) e INSE (≈−0,40); (vi) risco concentrado na mesorregião do São Francisco Pernambucano; (vii) SHAP confirmou o lag de abandono, a reprovação e a distorção como principais determinantes, com direções coerentes com a teoria; (viii) diagnóstico de equidade: superpredição persistente nas escolas de localização diferenciada (resíduo médio −3,99 p.p. na validação temporal).</w:t>
+        <w:t>Principais resultados. (i) Painel estável: 806 escolas, 2.392 linhas, 97,4% presentes nos três anos. (ii) Dataset final de modelagem: 1.586 observações, 38 atributos, sem ausentes. (iii) Infraestrutura muito menor nas escolas rurais (0,52 contra 0,71; p&lt;0,0001). (iv) Tempo integral em alta (de 56,7% em 2022 para 64,9% em 2024). (v) Maiores correlações com o abandono futuro: histórico de abandono (≈+0,80), distorção idade-série (≈+0,55) e INSE (≈−0,40). (vi) Risco concentrado na mesorregião do São Francisco Pernambucano. (vii) O XGBoost ordena as escolas por risco com qualidade útil (Spearman de 0,458 em validação cruzada; ROC-AUC de 0,830 na validação temporal). (viii) O SHAP confirmou o histórico de abandono, a reprovação e a distorção como principais fatores, com direções coerentes com a teoria. (ix) Diagnóstico de equidade: o modelo superprevê o abandono nas escolas de localização diferenciada (resíduo médio de −3,99 p.p.). (x) As predições e explicações foram disponibilizadas em um painel interativo para o gestor.</w:t>
       </w:r>
     </w:p>
     <w:p>
@@ -5386,10 +5386,7 @@
         <w:ind w:firstLine="0"/>
       </w:pPr>
       <w:r>
-        <w:rPr>
-          <w:color w:val="2E75B6" w:themeColor="accent5" w:themeShade="BF"/>
-        </w:rPr>
-        <w:t>&lt;revisão bibliográfica contendo a fundamentação teórica do trabalho e os trabalhos relacionados&gt;</w:t>
+        <w:t>Este capítulo apresenta a fundamentação teórica do trabalho e os trabalhos relacionados. A primeira seção define a evasão escolar e revê o aprendizado de máquina aplicado à educação. A segunda discute estudos próximos a este e posiciona a contribuição da monografia.</w:t>
       </w:r>
     </w:p>
     <w:p>
@@ -5417,10 +5414,31 @@
         <w:ind w:firstLine="0"/>
       </w:pPr>
       <w:r>
-        <w:rPr>
-          <w:color w:val="2E75B6" w:themeColor="accent5" w:themeShade="BF"/>
-        </w:rPr>
-        <w:t>&lt;Fundamentos teóricos necessários para o entendimento do trabalho de conclusão de curso&gt;</w:t>
+        <w:t>A evasão escolar é um fenômeno multifatorial. Ela resulta da interação de fatores individuais, familiares, escolares e socioeconômicos. É importante distinguir dois conceitos próximos. O abandono é a saída do aluno durante o ano letivo, com possível retorno. A evasão é o afastamento definitivo do sistema de ensino. Este trabalho usa a taxa de abandono do Censo Escolar como medida operacional, por ser a variável pública disponível em nível de escola.</w:t>
+      </w:r>
+    </w:p>
+    <w:p>
+      <w:pPr/>
+      <w:r>
+        <w:t>A literatura aponta o histórico escolar como o preditor mais forte da evasão. Reprovações, distorção idade-série e abandono prévio são sinais de alerta consistentes. Soma-se a isso o contexto socioeconômico da comunidade atendida. Esse conjunto de fatores motivou a escolha dos indicadores deste estudo.</w:t>
+      </w:r>
+    </w:p>
+    <w:p>
+      <w:pPr/>
+      <w:r>
+        <w:t>O aprendizado de máquina aplicado à educação é objeto de um campo próprio, a mineração de dados educacionais (Educational Data Mining). O objetivo é extrair padrões de grandes bases educacionais para apoiar a decisão. Em predição de evasão, a tarefa costuma ser supervisionada: a partir de atributos conhecidos, estima-se um desfecho futuro.</w:t>
+      </w:r>
+    </w:p>
+    <w:p>
+      <w:pPr/>
+      <w:r>
+        <w:t>Entre os algoritmos supervisionados, os métodos de árvore de decisão por boosting destacam-se em dados tabulares. O XGBoost (Extreme Gradient Boosting) é uma de suas implementações mais usadas. Ele combina muitas árvores rasas, cada uma corrigindo os erros das anteriores. A analogia é a de um comitê de especialistas: cada novo membro foca nos casos que o grupo ainda erra. A regularização embutida ajuda a evitar o sobreajuste, importante quando a amostra é pequena.</w:t>
+      </w:r>
+    </w:p>
+    <w:p>
+      <w:pPr/>
+      <w:r>
+        <w:t>Modelos de boosting são precisos, mas opacos. Para um gestor público, isso é um problema: uma indicação de prioridade sem justificativa dificilmente orienta a ação. A interpretabilidade responde a essa necessidade. Os valores SHAP (SHapley Additive exPlanations), baseados na teoria dos jogos cooperativos, atribuem a cada variável uma parcela da predição. Eles permitem explicar tanto o comportamento global do modelo quanto a decisão para uma escola específica.</w:t>
       </w:r>
     </w:p>
     <w:p>
@@ -5478,10 +5496,25 @@
         <w:ind w:firstLine="0"/>
       </w:pPr>
       <w:r>
-        <w:rPr>
-          <w:color w:val="2E75B6" w:themeColor="accent5" w:themeShade="BF"/>
-        </w:rPr>
-        <w:t>&lt;Pelo menos 2 trabalhos relacionados ao TCC proposto&gt;</w:t>
+        <w:t>Dois grupos de trabalhos sustentam as escolhas desta monografia: estudos de predição de evasão com aprendizado de máquina e estudos de interpretabilidade aplicada à educação.</w:t>
+      </w:r>
+    </w:p>
+    <w:p>
+      <w:pPr/>
+      <w:r>
+        <w:t>O primeiro grupo reúne estudos que preveem evasão a partir de dados administrativos e do Censo. A maioria formula o problema como classificação binária do aluno (evade / não evade) e reporta ROC-AUC em torno de 0,80. Esses trabalhos confirmam o poder preditivo do histórico escolar e do contexto socioeconômico. A presente monografia diferencia-se em três pontos. Primeiro, a unidade de análise é a escola, não o aluno. Segundo, o problema é tratado como regressão e priorização (ranking), não como classificação. Terceiro, a avaliação respeita a estrutura temporal e espacial dos dados.</w:t>
+      </w:r>
+    </w:p>
+    <w:p>
+      <w:pPr/>
+      <w:r>
+        <w:t>O segundo grupo trata da interpretabilidade de modelos em educação. A literatura recente defende que sistemas de apoio à decisão educacional sejam explicáveis, sob pena de não serem adotados nem auditados. Os valores SHAP têm sido usados para abrir a caixa-preta de modelos de evasão. Este trabalho segue essa linha e vai além: usa o resíduo do modelo como ferramenta de diagnóstico de equidade, identificando grupos de escolas para os quais o modelo erra de forma sistemática.</w:t>
+      </w:r>
+    </w:p>
+    <w:p>
+      <w:pPr/>
+      <w:r>
+        <w:t>Em síntese, a contribuição desta monografia é integrar, em um pipeline reprodutível, a predição em nível de escola, a priorização flexível por ranking, a explicação por SHAP e o diagnóstico de equidade, com entrega final em um painel para o gestor público.</w:t>
       </w:r>
     </w:p>
     <w:p>
@@ -5513,7 +5546,7 @@
     </w:p>
     <w:p>
       <w:r>
-        <w:t>Este capítulo descreve o método de desenvolvimento adotado no projeto, as fases executadas e as práticas de engenharia de software aplicadas ao longo do processo. Por se tratar de um sistema cujo núcleo é um pipeline de ciência de dados, o método combina o processo CRISP-DM (Cross-Industry Standard Process for Data Mining) com um ciclo de desenvolvimento iterativo e incremental, no qual cada fase produz artefatos verificáveis — código testado, dados intermediários versionáveis e relatórios técnicos — antes do avanço para a fase seguinte.</w:t>
+        <w:t>Este capítulo descreve o método de desenvolvimento adotado. Apresenta o processo, as fases executadas e as práticas de engenharia de software. O núcleo do sistema é um pipeline de ciência de dados. Por isso, o método combina o processo CRISP-DM (Cross-Industry Standard Process for Data Mining) com um ciclo iterativo e incremental. Cada fase produz artefatos verificáveis — código testado, dados intermediários persistidos e relatórios técnicos — antes de avançar para a seguinte.</w:t>
       </w:r>
     </w:p>
     <w:p>
@@ -5535,13 +5568,10 @@
       </w:r>
     </w:p>
     <w:p>
-      <w:r>
-        <w:t>O desenvolvimento segue ainda uma separação explícita entre código de produção e código de an</w:t>
-      </w:r>
       <w:bookmarkStart w:id="34" w:name="_GoBack"/>
       <w:bookmarkEnd w:id="34"/>
       <w:r>
-        <w:t>álise: os módulos reutilizáveis do pipeline residem no pacote src/ (subpacotes src/data, src/features, src/models e src/recommend), enquanto os scripts analíticos numerados residem em notebooks/ e consomem os módulos de src/. Os dados seguem a convenção raw → interim → processed: os arquivos originais do INEP permanecem imutáveis em data/raw/, os produtos intermediários de ETL são gravados em data/interim/ no formato Parquet e o dataset final de modelagem é gravado em data/processed/. Essa organização garante reprodutibilidade — qualquer etapa pode ser reexecutada a partir dos dados originais — e testabilidade, pois cada módulo de src/ é coberto por testes unitários.</w:t>
+        <w:t>O desenvolvimento separa de forma explícita o código de produção do código de análise. Os módulos reutilizáveis do pipeline ficam no pacote src/ (subpacotes src/data, src/features, src/models e src/recommend). Os scripts analíticos numerados ficam em notebooks/ e consomem esses módulos. Os dados seguem a convenção raw → interim → processed. Os arquivos originais do INEP permanecem imutáveis em data/raw/. Os produtos intermediários de ETL vão para data/interim/, em Parquet. O dataset final de modelagem vai para data/processed/. Essa organização garante duas propriedades. A primeira é reprodutibilidade: qualquer etapa pode ser refeita a partir dos dados originais. A segunda é testabilidade: cada módulo de src/ é coberto por testes unitários.</w:t>
       </w:r>
     </w:p>
     <w:p>
@@ -5554,7 +5584,7 @@
     </w:p>
     <w:p>
       <w:r>
-        <w:t>O Quadro a seguir resume as fases do método, os principais artefatos produzidos e a situação de cada uma no momento da escrita deste texto.</w:t>
+        <w:t>O Quadro a seguir resume as fases do método. Para cada uma, lista os principais artefatos produzidos e a situação atual.</w:t>
       </w:r>
     </w:p>
     <w:p>
@@ -6082,10 +6112,7 @@
           </w:tcPr>
           <w:p>
             <w:r>
-              <w:rPr>
-                <w:sz w:val="20"/>
-              </w:rPr>
-              <w:t>Planejada</w:t>
+              <w:t>Concluída</w:t>
             </w:r>
           </w:p>
         </w:tc>
@@ -6152,10 +6179,7 @@
           </w:tcPr>
           <w:p>
             <w:r>
-              <w:rPr>
-                <w:sz w:val="20"/>
-              </w:rPr>
-              <w:t>Planejada</w:t>
+              <w:t>Concluída</w:t>
             </w:r>
           </w:p>
         </w:tc>
@@ -6179,7 +6203,7 @@
     </w:p>
     <w:p>
       <w:r>
-        <w:t>A fase inicial consolidou as decisões estruturantes em documento versionado. Definiu-se a escola — não o aluno — como unidade de análise, pois os dados públicos do INEP estão nesse nível, o gestor decide nesse nível e o volume resultante (~800 escolas/ano) é adequado a aprendizado de máquina interpretável. O universo foi delimitado às escolas estaduais ativas com Ensino Médio regular em Pernambuco, e o problema formulado como regressão: predizer a taxa de abandono em t+1 a partir de indicadores do ano t. Selecionaram-se também as fontes (Censo Escolar 2022–2024, Taxas de Rendimento, INSE, IRD, TDI e AFD) e a stack (Python, pandas, scikit-learn, XGBoost, SHAP e Streamlit).</w:t>
+        <w:t>A fase inicial consolidou as decisões estruturantes do projeto. A escola — não o aluno — foi definida como unidade de análise. A razão é tripla: os dados públicos do INEP estão nesse nível, o gestor decide nesse nível e o volume resultante (~800 escolas/ano) é adequado a um modelo interpretável. O universo foi delimitado às escolas estaduais ativas com Ensino Médio regular em Pernambuco. O problema foi formulado como regressão: prever a taxa de abandono em t+1 a partir de indicadores do ano t. Também se definiram as fontes (Censo Escolar 2022–2024, Taxas de Rendimento, INSE, IRD, TDI e AFD) e a stack (Python, pandas, scikit-learn, XGBoost, SHAP e Streamlit).</w:t>
       </w:r>
     </w:p>
     <w:p>
@@ -6192,12 +6216,12 @@
     </w:p>
     <w:p>
       <w:r>
-        <w:t>A primeira fase de implementação construiu o ETL dos microdados do Censo. O módulo load.py faz a carga dos CSV anuais com busca heurística pelos nomes de arquivo (o INEP varia a nomenclatura entre edições); filter_pe_estadual_em.py aplica, em sequência auditável, os filtros de UF, dependência estadual, funcionamento ativo e oferta de Ensino Médio; e build_school_panel.py empilha os três anos em um painel escola×ano. O resultado é um painel estável com 2.392 linhas e 806 escolas únicas, 97,4% delas presentes nos três anos.</w:t>
-      </w:r>
-    </w:p>
-    <w:p>
-      <w:r>
-        <w:t>Dez análises descritivas, com figuras geradas por script, caracterizaram o universo: 185 municípios, 86% das escolas urbanas, mediana de ~350 matrículas de Ensino Médio e índice de infraestrutura significativamente menor nas rurais (0,52 vs. 0,71; p&lt;0,0001). A fase também expôs problemas de qualidade que orientaram decisões posteriores, como o descarte de QT_MAT_MED_NM (100% ausente em 2022) e a inconsistência do código de mesorregião entre 2022 e 2023, corrigida por mapeamento explícito.</w:t>
+        <w:t>A primeira fase de implementação construiu o ETL do Censo. O módulo load.py carrega os CSV anuais, com busca heurística pelos nomes de arquivo — o INEP muda a nomenclatura entre edições. O módulo filter_pe_estadual_em.py aplica, em sequência auditável, os filtros de UF, dependência estadual, funcionamento ativo e oferta de Ensino Médio. O módulo build_school_panel.py empilha os três anos em um painel escola×ano. O resultado é um painel estável: 2.392 linhas e 806 escolas únicas, 97,4% delas presentes nos três anos.</w:t>
+      </w:r>
+    </w:p>
+    <w:p>
+      <w:r>
+        <w:t>Dez análises descritivas caracterizaram o universo, com figuras geradas por script. A rede tem 185 municípios e 86% das escolas urbanas. A mediana é de cerca de 350 matrículas de Ensino Médio. O índice de infraestrutura é muito menor nas escolas rurais (0,52 contra 0,71; p&lt;0,0001). A fase também revelou problemas de qualidade que orientaram decisões posteriores. Dois exemplos: o descarte de QT_MAT_MED_NM (100% ausente em 2022) e a correção do código de mesorregião, inconsistente entre 2022 e 2023.</w:t>
       </w:r>
     </w:p>
     <w:p>
@@ -6210,17 +6234,17 @@
     </w:p>
     <w:p>
       <w:r>
-        <w:t>A segunda fase incorporou cinco fontes complementares do INEP, cada uma com módulo de ETL próprio: Taxas de Rendimento (aprovação, reprovação e abandono, por série e total), INSE, IRD, TDI e AFD. As Taxas de Rendimento exigiram parser especializado, pois vêm em planilhas Excel com cabeçalho de oito linhas e células '--' (escolas sem oferta da série) convertidas em ausentes. O resultado foram parquets intermediários padronizados por escola e ano, validados por testes.</w:t>
-      </w:r>
-    </w:p>
-    <w:p>
-      <w:r>
-        <w:t>As análises confirmaram a viabilidade preditiva: o abandono do ano anterior correlaciona-se fortemente com o do ano seguinte (Spearman ≈ +0,80), seguido da distorção idade-série (≈ +0,55) e do INSE (≈ −0,40). O risco concentra-se na mesorregião do São Francisco Pernambucano, que reúne os menores INSE e IRD e as maiores taxas de abandono e distorção. Sem edição posterior a 2021 em nível de escola, o INSE foi tratado como variável estática (cobertura de 94,8%; restante imputado por média de mesorregião).</w:t>
-      </w:r>
-    </w:p>
-    <w:p>
-      <w:r>
-        <w:t>Em uma extensão posterior, dois indicadores adicionais do INEP foram processados com módulo de ETL próprio: o Indicador de Esforço Docente (IED) e o Indicador de Complexidade de Gestão da Escola (ICG). O processamento seguiu o mesmo padrão das demais fontes - leitura das planilhas Excel com dez linhas de cabeçalho institucional, conversão das células de sentinela em ausentes e recorte por Pernambuco e rede estadual. Do IED extraíram-se os percentuais de docentes nos seis níveis de esforço e um índice escalar resumido (média ponderada do nível pelo percentual, na escala 1 a 6); do ICG, o nível ordinal de complexidade de gestão (1 a 6) obtido do rótulo textual “Nível N”. Cada ETL gera um parquet por escola e ano, coberto por quinze testes unitários. Diferentemente dos quatro indicadores anteriores, o IED e o ICG foram tratados como candidatos a features e submetidos a uma avaliação empírica de contribuição preditiva, descrita no Capítulo 6; por não agregarem desempenho ao modelo, não foram incorporados, permanecendo apenas como caracterização descritiva da rede.</w:t>
+        <w:t>A segunda fase incorporou cinco fontes complementares do INEP. Cada uma ganhou um módulo de ETL próprio: Taxas de Rendimento (aprovação, reprovação e abandono, por série e total), INSE, IRD, TDI e AFD. As Taxas de Rendimento exigiram um parser especializado. Elas vêm em planilhas Excel com cabeçalho de oito linhas e células '--' (escolas sem oferta da série), convertidas em ausentes. O resultado foram parquets padronizados por escola e ano, validados por testes.</w:t>
+      </w:r>
+    </w:p>
+    <w:p>
+      <w:r>
+        <w:t>As análises confirmaram a viabilidade preditiva. O abandono do ano anterior correlaciona-se fortemente com o do ano seguinte (Spearman ≈ +0,80). Seguem a distorção idade-série (≈ +0,55) e o INSE (≈ −0,40). O risco concentra-se na mesorregião do São Francisco Pernambucano, que reúne os menores INSE e IRD e as maiores taxas de abandono e distorção. O INSE não tem edição posterior a 2021 em nível de escola. Por isso, foi tratado como variável estática (cobertura de 94,8%; restante imputado por média de mesorregião).</w:t>
+      </w:r>
+    </w:p>
+    <w:p>
+      <w:r>
+        <w:t>Em uma extensão posterior, dois indicadores adicionais do INEP foram processados: o Indicador de Esforço Docente (IED) e o Indicador de Complexidade de Gestão (ICG). O processamento seguiu o padrão das demais fontes. Leu-se a planilha Excel com dez linhas de cabeçalho, converteram-se as células de sentinela em ausentes e recortou-se Pernambuco e rede estadual. Do IED extraíram-se os percentuais de docentes nos seis níveis de esforço e um índice resumido na escala de 1 a 6. Do ICG, extraiu-se o nível ordinal de complexidade (1 a 6). Cada ETL gera um parquet por escola e ano, coberto por testes. Ao contrário dos quatro indicadores anteriores, o IED e o ICG foram tratados como candidatos a features. Eles passaram por uma avaliação empírica de contribuição, descrita no Capítulo 6. Como não melhoraram o modelo, não foram incorporados. Permaneceram apenas como caracterização descritiva da rede.</w:t>
       </w:r>
     </w:p>
     <w:p>
@@ -6233,12 +6257,12 @@
     </w:p>
     <w:p>
       <w:r>
-        <w:t>A terceira fase materializou o dataset de modelagem no módulo build_features.py, que implementa a lógica temporal: para cada escola e cada ano t ∈ {2022, 2023}, as features são os atributos de t e o alvo é a taxa de abandono em t+1 (2024 não entra como ano-feature por faltar rendimento de 2025). As features reúnem atributos do Censo (matrículas, infraestrutura, conectividade, tempo integral), os quatro indicadores complementares e lags das taxas de reprovação e abandono por série.</w:t>
-      </w:r>
-    </w:p>
-    <w:p>
-      <w:r>
-        <w:t>As principais decisões de engenharia foram: exclusão de QT_TUR_MED e QT_DOC_MED por colinearidade com QT_MAT_MED (r&gt;0,85); de TAXA_APROV_MED por identidade aritmética (as três taxas somam 100%); e das taxas da 4ª série e do não seriado por excesso de ausentes; os valores ausentes restantes foram imputados por média de mesorregião×ano. O dataset final tem 1.586 observações e 30 features, sem ausentes. Uma importância preliminar por XGBoost já apontava o lag de abandono, a distorção idade-série e o INSE como principais preditores. Os indicadores IED e ICG, processados em extensão posterior, foram avaliados como candidatos, mas não incorporados às features: uma ablação controlada (Capítulo 6) não revelou ganho preditivo e o ICG mostrou-se colinear com a distorção idade-série já presente.</w:t>
+        <w:t>A terceira fase materializou o dataset de modelagem, no módulo build_features.py. Ele implementa a lógica temporal. Para cada escola e cada ano t ∈ {2022, 2023}, as features são os atributos de t e o alvo é a taxa de abandono em t+1. O ano de 2024 não entra como ano-feature, pois faltaria o rendimento de 2025. As features reúnem atributos do Censo (matrículas, infraestrutura, conectividade, tempo integral), os quatro indicadores complementares e os históricos (lags) de reprovação e abandono por série.</w:t>
+      </w:r>
+    </w:p>
+    <w:p>
+      <w:r>
+        <w:t>As principais decisões de engenharia foram três. Primeira: excluir QT_TUR_MED e QT_DOC_MED por colinearidade com QT_MAT_MED (r&gt;0,85). Segunda: excluir TAXA_APROV_MED por identidade aritmética — as três taxas somam 100%. Terceira: descartar as taxas da 4ª série e do não seriado por excesso de ausentes. Os ausentes restantes foram imputados por média de mesorregião×ano. O dataset final tem 1.586 observações e 38 features, sem ausentes. Uma importância preliminar por XGBoost já apontava o histórico de abandono, a distorção idade-série e o INSE como principais preditores. O IED e o ICG foram avaliados como candidatos, mas não incorporados: uma ablação controlada (Capítulo 6) não mostrou ganho, e o ICG mostrou-se redundante com a distorção idade-série.</w:t>
       </w:r>
     </w:p>
     <w:p>
@@ -6251,17 +6275,17 @@
     </w:p>
     <w:p>
       <w:r>
-        <w:t>A quarta fase iniciou a modelagem com os modelos de referência (módulos train.py e evaluate.py). O pré-processamento, via ColumnTransformer, imputa por mediana e padroniza as numéricas e aplica one-hot à mesorregião (única categórica nominal). Avaliaram-se três modelos: DummyRegressor (média do treino, piso trivial), Ridge (baseline linear) e Random Forest (baseline não-linear), com hiperparâmetros por busca em grade sob a validação agrupada. Testaram-se ainda transformações do alvo (logaritmo e raiz quadrada), de efeito apenas marginal.</w:t>
-      </w:r>
-    </w:p>
-    <w:p>
-      <w:r>
-        <w:t>A avaliação seguiu dois protocolos: validação cruzada GroupKFold (cinco folds por município, contra vazamento espacial) e validação temporal (treino 2022→2023, teste 2023→2024, simulando o uso real). Ambos os baselines superaram com folga o piso trivial nas métricas de ordenamento; na validação temporal, porém, o deslocamento do nível de abandono entre os ciclos manteve o R² negativo — o modelo ordena bem as escolas, mas erra a magnitude. Os valores detalhados constam no Capítulo 6.</w:t>
-      </w:r>
-    </w:p>
-    <w:p>
-      <w:r>
-        <w:t>Uma análise preliminar de resíduos antecipou a pergunta secundária: escolas de localização diferenciada apresentaram abandono próximo de zero apesar de perfil contextual de risco, enquanto algumas escolas de referência abandonaram acima do esperado — casos aprofundados com o modelo definitivo no Capítulo 6. O melhor baseline (Ridge com raiz quadrada) foi serializado em models/baseline_ridge_v1.joblib.</w:t>
+        <w:t>A quarta fase iniciou a modelagem com os modelos de referência (módulos train.py e evaluate.py). O pré-processamento usa um ColumnTransformer. Ele imputa por mediana e padroniza as variáveis numéricas, e aplica one-hot à mesorregião — a única categórica nominal. Avaliaram-se três modelos: DummyRegressor (prevê a média do treino; é o piso trivial), Ridge (baseline linear) e Random Forest (baseline não-linear). Os hiperparâmetros vieram de busca em grade sob a validação agrupada. Também se testaram transformações do alvo (logaritmo e raiz quadrada), de efeito apenas marginal.</w:t>
+      </w:r>
+    </w:p>
+    <w:p>
+      <w:r>
+        <w:t>A avaliação seguiu dois protocolos. O primeiro é a validação cruzada GroupKFold, com cinco folds por município, contra vazamento espacial. O segundo é a validação temporal: treina-se em 2022→2023 e testa-se em 2023→2024, simulando o uso real. Ambos os baselines superaram com folga o piso trivial nas métricas de ordenamento. Na validação temporal, porém, o nível de abandono mudou entre os ciclos, e o R² ficou negativo. Ou seja: o modelo ordena bem as escolas, mas erra a magnitude. Os valores detalhados estão no Capítulo 6.</w:t>
+      </w:r>
+    </w:p>
+    <w:p>
+      <w:r>
+        <w:t>Uma análise preliminar de resíduos antecipou a pergunta secundária. Escolas de localização diferenciada tiveram abandono próximo de zero, apesar de um perfil contextual de risco. Já algumas escolas de referência abandonaram acima do esperado. Esses casos são aprofundados com o modelo definitivo no Capítulo 6. O melhor baseline (Ridge com raiz quadrada) foi serializado em models/baseline_ridge_v1.joblib.</w:t>
       </w:r>
     </w:p>
     <w:p>
@@ -6274,7 +6298,7 @@
     </w:p>
     <w:p>
       <w:r>
-        <w:t>A quinta fase tunou o modelo principal. O XGBoost foi otimizado por GridSearchCV sob a mesma validação agrupada, varrendo número de árvores, profundidade, taxa de aprendizagem, peso mínimo por folha e regularização L2 (48 combinações), com RMSE como critério; o pré-processamento foi reaproveitado, garantindo comparabilidade com os baselines. A configuração escolhida — 300 árvores rasas (profundidade 2), taxa 0,02, peso mínimo 5 e L2 igual a 5, com alvo em raiz quadrada — privilegia regularização forte, coerente com a amostra pequena de treino (797 observações). O modelo definitivo foi serializado em models/xgboost_v1.joblib; os resultados estão no Capítulo 6.</w:t>
+        <w:t>A quinta fase ajustou (tunou) o modelo principal. O XGBoost foi otimizado por GridSearchCV, sob a mesma validação agrupada. A busca varreu número de árvores, profundidade, taxa de aprendizagem, peso mínimo por folha e regularização L2 — 48 combinações, com o RMSE como critério. O pré-processamento foi reaproveitado, o que garante comparação justa com os baselines. A configuração escolhida tem 300 árvores rasas (profundidade 2), taxa 0,02, peso mínimo 5 e L2 igual a 5, com alvo em raiz quadrada. É uma configuração de regularização forte, coerente com a amostra pequena de treino (797 observações). O modelo definitivo foi serializado em models/xgboost_v1.joblib. Os resultados estão no Capítulo 6.</w:t>
       </w:r>
     </w:p>
     <w:p>
@@ -6287,7 +6311,27 @@
     </w:p>
     <w:p>
       <w:r>
-        <w:t>A sexta fase dedicou-se à explicabilidade e ao diagnóstico das escolas fora do padrão (pergunta secundária). Sobre o XGBoost serializado montou-se um explicador SHAP (TreeExplainer), no módulo explain.py, que decompõe cada predição em contribuições por variável. Como o alvo usa raiz quadrada, os valores SHAP ficam em unidades de raiz da taxa — escala que preserva sinal e ordenação, por ser a raiz monótona —, enquanto predições e resíduos são reportados em pontos percentuais. A fase produziu a importância global, a direção dos efeitos, explicações locais por escola e a reavaliação do viés por grupo, detalhadas no Capítulo 6, com a aditividade dos valores SHAP coberta por teste automatizado.</w:t>
+        <w:t>A sexta fase tratou da explicabilidade e do diagnóstico das escolas fora do padrão (pergunta secundária). Sobre o XGBoost serializado montou-se um explicador SHAP (TreeExplainer), no módulo explain.py. Ele decompõe cada predição em contribuições por variável. Como o alvo usa raiz quadrada, os valores SHAP ficam em unidades de raiz da taxa. Essa escala preserva o sinal e a ordenação, pois a raiz é monótona. As predições e os resíduos, por sua vez, são reportados em pontos percentuais. A fase produziu a importância global, a direção dos efeitos, explicações locais por escola e a reavaliação do viés por grupo. Tudo está detalhado no Capítulo 6, e a aditividade dos valores SHAP é coberta por teste automatizado.</w:t>
+      </w:r>
+    </w:p>
+    <w:p>
+      <w:pPr>
+        <w:pStyle w:val="4"/>
+      </w:pPr>
+      <w:r>
+        <w:t>Construção do Painel de Priorização</w:t>
+      </w:r>
+    </w:p>
+    <w:p>
+      <w:pPr/>
+      <w:r>
+        <w:t>A sétima fase entregou o painel interativo de priorização, voltado ao gestor da Secretaria. A lógica de negócio ficou isolada no pacote src.recommend, em duas partes. O módulo service.py carrega o modelo e as features, calcula o ranking de risco por ano, gera a explicação SHAP de cada escola e classifica os resíduos em alerta ou resiliente. O módulo labels.py traduz os nomes técnicos das variáveis para uma linguagem acessível ao gestor. A interface, em Streamlit (app/dashboard.py), apenas apresenta esses resultados. Essa separação entre regra de negócio e tela segue o mesmo princípio das demais camadas: a lógica é testável de forma isolada da apresentação.</w:t>
+      </w:r>
+    </w:p>
+    <w:p>
+      <w:pPr/>
+      <w:r>
+        <w:t>Definiu-se o escopo do painel como apoio à decisão — priorizar escolas e explicar o porquê —, e não como recomendação automática de ações. A razão é metodológica. O modelo é correlacional, e a leitura SHAP é diagnóstica, não causal. Sugerir intervenções específicas exigiria evidência de causalidade que os dados não sustentam. O painel mostra ao gestor onde olhar primeiro e por quê; a decisão de como agir permanece com ele.</w:t>
       </w:r>
     </w:p>
     <w:p>
@@ -6295,7 +6339,7 @@
         <w:pStyle w:val="3"/>
       </w:pPr>
       <w:r>
-        <w:t>Práticas de Engenharia de Software Aplicadas</w:t>
+        <w:t>Ao longo das fases, aplicaram-se práticas de engenharia de software que sustentam a qualidade e a reprodutibilidade do pipeline:</w:t>
       </w:r>
     </w:p>
     <w:p>
@@ -6305,27 +6349,27 @@
     </w:p>
     <w:p>
       <w:r>
-        <w:t>a) Controle de versão: todo o código, os scripts de análise e os relatórios técnicos são versionados com Git e hospedados no GitHub, com commits que marcam a conclusão de cada fase e branches para frentes de trabalho específicas;</w:t>
-      </w:r>
-    </w:p>
-    <w:p>
-      <w:r>
-        <w:t>b) Testes automatizados: os módulos de ETL e de modelagem têm testes unitários com pytest (test_etl_filters.py, test_panel.py, test_taxas.py, test_build_target.py, test_models.py e test_explain.py), que validam os filtros do universo, a integridade do painel, o parser das Taxas de Rendimento, a métrica Precision@K, o não-vazamento de municípios entre os folds e a aditividade dos valores SHAP, prevenindo regressões a cada alteração no pipeline;</w:t>
-      </w:r>
-    </w:p>
-    <w:p>
-      <w:r>
-        <w:t>c) Configuração centralizada: caminhos de dados, anos de referência e constantes do projeto são definidos em um único módulo (config.py), eliminando duplicação e facilitando a reexecução do pipeline em outros ambientes;</w:t>
-      </w:r>
-    </w:p>
-    <w:p>
-      <w:r>
-        <w:t>d) Reprodutibilidade: o ambiente é isolado em um virtualenv com dependências fixadas em requirements.txt; os dados intermediários são persistidos em Parquet, permitindo reexecutar qualquer etapa isoladamente; e as figuras das análises são geradas por scripts determinísticos, e não manualmente;</w:t>
-      </w:r>
-    </w:p>
-    <w:p>
-      <w:r>
-        <w:t>e) Documentação contínua: cada fase produz um relatório técnico (em Markdown e DOCX) que registra decisões, problemas encontrados e resultados, servindo de insumo direto para a redação desta monografia.</w:t>
+        <w:t>a) Arquitetura em camadas: o código de produção é organizado em pacotes de responsabilidade única (src.data, src.features, src.models e src.recommend), com dependências em sentido único. Cada camada pode ser testada e reexecutada de forma isolada;</w:t>
+      </w:r>
+    </w:p>
+    <w:p>
+      <w:r>
+        <w:t>b) Testes automatizados: os módulos de ETL, de modelagem e do painel têm testes unitários com pytest (test_etl_filters.py, test_panel.py, test_taxas.py, test_build_target.py, test_models.py, test_explain.py, test_indicadores_gestao.py e test_recommend.py). Eles validam os filtros do universo, a integridade do painel, o parser das Taxas de Rendimento, a métrica Precision@K, o não-vazamento de municípios entre os folds, a aditividade dos valores SHAP e a ordenação do ranking. A suíte tem 98 testes e roda por inteiro a cada alteração, prevenindo regressões;</w:t>
+      </w:r>
+    </w:p>
+    <w:p>
+      <w:r>
+        <w:t>c) Configuração centralizada: caminhos, anos de referência e constantes ficam em um único módulo (config.py). Isso elimina duplicação e facilita reexecutar o pipeline em outro ambiente;</w:t>
+      </w:r>
+    </w:p>
+    <w:p>
+      <w:r>
+        <w:t>d) Reprodutibilidade: o ambiente é isolado em um virtualenv, com dependências fixadas em requirements.txt. Os dados intermediários são persistidos em Parquet, o que permite reexecutar qualquer etapa isoladamente. As figuras das análises são geradas por scripts determinísticos, não à mão;</w:t>
+      </w:r>
+    </w:p>
+    <w:p>
+      <w:r>
+        <w:t>e) Documentação contínua: cada fase produz um relatório técnico que registra decisões, problemas e resultados. Esse material alimenta diretamente a redação desta monografia.</w:t>
       </w:r>
     </w:p>
     <w:p>
@@ -6569,7 +6613,7 @@
         </w:rPr>
       </w:pPr>
       <w:r>
-        <w:t>A visão estrutural é apresentada em dois níveis. No nível de código-fonte, a figura a seguir exibe o diagrama de pacotes. A dependência flui em sentido único, das camadas superiores para as inferiores, sem ciclos: src.features depende de src.data; src.models depende de src.features; e src.recommend — a aplicação de visualização, planejada — depende de src.models. O pacote src.data.config é transversal, importado pelas demais camadas para centralizar caminhos e anos de referência. Os pacotes notebooks e tests consomem as camadas de src — os primeiros como scripts de análise que orquestram o pipeline, os segundos como verificação automatizada —, mas nenhuma camada de produção depende deles. Essa orientação acíclica das dependências é o que garante que cada camada possa ser testada e reexecutada isoladamente.</w:t>
+        <w:t>A visão estrutural é apresentada em dois níveis. No nível de código-fonte, a figura a seguir exibe o diagrama de pacotes. A dependência flui em sentido único, das camadas superiores para as inferiores, sem ciclos. src.features depende de src.data. src.models depende de src.features. src.recommend — a aplicação de visualização — depende de src.models. O pacote src.data.config é transversal: as demais camadas o importam para centralizar caminhos e anos. Os pacotes notebooks e tests consomem as camadas de src — os primeiros como scripts de análise, os segundos como verificação automatizada. Nenhuma camada de produção depende deles. Essa orientação acíclica é o que permite testar e reexecutar cada camada isoladamente.</w:t>
       </w:r>
     </w:p>
     <w:p>
@@ -6731,7 +6775,7 @@
         </w:rPr>
       </w:pPr>
       <w:r>
-        <w:t>A visão comportamental descreve a ordem de execução do pipeline, da aquisição dos dados à disponibilização do ranking. A figura a seguir apresenta o diagrama de atividades. O fluxo é essencialmente sequencial, refletindo as dependências de dados entre as etapas: a carga dos microdados precede a filtragem do universo (escolas estaduais ativas de Ensino Médio em Pernambuco), que precede a montagem do painel longitudinal escola×ano; sobre o painel são integrados os indicadores complementares (Taxas de Rendimento, INSE, IRD, TDI e AFD) e, em seguida, construídas as features do ano t associadas ao alvo do ano t+1. A etapa de modelagem treina os baselines e realiza o tuning do XGBoost, avalia-o sob validação cruzada agrupada e validação temporal, e serializa o modelo definitivo; por fim, a etapa de explicabilidade decompõe as predições com SHAP e diagnostica os resíduos. A atividade final — servir o ranking e as explicações no dashboard — está planejada para a fase subsequente. Cada atividade corresponde a um módulo testável do pacote src, e sua conclusão produz um artefato verificável, o que permite retomar o fluxo a partir de qualquer ponto.</w:t>
+        <w:t>A visão comportamental descreve a ordem de execução do pipeline, da aquisição dos dados à entrega do ranking. A figura a seguir apresenta o diagrama de atividades. O fluxo é essencialmente sequencial, refletindo as dependências de dados. A carga dos microdados precede a filtragem do universo. A filtragem precede a montagem do painel escola×ano. Sobre o painel, integram-se os indicadores complementares. Em seguida, constroem-se as features do ano t, associadas ao alvo do ano t+1. A modelagem treina os baselines, tuna o XGBoost, avalia-o nos dois protocolos e serializa o modelo. A explicabilidade decompõe as predições com SHAP e diagnostica os resíduos. A atividade final serve o ranking e as explicações no painel ao gestor. Cada atividade corresponde a um módulo testável de src, e sua conclusão produz um artefato verificável. Por isso, o fluxo pode ser retomado a partir de qualquer ponto.</w:t>
       </w:r>
     </w:p>
     <w:p>
@@ -6828,7 +6872,7 @@
         </w:rPr>
       </w:pPr>
       <w:r>
-        <w:t>A figura a seguir apresenta o diagrama de implantação. No ambiente atual, todo o pipeline executa em uma única estação de desenvolvimento, sobre um ambiente Python isolado em virtualenv com dependências fixadas; os dados, nas três camadas raw, interim e processed, e os modelos serializados residem no sistema de arquivos local, em Parquet e joblib, respectivamente. A implantação prevista para a aplicação de visualização adota um contêiner Docker que encapsula a aplicação Streamlit (src.recommend) e o modelo serializado, eliminando a dependência do ambiente de desenvolvimento e atendendo ao requisito de portabilidade; o gestor acessa o dashboard pelo navegador, via HTTP. A separação entre o ambiente de treino — onde o modelo é produzido e versionado como artefato — e o ambiente de execução — que apenas carrega o artefato para inferência e visualização — é deliberada: permite atualizar o modelo sem alterar a aplicação e vice-versa.</w:t>
+        <w:t>A figura a seguir apresenta o diagrama de implantação. No ambiente atual, todo o pipeline executa em uma única estação de desenvolvimento, sobre um ambiente Python isolado em virtualenv. Os dados, nas três camadas (raw, interim e processed), e os modelos serializados ficam no sistema de arquivos local, em Parquet e joblib. O painel já roda nesse ambiente como aplicação Streamlit local: o gestor o acessa pelo navegador, via HTTP. Para a implantação definitiva, prevê-se empacotar a aplicação e o modelo em um contêiner Docker. Isso elimina a dependência do ambiente de desenvolvimento e atende ao requisito de portabilidade. A separação entre o ambiente de treino — onde o modelo é produzido — e o de execução — que apenas o carrega para inferência e visualização — é deliberada. Ela permite atualizar o modelo sem mexer na aplicação, e vice-versa.</w:t>
       </w:r>
     </w:p>
     <w:p>
@@ -6917,10 +6961,7 @@
         </w:rPr>
       </w:pPr>
       <w:r>
-        <w:rPr>
-          <w:color w:val="2E75B6" w:themeColor="accent5" w:themeShade="BF"/>
-        </w:rPr>
-        <w:t>&lt;descrever as soluções tecnológicas e os aspectos de implementação do protótipo funcional desenvolvido durante o projeto.&gt;</w:t>
+        <w:t>Este capítulo descreve as soluções de tecnologia adotadas e os principais aspectos de implementação do protótipo funcional.</w:t>
       </w:r>
     </w:p>
     <w:p>
@@ -6942,6 +6983,30 @@
       <w:bookmarkEnd w:id="18"/>
     </w:p>
     <w:p>
+      <w:pPr/>
+      <w:r>
+        <w:t>A linguagem base é o Python, padrão de fato em ciência de dados pela maturidade do seu ecossistema. A manipulação e a limpeza dos dados usam as bibliotecas pandas e numpy. A leitura das planilhas do INEP usa o pandas com o motor openpyxl.</w:t>
+      </w:r>
+    </w:p>
+    <w:p>
+      <w:pPr/>
+      <w:r>
+        <w:t>A modelagem usa scikit-learn e XGBoost. O scikit-learn fornece o pré-processamento (ColumnTransformer, imputação, padronização e one-hot), os baselines (Ridge e Random Forest), a busca em grade e os protocolos de validação (GroupKFold). O XGBoost fornece o modelo principal de boosting. Os modelos treinados são serializados com joblib.</w:t>
+      </w:r>
+    </w:p>
+    <w:p>
+      <w:pPr/>
+      <w:r>
+        <w:t>A interpretabilidade usa a biblioteca SHAP, com o TreeExplainer otimizado para modelos de árvore. As figuras das análises são geradas com matplotlib. O painel interativo usa Streamlit para a interface e plotly para os gráficos. Os dados intermediários são gravados em Parquet, um formato colunar compacto e rápido de ler.</w:t>
+      </w:r>
+    </w:p>
+    <w:p>
+      <w:pPr/>
+      <w:r>
+        <w:t>A qualidade do código é sustentada pelo pytest, que executa a suíte de testes. As dependências ficam fixadas em um arquivo requirements.txt, dentro de um ambiente virtual isolado.</w:t>
+      </w:r>
+    </w:p>
+    <w:p>
       <w:pPr>
         <w:ind w:firstLine="0"/>
         <w:rPr>
@@ -6976,6 +7041,24 @@
       <w:bookmarkEnd w:id="19"/>
     </w:p>
     <w:p>
+      <w:pPr/>
+      <w:r>
+        <w:t>A implementação separa o código de produção do código de análise. Os módulos reutilizáveis ficam no pacote src, organizado em quatro camadas: aquisição e preparação de dados (src.data), engenharia de atributos (src.features), modelagem e explicabilidade (src.models) e serviço do painel (src.recommend). Uma camada transversal de configuração (config.py) centraliza caminhos e constantes.</w:t>
+      </w:r>
+    </w:p>
+    <w:p>
+      <w:pPr/>
+      <w:r>
+        <w:t>Os dados seguem a convenção raw → interim → processed. Os arquivos originais do INEP permanecem imutáveis. Cada etapa lê o artefato da etapa anterior e grava o seu, sempre em disco. Esse acoplamento fraco permite reexecutar qualquer etapa de forma isolada.</w:t>
+      </w:r>
+    </w:p>
+    <w:p>
+      <w:pPr/>
+      <w:r>
+        <w:t>O painel reforça a mesma disciplina de separação. A regra de negócio — ranking, explicação SHAP por escola e diagnóstico de resíduo — fica no módulo service.py. A tradução dos nomes técnicos para uma linguagem acessível fica no módulo labels.py. A interface Streamlit apenas consome esses serviços. Assim, a lógica é testada sem depender da tela.</w:t>
+      </w:r>
+    </w:p>
+    <w:p>
       <w:pPr>
         <w:pStyle w:val="2"/>
       </w:pPr>
@@ -6995,7 +7078,7 @@
     </w:p>
     <w:p>
       <w:r>
-        <w:t>Este capítulo apresenta os testes e os resultados obtidos até a fase de explicabilidade. A primeira seção descreve os testes de software que asseguram a corretude do pipeline; em seguida, uma seção sintetiza a caracterização descritiva dos indicadores complementares e a avaliação empírica que motivou a exclusão do IED e do ICG do modelo; as seções seguintes apresentam a avaliação experimental dos modelos - dos baselines ao XGBoost definitivo -, com ênfase na priorização de escolas em risco, propósito central do sistema; a última traz a explicabilidade com SHAP e o diagnóstico de equidade sobre o modelo definitivo.</w:t>
+        <w:t>Este capítulo apresenta os testes e os resultados obtidos. A primeira seção descreve os testes de software que garantem a corretude do pipeline. Em seguida, uma seção sintetiza a caracterização dos indicadores complementares e a avaliação que motivou a exclusão do IED e do ICG. As seções seguintes trazem a avaliação experimental dos modelos, dos baselines ao XGBoost definitivo, com ênfase na priorização de escolas em risco — o propósito central do sistema. Depois vêm a explicabilidade com SHAP e o diagnóstico de equidade. A última seção apresenta o painel entregue ao gestor.</w:t>
       </w:r>
     </w:p>
     <w:p>
@@ -7008,7 +7091,7 @@
     </w:p>
     <w:p>
       <w:r>
-        <w:t>A corretude do pipeline é assegurada por uma suíte de 66 testes unitários automatizados com pytest, executada integralmente a cada alteração — todos aprovados na última execução. Em sistemas de aprendizado de máquina, erros de engenharia de dados frequentemente não lançam exceções: produzem modelos silenciosamente inválidos. Por essa razão, os testes concentram-se nos riscos que comprometeriam a validade científica dos resultados, resumidos no quadro a seguir.</w:t>
+        <w:t>A corretude do pipeline é garantida por uma suíte de 98 testes unitários automatizados com pytest. Ela roda por inteiro a cada alteração; todos os testes passam na última execução. Em sistemas de aprendizado de máquina, erros de engenharia de dados muitas vezes não lançam exceção. Eles produzem, em silêncio, modelos inválidos. É como um erro de medida em um experimento: o número aparece, mas está errado. Por isso, os testes concentram-se nos riscos que comprometeriam a validade científica dos resultados, resumidos no quadro a seguir.</w:t>
       </w:r>
     </w:p>
     <w:p>
@@ -7310,6 +7393,50 @@
           </w:p>
         </w:tc>
       </w:tr>
+      <w:tr>
+        <w:tc>
+          <w:tcPr>
+            <w:tcW w:type="dxa" w:w="2671"/>
+          </w:tcPr>
+          <w:p>
+            <w:r>
+              <w:t>test_indicadores_gestao.py</w:t>
+            </w:r>
+          </w:p>
+        </w:tc>
+        <w:tc>
+          <w:tcPr>
+            <w:tcW w:type="dxa" w:w="6236"/>
+          </w:tcPr>
+          <w:p>
+            <w:r>
+              <w:t>ETLs do IED e do ICG: índice ponderado, conversão de sentinelas, filtro de UF e parsing do nível de complexidade de gestão</w:t>
+            </w:r>
+          </w:p>
+        </w:tc>
+      </w:tr>
+      <w:tr>
+        <w:tc>
+          <w:tcPr>
+            <w:tcW w:type="dxa" w:w="2671"/>
+          </w:tcPr>
+          <w:p>
+            <w:r>
+              <w:t>test_recommend.py</w:t>
+            </w:r>
+          </w:p>
+        </w:tc>
+        <w:tc>
+          <w:tcPr>
+            <w:tcW w:type="dxa" w:w="6236"/>
+          </w:tcPr>
+          <w:p>
+            <w:r>
+              <w:t>Camada de serviço do painel: ordenação do ranking, marcação de prioridade, agregação da mesorregião no SHAP e diagnóstico de resíduo</w:t>
+            </w:r>
+          </w:p>
+        </w:tc>
+      </w:tr>
     </w:tbl>
     <w:p>
       <w:pPr>
@@ -7329,12 +7456,12 @@
     </w:p>
     <w:p>
       <w:r>
-        <w:t>Os modelos foram avaliados sob dois protocolos complementares. O primeiro é a validação cruzada agrupada por município (GroupKFold com cinco folds), repetida em vinte partições aleatórias distintas (GroupShuffleSplit com 20% dos municípios em teste) para estimar o erro padrão e intervalos de confiança de 95% das métricas. O agrupamento por município impede que escolas vizinhas apareçam simultaneamente em treino e teste, mitigando o risco de autocorrelação espacial inflar as métricas. O segundo protocolo é a validação temporal, que simula o uso real do sistema: o modelo é treinado com o par 2022→2023 (797 observações) e testado no par 2023→2024 (789 observações), nunca vistas no treino.</w:t>
-      </w:r>
-    </w:p>
-    <w:p>
-      <w:r>
-        <w:t>As métricas seguem a metodologia: RMSE, MAE e R² medem o erro de magnitude da taxa predita; a correlação de Spearman e a Precision@K (K = 10% das escolas) medem a qualidade do ordenamento — dimensão diretamente alinhada à pergunta de pesquisa, formulada como problema de priorização. Três modelos foram comparados: um DummyRegressor que prediz a média do treino (piso trivial), a regressão Ridge (alfa=100, target em raiz quadrada) e o Random Forest (300 árvores, profundidade máxima 8, mínimo de 5 observações por folha), com hiperparâmetros selecionados por busca em grade sob a mesma validação agrupada.</w:t>
+        <w:t>Os modelos foram avaliados sob dois protocolos complementares. O primeiro é a validação cruzada agrupada por município (GroupKFold com cinco folds). Ela é repetida em vinte partições aleatórias (GroupShuffleSplit, 20% dos municípios em teste), o que dá erro padrão e intervalos de confiança de 95%. O agrupamento por município evita que escolas vizinhas apareçam ao mesmo tempo no treino e no teste. Sem esse cuidado, o modelo seria avaliado com questões que já viu na prova, e as métricas ficariam infladas. O segundo protocolo é a validação temporal, que simula o uso real: treina-se no par 2022→2023 (797 observações) e testa-se no par 2023→2024 (789 observações), nunca vistas no treino.</w:t>
+      </w:r>
+    </w:p>
+    <w:p>
+      <w:r>
+        <w:t>As métricas seguem a metodologia. RMSE, MAE e R² medem o erro de magnitude da taxa prevista. A correlação de Spearman e a Precision@K (K = 10% das escolas) medem a qualidade do ordenamento. Essa segunda dimensão é a que importa para o sistema, formulado como problema de priorização. Três modelos foram comparados: o DummyRegressor (prevê a média; piso trivial), o Ridge (alfa=100, alvo em raiz quadrada) e o Random Forest (300 árvores, profundidade máxima 8, mínimo de 5 observações por folha).</w:t>
       </w:r>
     </w:p>
     <w:p>
@@ -7347,7 +7474,7 @@
     </w:p>
     <w:p>
       <w:r>
-        <w:t>Além do desempenho dos modelos, esta seção sintetiza a caracterização descritiva dos seis indicadores complementares do INEP na rede estadual de Ensino Médio de Pernambuco (2022 a 2024) e detalha a avaliação que motivou a exclusão de dois deles - o IED e o ICG - do modelo preditivo. O Quadro a seguir reúne os principais pontos de cada indicador.</w:t>
+        <w:t>Esta seção tem dois objetivos. Primeiro, sintetizar a caracterização dos seis indicadores complementares do INEP na rede estadual de Ensino Médio de Pernambuco (2022 a 2024). Segundo, detalhar a avaliação que motivou a exclusão de dois deles — o IED e o ICG — do modelo. O Quadro a seguir reúne os principais pontos de cada indicador.</w:t>
       </w:r>
     </w:p>
     <w:p>
@@ -7802,7 +7929,7 @@
     </w:p>
     <w:p>
       <w:r>
-        <w:t>O Indicador de Esforço Docente manteve-se estável no triênio (índice médio de 3,64 a 3,68 na escala de 1 a 6), com as docências concentradas nos níveis intermediários 3 e 4 (cerca de 81% em 2024) e parcela menor nos níveis de maior esforço 5 e 6 (15%). Não houve diferença estatisticamente significativa entre escolas urbanas e rurais (Mann-Whitney, p=0,15), sugerindo que o esforço docente é relativamente homogêneo na rede estadual.</w:t>
+        <w:t>O Indicador de Esforço Docente ficou estável no triênio (índice médio de 3,64 a 3,68, na escala de 1 a 6). As docências concentram-se nos níveis intermediários 3 e 4 (cerca de 81% em 2024). Os níveis de maior esforço, 5 e 6, reúnem 15%. Não houve diferença significativa entre escolas urbanas e rurais (Mann-Whitney, p=0,15). O esforço docente é, portanto, relativamente homogêneo na rede.</w:t>
       </w:r>
     </w:p>
     <w:p>
@@ -7867,7 +7994,7 @@
     </w:p>
     <w:p>
       <w:r>
-        <w:t>O Indicador de Complexidade de Gestão concentra-se no nível 4 (modal, com 38% das observações) e mantém média estável em torno de 3,84. As escolas rurais apresentam complexidade média superior às urbanas (4,46 contra 3,74 em 2024) e o indicador cresce de forma consistente com a distorção idade-série, com a qual exibe forte correlação de Spearman (r=+0,52) - sinal de sobreposição informacional com uma variável já presente no modelo.</w:t>
+        <w:t>O Indicador de Complexidade de Gestão concentra-se no nível 4 (modal, com 38% das observações). A média fica estável em torno de 3,84. As escolas rurais têm complexidade média maior que as urbanas (4,46 contra 3,74 em 2024). O indicador cresce junto com a distorção idade-série, com a qual tem forte correlação de Spearman (r=+0,52). Esse é um sinal de sobreposição: o ICG carrega informação que uma variável já presente no modelo também carrega.</w:t>
       </w:r>
     </w:p>
     <w:p>
@@ -7932,7 +8059,7 @@
     </w:p>
     <w:p>
       <w:r>
-        <w:t>Como o IED e o ICG não constavam do conjunto original de indicadores, avaliou-se empiricamente se deveriam ser incorporados ao modelo. A correlação com a taxa de abandono foi fraca para o IED (Spearman r=+0,10) e apenas moderada para o ICG (r=+0,23); este, contudo, é redundante, dada sua forte associação com a distorção idade-série. Uma ablação controlada - o mesmo XGBoost tunado, sob os mesmos folds (GroupKFold por município) e hiperparâmetros, com e sem os dois indicadores - confirmou a ausência de ganho: o coeficiente de Spearman em validação cruzada ficou em 0,455 sem os indicadores e 0,454 com eles, e o RMSE foi inclusive ligeiramente pior com a inclusão (2,768 ante 2,751 ponto percentual). Houve apenas um aumento marginal de Precision@K (0,512 ante 0,487), insuficiente para compensar o acréscimo de complexidade e o risco de colinearidade.</w:t>
+        <w:t>Como o IED e o ICG não estavam no conjunto original, avaliou-se empiricamente se valia incorporá-los. A correlação com o abandono foi fraca para o IED (Spearman r=+0,10) e apenas moderada para o ICG (r=+0,23). O ICG, ainda, é redundante com a distorção idade-série. Fez-se então uma ablação controlada: o mesmo XGBoost tunado, sob os mesmos folds e hiperparâmetros, com e sem os dois indicadores. O resultado confirmou a ausência de ganho. O Spearman em validação cruzada ficou em 0,455 sem os indicadores e 0,454 com eles. O RMSE foi até um pouco pior com a inclusão (2,768 contra 2,751). Houve apenas um ganho marginal de Precision@K (0,512 contra 0,487), insuficiente para justificar a complexidade extra e o risco de colinearidade. É o caso de dois funcionários que fazem o mesmo serviço: contratar o segundo não aumenta a produção.</w:t>
       </w:r>
     </w:p>
     <w:p>
@@ -7997,7 +8124,7 @@
     </w:p>
     <w:p>
       <w:r>
-        <w:t>Em decorrência dessa avaliação, decidiu-se que os indicadores IED e ICG não integram a engenharia de features, o modelo XGBoost nem a análise de explicabilidade por SHAP. Eles permanecem no projeto exclusivamente como caracterização descritiva da rede estadual de Ensino Médio, podendo ser reavaliados em trabalhos futuros - por exemplo, com séries históricas mais longas ou em formulações de classificação do risco.</w:t>
+        <w:t>Em decorrência, decidiu-se que o IED e o ICG não integram a engenharia de features, o modelo XGBoost nem a análise SHAP. Eles permanecem no projeto apenas como caracterização descritiva da rede. Podem ser reavaliados em trabalhos futuros — por exemplo, com séries históricas mais longas ou em uma formulação de classificação do risco.</w:t>
       </w:r>
     </w:p>
     <w:p>
@@ -8010,7 +8137,7 @@
     </w:p>
     <w:p>
       <w:r>
-        <w:t>O quadro a seguir apresenta as métricas centrais sob validação cruzada repetida (média e intervalo de confiança de 95% das vinte repetições), já incluindo o XGBoost definitivo. Os três modelos superam o piso trivial com folga em todas as métricas; o XGBoost obtém a maior correlação de Spearman, enquanto o Random Forest mantém o menor RMSE.</w:t>
+        <w:t>O quadro a seguir apresenta as métricas centrais sob validação cruzada repetida (média e intervalo de confiança de 95% das vinte repetições), já com o XGBoost definitivo. Os três modelos superam o piso trivial com folga, em todas as métricas. O XGBoost obtém a maior correlação de Spearman. O Random Forest mantém o menor RMSE.</w:t>
       </w:r>
     </w:p>
     <w:p>
@@ -8413,12 +8540,12 @@
     </w:p>
     <w:p>
       <w:r>
-        <w:t>A comparação pareada entre os dois baselines, calculada repetição a repetição, mostra que o Random Forest é significativamente melhor que o Ridge em RMSE (diferença de −0,080 com IC 95% de ±0,065, que exclui zero), mas que os dois estão estatisticamente empatados em qualidade de ranking (diferença de Spearman de +0,005 ± 0,023). As transformações do target (logaritmo e raiz quadrada) tiveram efeito marginal, com leve trade-off: comprimem a cauda e melhoram o ranking, mas pioram a calibração das escolas de abandono mais alto.</w:t>
-      </w:r>
-    </w:p>
-    <w:p>
-      <w:r>
-        <w:t>Na validação temporal emergiu o achado mais relevante desta etapa: houve deslocamento de distribuição entre os ciclos — o abandono médio caiu de 2023 para 2024 — e, em consequência, nenhum modelo superou o piso trivial em RMSE (R² negativo), pois todos erram sistematicamente o nível da taxa. As métricas de ordenamento, contudo, mantiveram-se muito superiores ao piso: Spearman de 0,370 e Precision@K de 0,418, contra 0,089 do Dummy. O modelo continua identificando corretamente quais escolas terão abandono elevado, ainda que erre a magnitude. Para o propósito do sistema — priorizar intervenções — é a capacidade de ordenamento que importa; a limitação de magnitude, decorrente da janela curta de dados (dois pares de anos), será tratada na fase de tuning e está registrada como limitação do estudo.</w:t>
+        <w:t>A comparação pareada entre os dois baselines, calculada repetição a repetição, mostra dois pontos. O Random Forest é significativamente melhor que o Ridge em RMSE (diferença de −0,080, com IC 95% de ±0,065, que exclui zero). Mas os dois empatam em qualidade de ranking (diferença de Spearman de +0,005 ± 0,023). As transformações do alvo (logaritmo e raiz quadrada) tiveram efeito marginal, com um leve trade-off: comprimem a cauda e melhoram o ranking, mas pioram a calibração das escolas de abandono mais alto.</w:t>
+      </w:r>
+    </w:p>
+    <w:p>
+      <w:r>
+        <w:t>Na validação temporal surgiu o achado mais relevante desta etapa. Houve uma mudança de distribuição entre os ciclos: o abandono médio caiu de 2023 para 2024. Como consequência, nenhum modelo superou o piso trivial em RMSE (R² negativo). Todos erram, de forma sistemática, o nível da taxa. As métricas de ordenamento, porém, ficaram muito acima do piso: Spearman de 0,370 e Precision@K de 0,418, contra 0,089 do Dummy. O modelo continua identificando quais escolas terão abandono alto, mesmo errando o valor exato. A analogia é a de um termômetro descalibrado: ele aponta corretamente quem está com mais febre, ainda que erre alguns graus na temperatura. Para priorizar intervenções, é a ordem que importa. A limitação de magnitude vem da janela curta de dados (dois pares de anos) e está registrada como limitação do estudo.</w:t>
       </w:r>
     </w:p>
     <w:p>
@@ -8431,7 +8558,7 @@
     </w:p>
     <w:p>
       <w:r>
-        <w:t>Do ponto de vista do usuário-alvo — o gestor da Secretaria Estadual de Educação — a pergunta operacional é: intervindo em K escolas indicadas pelo sistema, quantas das escolas realmente críticas são alcançadas? A análise de ranking flexível responde a essa pergunta variando K sem retreinar o modelo, propriedade que motivou a escolha por regressão. Definindo como críticas as escolas do decil superior de abandono em 2024, a priorização das top-50 escolas indicadas alcança de 28% a 30% das críticas — cinco vezes mais que uma seleção aleatória (6%); com as top-150, cerca de dois terços das escolas críticas são alcançados.</w:t>
+        <w:t>Do ponto de vista do gestor, a pergunta operacional é direta. Com recursos para atender K escolas indicadas pelo sistema, quantas das escolas realmente críticas são alcançadas? A análise de ranking flexível responde variando K, sem retreinar o modelo — uma propriedade que motivou a escolha por regressão. Definindo como críticas as escolas do decil superior de abandono em 2024, a lista das top-50 alcança de 28% a 30% das críticas. Isso é cinco vezes mais que escolher na sorte (6%). Com as top-150, cerca de dois terços das críticas são alcançadas. É o princípio da triagem de um pronto-socorro: com vagas limitadas, a fila ordenada por gravidade encontra muito mais casos graves do que o atendimento por ordem de chegada.</w:t>
       </w:r>
     </w:p>
     <w:p>
@@ -8496,7 +8623,7 @@
     </w:p>
     <w:p>
       <w:r>
-        <w:t>Para permitir comparação com a literatura — que majoritariamente trata evasão como classificação binária — realizou-se avaliação binarizada pós-hoc, usando as predições contínuas como scores de risco. Os baselines alcançaram ROC-AUC de 0,812 (Ridge) e 0,829 (Random Forest), valores na faixa tipicamente reportada em estudos de predição de evasão (AUC ≈ 0,80), e PR-AUC de 0,34 — 3,4 vezes a prevalência de 10%. Trata-se de referência externa de qualidade obtida antes mesmo do tuning do modelo principal.</w:t>
+        <w:t>Para comparar com a literatura — que trata evasão sobretudo como classificação binária — fez-se uma avaliação binarizada pós-hoc, usando as predições contínuas como scores de risco. Os baselines alcançaram ROC-AUC de 0,812 (Ridge) e 0,829 (Random Forest), na faixa típica dos estudos de predição de evasão (AUC ≈ 0,80). O PR-AUC foi de 0,34 — 3,4 vezes a prevalência de 10%. É uma referência externa de qualidade, obtida antes mesmo do tuning do modelo principal.</w:t>
       </w:r>
     </w:p>
     <w:p>
@@ -8509,7 +8636,7 @@
     </w:p>
     <w:p>
       <w:r>
-        <w:t>A análise de resíduos (real − predito) no teste temporal antecipa a pergunta secundária de pesquisa e revelou um achado com implicação direta de equidade: o modelo apresenta viés sistemático por grupo. Escolas urbanas têm abandono levemente subpredito (resíduo médio de +0,42 ponto percentual), escolas rurais têm abandono superpredito (−1,02 p.p.) e, de forma acentuada, escolas em localização diferenciada — terras indígenas e comunidades quilombolas — têm superpredição de −4,09 p.p. (n=41): seu perfil contextual (rural, nível socioeconômico baixo, distorção idade-série alta) está associado a abandono elevado, mas o abandono observado é próximo de zero.</w:t>
+        <w:t>A análise de resíduos (real − previsto) no teste temporal antecipa a pergunta secundária e revela um achado de equidade. O modelo tem viés sistemático por grupo. As escolas urbanas têm abandono levemente subprevisto (resíduo médio de +0,42 p.p.). As rurais têm abandono superprevisto (−1,02 p.p.). E, de forma acentuada, as escolas de localização diferenciada — terras indígenas e comunidades quilombolas — têm superpredição de −4,09 p.p. (n=41). O perfil dessas escolas (rural, baixo nível socioeconômico, alta distorção idade-série) está associado a abandono alto. Mas o abandono observado é próximo de zero.</w:t>
       </w:r>
     </w:p>
     <w:p>
@@ -8574,7 +8701,7 @@
     </w:p>
     <w:p>
       <w:r>
-        <w:t>A interpretação provável é a existência de fatores protetivos de vínculo comunitário não capturados pelas variáveis disponíveis, consistente com a limitação declarada na metodologia sobre vieses não controlados. A consequência prática é que, sem correção, um sistema de priorização alocaria atenção excessiva a escolas indígenas e quilombolas que não estão de fato em risco. As vinte escolas com maior resíduo em cada direção foram persistidas como artefato para inspeção qualitativa na fase de explicabilidade, e a reavaliação desse viés sobre o modelo definitivo é apresentada na seção de explicabilidade, ao final deste capítulo.</w:t>
+        <w:t>A interpretação provável é a existência de fatores protetivos de vínculo comunitário, não capturados pelas variáveis disponíveis. É um caso parecido com o de um seguro de automóvel: ele cobra caro de um motorista pelo perfil de risco, sem saber que ele dirige pouco e com cuidado. A consequência prática é direta. Sem correção, um sistema de priorização daria atenção excessiva a escolas indígenas e quilombolas que não estão, de fato, em risco. As vinte escolas de maior resíduo em cada direção foram salvas como artefato para inspeção qualitativa. A reavaliação desse viés sobre o modelo definitivo está na seção de explicabilidade, ao final do capítulo.</w:t>
       </w:r>
     </w:p>
     <w:p>
@@ -8587,17 +8714,17 @@
     </w:p>
     <w:p>
       <w:r>
-        <w:t>O modelo definitivo do sistema é um XGBoost, obtido por busca em grade sob a mesma validação cruzada agrupada por município descrita no protocolo, com a configuração e o procedimento detalhados no capítulo de método. Sob a validação cruzada repetida apresentada anteriormente, o XGBoost obteve a maior correlação de Spearman entre todos os modelos (0,458, ante 0,431 do Random Forest e 0,426 do Ridge) e erro absoluto médio equivalente ao do melhor baseline, mas não reduziu o RMSE em relação ao Random Forest (2,695 contra 2,546). O ganho do modelo principal concentra-se, portanto, nas dimensões diretamente ligadas à priorização — a qualidade do ordenamento —, e não na magnitude do erro, captada pelo RMSE: comportamento esperado para uma amostra pequena, em que o XGBoost regularizado aprende a ordenar as escolas melhor do que a calibrar o nível absoluto da taxa.</w:t>
-      </w:r>
-    </w:p>
-    <w:p>
-      <w:r>
-        <w:t>Na validação temporal — o protocolo que simula o uso real do sistema —, o XGBoost foi o melhor entre todos os modelos: RMSE de 2,62 pontos percentuais, erro absoluto médio de 0,95, correlação de Spearman de 0,390 e ROC-AUC de 0,830 na leitura binarizada pós-hoc, atingindo a meta de ROC-AUC ≥ 0,83 estabelecida a partir dos baselines. O R² permaneceu negativo (−0,10), porém o menos negativo entre os modelos avaliados: o tuning atenuou, sem eliminar, o deslocamento de nível entre ciclos identificado na fase baseline — a previsão da magnitude da taxa continua limitada pela janela curta de dois pares de anos, limitação registrada entre as limitações do estudo.</w:t>
-      </w:r>
-    </w:p>
-    <w:p>
-      <w:r>
-        <w:t>A importância por ganho (figura a seguir) confirma os achados anteriores: dominam a localização diferenciada da escola, o lag de abandono e a adequação da formação docente, seguidos da distorção idade-série. Os resíduos do XGBoost no teste temporal têm média próxima de zero (0,22 p.p.) e desvio-padrão de 2,61, sem heterocedasticidade acentuada; a reavaliação do viés de superpredição por grupo — sobretudo nas escolas de localização diferenciada — é aprofundada na seção seguinte, com SHAP.</w:t>
+        <w:t>O modelo definitivo do sistema é um XGBoost. Ele foi obtido por busca em grade sob a mesma validação cruzada agrupada por município; a configuração e o procedimento estão no capítulo de método. Sob a validação cruzada repetida, o XGBoost obteve a maior correlação de Spearman entre todos os modelos (0,458, contra 0,431 do Random Forest e 0,426 do Ridge). O erro absoluto médio empata com o do melhor baseline. Mas o RMSE não caiu em relação ao Random Forest (2,695 contra 2,546). O ganho do modelo principal está, portanto, na qualidade do ordenamento, não na magnitude do erro. É o comportamento esperado em uma amostra pequena: o XGBoost regularizado aprende a ordenar as escolas melhor do que a cravar o nível absoluto da taxa. Funciona como um caça-talentos que acerta o ranking dos candidatos, mesmo sem prever a nota exata de cada um.</w:t>
+      </w:r>
+    </w:p>
+    <w:p>
+      <w:r>
+        <w:t>Na validação temporal — o protocolo que simula o uso real — o XGBoost foi o melhor entre todos os modelos. RMSE de 2,62 p.p., erro absoluto médio de 0,95, Spearman de 0,390 e ROC-AUC de 0,830 na leitura binarizada. Atingiu a meta de ROC-AUC ≥ 0,83 estabelecida a partir dos baselines. O R² permaneceu negativo (−0,10), mas foi o menos negativo entre os modelos. O tuning atenuou, sem eliminar, a mudança de nível entre os ciclos. A previsão da magnitude segue limitada pela janela curta de dois pares de anos — uma limitação registrada no estudo.</w:t>
+      </w:r>
+    </w:p>
+    <w:p>
+      <w:r>
+        <w:t>A importância por ganho (figura a seguir) confirma os achados anteriores. Dominam a localização diferenciada da escola, o histórico de abandono e a adequação da formação docente, seguidos da distorção idade-série. Os resíduos do XGBoost no teste temporal têm média próxima de zero (0,22 p.p.) e desvio-padrão de 2,61, sem heterocedasticidade acentuada. A reavaliação do viés de superpredição por grupo — sobretudo nas escolas de localização diferenciada — é aprofundada na seção seguinte, com SHAP.</w:t>
       </w:r>
     </w:p>
     <w:p>
@@ -8670,7 +8797,7 @@
     </w:p>
     <w:p>
       <w:r>
-        <w:t>Enquanto a importância por ganho da seção anterior mede quanto cada variável reduz o erro nos pontos de divisão das árvores, a explicabilidade por valores de Shapley (SHAP) mede a contribuição média de cada variável para a predição de cada escola, permitindo ler não apenas a magnitude, mas a direção do efeito. A figura a seguir resume essa decomposição para todo o conjunto: o lag da taxa de abandono (abnd_t, |SHAP| médio de 0,148 na escala de raiz) é, de longe, o principal determinante do risco previsto, seguido do abandono da 2ª série (0,098) e da 1ª série (0,050), do nível socioeconômico (INSE, 0,041), da reprovação (0,041) e da distorção idade-série (0,030).</w:t>
+        <w:t>A importância por ganho mede quanto cada variável reduz o erro nos pontos de divisão das árvores. Já a explicabilidade por valores de Shapley (SHAP) mede a contribuição média de cada variável para a predição de cada escola. Ela mostra não só a magnitude, mas a direção do efeito. É como um raio-X do modelo. A figura a seguir resume essa decomposição para todo o conjunto. O histórico de abandono (abnd_t, |SHAP| médio de 0,148 na escala de raiz) é, de longe, o principal fator do risco previsto. Seguem o abandono da 2ª série (0,098) e da 1ª série (0,050), o nível socioeconômico (INSE, 0,041), a reprovação (0,041) e a distorção idade-série (0,030). O peso do histórico de abandono ilustra um princípio conhecido: o melhor previsor do tempo de amanhã costuma ser o tempo de hoje.</w:t>
       </w:r>
     </w:p>
     <w:p>
@@ -8735,7 +8862,7 @@
     </w:p>
     <w:p>
       <w:r>
-        <w:t>As cores do gráfico de dispersão confirmam que as direções dos efeitos são coerentes com a literatura: valores altos das taxas de abandono e reprovação defasadas e da distorção idade-série empurram a predição para cima (maior risco), ao passo que valores altos do INSE a empurram para baixo — a correlação entre o valor do INSE e sua contribuição SHAP é de −0,74. A figura seguinte ordena as variáveis por |SHAP| médio e codifica essa direção por cor. Cabe registrar uma divergência metodológica relevante em relação à importância por ganho: a variável binária de localização diferenciada, apontada como a de maior ganho, não figura entre as mais influentes pela métrica SHAP. A razão é que essa variável marca um número reduzido de escolas e, quando usada em uma divisão, separa grupos muito homogêneos — o que infla o ganho por divisão —, mas, por afetar poucas observações, contribui pouco para a predição média do conjunto. As duas métricas são, portanto, complementares: o ganho destaca variáveis de alta pureza local, e o SHAP, as de maior contribuição média global.</w:t>
+        <w:t>As cores do gráfico de dispersão confirmam que as direções dos efeitos são coerentes com a teoria. Valores altos de abandono e reprovação defasados e de distorção idade-série empurram a predição para cima (mais risco). Valores altos de INSE a empurram para baixo — a correlação entre o valor do INSE e sua contribuição SHAP é de −0,74. A figura seguinte ordena as variáveis por |SHAP| médio e codifica a direção por cor. Cabe registrar uma divergência em relação à importância por ganho. A variável binária de localização diferenciada é a de maior ganho, mas não está entre as mais influentes pelo SHAP. A razão: ela marca poucas escolas e, quando usada em uma divisão, separa grupos muito homogêneos — o que infla o ganho. Mas, por afetar poucas observações, contribui pouco para a predição média. É como uma chave que abre uma única porta, porém a abre perfeitamente. As duas métricas são complementares: o ganho destaca variáveis de alta pureza local; o SHAP, as de maior contribuição média global.</w:t>
       </w:r>
     </w:p>
     <w:p>
@@ -8800,7 +8927,7 @@
     </w:p>
     <w:p>
       <w:r>
-        <w:t>A decomposição é também local: para qualquer escola, é possível mostrar como cada variável afastou sua predição do valor médio. A figura a seguir ilustra o caso da escola de maior risco previsto — uma escola estadual indígena no município de Jatobá, com 23,9% de abandono previsto e 39,1% observado em 2022. Partindo da predição média do conjunto (E[f(x)] = 0,49 na escala de raiz), as maiores contribuições positivas vêm do lag de abandono (+0,74), da distorção idade-série (+0,64) e do abandono da 2ª série (+0,41), que somadas constroem o escore elevado de risco. Esse tipo de explicação por escola é o insumo que o dashboard apresentará ao gestor para justificar cada indicação de prioridade.</w:t>
+        <w:t>A decomposição é também local. Para qualquer escola, é possível mostrar como cada variável afastou sua predição do valor médio. É a diferença entre o mapa do clima de um país e a previsão do tempo de uma cidade. A figura a seguir ilustra a escola de maior risco previsto — uma escola estadual indígena no município de Jatobá, com 23,9% de abandono previsto e 39,1% observado em 2022. Partindo da predição média do conjunto (E[f(x)] = 0,49 na escala de raiz), as maiores contribuições positivas vêm do histórico de abandono (+0,74), da distorção idade-série (+0,64) e do abandono da 2ª série (+0,41). Somadas, elas constroem o escore alto de risco. Esse tipo de explicação por escola é o insumo que o painel mostra ao gestor para justificar cada indicação de prioridade.</w:t>
       </w:r>
     </w:p>
     <w:p>
@@ -8865,7 +8992,7 @@
     </w:p>
     <w:p>
       <w:r>
-        <w:t>Por fim, a análise de resíduos foi reavaliada sobre o modelo definitivo, cumprindo o encaminhamento registrado anteriormente. A figura a seguir apresenta o resíduo (real − previsto) do XGBoost por grupo de localização na validação temporal. O viés sistemático identificado nos baselines persiste após o tuning: as escolas urbanas e rurais têm resíduo médio próximo de zero (+0,42 e +0,71 ponto percentual, respectivamente), enquanto as escolas de localização diferenciada — terras indígenas e comunidades quilombolas — mantêm superpredição acentuada (resíduo médio de −3,99 pontos percentuais, n = 41), praticamente idêntica à observada com o Ridge (−4,09). O modelo prevê para essas escolas um abandono elevado, condizente com seu perfil contextual (rural, baixo INSE, alta distorção idade-série), mas o abandono observado é próximo de zero. O achado reforça a hipótese de fatores protetivos de vínculo comunitário não capturados pelas variáveis disponíveis e tem consequência prática direta: um ranking de priorização não corrigido alocaria atenção excessiva a essas escolas. Recomenda-se, por isso, exibir o resíduo ao gestor como sinal de cautela e tratar a correção desse viés como trabalho futuro.</w:t>
+        <w:t>Por fim, a análise de resíduos foi refeita sobre o modelo definitivo. A figura a seguir mostra o resíduo (real − previsto) do XGBoost por grupo de localização, na validação temporal. O viés identificado nos baselines persiste após o tuning. As escolas urbanas e rurais têm resíduo médio próximo de zero (+0,42 e +0,71 p.p.). As escolas de localização diferenciada mantêm superpredição acentuada (resíduo médio de −3,99 p.p., n = 41), quase idêntica à do Ridge (−4,09). O modelo prevê para elas um abandono alto, condizente com o perfil contextual, mas o abandono observado é próximo de zero. O achado reforça a hipótese de fatores protetivos de vínculo comunitário, fora do alcance das variáveis disponíveis. A consequência é prática: um ranking não corrigido daria atenção excessiva a essas escolas. Por isso, recomenda-se exibir o resíduo ao gestor como sinal de cautela, e tratar a correção do viés como trabalho futuro.</w:t>
       </w:r>
     </w:p>
     <w:p>
@@ -8933,12 +9060,32 @@
         <w:pStyle w:val="3"/>
       </w:pPr>
       <w:r>
+        <w:t>O Painel de Priorização ao Gestor</w:t>
+      </w:r>
+    </w:p>
+    <w:p>
+      <w:pPr/>
+      <w:r>
+        <w:t>O sistema culmina em um painel interativo que coloca o modelo nas mãos do gestor. Ele atende, na prática, às três funções previstas na arquitetura. Primeiro, exibe o ranking de risco das escolas para o ano seguinte, com filtros por mesorregião e município e marcação das N escolas mais críticas — a lista de priorização. Segundo, abre o detalhe de cada escola: o risco previsto, sua posição no ranking e a explicação SHAP que mostra quais indicadores puxaram aquela predição para cima ou para baixo. É o equivalente a um laudo individual, que justifica por que aquela escola foi sinalizada. Terceiro, apresenta o diagnóstico de resíduo, que separa as escolas que abandonam mais do que o previsto (alerta) das que abandonam menos (resilientes).</w:t>
+      </w:r>
+    </w:p>
+    <w:p>
+      <w:pPr/>
+      <w:r>
+        <w:t>Uma ressalva fica explícita na própria tela. As predições exibidas no painel são internas à amostra, e a estimativa honesta de desempenho prospectivo é a da validação temporal. O painel é, portanto, uma ferramenta de apoio à decisão, não um substituto do julgamento do gestor. Ele responde a duas perguntas no mesmo lugar: onde intervir primeiro e por quê.</w:t>
+      </w:r>
+    </w:p>
+    <w:p>
+      <w:pPr>
+        <w:pStyle w:val="3"/>
+      </w:pPr>
+      <w:r>
         <w:t>Síntese dos Resultados</w:t>
       </w:r>
     </w:p>
     <w:p>
       <w:r>
-        <w:t>Os resultados sustentam parcialmente a pergunta principal: é possível ordenar as escolas estaduais de Ensino Médio de Pernambuco por risco de abandono em t+1, a partir de indicadores do ano t, com qualidade útil para priorização. O XGBoost foi o melhor nas dimensões alinhadas a esse objetivo — maior correlação de Spearman (0,458 em validação cruzada repetida e 0,390 na temporal), menor erro absoluto médio e ROC-AUC de 0,830 na validação temporal —, atingindo as metas de ROC-AUC ≥ 0,83 e de Spearman ≥ 0,43 (esta em validação cruzada). A meta de RMSE não foi superada: o XGBoost não reduziu o RMSE ante o Random Forest e a magnitude da taxa não generaliza entre ciclos (R² negativo na validação temporal), limitação atenuada, mas não eliminada, pela janela curta de dois pares de anos. A explicabilidade com SHAP confirmou o lag de abandono, a reprovação e a distorção idade-série como principais determinantes, com direções coerentes com a teoria, e a reavaliação dos resíduos confirmou a persistência do viés de superpredição nas escolas de localização diferenciada (−3,99 p.p.). Restam para as fases seguintes o dashboard de priorização e, como trabalho futuro, a correção desse viés e a ampliação da janela temporal.</w:t>
+        <w:t>Os resultados sustentam parcialmente a pergunta principal. É possível ordenar as escolas estaduais de Ensino Médio de Pernambuco por risco de abandono em t+1, a partir de indicadores do ano t, com qualidade útil para priorização. O XGBoost foi o melhor nas dimensões alinhadas a esse objetivo: maior correlação de Spearman (0,458 em validação cruzada e 0,390 na temporal), menor erro absoluto médio e ROC-AUC de 0,830 na validação temporal. Atingiu as metas de ROC-AUC ≥ 0,83 e de Spearman ≥ 0,43. A meta de RMSE não foi superada. O XGBoost não reduziu o RMSE ante o Random Forest, e a magnitude da taxa não generaliza entre ciclos (R² negativo na validação temporal). Essa limitação foi atenuada, mas não eliminada, pela janela curta de dois pares de anos. A explicabilidade com SHAP confirmou o histórico de abandono, a reprovação e a distorção idade-série como principais fatores, com direções coerentes com a teoria. A reavaliação dos resíduos confirmou o viés de superpredição nas escolas de localização diferenciada (−3,99 p.p.). Por fim, o sistema foi operacionalizado em um painel de priorização para o gestor. Restam como trabalho futuro a correção do viés, a ampliação da janela temporal e a implantação em contêiner.</w:t>
       </w:r>
     </w:p>
     <w:p>
@@ -8950,6 +9097,42 @@
         <w:t>CONCLUSÕES E TRABALHOS FUTUROS</w:t>
       </w:r>
       <w:bookmarkEnd w:id="21"/>
+    </w:p>
+    <w:p>
+      <w:pPr/>
+      <w:r>
+        <w:t>Este trabalho desenvolveu um sistema de identificação precoce do risco de evasão em escolas estaduais de Ensino Médio de Pernambuco. O percurso foi completo: da coleta dos microdados do INEP à entrega de um painel ao gestor. O resultado é um pipeline reprodutível de ciência de dados, com cada etapa testada e documentada.</w:t>
+      </w:r>
+    </w:p>
+    <w:p>
+      <w:pPr/>
+      <w:r>
+        <w:t>A pergunta principal foi parcialmente respondida. É possível ordenar as escolas por risco de abandono no ano seguinte, com qualidade útil para priorização. O XGBoost alcançou correlação de Spearman de 0,458 em validação cruzada e ROC-AUC de 0,830 na validação temporal. A magnitude exata da taxa, porém, ainda não generaliza bem entre ciclos. Para o uso pretendido — escolher onde intervir primeiro — é a ordem das escolas que importa, e essa o modelo acerta.</w:t>
+      </w:r>
+    </w:p>
+    <w:p>
+      <w:pPr/>
+      <w:r>
+        <w:t>A pergunta secundária produziu um achado de equidade. O modelo superprevê o abandono nas escolas de localização diferenciada, indígenas e quilombolas. O perfil contextual dessas escolas sugere risco alto, mas o abandono observado é baixo. A leitura provável é a presença de fatores protetivos de vínculo comunitário, fora do alcance dos dados. O resíduo do modelo serviu, aqui, como instrumento de diagnóstico desse viés.</w:t>
+      </w:r>
+    </w:p>
+    <w:p>
+      <w:pPr/>
+      <w:r>
+        <w:t>As contribuições do trabalho são quatro. Primeira, um painel longitudinal integrado das escolas estaduais de Ensino Médio de Pernambuco, unindo Censo e indicadores complementares. Segunda, um modelo preditivo em nível de escola, avaliado com cuidado contra vazamento temporal e espacial. Terceira, uma camada de explicabilidade por SHAP, que justifica cada indicação. Quarta, um painel de priorização que coloca tudo isso à disposição do gestor.</w:t>
+      </w:r>
+    </w:p>
+    <w:p>
+      <w:pPr/>
+      <w:r>
+        <w:t>O trabalho tem limitações. A janela temporal é curta — apenas dois pares de anos —, o que limita a generalização da magnitude. O INSE não tem edição posterior a 2021 em nível de escola, e foi tratado como estático. O viés nas escolas de localização diferenciada não foi corrigido. E as predições do painel são, por ora, internas à amostra.</w:t>
+      </w:r>
+    </w:p>
+    <w:p>
+      <w:pPr/>
+      <w:r>
+        <w:t>Os trabalhos futuros decorrem dessas limitações. Recomenda-se ampliar a série histórica à medida que novas edições do Censo forem publicadas. Sugere-se corrigir o viés de equidade, por exemplo com termos de grupo ou recalibração por estrato. Prevê-se empacotar o painel em um contêiner Docker e validá-lo junto aos gestores da SEE-PE. Por fim, uma evolução possível é passar do apoio à decisão para a recomendação de ações — desde que sustentada por evidência de causalidade, o que exigiria um desenho de estudo específico.</w:t>
+      </w:r>
     </w:p>
     <w:bookmarkEnd w:id="10"/>
     <w:p>
@@ -8981,6 +9164,66 @@
       <w:bookmarkEnd w:id="25"/>
     </w:p>
     <w:p>
+      <w:pPr/>
+      <w:r>
+        <w:t>BREIMAN, L. Random Forests. Machine Learning, v. 45, n. 1, p. 5–32, 2001.</w:t>
+      </w:r>
+    </w:p>
+    <w:p>
+      <w:pPr/>
+      <w:r>
+        <w:t>BRASIL. Instituto Nacional de Estudos e Pesquisas Educacionais Anísio Teixeira (INEP). Microdados do Censo Escolar da Educação Básica 2022–2024. Brasília: INEP, 2024.</w:t>
+      </w:r>
+    </w:p>
+    <w:p>
+      <w:pPr/>
+      <w:r>
+        <w:t>BRASIL. Instituto Nacional de Estudos e Pesquisas Educacionais Anísio Teixeira (INEP). Indicadores Educacionais: notas técnicas (INSE, IRD, TDI, AFD, IED e ICG). Brasília: INEP, 2023.</w:t>
+      </w:r>
+    </w:p>
+    <w:p>
+      <w:pPr/>
+      <w:r>
+        <w:t>CHEN, T.; GUESTRIN, C. XGBoost: A Scalable Tree Boosting System. In: ACM SIGKDD International Conference on Knowledge Discovery and Data Mining, 22., 2016, São Francisco. Proceedings... New York: ACM, 2016. p. 785–794.</w:t>
+      </w:r>
+    </w:p>
+    <w:p>
+      <w:pPr/>
+      <w:r>
+        <w:t>DORE, R.; LÜSCHER, A. Z. Permanência e evasão na educação técnica de nível médio em Minas Gerais. Cadernos de Pesquisa, v. 41, n. 144, p. 770–789, 2011.</w:t>
+      </w:r>
+    </w:p>
+    <w:p>
+      <w:pPr/>
+      <w:r>
+        <w:t>FREIRE, P. Pedagogia do oprimido. 17. ed. Rio de Janeiro: Paz e Terra, 1987.</w:t>
+      </w:r>
+    </w:p>
+    <w:p>
+      <w:pPr/>
+      <w:r>
+        <w:t>LUNDBERG, S. M.; LEE, S. A Unified Approach to Interpreting Model Predictions. In: Advances in Neural Information Processing Systems (NIPS), 30., 2017. Proceedings... 2017. p. 4765–4774.</w:t>
+      </w:r>
+    </w:p>
+    <w:p>
+      <w:pPr/>
+      <w:r>
+        <w:t>PEDREGOSA, F. et al. Scikit-learn: Machine Learning in Python. Journal of Machine Learning Research, v. 12, p. 2825–2830, 2011.</w:t>
+      </w:r>
+    </w:p>
+    <w:p>
+      <w:pPr/>
+      <w:r>
+        <w:t>ROMERO, C.; VENTURA, S. Educational data mining and learning analytics: An updated survey. WIREs Data Mining and Knowledge Discovery, v. 10, n. 3, e1355, 2020.</w:t>
+      </w:r>
+    </w:p>
+    <w:p>
+      <w:pPr/>
+      <w:r>
+        <w:t>RUMBERGER, R. W. Dropping out: why students drop out of high school and what can be done about it. Cambridge: Harvard University Press, 2011.</w:t>
+      </w:r>
+    </w:p>
+    <w:p>
       <w:pPr>
         <w:rPr>
           <w:color w:val="auto"/>
@@ -8995,14 +9238,15 @@
           <w:szCs w:val="24"/>
         </w:rPr>
       </w:pPr>
-      <w:r>
+    </w:p>
+    <w:p>
+      <w:pPr>
         <w:rPr>
           <w:rFonts w:cs="Arial"/>
           <w:color w:val="auto"/>
           <w:szCs w:val="24"/>
         </w:rPr>
-        <w:t>Elemento obrigatório. Consiste na relação das obras citadas no texto, que permite a identificação de cada uma delas. Todas as obras citadas no trabalho têm que estar na listagem das referências.</w:t>
-      </w:r>
+      </w:pPr>
     </w:p>
     <w:p>
       <w:pPr>
@@ -9012,41 +9256,16 @@
           <w:szCs w:val="24"/>
         </w:rPr>
       </w:pPr>
-      <w:r>
+    </w:p>
+    <w:p>
+      <w:pPr>
+        <w:spacing w:line="240" w:lineRule="auto"/>
         <w:rPr>
           <w:rFonts w:cs="Arial"/>
           <w:color w:val="auto"/>
           <w:szCs w:val="24"/>
         </w:rPr>
-        <w:t>A lista deve ser alinhada à esquerda, espaço simples, e as referências separadas entre si por um espaço simples em branco.</w:t>
-      </w:r>
-    </w:p>
-    <w:p>
-      <w:pPr>
-        <w:rPr>
-          <w:rFonts w:cs="Arial"/>
-          <w:color w:val="auto"/>
-          <w:szCs w:val="24"/>
-        </w:rPr>
-      </w:pPr>
-    </w:p>
-    <w:p>
-      <w:pPr>
-        <w:spacing w:line="240" w:lineRule="auto"/>
-        <w:rPr>
-          <w:rFonts w:cs="Arial"/>
-          <w:color w:val="auto"/>
-          <w:szCs w:val="24"/>
-        </w:rPr>
-      </w:pPr>
-      <w:r>
-        <w:rPr>
-          <w:rFonts w:cs="Arial"/>
-          <w:color w:val="auto"/>
-          <w:szCs w:val="24"/>
-        </w:rPr>
-        <w:t>Formatação do título:</w:t>
-      </w:r>
+      </w:pPr>
     </w:p>
     <w:tbl>
       <w:tblPr>
@@ -9512,14 +9731,6 @@
           <w:szCs w:val="24"/>
         </w:rPr>
       </w:pPr>
-      <w:r>
-        <w:rPr>
-          <w:rFonts w:cs="Arial"/>
-          <w:color w:val="auto"/>
-          <w:szCs w:val="24"/>
-        </w:rPr>
-        <w:t>Formatação do texto:</w:t>
-      </w:r>
     </w:p>
     <w:tbl>
       <w:tblPr>
@@ -9983,20 +10194,6 @@
           <w:color w:val="auto"/>
         </w:rPr>
       </w:pPr>
-      <w:r>
-        <w:rPr>
-          <w:b/>
-          <w:bCs/>
-          <w:color w:val="auto"/>
-        </w:rPr>
-        <w:t>Trabalho de conclusão de curso de graduação, trabalho de graduação interdisciplinar, trabalho de conclusão de curso de especialização e/ou aperfeiçoamento</w:t>
-      </w:r>
-      <w:r>
-        <w:rPr>
-          <w:color w:val="auto"/>
-        </w:rPr>
-        <w:t>: documento que apresenta o resultado do projeto, devendo expressar conhecimento do assunto escolhido, que deve ser obrigatoriamente emanado da disciplina, módulo, estudo independente, curso, programa, e outros ministrados. Deve ser feito sob a coordenação de um orientador.</w:t>
-      </w:r>
     </w:p>
     <w:p>
       <w:pPr>

--- a/Modelo TCC Engenharia de Software 2022.docx
+++ b/Modelo TCC Engenharia de Software 2022.docx
@@ -237,7 +237,7 @@
           <w:szCs w:val="24"/>
           <w:lang w:eastAsia="pt-BR"/>
         </w:rPr>
-        <w:t>Nome do Autor</w:t>
+        <w:t>Artur Oliveira Santiago</w:t>
       </w:r>
     </w:p>
     <w:p>
@@ -348,7 +348,7 @@
           <w:color w:val="auto"/>
           <w:szCs w:val="24"/>
         </w:rPr>
-        <w:t>Título do trabalho:</w:t>
+        <w:t>Identificação precoce de risco de evasão escolar em escolas estaduais de Ensino Médio de Pernambuco: um sistema baseado em aprendizado de máquina</w:t>
       </w:r>
       <w:r>
         <w:rPr>
@@ -356,7 +356,6 @@
           <w:color w:val="auto"/>
           <w:szCs w:val="24"/>
         </w:rPr>
-        <w:t xml:space="preserve"> subtítulo</w:t>
       </w:r>
     </w:p>
     <w:p>
@@ -556,7 +555,7 @@
           <w:szCs w:val="24"/>
           <w:lang w:eastAsia="pt-BR"/>
         </w:rPr>
-        <w:t>2021</w:t>
+        <w:t>2026</w:t>
       </w:r>
       <w:r>
         <w:rPr>
@@ -566,7 +565,6 @@
           <w:szCs w:val="24"/>
           <w:lang w:eastAsia="pt-BR"/>
         </w:rPr>
-        <w:br w:type="page"/>
       </w:r>
     </w:p>
     <w:p>
@@ -585,7 +583,7 @@
           <w:caps w:val="0"/>
           <w:color w:val="auto"/>
         </w:rPr>
-        <w:t>Nome do Autor</w:t>
+        <w:t>Artur Oliveira Santiago</w:t>
       </w:r>
     </w:p>
     <w:p>
@@ -712,7 +710,7 @@
           <w:szCs w:val="24"/>
           <w:lang w:eastAsia="pt-BR"/>
         </w:rPr>
-        <w:t>Título do trabalho: subtítulo</w:t>
+        <w:t>Identificação precoce de risco de evasão escolar em escolas estaduais de Ensino Médio de Pernambuco: um sistema baseado em aprendizado de máquina</w:t>
       </w:r>
     </w:p>
     <w:p>
@@ -864,13 +862,12 @@
           <w:caps w:val="0"/>
           <w:color w:val="auto"/>
         </w:rPr>
-        <w:t>2021</w:t>
-      </w:r>
-      <w:r>
-        <w:rPr>
-          <w:color w:val="auto"/>
-        </w:rPr>
-        <w:br w:type="page"/>
+        <w:t>2026</w:t>
+      </w:r>
+      <w:r>
+        <w:rPr>
+          <w:color w:val="auto"/>
+        </w:rPr>
       </w:r>
     </w:p>
     <w:p>
@@ -2244,7 +2241,7 @@
         </w:rPr>
       </w:pPr>
       <w:r>
-        <w:t>A evasão escolar no Ensino Médio é um dos maiores entraves da educação brasileira. Em Pernambuco, a rede estadual reúne cerca de 800 escolas de Ensino Médio em 185 municípios. Este trabalho desenvolve um pipeline completo de ciência de dados para identificar, de forma precoce, o risco de abandono em nível de escola. As fontes são os microdados do Censo Escolar do INEP (2022–2024) e indicadores complementares — Nível Socioeconômico (INSE), Regularidade do Corpo Docente (IRD), Distorção Idade-Série (TDI) e Adequação da Formação Docente (AFD). A unidade de análise é a escola, não o aluno. A variável-alvo é a taxa de abandono do ano seguinte (t+1). O pipeline cobre ETL, análise exploratória, engenharia de atributos, modelagem e interpretabilidade. O modelo principal é um XGBoost, explicado por valores SHAP. O painel longitudinal reúne 806 escolas e 2.392 observações; o conjunto de modelagem tem 1.586 observações e 38 atributos, sem dados ausentes após imputação. A análise exploratória mostrou infraestrutura muito menor nas escolas rurais (índice 0,52 contra 0,71 nas urbanas; p&lt;0,0001), forte expansão do tempo integral (de 56,7% em 2022 para 64,9% em 2024) e concentração de risco na mesorregião do São Francisco Pernambucano. O XGBoost ordena bem as escolas por risco (correlação de Spearman de 0,458 em validação cruzada e ROC-AUC de 0,830 na validação temporal), embora a magnitude exata da taxa ainda generalize mal entre os ciclos. A análise SHAP confirmou o histórico de abandono, a reprovação e a distorção idade-série como principais fatores de risco. Os resultados alimentam um painel interativo em Streamlit, que entrega ao gestor o ranking de risco e a explicação individual de cada escola.</w:t>
+        <w:t>A evasão escolar no Ensino Médio é um dos principais entraves da educação brasileira. Em Pernambuco, a rede estadual reúne cerca de 800 escolas de Ensino Médio ativas, distribuídas por 185 municípios, e carece de um mecanismo estruturado de antecipação do risco. Este trabalho desenvolve um sistema de identificação precoce do risco de abandono em nível de escola, para apoiar a priorização de intervenções pela gestão estadual. As fontes de dados são os microdados do Censo Escolar do INEP (2022–2024) e indicadores complementares — Nível Socioeconômico (INSE), Regularidade do Corpo Docente (IRD), Distorção Idade-Série (TDI) e Adequação da Formação Docente (AFD). A unidade de análise é a escola, não o aluno. A variável-alvo é a taxa de abandono do ano seguinte (t+1), o que torna o problema genuinamente preditivo. O pipeline cobre ETL, análise exploratória, engenharia de atributos, modelagem e interpretabilidade; o modelo principal é um XGBoost, explicado por valores SHAP. O painel longitudinal reúne 806 escolas e 2.392 observações; o conjunto de modelagem tem 1.586 observações e 38 atributos, sem dados ausentes após imputação. A análise exploratória mostrou infraestrutura muito inferior nas escolas rurais (índice 0,52 contra 0,71 nas urbanas; p&lt;0,0001), forte expansão do tempo integral (de 56,7% em 2022 para 64,9% em 2024) e concentração de risco na mesorregião do São Francisco Pernambucano. O XGBoost ordena as escolas por risco com qualidade útil à priorização (correlação de Spearman de 0,458 em validação cruzada e ROC-AUC de 0,830 na validação temporal), embora a magnitude exata da taxa ainda generalize mal entre os ciclos. A análise SHAP confirmou o histórico de abandono, a reprovação e a distorção idade-série como principais fatores de risco, e o nível socioeconômico como fator de proteção. A análise de resíduos revelou um achado de equidade: o modelo superprevê o abandono nas escolas de localização diferenciada (indígenas e quilombolas), o que sugere fatores protetivos não capturados pelos dados. Os resultados alimentam um painel interativo em Streamlit, que entrega ao gestor o ranking de risco e a explicação individual de cada escola — onde intervir primeiro e por quê.</w:t>
       </w:r>
     </w:p>
     <w:p>
@@ -2339,7 +2336,7 @@
         </w:rPr>
       </w:pPr>
       <w:r>
-        <w:t>School dropout at the secondary level is one of the main challenges of Brazilian public education. In Pernambuco, the state network comprises approximately 800 active high schools across 185 municipalities. This work develops a complete data science pipeline for early identification of school-level dropout risk, using microdata from the National School Census (INEP, 2022–2024) and complementary indicators — Socioeconomic Level (INSE), Teacher Regularity Index (IRD), Age-Grade Distortion Rate (TDI), and Teacher Training Adequacy (AFD). The unit of analysis is the school, not the student. The target variable is the following year's dropout rate (t+1). The pipeline covers ETL, exploratory analysis, feature engineering, modeling, and interpretability. The main model is an XGBoost, explained by SHAP values. The longitudinal panel contains 806 schools and 2,392 observations; the modeling dataset has 1,586 observations and 38 features, with no missing values after imputation. Exploratory analysis revealed much lower infrastructure in rural schools (index 0.52 vs. 0.71 for urban; p&lt;0.0001), strong growth of full-time schooling (from 56.7% in 2022 to 64.9% in 2024), and risk concentration in the São Francisco Pernambucano region. The XGBoost ranks schools by risk well (Spearman correlation of 0.458 in cross-validation and ROC-AUC of 0.830 in temporal validation), although the exact magnitude of the rate still generalizes poorly across cycles. SHAP analysis confirmed dropout history, failure, and age-grade distortion as the main risk factors. The results feed an interactive Streamlit dashboard that delivers the risk ranking and per-school explanations to managers.</w:t>
+        <w:t>School dropout at the secondary level is one of the main challenges of Brazilian public education. In Pernambuco, the state network comprises approximately 800 active high schools across 185 municipalities and lacks a structured mechanism for anticipating risk. This work develops a system for early identification of school-level dropout risk, to support the prioritization of interventions by state management. Data sources are the microdata from the National School Census (INEP, 2022–2024) and complementary indicators — Socioeconomic Level (INSE), Teacher Regularity Index (IRD), Age-Grade Distortion Rate (TDI), and Teacher Training Adequacy (AFD). The unit of analysis is the school, not the student. The target variable is the following year's dropout rate (t+1), which makes the problem genuinely predictive. The pipeline covers ETL, exploratory analysis, feature engineering, modeling, and interpretability; the main model is an XGBoost, explained by SHAP values. The longitudinal panel contains 806 schools and 2,392 observations; the modeling dataset has 1,586 observations and 38 features, with no missing values after imputation. Exploratory analysis revealed much lower infrastructure in rural schools (index 0.52 vs. 0.71 for urban; p&lt;0.0001), strong growth of full-time schooling (from 56.7% in 2022 to 64.9% in 2024), and risk concentration in the São Francisco Pernambucano region. The XGBoost ranks schools by risk with quality useful for prioritization (Spearman correlation of 0.458 in cross-validation and ROC-AUC of 0.830 in temporal validation), although the exact magnitude of the rate still generalizes poorly across cycles. SHAP analysis confirmed dropout history, grade retention, and age-grade distortion as the main risk factors, and socioeconomic level as a protective factor. Residual analysis revealed an equity finding: the model overpredicts dropout in schools in differentiated locations (Indigenous and quilombola communities), suggesting protective factors not captured by the data. The results feed an interactive Streamlit dashboard that delivers the risk ranking and per-school explanations to managers — where to intervene first, and why.</w:t>
       </w:r>
     </w:p>
     <w:p>
@@ -2419,80 +2416,218 @@
     <w:p>
       <w:pPr>
         <w:pStyle w:val="22"/>
-        <w:tabs>
-          <w:tab w:val="right" w:leader="dot" w:pos="9061"/>
-        </w:tabs>
-        <w:rPr>
-          <w:rFonts w:asciiTheme="minorHAnsi" w:hAnsiTheme="minorHAnsi" w:eastAsiaTheme="minorEastAsia" w:cstheme="minorBidi"/>
-          <w:sz w:val="22"/>
-          <w:szCs w:val="22"/>
-          <w:lang w:eastAsia="pt-BR"/>
-        </w:rPr>
-      </w:pPr>
-      <w:r>
+      </w:pPr>
+      <w:r>
+        <w:t>Figura 1 – Diagrama de casos de uso</w:t>
+      </w:r>
+    </w:p>
+    <w:p>
+      <w:pPr>
+        <w:pStyle w:val="22"/>
+      </w:pPr>
+      <w:r>
+        <w:t>Figura 2 – Diagrama de pacotes (visão estrutural)</w:t>
+      </w:r>
+    </w:p>
+    <w:p>
+      <w:pPr>
+        <w:pStyle w:val="22"/>
+      </w:pPr>
+      <w:r>
+        <w:t>Figura 3 – Diagrama de componentes e fluxo de dados</w:t>
+      </w:r>
+    </w:p>
+    <w:p>
+      <w:pPr>
+        <w:pStyle w:val="22"/>
+      </w:pPr>
+      <w:r>
+        <w:t>Figura 4 – Diagrama de atividades do pipeline</w:t>
+      </w:r>
+    </w:p>
+    <w:p>
+      <w:pPr>
+        <w:pStyle w:val="22"/>
+      </w:pPr>
+      <w:r>
+        <w:t>Figura 5 – Diagrama de implantação</w:t>
+      </w:r>
+    </w:p>
+    <w:p>
+      <w:pPr>
+        <w:pStyle w:val="22"/>
+      </w:pPr>
+      <w:r>
+        <w:t>Figura 6 – Distribuição e composição do Indicador de Esforço Docente (IED) no Ensino Médio</w:t>
+      </w:r>
+    </w:p>
+    <w:p>
+      <w:pPr>
+        <w:pStyle w:val="22"/>
+      </w:pPr>
+      <w:r>
+        <w:t>Figura 7 – Distribuição do Indicador de Complexidade de Gestão (ICG) e sua sobreposição com a TDI</w:t>
+      </w:r>
+    </w:p>
+    <w:p>
+      <w:pPr>
+        <w:pStyle w:val="22"/>
+      </w:pPr>
+      <w:r>
+        <w:t>Figura 8 – Ablação do XGBoost com e sem os indicadores IED e ICG em validação cruzada</w:t>
+      </w:r>
+    </w:p>
+    <w:p>
+      <w:pPr>
+        <w:pStyle w:val="22"/>
+      </w:pPr>
+      <w:r>
+        <w:t>Figura 9 – Precision@K e captura de escolas críticas por tamanho da lista de priorização (teste temporal 2023→2024)</w:t>
+      </w:r>
+    </w:p>
+    <w:p>
+      <w:pPr>
+        <w:pStyle w:val="22"/>
+      </w:pPr>
+      <w:r>
+        <w:t>Figura 10 – Distribuição dos resíduos por mesorregião e por tipo de localização (Ridge, teste temporal)</w:t>
+      </w:r>
+    </w:p>
+    <w:p>
+      <w:pPr>
+        <w:pStyle w:val="22"/>
+      </w:pPr>
+      <w:r>
+        <w:t>Figura 11 – Importância das variáveis (ganho) e resíduos do XGBoost na validação temporal</w:t>
+      </w:r>
+    </w:p>
+    <w:p>
+      <w:pPr>
+        <w:pStyle w:val="22"/>
+      </w:pPr>
+      <w:r>
+        <w:t>Figura 12 – Decomposição SHAP global das predições do XGBoost (beeswarm)</w:t>
+      </w:r>
+    </w:p>
+    <w:p>
+      <w:pPr>
+        <w:pStyle w:val="22"/>
+      </w:pPr>
+      <w:r>
+        <w:t>Figura 13 – Importância e direção das variáveis por |SHAP| médio</w:t>
+      </w:r>
+    </w:p>
+    <w:p>
+      <w:pPr>
+        <w:pStyle w:val="22"/>
+      </w:pPr>
+      <w:r>
+        <w:t>Figura 14 – Explicação local (waterfall) da escola de maior risco previsto</w:t>
+      </w:r>
+    </w:p>
+    <w:p>
+      <w:pPr>
+        <w:pStyle w:val="22"/>
+      </w:pPr>
+      <w:r>
+        <w:t>Figura 15 – Resíduo do XGBoost por grupo de localização (validação temporal)</w:t>
+      </w:r>
+    </w:p>
+    <w:p>
+      <w:pPr>
         <w:rPr>
           <w:rFonts w:cs="Arial"/>
           <w:b/>
+          <w:color w:val="auto"/>
           <w:szCs w:val="24"/>
         </w:rPr>
-        <w:fldChar w:fldCharType="begin"/>
-      </w:r>
+      </w:pPr>
       <w:r>
         <w:rPr>
           <w:rFonts w:cs="Arial"/>
           <w:b/>
+          <w:color w:val="auto"/>
           <w:szCs w:val="24"/>
         </w:rPr>
-        <w:instrText xml:space="preserve"> TOC \h \z \c "Figura" </w:instrText>
-      </w:r>
-      <w:r>
+        <w:fldChar w:fldCharType="end"/>
+      </w:r>
+    </w:p>
+    <w:p>
+      <w:pPr>
+        <w:pStyle w:val="48"/>
+        <w:rPr>
+          <w:color w:val="auto"/>
+        </w:rPr>
+      </w:pPr>
+    </w:p>
+    <w:p>
+      <w:pPr>
+        <w:pStyle w:val="48"/>
+        <w:rPr>
+          <w:color w:val="auto"/>
+        </w:rPr>
+      </w:pPr>
+      <w:r>
+        <w:rPr>
+          <w:color w:val="auto"/>
+        </w:rPr>
+        <w:fldChar w:fldCharType="end"/>
+      </w:r>
+    </w:p>
+    <w:p>
+      <w:pPr>
+        <w:pStyle w:val="47"/>
+        <w:rPr>
+          <w:color w:val="auto"/>
+        </w:rPr>
+      </w:pPr>
+      <w:r>
+        <w:rPr>
+          <w:color w:val="auto"/>
+        </w:rPr>
+        <w:t>LISTA DE QUADROS</w:t>
+      </w:r>
+    </w:p>
+    <w:p>
+      <w:pPr>
         <w:rPr>
           <w:rFonts w:cs="Arial"/>
           <w:b/>
+          <w:color w:val="auto"/>
           <w:szCs w:val="24"/>
         </w:rPr>
-        <w:fldChar w:fldCharType="separate"/>
-      </w:r>
-      <w:r>
-        <w:fldChar w:fldCharType="begin"/>
-      </w:r>
-      <w:r>
-        <w:instrText xml:space="preserve"> HYPERLINK \l "_Toc81404915" </w:instrText>
-      </w:r>
-      <w:r>
-        <w:fldChar w:fldCharType="separate"/>
-      </w:r>
-      <w:r>
-        <w:rPr>
-          <w:rStyle w:val="17"/>
-          <w:color w:val="auto"/>
-        </w:rPr>
-        <w:t>Figura 1 - Estrutura de trabalhos acadêmicos. (ABNT NBR 14724)</w:t>
-      </w:r>
-      <w:r>
-        <w:tab/>
-      </w:r>
-      <w:r>
-        <w:fldChar w:fldCharType="begin"/>
-      </w:r>
-      <w:r>
-        <w:instrText xml:space="preserve"> PAGEREF _Toc81404915 \h </w:instrText>
-      </w:r>
-      <w:r>
-        <w:fldChar w:fldCharType="separate"/>
-      </w:r>
-      <w:r>
-        <w:rPr>
-          <w:b/>
-          <w:bCs/>
-        </w:rPr>
-        <w:t>Erro! Indicador não definido.</w:t>
-      </w:r>
-      <w:r>
-        <w:fldChar w:fldCharType="end"/>
-      </w:r>
-      <w:r>
-        <w:fldChar w:fldCharType="end"/>
+      </w:pPr>
+    </w:p>
+    <w:p>
+      <w:pPr>
+        <w:pStyle w:val="22"/>
+      </w:pPr>
+      <w:r>
+        <w:t>Quadro 1 – Fases do método de desenvolvimento e artefatos produzidos</w:t>
+      </w:r>
+    </w:p>
+    <w:p>
+      <w:pPr>
+        <w:pStyle w:val="22"/>
+      </w:pPr>
+      <w:r>
+        <w:t>Quadro 2 – Módulos de teste e riscos cobertos</w:t>
+      </w:r>
+    </w:p>
+    <w:p>
+      <w:pPr>
+        <w:pStyle w:val="22"/>
+      </w:pPr>
+      <w:r>
+        <w:t>Quadro 3 – Síntese descritiva dos indicadores complementares (rede estadual de EM em PE, 2022 a 2024)</w:t>
+      </w:r>
+    </w:p>
+    <w:p>
+      <w:pPr>
+        <w:pStyle w:val="22"/>
+      </w:pPr>
+      <w:r>
+        <w:t>Quadro 4 – Métricas em validação cruzada agrupada repetida (20 repetições, IC 95%)</w:t>
       </w:r>
     </w:p>
     <w:p>
@@ -2516,324 +2651,12 @@
     </w:p>
     <w:p>
       <w:pPr>
-        <w:pStyle w:val="47"/>
-        <w:rPr>
-          <w:color w:val="auto"/>
-        </w:rPr>
-      </w:pPr>
-      <w:r>
-        <w:rPr>
-          <w:color w:val="auto"/>
-        </w:rPr>
-        <w:t>lista de gráficos</w:t>
-      </w:r>
-    </w:p>
-    <w:p>
-      <w:pPr>
-        <w:pStyle w:val="48"/>
-        <w:rPr>
-          <w:color w:val="auto"/>
-        </w:rPr>
-      </w:pPr>
-    </w:p>
-    <w:p>
-      <w:pPr>
-        <w:pStyle w:val="22"/>
-        <w:tabs>
-          <w:tab w:val="right" w:leader="dot" w:pos="9061"/>
-        </w:tabs>
-        <w:rPr>
-          <w:rFonts w:asciiTheme="minorHAnsi" w:hAnsiTheme="minorHAnsi" w:eastAsiaTheme="minorEastAsia" w:cstheme="minorBidi"/>
-          <w:sz w:val="22"/>
-          <w:szCs w:val="22"/>
-          <w:lang w:eastAsia="pt-BR"/>
-        </w:rPr>
-      </w:pPr>
-      <w:r>
-        <w:fldChar w:fldCharType="begin"/>
-      </w:r>
-      <w:r>
-        <w:instrText xml:space="preserve"> TOC \h \z \c "Gráfico" </w:instrText>
-      </w:r>
-      <w:r>
-        <w:fldChar w:fldCharType="separate"/>
-      </w:r>
-      <w:r>
-        <w:fldChar w:fldCharType="begin"/>
-      </w:r>
-      <w:r>
-        <w:instrText xml:space="preserve"> HYPERLINK \l "_Toc81400594" </w:instrText>
-      </w:r>
-      <w:r>
-        <w:fldChar w:fldCharType="separate"/>
-      </w:r>
-      <w:r>
-        <w:rPr>
-          <w:rStyle w:val="17"/>
-          <w:color w:val="auto"/>
-        </w:rPr>
-        <w:t>Gráfico 1 – Grupos etários</w:t>
-      </w:r>
-      <w:r>
-        <w:tab/>
-      </w:r>
-      <w:r>
-        <w:fldChar w:fldCharType="begin"/>
-      </w:r>
-      <w:r>
-        <w:instrText xml:space="preserve"> PAGEREF _Toc81400594 \h </w:instrText>
-      </w:r>
-      <w:r>
-        <w:fldChar w:fldCharType="separate"/>
-      </w:r>
-      <w:r>
-        <w:rPr>
-          <w:b/>
-          <w:bCs/>
-        </w:rPr>
-        <w:t>Erro! Indicador não definido.</w:t>
-      </w:r>
-      <w:r>
-        <w:fldChar w:fldCharType="end"/>
-      </w:r>
-      <w:r>
-        <w:fldChar w:fldCharType="end"/>
-      </w:r>
-    </w:p>
-    <w:p>
-      <w:pPr>
-        <w:pStyle w:val="48"/>
-        <w:rPr>
-          <w:color w:val="auto"/>
-        </w:rPr>
-      </w:pPr>
-      <w:r>
-        <w:rPr>
-          <w:color w:val="auto"/>
-        </w:rPr>
-        <w:fldChar w:fldCharType="end"/>
-      </w:r>
-    </w:p>
-    <w:p>
-      <w:pPr>
-        <w:pStyle w:val="47"/>
-        <w:rPr>
-          <w:color w:val="auto"/>
-        </w:rPr>
-      </w:pPr>
-      <w:r>
-        <w:rPr>
-          <w:color w:val="auto"/>
-        </w:rPr>
-        <w:t>LISTA DE QUADROS</w:t>
-      </w:r>
-    </w:p>
-    <w:p>
-      <w:pPr>
         <w:rPr>
           <w:rFonts w:cs="Arial"/>
-          <w:b/>
           <w:color w:val="auto"/>
           <w:szCs w:val="24"/>
         </w:rPr>
       </w:pPr>
-    </w:p>
-    <w:p>
-      <w:pPr>
-        <w:pStyle w:val="22"/>
-        <w:tabs>
-          <w:tab w:val="right" w:leader="dot" w:pos="9061"/>
-        </w:tabs>
-        <w:rPr>
-          <w:rFonts w:asciiTheme="minorHAnsi" w:hAnsiTheme="minorHAnsi" w:eastAsiaTheme="minorEastAsia" w:cstheme="minorBidi"/>
-          <w:sz w:val="22"/>
-          <w:szCs w:val="22"/>
-          <w:lang w:eastAsia="pt-BR"/>
-        </w:rPr>
-      </w:pPr>
-      <w:r>
-        <w:rPr>
-          <w:rFonts w:cs="Arial"/>
-          <w:b/>
-          <w:szCs w:val="24"/>
-        </w:rPr>
-        <w:fldChar w:fldCharType="begin"/>
-      </w:r>
-      <w:r>
-        <w:rPr>
-          <w:rFonts w:cs="Arial"/>
-          <w:b/>
-          <w:szCs w:val="24"/>
-        </w:rPr>
-        <w:instrText xml:space="preserve"> TOC \h \z \c "Quadro" </w:instrText>
-      </w:r>
-      <w:r>
-        <w:rPr>
-          <w:rFonts w:cs="Arial"/>
-          <w:b/>
-          <w:szCs w:val="24"/>
-        </w:rPr>
-        <w:fldChar w:fldCharType="separate"/>
-      </w:r>
-      <w:r>
-        <w:fldChar w:fldCharType="begin"/>
-      </w:r>
-      <w:r>
-        <w:instrText xml:space="preserve"> HYPERLINK \l "_Toc80625082" </w:instrText>
-      </w:r>
-      <w:r>
-        <w:fldChar w:fldCharType="separate"/>
-      </w:r>
-      <w:r>
-        <w:rPr>
-          <w:rStyle w:val="17"/>
-          <w:color w:val="auto"/>
-        </w:rPr>
-        <w:t>Quadro 1 – Formato de apresentação</w:t>
-      </w:r>
-      <w:r>
-        <w:tab/>
-      </w:r>
-      <w:r>
-        <w:fldChar w:fldCharType="begin"/>
-      </w:r>
-      <w:r>
-        <w:instrText xml:space="preserve"> PAGEREF _Toc80625082 \h </w:instrText>
-      </w:r>
-      <w:r>
-        <w:fldChar w:fldCharType="separate"/>
-      </w:r>
-      <w:r>
-        <w:rPr>
-          <w:b/>
-          <w:bCs/>
-        </w:rPr>
-        <w:t>Erro! Indicador não definido.</w:t>
-      </w:r>
-      <w:r>
-        <w:fldChar w:fldCharType="end"/>
-      </w:r>
-      <w:r>
-        <w:fldChar w:fldCharType="end"/>
-      </w:r>
-    </w:p>
-    <w:p>
-      <w:pPr>
-        <w:rPr>
-          <w:rFonts w:cs="Arial"/>
-          <w:b/>
-          <w:color w:val="auto"/>
-          <w:szCs w:val="24"/>
-        </w:rPr>
-      </w:pPr>
-      <w:r>
-        <w:rPr>
-          <w:rFonts w:cs="Arial"/>
-          <w:b/>
-          <w:color w:val="auto"/>
-          <w:szCs w:val="24"/>
-        </w:rPr>
-        <w:fldChar w:fldCharType="end"/>
-      </w:r>
-    </w:p>
-    <w:p>
-      <w:pPr>
-        <w:pStyle w:val="47"/>
-        <w:rPr>
-          <w:color w:val="auto"/>
-        </w:rPr>
-      </w:pPr>
-      <w:r>
-        <w:rPr>
-          <w:color w:val="auto"/>
-        </w:rPr>
-        <w:t>LISTA DE TABELAS</w:t>
-      </w:r>
-    </w:p>
-    <w:p>
-      <w:pPr>
-        <w:rPr>
-          <w:rFonts w:cs="Arial"/>
-          <w:color w:val="auto"/>
-          <w:szCs w:val="24"/>
-        </w:rPr>
-      </w:pPr>
-    </w:p>
-    <w:p>
-      <w:pPr>
-        <w:pStyle w:val="22"/>
-        <w:tabs>
-          <w:tab w:val="right" w:leader="dot" w:pos="9061"/>
-        </w:tabs>
-        <w:rPr>
-          <w:rFonts w:asciiTheme="minorHAnsi" w:hAnsiTheme="minorHAnsi" w:eastAsiaTheme="minorEastAsia" w:cstheme="minorBidi"/>
-          <w:sz w:val="22"/>
-          <w:szCs w:val="22"/>
-          <w:lang w:eastAsia="pt-BR"/>
-        </w:rPr>
-      </w:pPr>
-      <w:r>
-        <w:rPr>
-          <w:rFonts w:cs="Arial"/>
-          <w:szCs w:val="24"/>
-        </w:rPr>
-        <w:fldChar w:fldCharType="begin"/>
-      </w:r>
-      <w:r>
-        <w:rPr>
-          <w:rFonts w:cs="Arial"/>
-          <w:szCs w:val="24"/>
-        </w:rPr>
-        <w:instrText xml:space="preserve"> TOC \h \z \c "Tabela" </w:instrText>
-      </w:r>
-      <w:r>
-        <w:rPr>
-          <w:rFonts w:cs="Arial"/>
-          <w:szCs w:val="24"/>
-        </w:rPr>
-        <w:fldChar w:fldCharType="separate"/>
-      </w:r>
-      <w:r>
-        <w:fldChar w:fldCharType="begin"/>
-      </w:r>
-      <w:r>
-        <w:instrText xml:space="preserve"> HYPERLINK \l "_Toc80625091" </w:instrText>
-      </w:r>
-      <w:r>
-        <w:fldChar w:fldCharType="separate"/>
-      </w:r>
-      <w:r>
-        <w:rPr>
-          <w:rStyle w:val="17"/>
-          <w:color w:val="auto"/>
-        </w:rPr>
-        <w:t>Tabela 1 - Modelo de tabela</w:t>
-      </w:r>
-      <w:r>
-        <w:tab/>
-      </w:r>
-      <w:r>
-        <w:fldChar w:fldCharType="begin"/>
-      </w:r>
-      <w:r>
-        <w:instrText xml:space="preserve"> PAGEREF _Toc80625091 \h </w:instrText>
-      </w:r>
-      <w:r>
-        <w:fldChar w:fldCharType="separate"/>
-      </w:r>
-      <w:r>
-        <w:rPr>
-          <w:b/>
-          <w:bCs/>
-        </w:rPr>
-        <w:t>Erro! Indicador não definido.</w:t>
-      </w:r>
-      <w:r>
-        <w:fldChar w:fldCharType="end"/>
-      </w:r>
-      <w:r>
-        <w:fldChar w:fldCharType="end"/>
-      </w:r>
     </w:p>
     <w:p>
       <w:pPr>
@@ -3195,6 +3018,114 @@
       </w:tr>
     </w:tbl>
     <w:p>
+      <w:pPr/>
+      <w:r>
+        <w:t>AFD – Adequação da Formação Docente</w:t>
+      </w:r>
+    </w:p>
+    <w:p>
+      <w:pPr/>
+      <w:r>
+        <w:t>CRISP-DM – Cross-Industry Standard Process for Data Mining</w:t>
+      </w:r>
+    </w:p>
+    <w:p>
+      <w:pPr/>
+      <w:r>
+        <w:t>EDM – Educational Data Mining (mineração de dados educacionais)</w:t>
+      </w:r>
+    </w:p>
+    <w:p>
+      <w:pPr/>
+      <w:r>
+        <w:t>EM – Ensino Médio</w:t>
+      </w:r>
+    </w:p>
+    <w:p>
+      <w:pPr/>
+      <w:r>
+        <w:t>ETL – Extract, Transform, Load (extração, transformação e carga)</w:t>
+      </w:r>
+    </w:p>
+    <w:p>
+      <w:pPr/>
+      <w:r>
+        <w:t>ICG – Indicador de Complexidade de Gestão</w:t>
+      </w:r>
+    </w:p>
+    <w:p>
+      <w:pPr/>
+      <w:r>
+        <w:t>IED – Indicador de Esforço Docente</w:t>
+      </w:r>
+    </w:p>
+    <w:p>
+      <w:pPr/>
+      <w:r>
+        <w:t>INEP – Instituto Nacional de Estudos e Pesquisas Educacionais Anísio Teixeira</w:t>
+      </w:r>
+    </w:p>
+    <w:p>
+      <w:pPr/>
+      <w:r>
+        <w:t>INSE – Indicador de Nível Socioeconômico</w:t>
+      </w:r>
+    </w:p>
+    <w:p>
+      <w:pPr/>
+      <w:r>
+        <w:t>IRD – Indicador de Regularidade Docente</w:t>
+      </w:r>
+    </w:p>
+    <w:p>
+      <w:pPr/>
+      <w:r>
+        <w:t>MAE – Mean Absolute Error (erro absoluto médio)</w:t>
+      </w:r>
+    </w:p>
+    <w:p>
+      <w:pPr/>
+      <w:r>
+        <w:t>RMSE – Root Mean Squared Error (raiz do erro quadrático médio)</w:t>
+      </w:r>
+    </w:p>
+    <w:p>
+      <w:pPr/>
+      <w:r>
+        <w:t>ROC-AUC – Área sob a curva ROC (Receiver Operating Characteristic)</w:t>
+      </w:r>
+    </w:p>
+    <w:p>
+      <w:pPr/>
+      <w:r>
+        <w:t>SEE-PE – Secretaria Estadual de Educação de Pernambuco</w:t>
+      </w:r>
+    </w:p>
+    <w:p>
+      <w:pPr/>
+      <w:r>
+        <w:t>SHAP – SHapley Additive exPlanations</w:t>
+      </w:r>
+    </w:p>
+    <w:p>
+      <w:pPr/>
+      <w:r>
+        <w:t>TDI – Taxa de Distorção Idade-Série</w:t>
+      </w:r>
+    </w:p>
+    <w:p>
+      <w:pPr/>
+      <w:r>
+        <w:t>UML – Unified Modeling Language (linguagem de modelagem unificada)</w:t>
+      </w:r>
+    </w:p>
+    <w:p>
+      <w:pPr/>
+      <w:r>
+        <w:t>XGBoost – Extreme Gradient Boosting</w:t>
+      </w:r>
+    </w:p>
+    <w:p>
       <w:pPr>
         <w:spacing w:line="259" w:lineRule="auto"/>
         <w:jc w:val="left"/>
@@ -3207,28 +3138,6 @@
       <w:pPr>
         <w:spacing w:line="259" w:lineRule="auto"/>
         <w:jc w:val="left"/>
-        <w:rPr>
-          <w:color w:val="auto"/>
-        </w:rPr>
-      </w:pPr>
-    </w:p>
-    <w:p>
-      <w:pPr>
-        <w:pStyle w:val="47"/>
-        <w:rPr>
-          <w:color w:val="auto"/>
-        </w:rPr>
-      </w:pPr>
-      <w:r>
-        <w:rPr>
-          <w:color w:val="auto"/>
-        </w:rPr>
-        <w:t>lista de símbolos</w:t>
-      </w:r>
-    </w:p>
-    <w:p>
-      <w:pPr>
-        <w:pStyle w:val="48"/>
         <w:rPr>
           <w:color w:val="auto"/>
         </w:rPr>
@@ -3496,14 +3405,6 @@
     </w:p>
     <w:p>
       <w:pPr>
-        <w:pStyle w:val="48"/>
-        <w:rPr>
-          <w:color w:val="auto"/>
-        </w:rPr>
-      </w:pPr>
-    </w:p>
-    <w:p>
-      <w:pPr>
         <w:pStyle w:val="47"/>
         <w:rPr>
           <w:color w:val="auto"/>
@@ -5264,17 +5165,6 @@
         </w:rPr>
       </w:pPr>
       <w:r>
-        <w:t>O projeto abrange o desenvolvimento de um pipeline completo de ciência de dados — do ETL ao modelo preditivo — voltado exclusivamente para escolas estaduais de Ensino Médio ativas em Pernambuco. A unidade de análise é a escola, não o aluno, o que permite o uso dos microdados públicos do Censo Escolar e mantém o volume de observações em uma faixa gerenciável (~800 escolas/ano, ~1.600 observações no dataset final).</w:t>
-      </w:r>
-    </w:p>
-    <w:p>
-      <w:pPr>
-        <w:ind w:firstLine="0"/>
-        <w:rPr>
-          <w:color w:val="auto"/>
-        </w:rPr>
-      </w:pPr>
-      <w:r>
         <w:t>O projeto abrange um pipeline completo de ciência de dados, do ETL ao modelo preditivo. O foco são as escolas estaduais de Ensino Médio ativas em Pernambuco. A unidade de análise é a escola, não o aluno. Isso permite usar os microdados públicos do Censo e mantém o volume gerenciável (~800 escolas/ano, ~1.600 observações no dataset final). O escopo técnico inclui cinco frentes: (i) coleta e tratamento dos microdados do Censo (2022–2024) e dos indicadores complementares — INSE, IRD, TDI, AFD e Taxas de Rendimento; (ii) análise exploratória e engenharia de atributos, com 38 features e lógica temporal (t → t+1); (iii) treinamento e avaliação dos modelos, com validação temporal e cruzada; (iv) análise de interpretabilidade SHAP; e (v) construção de um painel interativo em Streamlit para os gestores da SEE-PE.</w:t>
       </w:r>
     </w:p>
@@ -5602,7 +5492,7 @@
         <w:pStyle w:val="28"/>
       </w:pPr>
       <w:r>
-        <w:t>Quadro – Fases do método de desenvolvimento e artefatos produzidos</w:t>
+        <w:t>Quadro 1 – Fases do método de desenvolvimento e artefatos produzidos</w:t>
       </w:r>
     </w:p>
     <w:tbl>
@@ -6339,7 +6229,7 @@
         <w:pStyle w:val="3"/>
       </w:pPr>
       <w:r>
-        <w:t>Ao longo das fases, aplicaram-se práticas de engenharia de software que sustentam a qualidade e a reprodutibilidade do pipeline:</w:t>
+        <w:t>Práticas de Engenharia de Software</w:t>
       </w:r>
     </w:p>
     <w:p>
@@ -6487,7 +6377,7 @@
         <w:pStyle w:val="28"/>
       </w:pPr>
       <w:r>
-        <w:t>Figura – Diagrama de casos de uso</w:t>
+        <w:t>Figura 1 – Diagrama de casos de uso</w:t>
       </w:r>
     </w:p>
     <w:p>
@@ -6621,7 +6511,7 @@
         <w:pStyle w:val="28"/>
       </w:pPr>
       <w:r>
-        <w:t>Figura – Diagrama de pacotes (visão estrutural)</w:t>
+        <w:t>Figura 2 – Diagrama de pacotes (visão estrutural)</w:t>
       </w:r>
     </w:p>
     <w:p>
@@ -6686,7 +6576,7 @@
         <w:pStyle w:val="28"/>
       </w:pPr>
       <w:r>
-        <w:t>Figura – Diagrama de componentes e fluxo de dados</w:t>
+        <w:t>Figura 3 – Diagrama de componentes e fluxo de dados</w:t>
       </w:r>
     </w:p>
     <w:p>
@@ -6783,7 +6673,7 @@
         <w:pStyle w:val="28"/>
       </w:pPr>
       <w:r>
-        <w:t>Figura – Diagrama de atividades do pipeline</w:t>
+        <w:t>Figura 4 – Diagrama de atividades do pipeline</w:t>
       </w:r>
     </w:p>
     <w:p>
@@ -6880,7 +6770,7 @@
         <w:pStyle w:val="28"/>
       </w:pPr>
       <w:r>
-        <w:t>Figura – Diagrama de implantação</w:t>
+        <w:t>Figura 5 – Diagrama de implantação</w:t>
       </w:r>
     </w:p>
     <w:p>
@@ -7080,6 +6970,9 @@
       <w:r>
         <w:t>Este capítulo apresenta os testes e os resultados obtidos. A primeira seção descreve os testes de software que garantem a corretude do pipeline. Em seguida, uma seção sintetiza a caracterização dos indicadores complementares e a avaliação que motivou a exclusão do IED e do ICG. As seções seguintes trazem a avaliação experimental dos modelos, dos baselines ao XGBoost definitivo, com ênfase na priorização de escolas em risco — o propósito central do sistema. Depois vêm a explicabilidade com SHAP e o diagnóstico de equidade. A última seção apresenta o painel entregue ao gestor.</w:t>
       </w:r>
+      <w:r>
+        <w:t xml:space="preserve"> Três resultados merecem destaque. Primeiro, o modelo ordena as escolas por risco com qualidade útil à priorização (Spearman de 0,458 em validação cruzada e ROC-AUC de 0,830 na validação temporal). Segundo, a magnitude exata da taxa ainda não generaliza entre os ciclos — a janela de dois pares de anos é curta. Terceiro, o modelo superprevê o abandono nas escolas de localização diferenciada, um achado de equidade com consequência prática para o uso do ranking.</w:t>
+      </w:r>
     </w:p>
     <w:p>
       <w:pPr>
@@ -7099,7 +6992,7 @@
         <w:pStyle w:val="28"/>
       </w:pPr>
       <w:r>
-        <w:t>Quadro – Módulos de teste e riscos cobertos</w:t>
+        <w:t>Quadro 2 – Módulos de teste e riscos cobertos</w:t>
       </w:r>
     </w:p>
     <w:tbl>
@@ -7482,7 +7375,7 @@
         <w:pStyle w:val="28"/>
       </w:pPr>
       <w:r>
-        <w:t>Quadro - Síntese descritiva dos indicadores complementares (rede estadual de EM em PE, 2022 a 2024)</w:t>
+        <w:t>Quadro 3 – Síntese descritiva dos indicadores complementares (rede estadual de EM em PE, 2022 a 2024)</w:t>
       </w:r>
     </w:p>
     <w:tbl>
@@ -7937,7 +7830,7 @@
         <w:pStyle w:val="28"/>
       </w:pPr>
       <w:r>
-        <w:t>Figura - Distribuição e composição do Indicador de Esforço Docente (IED) no Ensino Médio</w:t>
+        <w:t>Figura 6 – Distribuição e composição do Indicador de Esforço Docente (IED) no Ensino Médio</w:t>
       </w:r>
     </w:p>
     <w:p>
@@ -8002,7 +7895,7 @@
         <w:pStyle w:val="28"/>
       </w:pPr>
       <w:r>
-        <w:t>Figura - Distribuição do Indicador de Complexidade de Gestão (ICG) e sua sobreposição com a TDI</w:t>
+        <w:t>Figura 7 – Distribuição do Indicador de Complexidade de Gestão (ICG) e sua sobreposição com a TDI</w:t>
       </w:r>
     </w:p>
     <w:p>
@@ -8067,7 +7960,7 @@
         <w:pStyle w:val="28"/>
       </w:pPr>
       <w:r>
-        <w:t>Figura - Ablação do XGBoost com e sem os indicadores IED e ICG em validação cruzada</w:t>
+        <w:t>Figura 8 – Ablação do XGBoost com e sem os indicadores IED e ICG em validação cruzada</w:t>
       </w:r>
     </w:p>
     <w:p>
@@ -8145,7 +8038,7 @@
         <w:pStyle w:val="28"/>
       </w:pPr>
       <w:r>
-        <w:t>Quadro – Métricas em validação cruzada agrupada repetida (20 repetições, IC 95%)</w:t>
+        <w:t>Quadro 4 – Métricas em validação cruzada agrupada repetida (20 repetições, IC 95%)</w:t>
       </w:r>
     </w:p>
     <w:tbl>
@@ -8566,7 +8459,7 @@
         <w:pStyle w:val="28"/>
       </w:pPr>
       <w:r>
-        <w:t>Figura – Precision@K e captura de escolas críticas por tamanho da lista de priorização (teste temporal 2023→2024)</w:t>
+        <w:t>Figura 9 – Precision@K e captura de escolas críticas por tamanho da lista de priorização (teste temporal 2023→2024)</w:t>
       </w:r>
     </w:p>
     <w:p>
@@ -8644,7 +8537,7 @@
         <w:pStyle w:val="28"/>
       </w:pPr>
       <w:r>
-        <w:t>Figura – Distribuição dos resíduos por mesorregião e por tipo de localização (Ridge, teste temporal)</w:t>
+        <w:t>Figura 10 – Distribuição dos resíduos por mesorregião e por tipo de localização (Ridge, teste temporal)</w:t>
       </w:r>
     </w:p>
     <w:p>
@@ -8732,7 +8625,7 @@
         <w:pStyle w:val="28"/>
       </w:pPr>
       <w:r>
-        <w:t>Figura – Importância das variáveis (ganho) e resíduos do XGBoost na validação temporal</w:t>
+        <w:t>Figura 11 – Importância das variáveis (ganho) e resíduos do XGBoost na validação temporal</w:t>
       </w:r>
     </w:p>
     <w:p>
@@ -8805,7 +8698,7 @@
         <w:pStyle w:val="28"/>
       </w:pPr>
       <w:r>
-        <w:t>Figura – Decomposição SHAP global das predições do XGBoost (beeswarm)</w:t>
+        <w:t>Figura 12 – Decomposição SHAP global das predições do XGBoost (beeswarm)</w:t>
       </w:r>
     </w:p>
     <w:p>
@@ -8870,7 +8763,7 @@
         <w:pStyle w:val="28"/>
       </w:pPr>
       <w:r>
-        <w:t>Figura – Importância e direção das variáveis por |SHAP| médio</w:t>
+        <w:t>Figura 13 – Importância e direção das variáveis por |SHAP| médio</w:t>
       </w:r>
     </w:p>
     <w:p>
@@ -8935,7 +8828,7 @@
         <w:pStyle w:val="28"/>
       </w:pPr>
       <w:r>
-        <w:t>Figura – Explicação local (waterfall) da escola de maior risco previsto</w:t>
+        <w:t>Figura 14 – Explicação local (waterfall) da escola de maior risco previsto</w:t>
       </w:r>
     </w:p>
     <w:p>
@@ -9000,7 +8893,7 @@
         <w:pStyle w:val="28"/>
       </w:pPr>
       <w:r>
-        <w:t>Figura – Resíduo do XGBoost por grupo de localização (validação temporal)</w:t>
+        <w:t>Figura 15 – Resíduo do XGBoost por grupo de localização (validação temporal)</w:t>
       </w:r>
     </w:p>
     <w:p>
@@ -9085,7 +8978,7 @@
     </w:p>
     <w:p>
       <w:r>
-        <w:t>Os resultados sustentam parcialmente a pergunta principal. É possível ordenar as escolas estaduais de Ensino Médio de Pernambuco por risco de abandono em t+1, a partir de indicadores do ano t, com qualidade útil para priorização. O XGBoost foi o melhor nas dimensões alinhadas a esse objetivo: maior correlação de Spearman (0,458 em validação cruzada e 0,390 na temporal), menor erro absoluto médio e ROC-AUC de 0,830 na validação temporal. Atingiu as metas de ROC-AUC ≥ 0,83 e de Spearman ≥ 0,43. A meta de RMSE não foi superada. O XGBoost não reduziu o RMSE ante o Random Forest, e a magnitude da taxa não generaliza entre ciclos (R² negativo na validação temporal). Essa limitação foi atenuada, mas não eliminada, pela janela curta de dois pares de anos. A explicabilidade com SHAP confirmou o histórico de abandono, a reprovação e a distorção idade-série como principais fatores, com direções coerentes com a teoria. A reavaliação dos resíduos confirmou o viés de superpredição nas escolas de localização diferenciada (−3,99 p.p.). Por fim, o sistema foi operacionalizado em um painel de priorização para o gestor. Restam como trabalho futuro a correção do viés, a ampliação da janela temporal e a implantação em contêiner.</w:t>
+        <w:t>Os resultados sustentam parcialmente a pergunta principal: é possível ordenar as escolas estaduais de Ensino Médio de Pernambuco por risco de abandono em t+1, a partir de indicadores do ano t, com qualidade útil para priorização. Nas dimensões alinhadas a esse objetivo, o XGBoost foi o melhor modelo — maior correlação de Spearman (0,458 em validação cruzada e 0,390 na temporal), menor erro absoluto médio e ROC-AUC de 0,830 na validação temporal —, atingindo as metas de Spearman ≥ 0,43 e de ROC-AUC ≥ 0,83. A meta de RMSE, porém, não foi atingida: o XGBoost não reduziu o RMSE ante o Random Forest, e a magnitude da taxa não generaliza entre os ciclos (R² negativo na validação temporal). O tuning atenuou essa limitação, sem eliminá-la; ela decorre, em parte, da janela curta de dois pares de anos. Em síntese, o modelo acerta a ordem das escolas — o que importa para decidir onde intervir — mais do que o nível exato da taxa. A explicabilidade com SHAP confirmou o histórico de abandono, a reprovação e a distorção idade-série como principais fatores de risco, com direções coerentes com a teoria. A reavaliação dos resíduos confirmou o viés de superpredição nas escolas de localização diferenciada (resíduo médio de −3,99 p.p.), o que recomenda cautela no uso do ranking para esse grupo. Por fim, o sistema foi operacionalizado em um painel de priorização, que entrega ao gestor o ranking de risco, a explicação de cada escola e o diagnóstico de resíduo. Restam como trabalhos futuros a correção do viés de equidade, a ampliação da série histórica e a implantação em contêiner.</w:t>
       </w:r>
     </w:p>
     <w:p>
@@ -10218,7 +10111,7 @@
         <w:rPr>
           <w:color w:val="auto"/>
         </w:rPr>
-        <w:t>Apêndice A – título</w:t>
+        <w:t>Apêndice A – Relação das variáveis do modelo preditivo</w:t>
       </w:r>
       <w:bookmarkEnd w:id="26"/>
       <w:bookmarkEnd w:id="27"/>
@@ -10242,56 +10135,287 @@
         <w:rPr>
           <w:color w:val="auto"/>
         </w:rPr>
-        <w:t xml:space="preserve">Elemento opcional. Deve ser precedido da palavra APÊNDICE, identificado por letras maiúsculas consecutivas, travessão e pelo respectivo título. Utilizam-se letras maiúsculas dobradas, na identificação dos apêndices, quando esgotadas as letras do alfabeto. </w:t>
-      </w:r>
-    </w:p>
-    <w:p>
-      <w:pPr>
-        <w:rPr>
-          <w:color w:val="auto"/>
-        </w:rPr>
-      </w:pPr>
-    </w:p>
-    <w:p>
-      <w:pPr>
-        <w:pStyle w:val="7"/>
-        <w:rPr>
-          <w:color w:val="auto"/>
-        </w:rPr>
-      </w:pPr>
-      <w:bookmarkStart w:id="30" w:name="_Toc112914785"/>
-      <w:bookmarkStart w:id="31" w:name="_Toc81325096"/>
-      <w:bookmarkStart w:id="32" w:name="_Toc79652179"/>
-      <w:bookmarkStart w:id="33" w:name="_Toc81325011"/>
-      <w:r>
-        <w:rPr>
-          <w:color w:val="auto"/>
-        </w:rPr>
-        <w:t>Anexo a – título</w:t>
-      </w:r>
-      <w:bookmarkEnd w:id="30"/>
-      <w:bookmarkEnd w:id="31"/>
-      <w:bookmarkEnd w:id="32"/>
-      <w:bookmarkEnd w:id="33"/>
-    </w:p>
-    <w:p>
-      <w:pPr>
-        <w:rPr>
-          <w:color w:val="auto"/>
-        </w:rPr>
-      </w:pPr>
-    </w:p>
-    <w:p>
-      <w:pPr>
-        <w:rPr>
-          <w:color w:val="auto"/>
-        </w:rPr>
-      </w:pPr>
-      <w:r>
-        <w:rPr>
-          <w:color w:val="auto"/>
-        </w:rPr>
-        <w:t>Elemento opcional. Deve ser precedido da palavra ANEXO, identificado por letras maiúsculas consecutivas, travessão e pelo respectivo título. Utilizam-se letras maiúsculas dobradas, na identificação dos apêndices, quando esgotadas as letras do alfabeto.</w:t>
+        <w:t>Este apêndice relaciona as 38 variáveis (features) do dataset de modelagem, com o nome técnico usado no código e o rótulo em linguagem comum exibido no painel de priorização. Todas as variáveis referem-se ao ano t; o alvo é a taxa de abandono do Ensino Médio no ano t+1. No pré-processamento, a mesorregião é expandida em variáveis indicadoras (one-hot) e o sufixo _t indica valor defasado, do ano de referência.</w:t>
+      </w:r>
+    </w:p>
+    <w:p>
+      <w:pPr>
+        <w:rPr>
+          <w:color w:val="auto"/>
+        </w:rPr>
+      </w:pPr>
+    </w:p>
+    <w:p>
+      <w:pPr/>
+      <w:r>
+        <w:rPr>
+          <w:b/>
+        </w:rPr>
+        <w:t>Localização e contexto</w:t>
+      </w:r>
+    </w:p>
+    <w:p>
+      <w:pPr/>
+      <w:r>
+        <w:t>is_rural — Localização rural</w:t>
+      </w:r>
+    </w:p>
+    <w:p>
+      <w:pPr/>
+      <w:r>
+        <w:t>is_loc_diferenciada — Localização diferenciada (indígena/quilombola)</w:t>
+      </w:r>
+    </w:p>
+    <w:p>
+      <w:pPr/>
+      <w:r>
+        <w:t>CO_MESORREGIAO — Mesorregião (código IBGE)</w:t>
+      </w:r>
+    </w:p>
+    <w:p>
+      <w:pPr/>
+      <w:r>
+        <w:rPr>
+          <w:b/>
+        </w:rPr>
+        <w:t>Porte e proporções</w:t>
+      </w:r>
+    </w:p>
+    <w:p>
+      <w:pPr/>
+      <w:r>
+        <w:t>log_mat_med — Porte (log do nº de matrículas de EM)</w:t>
+      </w:r>
+    </w:p>
+    <w:p>
+      <w:pPr/>
+      <w:r>
+        <w:t>alunos_por_turma — Alunos por turma</w:t>
+      </w:r>
+    </w:p>
+    <w:p>
+      <w:pPr/>
+      <w:r>
+        <w:t>alunos_por_docente — Alunos por docente</w:t>
+      </w:r>
+    </w:p>
+    <w:p>
+      <w:pPr/>
+      <w:r>
+        <w:t>computadores_por_aluno — Computadores por aluno</w:t>
+      </w:r>
+    </w:p>
+    <w:p>
+      <w:pPr/>
+      <w:r>
+        <w:t>pct_integral — % de matrículas em tempo integral</w:t>
+      </w:r>
+    </w:p>
+    <w:p>
+      <w:pPr/>
+      <w:r>
+        <w:rPr>
+          <w:b/>
+        </w:rPr>
+        <w:t>Infraestrutura</w:t>
+      </w:r>
+    </w:p>
+    <w:p>
+      <w:pPr/>
+      <w:r>
+        <w:t>IN_AGUA_POTAVEL — Água potável</w:t>
+      </w:r>
+    </w:p>
+    <w:p>
+      <w:pPr/>
+      <w:r>
+        <w:t>IN_ESGOTO_REDE_PUBLICA — Esgoto em rede pública</w:t>
+      </w:r>
+    </w:p>
+    <w:p>
+      <w:pPr/>
+      <w:r>
+        <w:t>IN_BIBLIOTECA — Biblioteca</w:t>
+      </w:r>
+    </w:p>
+    <w:p>
+      <w:pPr/>
+      <w:r>
+        <w:t>IN_LABORATORIO_CIENCIAS — Laboratório de ciências</w:t>
+      </w:r>
+    </w:p>
+    <w:p>
+      <w:pPr/>
+      <w:r>
+        <w:t>IN_LABORATORIO_INFORMATICA — Laboratório de informática</w:t>
+      </w:r>
+    </w:p>
+    <w:p>
+      <w:pPr/>
+      <w:r>
+        <w:t>IN_QUADRA_ESPORTES — Quadra de esportes</w:t>
+      </w:r>
+    </w:p>
+    <w:p>
+      <w:pPr/>
+      <w:r>
+        <w:t>IN_REFEITORIO — Refeitório</w:t>
+      </w:r>
+    </w:p>
+    <w:p>
+      <w:pPr/>
+      <w:r>
+        <w:t>IN_SALA_LEITURA — Sala de leitura</w:t>
+      </w:r>
+    </w:p>
+    <w:p>
+      <w:pPr/>
+      <w:r>
+        <w:t>IN_AUDITORIO — Auditório</w:t>
+      </w:r>
+    </w:p>
+    <w:p>
+      <w:pPr/>
+      <w:r>
+        <w:t>IN_INTERNET — Internet</w:t>
+      </w:r>
+    </w:p>
+    <w:p>
+      <w:pPr/>
+      <w:r>
+        <w:t>IN_INTERNET_ALUNOS — Internet para alunos</w:t>
+      </w:r>
+    </w:p>
+    <w:p>
+      <w:pPr/>
+      <w:r>
+        <w:t>IN_BANDA_LARGA — Banda larga</w:t>
+      </w:r>
+    </w:p>
+    <w:p>
+      <w:pPr/>
+      <w:r>
+        <w:t>indice_infra — Índice de infraestrutura (média dos itens)</w:t>
+      </w:r>
+    </w:p>
+    <w:p>
+      <w:pPr/>
+      <w:r>
+        <w:rPr>
+          <w:b/>
+        </w:rPr>
+        <w:t>Indicadores complementares do INEP</w:t>
+      </w:r>
+    </w:p>
+    <w:p>
+      <w:pPr/>
+      <w:r>
+        <w:t>ird_med_t — Regularidade do corpo docente (IRD)</w:t>
+      </w:r>
+    </w:p>
+    <w:p>
+      <w:pPr/>
+      <w:r>
+        <w:t>inse_media — Nível socioeconômico (INSE, edição 2021)</w:t>
+      </w:r>
+    </w:p>
+    <w:p>
+      <w:pPr/>
+      <w:r>
+        <w:t>tdi_med_t — Distorção idade-série — Ensino Médio</w:t>
+      </w:r>
+    </w:p>
+    <w:p>
+      <w:pPr/>
+      <w:r>
+        <w:t>tdi_s1_t — Distorção idade-série — 1ª série</w:t>
+      </w:r>
+    </w:p>
+    <w:p>
+      <w:pPr/>
+      <w:r>
+        <w:t>tdi_s2_t — Distorção idade-série — 2ª série</w:t>
+      </w:r>
+    </w:p>
+    <w:p>
+      <w:pPr/>
+      <w:r>
+        <w:t>tdi_s3_t — Distorção idade-série — 3ª série</w:t>
+      </w:r>
+    </w:p>
+    <w:p>
+      <w:pPr/>
+      <w:r>
+        <w:t>afd_g1_t — Adequação da formação docente — Grupo 1</w:t>
+      </w:r>
+    </w:p>
+    <w:p>
+      <w:pPr/>
+      <w:r>
+        <w:t>afd_g3_t — Adequação da formação docente — Grupo 3</w:t>
+      </w:r>
+    </w:p>
+    <w:p>
+      <w:pPr/>
+      <w:r>
+        <w:t>afd_g5_t — Adequação da formação docente — Grupo 5</w:t>
+      </w:r>
+    </w:p>
+    <w:p>
+      <w:pPr/>
+      <w:r>
+        <w:rPr>
+          <w:b/>
+        </w:rPr>
+        <w:t>Histórico de fluxo escolar (ano anterior)</w:t>
+      </w:r>
+    </w:p>
+    <w:p>
+      <w:pPr/>
+      <w:r>
+        <w:t>abnd_t — Abandono — Ensino Médio</w:t>
+      </w:r>
+    </w:p>
+    <w:p>
+      <w:pPr/>
+      <w:r>
+        <w:t>abnd_s1_t — Abandono — 1ª série</w:t>
+      </w:r>
+    </w:p>
+    <w:p>
+      <w:pPr/>
+      <w:r>
+        <w:t>abnd_s2_t — Abandono — 2ª série</w:t>
+      </w:r>
+    </w:p>
+    <w:p>
+      <w:pPr/>
+      <w:r>
+        <w:t>abnd_s3_t — Abandono — 3ª série</w:t>
+      </w:r>
+    </w:p>
+    <w:p>
+      <w:pPr/>
+      <w:r>
+        <w:t>reprov_t — Reprovação — Ensino Médio</w:t>
+      </w:r>
+    </w:p>
+    <w:p>
+      <w:pPr/>
+      <w:r>
+        <w:t>reprov_s1_t — Reprovação — 1ª série</w:t>
+      </w:r>
+    </w:p>
+    <w:p>
+      <w:pPr/>
+      <w:r>
+        <w:t>reprov_s2_t — Reprovação — 2ª série</w:t>
+      </w:r>
+    </w:p>
+    <w:p>
+      <w:pPr/>
+      <w:r>
+        <w:t>reprov_s3_t — Reprovação — 3ª série</w:t>
       </w:r>
     </w:p>
     <w:p>
